--- a/docs/design/DESIGN-agent-dashboard.docx
+++ b/docs/design/DESIGN-agent-dashboard.docx
@@ -6610,6 +6610,5606 @@
         <w:t>Không có — dashboard nội bộ, thiết kế text-based đủ để implement trực tiếp.</w:t>
       </w:r>
     </w:p>
+    <w:p>
+      <w:pPr>
+        <w:pBdr>
+          <w:bottom w:val="single" w:sz="6" w:space="1" w:color="F05922"/>
+        </w:pBdr>
+        <w:spacing w:after="120"/>
+      </w:pPr>
+    </w:p>
+    <w:p>
+      <w:pPr>
+        <w:pStyle w:val="Heading2"/>
+        <w:spacing w:before="200" w:after="80"/>
+      </w:pPr>
+      <w:r>
+        <w:rPr>
+          <w:color w:val="F05922"/>
+          <w:sz w:val="28"/>
+        </w:rPr>
+        <w:t>Sprint 3 — Pipeline View, Tên Session &amp; %Context (FR-001, FR-002, FR-003)</w:t>
+      </w:r>
+    </w:p>
+    <w:p>
+      <w:pPr>
+        <w:spacing w:before="40" w:after="40"/>
+        <w:ind w:left="567"/>
+        <w:pBdr>
+          <w:left w:val="single" w:sz="12" w:space="10" w:color="F05922"/>
+        </w:pBdr>
+      </w:pPr>
+      <w:r>
+        <w:rPr>
+          <w:color w:val="4A3F8C"/>
+        </w:rPr>
+        <w:t>Phiên bản: 2.0 | Ngày: 2026-08-06 | Designer: UI/UX Designer (KZTEK)</w:t>
+      </w:r>
+    </w:p>
+    <w:p>
+      <w:pPr>
+        <w:spacing w:before="40" w:after="40"/>
+        <w:ind w:left="567"/>
+        <w:pBdr>
+          <w:left w:val="single" w:sz="12" w:space="10" w:color="F05922"/>
+        </w:pBdr>
+      </w:pPr>
+      <w:r>
+        <w:rPr>
+          <w:color w:val="4A3F8C"/>
+        </w:rPr>
+        <w:t xml:space="preserve">Tham chiếu TDD: </w:t>
+      </w:r>
+      <w:r>
+        <w:rPr>
+          <w:rFonts w:ascii="Courier New" w:hAnsi="Courier New"/>
+          <w:color w:val="F05922"/>
+          <w:sz w:val="18"/>
+        </w:rPr>
+        <w:t>docs/tech-design/TDD-agent-dashboard.md</w:t>
+      </w:r>
+      <w:r>
+        <w:rPr>
+          <w:color w:val="4A3F8C"/>
+        </w:rPr>
+        <w:t xml:space="preserve"> §24–26</w:t>
+      </w:r>
+    </w:p>
+    <w:p>
+      <w:pPr>
+        <w:pStyle w:val="Heading3"/>
+        <w:spacing w:before="160" w:after="60"/>
+      </w:pPr>
+      <w:r>
+        <w:rPr>
+          <w:color w:val="4A3F8C"/>
+          <w:sz w:val="24"/>
+        </w:rPr>
+        <w:t>Tổng quan thay đổi Sprint 3</w:t>
+      </w:r>
+    </w:p>
+    <w:tbl>
+      <w:tblPr>
+        <w:tblStyle w:val="TableGrid"/>
+        <w:tblW w:type="auto" w:w="0"/>
+        <w:tblLook w:firstColumn="1" w:firstRow="1" w:lastColumn="0" w:lastRow="0" w:noHBand="0" w:noVBand="1" w:val="04A0"/>
+      </w:tblPr>
+      <w:tblGrid>
+        <w:gridCol w:w="3230"/>
+        <w:gridCol w:w="3230"/>
+        <w:gridCol w:w="3230"/>
+      </w:tblGrid>
+      <w:tr>
+        <w:tc>
+          <w:tcPr>
+            <w:tcW w:type="dxa" w:w="3230"/>
+            <w:shd w:val="clear" w:color="auto" w:fill="251C53"/>
+            <w:tcBorders>
+              <w:top w:val="single" w:sz="4" w:space="0" w:color="251C53"/>
+              <w:left w:val="single" w:sz="4" w:space="0" w:color="251C53"/>
+              <w:bottom w:val="single" w:sz="4" w:space="0" w:color="251C53"/>
+              <w:right w:val="single" w:sz="4" w:space="0" w:color="251C53"/>
+            </w:tcBorders>
+          </w:tcPr>
+          <w:p>
+            <w:r>
+              <w:rPr>
+                <w:b/>
+                <w:color w:val="FFFFFF"/>
+                <w:sz w:val="20"/>
+              </w:rPr>
+              <w:t>FR</w:t>
+            </w:r>
+          </w:p>
+        </w:tc>
+        <w:tc>
+          <w:tcPr>
+            <w:tcW w:type="dxa" w:w="3230"/>
+            <w:shd w:val="clear" w:color="auto" w:fill="251C53"/>
+            <w:tcBorders>
+              <w:top w:val="single" w:sz="4" w:space="0" w:color="251C53"/>
+              <w:left w:val="single" w:sz="4" w:space="0" w:color="251C53"/>
+              <w:bottom w:val="single" w:sz="4" w:space="0" w:color="251C53"/>
+              <w:right w:val="single" w:sz="4" w:space="0" w:color="251C53"/>
+            </w:tcBorders>
+          </w:tcPr>
+          <w:p>
+            <w:r>
+              <w:rPr>
+                <w:b/>
+                <w:color w:val="FFFFFF"/>
+                <w:sz w:val="20"/>
+              </w:rPr>
+              <w:t>Thay đổi</w:t>
+            </w:r>
+          </w:p>
+        </w:tc>
+        <w:tc>
+          <w:tcPr>
+            <w:tcW w:type="dxa" w:w="3230"/>
+            <w:shd w:val="clear" w:color="auto" w:fill="251C53"/>
+            <w:tcBorders>
+              <w:top w:val="single" w:sz="4" w:space="0" w:color="251C53"/>
+              <w:left w:val="single" w:sz="4" w:space="0" w:color="251C53"/>
+              <w:bottom w:val="single" w:sz="4" w:space="0" w:color="251C53"/>
+              <w:right w:val="single" w:sz="4" w:space="0" w:color="251C53"/>
+            </w:tcBorders>
+          </w:tcPr>
+          <w:p>
+            <w:r>
+              <w:rPr>
+                <w:b/>
+                <w:color w:val="FFFFFF"/>
+                <w:sz w:val="20"/>
+              </w:rPr>
+              <w:t>Vị trí áp dụng</w:t>
+            </w:r>
+          </w:p>
+        </w:tc>
+      </w:tr>
+      <w:tr>
+        <w:tc>
+          <w:tcPr>
+            <w:tcW w:type="dxa" w:w="3230"/>
+            <w:tcBorders>
+              <w:top w:val="single" w:sz="4" w:space="0" w:color="CBCBCB"/>
+              <w:left w:val="single" w:sz="4" w:space="0" w:color="CBCBCB"/>
+              <w:bottom w:val="single" w:sz="4" w:space="0" w:color="CBCBCB"/>
+              <w:right w:val="single" w:sz="4" w:space="0" w:color="CBCBCB"/>
+            </w:tcBorders>
+          </w:tcPr>
+          <w:p>
+            <w:r>
+              <w:rPr>
+                <w:sz w:val="20"/>
+              </w:rPr>
+              <w:t>----</w:t>
+            </w:r>
+          </w:p>
+        </w:tc>
+        <w:tc>
+          <w:tcPr>
+            <w:tcW w:type="dxa" w:w="3230"/>
+            <w:tcBorders>
+              <w:top w:val="single" w:sz="4" w:space="0" w:color="CBCBCB"/>
+              <w:left w:val="single" w:sz="4" w:space="0" w:color="CBCBCB"/>
+              <w:bottom w:val="single" w:sz="4" w:space="0" w:color="CBCBCB"/>
+              <w:right w:val="single" w:sz="4" w:space="0" w:color="CBCBCB"/>
+            </w:tcBorders>
+          </w:tcPr>
+          <w:p>
+            <w:r>
+              <w:rPr>
+                <w:sz w:val="20"/>
+              </w:rPr>
+              <w:t>----------</w:t>
+            </w:r>
+          </w:p>
+        </w:tc>
+        <w:tc>
+          <w:tcPr>
+            <w:tcW w:type="dxa" w:w="3230"/>
+            <w:tcBorders>
+              <w:top w:val="single" w:sz="4" w:space="0" w:color="CBCBCB"/>
+              <w:left w:val="single" w:sz="4" w:space="0" w:color="CBCBCB"/>
+              <w:bottom w:val="single" w:sz="4" w:space="0" w:color="CBCBCB"/>
+              <w:right w:val="single" w:sz="4" w:space="0" w:color="CBCBCB"/>
+            </w:tcBorders>
+          </w:tcPr>
+          <w:p>
+            <w:r>
+              <w:rPr>
+                <w:sz w:val="20"/>
+              </w:rPr>
+              <w:t>----------------</w:t>
+            </w:r>
+          </w:p>
+        </w:tc>
+      </w:tr>
+      <w:tr>
+        <w:tc>
+          <w:tcPr>
+            <w:tcW w:type="dxa" w:w="3230"/>
+            <w:shd w:val="clear" w:color="auto" w:fill="B8B3D6"/>
+            <w:tcBorders>
+              <w:top w:val="single" w:sz="4" w:space="0" w:color="CBCBCB"/>
+              <w:left w:val="single" w:sz="4" w:space="0" w:color="CBCBCB"/>
+              <w:bottom w:val="single" w:sz="4" w:space="0" w:color="CBCBCB"/>
+              <w:right w:val="single" w:sz="4" w:space="0" w:color="CBCBCB"/>
+            </w:tcBorders>
+          </w:tcPr>
+          <w:p>
+            <w:r>
+              <w:rPr>
+                <w:sz w:val="20"/>
+              </w:rPr>
+              <w:t>FR-003</w:t>
+            </w:r>
+          </w:p>
+        </w:tc>
+        <w:tc>
+          <w:tcPr>
+            <w:tcW w:type="dxa" w:w="3230"/>
+            <w:shd w:val="clear" w:color="auto" w:fill="B8B3D6"/>
+            <w:tcBorders>
+              <w:top w:val="single" w:sz="4" w:space="0" w:color="CBCBCB"/>
+              <w:left w:val="single" w:sz="4" w:space="0" w:color="CBCBCB"/>
+              <w:bottom w:val="single" w:sz="4" w:space="0" w:color="CBCBCB"/>
+              <w:right w:val="single" w:sz="4" w:space="0" w:color="CBCBCB"/>
+            </w:tcBorders>
+          </w:tcPr>
+          <w:p>
+            <w:r>
+              <w:rPr>
+                <w:sz w:val="20"/>
+              </w:rPr>
+              <w:t>Tên session thân thiện thay session_id thô</w:t>
+            </w:r>
+          </w:p>
+        </w:tc>
+        <w:tc>
+          <w:tcPr>
+            <w:tcW w:type="dxa" w:w="3230"/>
+            <w:shd w:val="clear" w:color="auto" w:fill="B8B3D6"/>
+            <w:tcBorders>
+              <w:top w:val="single" w:sz="4" w:space="0" w:color="CBCBCB"/>
+              <w:left w:val="single" w:sz="4" w:space="0" w:color="CBCBCB"/>
+              <w:bottom w:val="single" w:sz="4" w:space="0" w:color="CBCBCB"/>
+              <w:right w:val="single" w:sz="4" w:space="0" w:color="CBCBCB"/>
+            </w:tcBorders>
+          </w:tcPr>
+          <w:p>
+            <w:r>
+              <w:rPr>
+                <w:sz w:val="20"/>
+              </w:rPr>
+              <w:t>Tiêu đề SessionCard</w:t>
+            </w:r>
+          </w:p>
+        </w:tc>
+      </w:tr>
+      <w:tr>
+        <w:tc>
+          <w:tcPr>
+            <w:tcW w:type="dxa" w:w="3230"/>
+            <w:tcBorders>
+              <w:top w:val="single" w:sz="4" w:space="0" w:color="CBCBCB"/>
+              <w:left w:val="single" w:sz="4" w:space="0" w:color="CBCBCB"/>
+              <w:bottom w:val="single" w:sz="4" w:space="0" w:color="CBCBCB"/>
+              <w:right w:val="single" w:sz="4" w:space="0" w:color="CBCBCB"/>
+            </w:tcBorders>
+          </w:tcPr>
+          <w:p>
+            <w:r>
+              <w:rPr>
+                <w:sz w:val="20"/>
+              </w:rPr>
+              <w:t>FR-002</w:t>
+            </w:r>
+          </w:p>
+        </w:tc>
+        <w:tc>
+          <w:tcPr>
+            <w:tcW w:type="dxa" w:w="3230"/>
+            <w:tcBorders>
+              <w:top w:val="single" w:sz="4" w:space="0" w:color="CBCBCB"/>
+              <w:left w:val="single" w:sz="4" w:space="0" w:color="CBCBCB"/>
+              <w:bottom w:val="single" w:sz="4" w:space="0" w:color="CBCBCB"/>
+              <w:right w:val="single" w:sz="4" w:space="0" w:color="CBCBCB"/>
+            </w:tcBorders>
+          </w:tcPr>
+          <w:p>
+            <w:r>
+              <w:rPr>
+                <w:sz w:val="20"/>
+              </w:rPr>
+              <w:t>Badge %context window (progress bar + %)</w:t>
+            </w:r>
+          </w:p>
+        </w:tc>
+        <w:tc>
+          <w:tcPr>
+            <w:tcW w:type="dxa" w:w="3230"/>
+            <w:tcBorders>
+              <w:top w:val="single" w:sz="4" w:space="0" w:color="CBCBCB"/>
+              <w:left w:val="single" w:sz="4" w:space="0" w:color="CBCBCB"/>
+              <w:bottom w:val="single" w:sz="4" w:space="0" w:color="CBCBCB"/>
+              <w:right w:val="single" w:sz="4" w:space="0" w:color="CBCBCB"/>
+            </w:tcBorders>
+          </w:tcPr>
+          <w:p>
+            <w:r>
+              <w:rPr>
+                <w:sz w:val="20"/>
+              </w:rPr>
+              <w:t>Hàng token trong SessionCard</w:t>
+            </w:r>
+          </w:p>
+        </w:tc>
+      </w:tr>
+      <w:tr>
+        <w:tc>
+          <w:tcPr>
+            <w:tcW w:type="dxa" w:w="3230"/>
+            <w:shd w:val="clear" w:color="auto" w:fill="B8B3D6"/>
+            <w:tcBorders>
+              <w:top w:val="single" w:sz="4" w:space="0" w:color="CBCBCB"/>
+              <w:left w:val="single" w:sz="4" w:space="0" w:color="CBCBCB"/>
+              <w:bottom w:val="single" w:sz="4" w:space="0" w:color="CBCBCB"/>
+              <w:right w:val="single" w:sz="4" w:space="0" w:color="CBCBCB"/>
+            </w:tcBorders>
+          </w:tcPr>
+          <w:p>
+            <w:r>
+              <w:rPr>
+                <w:sz w:val="20"/>
+              </w:rPr>
+              <w:t>FR-001</w:t>
+            </w:r>
+          </w:p>
+        </w:tc>
+        <w:tc>
+          <w:tcPr>
+            <w:tcW w:type="dxa" w:w="3230"/>
+            <w:shd w:val="clear" w:color="auto" w:fill="B8B3D6"/>
+            <w:tcBorders>
+              <w:top w:val="single" w:sz="4" w:space="0" w:color="CBCBCB"/>
+              <w:left w:val="single" w:sz="4" w:space="0" w:color="CBCBCB"/>
+              <w:bottom w:val="single" w:sz="4" w:space="0" w:color="CBCBCB"/>
+              <w:right w:val="single" w:sz="4" w:space="0" w:color="CBCBCB"/>
+            </w:tcBorders>
+          </w:tcPr>
+          <w:p>
+            <w:r>
+              <w:rPr>
+                <w:sz w:val="20"/>
+              </w:rPr>
+              <w:t>PipelineCard — hàng ngang stations trong SessionCard</w:t>
+            </w:r>
+          </w:p>
+        </w:tc>
+        <w:tc>
+          <w:tcPr>
+            <w:tcW w:type="dxa" w:w="3230"/>
+            <w:shd w:val="clear" w:color="auto" w:fill="B8B3D6"/>
+            <w:tcBorders>
+              <w:top w:val="single" w:sz="4" w:space="0" w:color="CBCBCB"/>
+              <w:left w:val="single" w:sz="4" w:space="0" w:color="CBCBCB"/>
+              <w:bottom w:val="single" w:sz="4" w:space="0" w:color="CBCBCB"/>
+              <w:right w:val="single" w:sz="4" w:space="0" w:color="CBCBCB"/>
+            </w:tcBorders>
+          </w:tcPr>
+          <w:p>
+            <w:r>
+              <w:rPr>
+                <w:sz w:val="20"/>
+              </w:rPr>
+              <w:t>Bên trong SessionCard (chỉ khi có chain)</w:t>
+            </w:r>
+          </w:p>
+        </w:tc>
+      </w:tr>
+    </w:tbl>
+    <w:p/>
+    <w:p>
+      <w:pPr>
+        <w:pBdr>
+          <w:bottom w:val="single" w:sz="6" w:space="1" w:color="F05922"/>
+        </w:pBdr>
+        <w:spacing w:after="120"/>
+      </w:pPr>
+    </w:p>
+    <w:p>
+      <w:pPr>
+        <w:pStyle w:val="Heading3"/>
+        <w:spacing w:before="160" w:after="60"/>
+      </w:pPr>
+      <w:r>
+        <w:rPr>
+          <w:color w:val="4A3F8C"/>
+          <w:sz w:val="24"/>
+        </w:rPr>
+        <w:t>Cập nhật SessionCard — Layout v2.0</w:t>
+      </w:r>
+    </w:p>
+    <w:p>
+      <w:pPr>
+        <w:spacing w:after="80"/>
+      </w:pPr>
+      <w:r>
+        <w:rPr>
+          <w:sz w:val="21"/>
+        </w:rPr>
+        <w:t xml:space="preserve">SessionCard hiện tại (Sprint 1-2) đổi tên thành </w:t>
+      </w:r>
+      <w:r>
+        <w:rPr>
+          <w:b/>
+          <w:sz w:val="21"/>
+        </w:rPr>
+        <w:t>SessionCard v2</w:t>
+      </w:r>
+      <w:r>
+        <w:rPr>
+          <w:sz w:val="21"/>
+        </w:rPr>
+        <w:t xml:space="preserve"> — giữ nguyên cấu trúc header nhưng bổ sung:</w:t>
+      </w:r>
+    </w:p>
+    <w:p>
+      <w:pPr>
+        <w:spacing w:after="20"/>
+        <w:ind w:left="567" w:hanging="283"/>
+      </w:pPr>
+      <w:r>
+        <w:rPr>
+          <w:sz w:val="21"/>
+        </w:rPr>
+        <w:t>1.</w:t>
+        <w:tab/>
+      </w:r>
+      <w:r>
+        <w:rPr>
+          <w:b/>
+          <w:sz w:val="21"/>
+        </w:rPr>
+        <w:t>Dòng tiêu đề session</w:t>
+      </w:r>
+      <w:r>
+        <w:rPr>
+          <w:sz w:val="21"/>
+        </w:rPr>
+        <w:t xml:space="preserve"> (FR-003) — thay thế session_id thô</w:t>
+      </w:r>
+    </w:p>
+    <w:p>
+      <w:pPr>
+        <w:spacing w:after="20"/>
+        <w:ind w:left="567" w:hanging="283"/>
+      </w:pPr>
+      <w:r>
+        <w:rPr>
+          <w:sz w:val="21"/>
+        </w:rPr>
+        <w:t>2.</w:t>
+        <w:tab/>
+      </w:r>
+      <w:r>
+        <w:rPr>
+          <w:b/>
+          <w:sz w:val="21"/>
+        </w:rPr>
+        <w:t>Badge %context</w:t>
+      </w:r>
+      <w:r>
+        <w:rPr>
+          <w:sz w:val="21"/>
+        </w:rPr>
+        <w:t xml:space="preserve"> (FR-002) — nhét vào hàng token</w:t>
+      </w:r>
+    </w:p>
+    <w:p>
+      <w:pPr>
+        <w:spacing w:after="20"/>
+        <w:ind w:left="567" w:hanging="283"/>
+      </w:pPr>
+      <w:r>
+        <w:rPr>
+          <w:sz w:val="21"/>
+        </w:rPr>
+        <w:t>3.</w:t>
+        <w:tab/>
+      </w:r>
+      <w:r>
+        <w:rPr>
+          <w:b/>
+          <w:sz w:val="21"/>
+        </w:rPr>
+        <w:t>PipelineCard</w:t>
+      </w:r>
+      <w:r>
+        <w:rPr>
+          <w:sz w:val="21"/>
+        </w:rPr>
+        <w:t xml:space="preserve"> (FR-001) — block mới bên dưới token row, chỉ render khi </w:t>
+      </w:r>
+      <w:r>
+        <w:rPr>
+          <w:rFonts w:ascii="Courier New" w:hAnsi="Courier New"/>
+          <w:color w:val="F05922"/>
+          <w:sz w:val="21"/>
+        </w:rPr>
+        <w:t>steps.length &gt; 0</w:t>
+      </w:r>
+    </w:p>
+    <w:p>
+      <w:pPr>
+        <w:spacing w:before="80" w:after="80"/>
+        <w:ind w:left="283"/>
+        <w:shd w:val="clear" w:color="auto" w:fill="F4F4F8"/>
+      </w:pPr>
+      <w:r>
+        <w:rPr>
+          <w:rFonts w:ascii="Courier New" w:hAnsi="Courier New"/>
+          <w:color w:val="251C53"/>
+          <w:sz w:val="18"/>
+        </w:rPr>
+        <w:t>┌─────────────────────────────────────────────────────────────────────┐</w:t>
+        <w:br/>
+        <w:t>│  ● [RUNNING]  WF-FEATURE: Dashboard Planning       bắt đầu 10:05   │  ← header row (giữ nguyên v1)</w:t>
+        <w:br/>
+        <w:t>│              [Tên session từ ai-title hoặc user text]               │  ← THÊM MỚI FR-003</w:t>
+        <w:br/>
+        <w:t>│  Đang gọi: "Senior Developer thực hiện backend..."                 │  ← task description (giữ nguyên)</w:t>
+        <w:br/>
+        <w:t>│  IN 8,200 | OUT 1,450 | Cache R 3,100 | [▓▓░░░░░░░░] 4.5%         │  ← THÊM badge FR-002 ở cuối</w:t>
+        <w:br/>
+        <w:t>├─────────────────────────────────────────────────────────────────────┤  ← divider mỏng #CBCBCB</w:t>
+        <w:br/>
+        <w:t>│  🔗 Pipeline [5 bước]                     [← cuộn →]               │  ← THÊM MỚI header pipeline FR-001</w:t>
+        <w:br/>
+        <w:t>│                                                                     │</w:t>
+        <w:br/>
+        <w:t>│  ┌────────┐   ┌────────┐   ┌────────┐   ┌────────┐   ┌──────────┐  │</w:t>
+        <w:br/>
+        <w:t>│  │ ✓ PM   │──▶│ ✓ BA   │──▶│ ✓ UX   │──▶│ ✓ TL   │──▶│ ● SD     │  │  ← pipeline stations</w:t>
+        <w:br/>
+        <w:t>│  │Product │   │Business│   │UI/UX   │   │Tech    │   │Senior    │  │</w:t>
+        <w:br/>
+        <w:t>│  │Manager │   │Analyst │   │Designer│   │Lead    │   │Developer │  │</w:t>
+        <w:br/>
+        <w:t>│  │"Viết   │   │"Viết   │   │"Wire   │   │"TDD    │   │"Code     │  │</w:t>
+        <w:br/>
+        <w:t>│  │PRD..." │   │US..."  │   │frame.."│   │v1.0.." │   │backend.."│  │</w:t>
+        <w:br/>
+        <w:t>│  │ (mờ)   │   │ (mờ)   │   │ (mờ)   │   │ (mờ)   │   │▌ACTIVE   │  │  ← border trái cam #F05922</w:t>
+        <w:br/>
+        <w:t>│  └────────┘   └────────┘   └────────┘   └────────┘   └──────────┘  │</w:t>
+        <w:br/>
+        <w:t>│                                                ← overflow-x: auto → │</w:t>
+        <w:br/>
+        <w:t>└─────────────────────────────────────────────────────────────────────┘</w:t>
+      </w:r>
+    </w:p>
+    <w:p>
+      <w:pPr>
+        <w:pBdr>
+          <w:bottom w:val="single" w:sz="6" w:space="1" w:color="F05922"/>
+        </w:pBdr>
+        <w:spacing w:after="120"/>
+      </w:pPr>
+    </w:p>
+    <w:p>
+      <w:pPr>
+        <w:pStyle w:val="Heading3"/>
+        <w:spacing w:before="160" w:after="60"/>
+      </w:pPr>
+      <w:r>
+        <w:rPr>
+          <w:color w:val="4A3F8C"/>
+          <w:sz w:val="24"/>
+        </w:rPr>
+        <w:t>FR-003 — Tên Session Thân Thiện</w:t>
+      </w:r>
+    </w:p>
+    <w:p>
+      <w:pPr>
+        <w:pStyle w:val="Heading4"/>
+      </w:pPr>
+      <w:r>
+        <w:rPr>
+          <w:color w:val="251C53"/>
+          <w:sz w:val="22"/>
+        </w:rPr>
+        <w:t>Vị trí và hiển thị</w:t>
+      </w:r>
+    </w:p>
+    <w:p>
+      <w:pPr>
+        <w:spacing w:before="80" w:after="80"/>
+        <w:ind w:left="283"/>
+        <w:shd w:val="clear" w:color="auto" w:fill="F4F4F8"/>
+      </w:pPr>
+      <w:r>
+        <w:rPr>
+          <w:rFonts w:ascii="Courier New" w:hAnsi="Courier New"/>
+          <w:color w:val="251C53"/>
+          <w:sz w:val="18"/>
+        </w:rPr>
+        <w:t>┌─────────────────────────────────────────────────────────────────────┐</w:t>
+        <w:br/>
+        <w:t>│  ● [RUNNING]  senior-developer                      bắt đầu 10:05  │</w:t>
+        <w:br/>
+        <w:t>│  WF-FEATURE: Dashboard Planning Sprint 3                            │  ← dòng tiêu đề mới</w:t>
+        <w:br/>
+        <w:t>│  Task: "Đang viết unit test cho parser.py..."                       │</w:t>
+        <w:br/>
+        <w:t>│  ...                                                                │</w:t>
+        <w:br/>
+        <w:t>└─────────────────────────────────────────────────────────────────────┘</w:t>
+      </w:r>
+    </w:p>
+    <w:p>
+      <w:pPr>
+        <w:pStyle w:val="Heading4"/>
+      </w:pPr>
+      <w:r>
+        <w:rPr>
+          <w:color w:val="251C53"/>
+          <w:sz w:val="22"/>
+        </w:rPr>
+        <w:t>Spec</w:t>
+      </w:r>
+    </w:p>
+    <w:tbl>
+      <w:tblPr>
+        <w:tblStyle w:val="TableGrid"/>
+        <w:tblW w:type="auto" w:w="0"/>
+        <w:tblLook w:firstColumn="1" w:firstRow="1" w:lastColumn="0" w:lastRow="0" w:noHBand="0" w:noVBand="1" w:val="04A0"/>
+      </w:tblPr>
+      <w:tblGrid>
+        <w:gridCol w:w="3230"/>
+        <w:gridCol w:w="3230"/>
+        <w:gridCol w:w="3230"/>
+      </w:tblGrid>
+      <w:tr>
+        <w:tc>
+          <w:tcPr>
+            <w:tcW w:type="dxa" w:w="3230"/>
+            <w:shd w:val="clear" w:color="auto" w:fill="251C53"/>
+            <w:tcBorders>
+              <w:top w:val="single" w:sz="4" w:space="0" w:color="251C53"/>
+              <w:left w:val="single" w:sz="4" w:space="0" w:color="251C53"/>
+              <w:bottom w:val="single" w:sz="4" w:space="0" w:color="251C53"/>
+              <w:right w:val="single" w:sz="4" w:space="0" w:color="251C53"/>
+            </w:tcBorders>
+          </w:tcPr>
+          <w:p>
+            <w:r>
+              <w:rPr>
+                <w:b/>
+                <w:color w:val="FFFFFF"/>
+                <w:sz w:val="20"/>
+              </w:rPr>
+              <w:t>Field</w:t>
+            </w:r>
+          </w:p>
+        </w:tc>
+        <w:tc>
+          <w:tcPr>
+            <w:tcW w:type="dxa" w:w="3230"/>
+            <w:shd w:val="clear" w:color="auto" w:fill="251C53"/>
+            <w:tcBorders>
+              <w:top w:val="single" w:sz="4" w:space="0" w:color="251C53"/>
+              <w:left w:val="single" w:sz="4" w:space="0" w:color="251C53"/>
+              <w:bottom w:val="single" w:sz="4" w:space="0" w:color="251C53"/>
+              <w:right w:val="single" w:sz="4" w:space="0" w:color="251C53"/>
+            </w:tcBorders>
+          </w:tcPr>
+          <w:p>
+            <w:r>
+              <w:rPr>
+                <w:b/>
+                <w:color w:val="FFFFFF"/>
+                <w:sz w:val="20"/>
+              </w:rPr>
+              <w:t>Giá trị</w:t>
+            </w:r>
+          </w:p>
+        </w:tc>
+        <w:tc>
+          <w:tcPr>
+            <w:tcW w:type="dxa" w:w="3230"/>
+            <w:shd w:val="clear" w:color="auto" w:fill="251C53"/>
+            <w:tcBorders>
+              <w:top w:val="single" w:sz="4" w:space="0" w:color="251C53"/>
+              <w:left w:val="single" w:sz="4" w:space="0" w:color="251C53"/>
+              <w:bottom w:val="single" w:sz="4" w:space="0" w:color="251C53"/>
+              <w:right w:val="single" w:sz="4" w:space="0" w:color="251C53"/>
+            </w:tcBorders>
+          </w:tcPr>
+          <w:p>
+            <w:r>
+              <w:rPr>
+                <w:b/>
+                <w:color w:val="FFFFFF"/>
+                <w:sz w:val="20"/>
+              </w:rPr>
+              <w:t>Style</w:t>
+            </w:r>
+          </w:p>
+        </w:tc>
+      </w:tr>
+      <w:tr>
+        <w:tc>
+          <w:tcPr>
+            <w:tcW w:type="dxa" w:w="3230"/>
+            <w:tcBorders>
+              <w:top w:val="single" w:sz="4" w:space="0" w:color="CBCBCB"/>
+              <w:left w:val="single" w:sz="4" w:space="0" w:color="CBCBCB"/>
+              <w:bottom w:val="single" w:sz="4" w:space="0" w:color="CBCBCB"/>
+              <w:right w:val="single" w:sz="4" w:space="0" w:color="CBCBCB"/>
+            </w:tcBorders>
+          </w:tcPr>
+          <w:p>
+            <w:r>
+              <w:rPr>
+                <w:sz w:val="20"/>
+              </w:rPr>
+              <w:t>-------</w:t>
+            </w:r>
+          </w:p>
+        </w:tc>
+        <w:tc>
+          <w:tcPr>
+            <w:tcW w:type="dxa" w:w="3230"/>
+            <w:tcBorders>
+              <w:top w:val="single" w:sz="4" w:space="0" w:color="CBCBCB"/>
+              <w:left w:val="single" w:sz="4" w:space="0" w:color="CBCBCB"/>
+              <w:bottom w:val="single" w:sz="4" w:space="0" w:color="CBCBCB"/>
+              <w:right w:val="single" w:sz="4" w:space="0" w:color="CBCBCB"/>
+            </w:tcBorders>
+          </w:tcPr>
+          <w:p>
+            <w:r>
+              <w:rPr>
+                <w:sz w:val="20"/>
+              </w:rPr>
+              <w:t>---------</w:t>
+            </w:r>
+          </w:p>
+        </w:tc>
+        <w:tc>
+          <w:tcPr>
+            <w:tcW w:type="dxa" w:w="3230"/>
+            <w:tcBorders>
+              <w:top w:val="single" w:sz="4" w:space="0" w:color="CBCBCB"/>
+              <w:left w:val="single" w:sz="4" w:space="0" w:color="CBCBCB"/>
+              <w:bottom w:val="single" w:sz="4" w:space="0" w:color="CBCBCB"/>
+              <w:right w:val="single" w:sz="4" w:space="0" w:color="CBCBCB"/>
+            </w:tcBorders>
+          </w:tcPr>
+          <w:p>
+            <w:r>
+              <w:rPr>
+                <w:sz w:val="20"/>
+              </w:rPr>
+              <w:t>-------</w:t>
+            </w:r>
+          </w:p>
+        </w:tc>
+      </w:tr>
+      <w:tr>
+        <w:tc>
+          <w:tcPr>
+            <w:tcW w:type="dxa" w:w="3230"/>
+            <w:shd w:val="clear" w:color="auto" w:fill="B8B3D6"/>
+            <w:tcBorders>
+              <w:top w:val="single" w:sz="4" w:space="0" w:color="CBCBCB"/>
+              <w:left w:val="single" w:sz="4" w:space="0" w:color="CBCBCB"/>
+              <w:bottom w:val="single" w:sz="4" w:space="0" w:color="CBCBCB"/>
+              <w:right w:val="single" w:sz="4" w:space="0" w:color="CBCBCB"/>
+            </w:tcBorders>
+          </w:tcPr>
+          <w:p>
+            <w:r>
+              <w:rPr>
+                <w:sz w:val="20"/>
+              </w:rPr>
+              <w:t>Nguồn 1 (ưu tiên)</w:t>
+            </w:r>
+          </w:p>
+        </w:tc>
+        <w:tc>
+          <w:tcPr>
+            <w:tcW w:type="dxa" w:w="3230"/>
+            <w:shd w:val="clear" w:color="auto" w:fill="B8B3D6"/>
+            <w:tcBorders>
+              <w:top w:val="single" w:sz="4" w:space="0" w:color="CBCBCB"/>
+              <w:left w:val="single" w:sz="4" w:space="0" w:color="CBCBCB"/>
+              <w:bottom w:val="single" w:sz="4" w:space="0" w:color="CBCBCB"/>
+              <w:right w:val="single" w:sz="4" w:space="0" w:color="CBCBCB"/>
+            </w:tcBorders>
+          </w:tcPr>
+          <w:p>
+            <w:r>
+              <w:rPr>
+                <w:rFonts w:ascii="Courier New" w:hAnsi="Courier New"/>
+                <w:color w:val="F05922"/>
+                <w:sz w:val="20"/>
+              </w:rPr>
+              <w:t>ai_title</w:t>
+            </w:r>
+            <w:r>
+              <w:rPr>
+                <w:sz w:val="20"/>
+              </w:rPr>
+              <w:t xml:space="preserve"> từ JSONL (dòng cuối)</w:t>
+            </w:r>
+          </w:p>
+        </w:tc>
+        <w:tc>
+          <w:tcPr>
+            <w:tcW w:type="dxa" w:w="3230"/>
+            <w:shd w:val="clear" w:color="auto" w:fill="B8B3D6"/>
+            <w:tcBorders>
+              <w:top w:val="single" w:sz="4" w:space="0" w:color="CBCBCB"/>
+              <w:left w:val="single" w:sz="4" w:space="0" w:color="CBCBCB"/>
+              <w:bottom w:val="single" w:sz="4" w:space="0" w:color="CBCBCB"/>
+              <w:right w:val="single" w:sz="4" w:space="0" w:color="CBCBCB"/>
+            </w:tcBorders>
+          </w:tcPr>
+          <w:p>
+            <w:r>
+              <w:rPr>
+                <w:sz w:val="20"/>
+              </w:rPr>
+              <w:t xml:space="preserve">13px, </w:t>
+            </w:r>
+            <w:r>
+              <w:rPr>
+                <w:rFonts w:ascii="Courier New" w:hAnsi="Courier New"/>
+                <w:color w:val="F05922"/>
+                <w:sz w:val="20"/>
+              </w:rPr>
+              <w:t>#4A3F8C</w:t>
+            </w:r>
+            <w:r>
+              <w:rPr>
+                <w:sz w:val="20"/>
+              </w:rPr>
+              <w:t>, truncate 80 ký tự</w:t>
+            </w:r>
+          </w:p>
+        </w:tc>
+      </w:tr>
+      <w:tr>
+        <w:tc>
+          <w:tcPr>
+            <w:tcW w:type="dxa" w:w="3230"/>
+            <w:tcBorders>
+              <w:top w:val="single" w:sz="4" w:space="0" w:color="CBCBCB"/>
+              <w:left w:val="single" w:sz="4" w:space="0" w:color="CBCBCB"/>
+              <w:bottom w:val="single" w:sz="4" w:space="0" w:color="CBCBCB"/>
+              <w:right w:val="single" w:sz="4" w:space="0" w:color="CBCBCB"/>
+            </w:tcBorders>
+          </w:tcPr>
+          <w:p>
+            <w:r>
+              <w:rPr>
+                <w:sz w:val="20"/>
+              </w:rPr>
+              <w:t>Nguồn 2 (fallback)</w:t>
+            </w:r>
+          </w:p>
+        </w:tc>
+        <w:tc>
+          <w:tcPr>
+            <w:tcW w:type="dxa" w:w="3230"/>
+            <w:tcBorders>
+              <w:top w:val="single" w:sz="4" w:space="0" w:color="CBCBCB"/>
+              <w:left w:val="single" w:sz="4" w:space="0" w:color="CBCBCB"/>
+              <w:bottom w:val="single" w:sz="4" w:space="0" w:color="CBCBCB"/>
+              <w:right w:val="single" w:sz="4" w:space="0" w:color="CBCBCB"/>
+            </w:tcBorders>
+          </w:tcPr>
+          <w:p>
+            <w:r>
+              <w:rPr>
+                <w:sz w:val="20"/>
+              </w:rPr>
+              <w:t>Tin nhắn user đầu tiên (text block)</w:t>
+            </w:r>
+          </w:p>
+        </w:tc>
+        <w:tc>
+          <w:tcPr>
+            <w:tcW w:type="dxa" w:w="3230"/>
+            <w:tcBorders>
+              <w:top w:val="single" w:sz="4" w:space="0" w:color="CBCBCB"/>
+              <w:left w:val="single" w:sz="4" w:space="0" w:color="CBCBCB"/>
+              <w:bottom w:val="single" w:sz="4" w:space="0" w:color="CBCBCB"/>
+              <w:right w:val="single" w:sz="4" w:space="0" w:color="CBCBCB"/>
+            </w:tcBorders>
+          </w:tcPr>
+          <w:p>
+            <w:r>
+              <w:rPr>
+                <w:sz w:val="20"/>
+              </w:rPr>
+              <w:t xml:space="preserve">13px, </w:t>
+            </w:r>
+            <w:r>
+              <w:rPr>
+                <w:rFonts w:ascii="Courier New" w:hAnsi="Courier New"/>
+                <w:color w:val="F05922"/>
+                <w:sz w:val="20"/>
+              </w:rPr>
+              <w:t>#4A3F8C</w:t>
+            </w:r>
+            <w:r>
+              <w:rPr>
+                <w:sz w:val="20"/>
+              </w:rPr>
+              <w:t>, truncate 60 ký tự</w:t>
+            </w:r>
+          </w:p>
+        </w:tc>
+      </w:tr>
+      <w:tr>
+        <w:tc>
+          <w:tcPr>
+            <w:tcW w:type="dxa" w:w="3230"/>
+            <w:shd w:val="clear" w:color="auto" w:fill="B8B3D6"/>
+            <w:tcBorders>
+              <w:top w:val="single" w:sz="4" w:space="0" w:color="CBCBCB"/>
+              <w:left w:val="single" w:sz="4" w:space="0" w:color="CBCBCB"/>
+              <w:bottom w:val="single" w:sz="4" w:space="0" w:color="CBCBCB"/>
+              <w:right w:val="single" w:sz="4" w:space="0" w:color="CBCBCB"/>
+            </w:tcBorders>
+          </w:tcPr>
+          <w:p>
+            <w:r>
+              <w:rPr>
+                <w:sz w:val="20"/>
+              </w:rPr>
+              <w:t>Nguồn 3 (fallback)</w:t>
+            </w:r>
+          </w:p>
+        </w:tc>
+        <w:tc>
+          <w:tcPr>
+            <w:tcW w:type="dxa" w:w="3230"/>
+            <w:shd w:val="clear" w:color="auto" w:fill="B8B3D6"/>
+            <w:tcBorders>
+              <w:top w:val="single" w:sz="4" w:space="0" w:color="CBCBCB"/>
+              <w:left w:val="single" w:sz="4" w:space="0" w:color="CBCBCB"/>
+              <w:bottom w:val="single" w:sz="4" w:space="0" w:color="CBCBCB"/>
+              <w:right w:val="single" w:sz="4" w:space="0" w:color="CBCBCB"/>
+            </w:tcBorders>
+          </w:tcPr>
+          <w:p>
+            <w:r>
+              <w:rPr>
+                <w:rFonts w:ascii="Courier New" w:hAnsi="Courier New"/>
+                <w:color w:val="F05922"/>
+                <w:sz w:val="20"/>
+              </w:rPr>
+              <w:t>session_id.slice(0, 8)</w:t>
+            </w:r>
+            <w:r>
+              <w:rPr>
+                <w:sz w:val="20"/>
+              </w:rPr>
+              <w:t xml:space="preserve"> như v1</w:t>
+            </w:r>
+          </w:p>
+        </w:tc>
+        <w:tc>
+          <w:tcPr>
+            <w:tcW w:type="dxa" w:w="3230"/>
+            <w:shd w:val="clear" w:color="auto" w:fill="B8B3D6"/>
+            <w:tcBorders>
+              <w:top w:val="single" w:sz="4" w:space="0" w:color="CBCBCB"/>
+              <w:left w:val="single" w:sz="4" w:space="0" w:color="CBCBCB"/>
+              <w:bottom w:val="single" w:sz="4" w:space="0" w:color="CBCBCB"/>
+              <w:right w:val="single" w:sz="4" w:space="0" w:color="CBCBCB"/>
+            </w:tcBorders>
+          </w:tcPr>
+          <w:p>
+            <w:r>
+              <w:rPr>
+                <w:sz w:val="20"/>
+              </w:rPr>
+              <w:t xml:space="preserve">13px monospace, </w:t>
+            </w:r>
+            <w:r>
+              <w:rPr>
+                <w:rFonts w:ascii="Courier New" w:hAnsi="Courier New"/>
+                <w:color w:val="F05922"/>
+                <w:sz w:val="20"/>
+              </w:rPr>
+              <w:t>#9CA3AF</w:t>
+            </w:r>
+          </w:p>
+        </w:tc>
+      </w:tr>
+      <w:tr>
+        <w:tc>
+          <w:tcPr>
+            <w:tcW w:type="dxa" w:w="3230"/>
+            <w:tcBorders>
+              <w:top w:val="single" w:sz="4" w:space="0" w:color="CBCBCB"/>
+              <w:left w:val="single" w:sz="4" w:space="0" w:color="CBCBCB"/>
+              <w:bottom w:val="single" w:sz="4" w:space="0" w:color="CBCBCB"/>
+              <w:right w:val="single" w:sz="4" w:space="0" w:color="CBCBCB"/>
+            </w:tcBorders>
+          </w:tcPr>
+          <w:p>
+            <w:r>
+              <w:rPr>
+                <w:sz w:val="20"/>
+              </w:rPr>
+              <w:t>Khi title = null</w:t>
+            </w:r>
+          </w:p>
+        </w:tc>
+        <w:tc>
+          <w:tcPr>
+            <w:tcW w:type="dxa" w:w="3230"/>
+            <w:tcBorders>
+              <w:top w:val="single" w:sz="4" w:space="0" w:color="CBCBCB"/>
+              <w:left w:val="single" w:sz="4" w:space="0" w:color="CBCBCB"/>
+              <w:bottom w:val="single" w:sz="4" w:space="0" w:color="CBCBCB"/>
+              <w:right w:val="single" w:sz="4" w:space="0" w:color="CBCBCB"/>
+            </w:tcBorders>
+          </w:tcPr>
+          <w:p>
+            <w:r>
+              <w:rPr>
+                <w:sz w:val="20"/>
+              </w:rPr>
+              <w:t>Không hiển thị dòng tiêu đề</w:t>
+            </w:r>
+          </w:p>
+        </w:tc>
+        <w:tc>
+          <w:tcPr>
+            <w:tcW w:type="dxa" w:w="3230"/>
+            <w:tcBorders>
+              <w:top w:val="single" w:sz="4" w:space="0" w:color="CBCBCB"/>
+              <w:left w:val="single" w:sz="4" w:space="0" w:color="CBCBCB"/>
+              <w:bottom w:val="single" w:sz="4" w:space="0" w:color="CBCBCB"/>
+              <w:right w:val="single" w:sz="4" w:space="0" w:color="CBCBCB"/>
+            </w:tcBorders>
+          </w:tcPr>
+          <w:p>
+            <w:r>
+              <w:rPr>
+                <w:sz w:val="20"/>
+              </w:rPr>
+              <w:t>(giữ layout cũ)</w:t>
+            </w:r>
+          </w:p>
+        </w:tc>
+      </w:tr>
+    </w:tbl>
+    <w:p/>
+    <w:p>
+      <w:pPr>
+        <w:spacing w:after="80"/>
+      </w:pPr>
+      <w:r>
+        <w:rPr>
+          <w:b/>
+          <w:sz w:val="21"/>
+        </w:rPr>
+        <w:t>Typography:</w:t>
+      </w:r>
+      <w:r>
+        <w:rPr>
+          <w:sz w:val="21"/>
+        </w:rPr>
+        <w:t xml:space="preserve"> 13px, regular, </w:t>
+      </w:r>
+      <w:r>
+        <w:rPr>
+          <w:rFonts w:ascii="Courier New" w:hAnsi="Courier New"/>
+          <w:color w:val="F05922"/>
+          <w:sz w:val="18"/>
+        </w:rPr>
+        <w:t>#4A3F8C</w:t>
+      </w:r>
+      <w:r>
+        <w:rPr>
+          <w:sz w:val="21"/>
+        </w:rPr>
+        <w:t xml:space="preserve"> — phân biệt với task description bên dưới (14px, </w:t>
+      </w:r>
+      <w:r>
+        <w:rPr>
+          <w:rFonts w:ascii="Courier New" w:hAnsi="Courier New"/>
+          <w:color w:val="F05922"/>
+          <w:sz w:val="18"/>
+        </w:rPr>
+        <w:t>#1F2937</w:t>
+      </w:r>
+      <w:r>
+        <w:rPr>
+          <w:sz w:val="21"/>
+        </w:rPr>
+        <w:t>)</w:t>
+      </w:r>
+    </w:p>
+    <w:p>
+      <w:pPr>
+        <w:spacing w:after="80"/>
+      </w:pPr>
+      <w:r>
+        <w:rPr>
+          <w:b/>
+          <w:sz w:val="21"/>
+        </w:rPr>
+        <w:t>Truncation:</w:t>
+      </w:r>
+      <w:r>
+        <w:rPr>
+          <w:sz w:val="21"/>
+        </w:rPr>
+        <w:t xml:space="preserve"> max 1 dòng, ellipsis </w:t>
+      </w:r>
+      <w:r>
+        <w:rPr>
+          <w:rFonts w:ascii="Courier New" w:hAnsi="Courier New"/>
+          <w:color w:val="F05922"/>
+          <w:sz w:val="18"/>
+        </w:rPr>
+        <w:t>...</w:t>
+      </w:r>
+      <w:r>
+        <w:rPr>
+          <w:sz w:val="21"/>
+        </w:rPr>
+        <w:t>, tooltip trên hover hiển thị đầy đủ</w:t>
+      </w:r>
+    </w:p>
+    <w:p>
+      <w:pPr>
+        <w:pBdr>
+          <w:bottom w:val="single" w:sz="6" w:space="1" w:color="F05922"/>
+        </w:pBdr>
+        <w:spacing w:after="120"/>
+      </w:pPr>
+    </w:p>
+    <w:p>
+      <w:pPr>
+        <w:pStyle w:val="Heading3"/>
+        <w:spacing w:before="160" w:after="60"/>
+      </w:pPr>
+      <w:r>
+        <w:rPr>
+          <w:color w:val="4A3F8C"/>
+          <w:sz w:val="24"/>
+        </w:rPr>
+        <w:t>FR-002 — Badge %Context Window</w:t>
+      </w:r>
+    </w:p>
+    <w:p>
+      <w:pPr>
+        <w:pStyle w:val="Heading4"/>
+      </w:pPr>
+      <w:r>
+        <w:rPr>
+          <w:color w:val="251C53"/>
+          <w:sz w:val="22"/>
+        </w:rPr>
+        <w:t>Vị trí trong hàng token</w:t>
+      </w:r>
+    </w:p>
+    <w:p>
+      <w:pPr>
+        <w:spacing w:before="80" w:after="80"/>
+        <w:ind w:left="283"/>
+        <w:shd w:val="clear" w:color="auto" w:fill="F4F4F8"/>
+      </w:pPr>
+      <w:r>
+        <w:rPr>
+          <w:rFonts w:ascii="Courier New" w:hAnsi="Courier New"/>
+          <w:color w:val="251C53"/>
+          <w:sz w:val="18"/>
+        </w:rPr>
+        <w:t>Tokens: IN 12,450 | OUT 3,210 | Cache R 8,200 | Cache W 400    [▓▓░░░░░░░░] 4.5%</w:t>
+        <w:br/>
+        <w:t xml:space="preserve">                                                                 ↑ badge %context ↑</w:t>
+      </w:r>
+    </w:p>
+    <w:p>
+      <w:pPr>
+        <w:spacing w:after="80"/>
+      </w:pPr>
+      <w:r>
+        <w:rPr>
+          <w:sz w:val="21"/>
+        </w:rPr>
+        <w:t xml:space="preserve">Badge nằm cuối dòng token, căn phải, không xuống dòng (hàng token flex row, badge </w:t>
+      </w:r>
+      <w:r>
+        <w:rPr>
+          <w:rFonts w:ascii="Courier New" w:hAnsi="Courier New"/>
+          <w:color w:val="F05922"/>
+          <w:sz w:val="18"/>
+        </w:rPr>
+        <w:t>margin-left: auto</w:t>
+      </w:r>
+      <w:r>
+        <w:rPr>
+          <w:sz w:val="21"/>
+        </w:rPr>
+        <w:t>).</w:t>
+      </w:r>
+    </w:p>
+    <w:p>
+      <w:pPr>
+        <w:pStyle w:val="Heading4"/>
+      </w:pPr>
+      <w:r>
+        <w:rPr>
+          <w:color w:val="251C53"/>
+          <w:sz w:val="22"/>
+        </w:rPr>
+        <w:t>Component spec — ContextBadge</w:t>
+      </w:r>
+    </w:p>
+    <w:p>
+      <w:pPr>
+        <w:spacing w:before="80" w:after="80"/>
+        <w:ind w:left="283"/>
+        <w:shd w:val="clear" w:color="auto" w:fill="F4F4F8"/>
+      </w:pPr>
+      <w:r>
+        <w:rPr>
+          <w:rFonts w:ascii="Courier New" w:hAnsi="Courier New"/>
+          <w:color w:val="251C53"/>
+          <w:sz w:val="18"/>
+        </w:rPr>
+        <w:t>┌─────────────────────────────┐</w:t>
+        <w:br/>
+        <w:t>│ [▓▓░░░░░░░░]  4.5%          │</w:t>
+        <w:br/>
+        <w:t>│  progress    percentage     │</w:t>
+        <w:br/>
+        <w:t>└─────────────────────────────┘</w:t>
+        <w:br/>
+        <w:br/>
+        <w:t>Progress bar: 48px × 8px, border-radius 4px (pill)</w:t>
+        <w:br/>
+        <w:t>Percentage text: 12px monospace, margin-left 6px</w:t>
+        <w:br/>
+        <w:t>Tooltip on hover: "32,000 / 1,000,000 tokens (lượt gần nhất)"</w:t>
+      </w:r>
+    </w:p>
+    <w:p>
+      <w:pPr>
+        <w:pStyle w:val="Heading4"/>
+      </w:pPr>
+      <w:r>
+        <w:rPr>
+          <w:color w:val="251C53"/>
+          <w:sz w:val="22"/>
+        </w:rPr>
+        <w:t>Màu sắc theo ngưỡng</w:t>
+      </w:r>
+    </w:p>
+    <w:tbl>
+      <w:tblPr>
+        <w:tblStyle w:val="TableGrid"/>
+        <w:tblW w:type="auto" w:w="0"/>
+        <w:tblLook w:firstColumn="1" w:firstRow="1" w:lastColumn="0" w:lastRow="0" w:noHBand="0" w:noVBand="1" w:val="04A0"/>
+      </w:tblPr>
+      <w:tblGrid>
+        <w:gridCol w:w="2422"/>
+        <w:gridCol w:w="2422"/>
+        <w:gridCol w:w="2422"/>
+        <w:gridCol w:w="2422"/>
+      </w:tblGrid>
+      <w:tr>
+        <w:tc>
+          <w:tcPr>
+            <w:tcW w:type="dxa" w:w="2422"/>
+            <w:shd w:val="clear" w:color="auto" w:fill="251C53"/>
+            <w:tcBorders>
+              <w:top w:val="single" w:sz="4" w:space="0" w:color="251C53"/>
+              <w:left w:val="single" w:sz="4" w:space="0" w:color="251C53"/>
+              <w:bottom w:val="single" w:sz="4" w:space="0" w:color="251C53"/>
+              <w:right w:val="single" w:sz="4" w:space="0" w:color="251C53"/>
+            </w:tcBorders>
+          </w:tcPr>
+          <w:p>
+            <w:r>
+              <w:rPr>
+                <w:b/>
+                <w:color w:val="FFFFFF"/>
+                <w:sz w:val="20"/>
+              </w:rPr>
+              <w:t>Ngưỡng</w:t>
+            </w:r>
+          </w:p>
+        </w:tc>
+        <w:tc>
+          <w:tcPr>
+            <w:tcW w:type="dxa" w:w="2422"/>
+            <w:shd w:val="clear" w:color="auto" w:fill="251C53"/>
+            <w:tcBorders>
+              <w:top w:val="single" w:sz="4" w:space="0" w:color="251C53"/>
+              <w:left w:val="single" w:sz="4" w:space="0" w:color="251C53"/>
+              <w:bottom w:val="single" w:sz="4" w:space="0" w:color="251C53"/>
+              <w:right w:val="single" w:sz="4" w:space="0" w:color="251C53"/>
+            </w:tcBorders>
+          </w:tcPr>
+          <w:p>
+            <w:r>
+              <w:rPr>
+                <w:b/>
+                <w:color w:val="FFFFFF"/>
+                <w:sz w:val="20"/>
+              </w:rPr>
+              <w:t>Màu progress bar</w:t>
+            </w:r>
+          </w:p>
+        </w:tc>
+        <w:tc>
+          <w:tcPr>
+            <w:tcW w:type="dxa" w:w="2422"/>
+            <w:shd w:val="clear" w:color="auto" w:fill="251C53"/>
+            <w:tcBorders>
+              <w:top w:val="single" w:sz="4" w:space="0" w:color="251C53"/>
+              <w:left w:val="single" w:sz="4" w:space="0" w:color="251C53"/>
+              <w:bottom w:val="single" w:sz="4" w:space="0" w:color="251C53"/>
+              <w:right w:val="single" w:sz="4" w:space="0" w:color="251C53"/>
+            </w:tcBorders>
+          </w:tcPr>
+          <w:p>
+            <w:r>
+              <w:rPr>
+                <w:b/>
+                <w:color w:val="FFFFFF"/>
+                <w:sz w:val="20"/>
+              </w:rPr>
+              <w:t>Màu text</w:t>
+            </w:r>
+          </w:p>
+        </w:tc>
+        <w:tc>
+          <w:tcPr>
+            <w:tcW w:type="dxa" w:w="2422"/>
+            <w:shd w:val="clear" w:color="auto" w:fill="251C53"/>
+            <w:tcBorders>
+              <w:top w:val="single" w:sz="4" w:space="0" w:color="251C53"/>
+              <w:left w:val="single" w:sz="4" w:space="0" w:color="251C53"/>
+              <w:bottom w:val="single" w:sz="4" w:space="0" w:color="251C53"/>
+              <w:right w:val="single" w:sz="4" w:space="0" w:color="251C53"/>
+            </w:tcBorders>
+          </w:tcPr>
+          <w:p>
+            <w:r>
+              <w:rPr>
+                <w:b/>
+                <w:color w:val="FFFFFF"/>
+                <w:sz w:val="20"/>
+              </w:rPr>
+              <w:t>Ý nghĩa</w:t>
+            </w:r>
+          </w:p>
+        </w:tc>
+      </w:tr>
+      <w:tr>
+        <w:tc>
+          <w:tcPr>
+            <w:tcW w:type="dxa" w:w="2422"/>
+            <w:tcBorders>
+              <w:top w:val="single" w:sz="4" w:space="0" w:color="CBCBCB"/>
+              <w:left w:val="single" w:sz="4" w:space="0" w:color="CBCBCB"/>
+              <w:bottom w:val="single" w:sz="4" w:space="0" w:color="CBCBCB"/>
+              <w:right w:val="single" w:sz="4" w:space="0" w:color="CBCBCB"/>
+            </w:tcBorders>
+          </w:tcPr>
+          <w:p>
+            <w:r>
+              <w:rPr>
+                <w:sz w:val="20"/>
+              </w:rPr>
+              <w:t>--------</w:t>
+            </w:r>
+          </w:p>
+        </w:tc>
+        <w:tc>
+          <w:tcPr>
+            <w:tcW w:type="dxa" w:w="2422"/>
+            <w:tcBorders>
+              <w:top w:val="single" w:sz="4" w:space="0" w:color="CBCBCB"/>
+              <w:left w:val="single" w:sz="4" w:space="0" w:color="CBCBCB"/>
+              <w:bottom w:val="single" w:sz="4" w:space="0" w:color="CBCBCB"/>
+              <w:right w:val="single" w:sz="4" w:space="0" w:color="CBCBCB"/>
+            </w:tcBorders>
+          </w:tcPr>
+          <w:p>
+            <w:r>
+              <w:rPr>
+                <w:sz w:val="20"/>
+              </w:rPr>
+              <w:t>-----------------</w:t>
+            </w:r>
+          </w:p>
+        </w:tc>
+        <w:tc>
+          <w:tcPr>
+            <w:tcW w:type="dxa" w:w="2422"/>
+            <w:tcBorders>
+              <w:top w:val="single" w:sz="4" w:space="0" w:color="CBCBCB"/>
+              <w:left w:val="single" w:sz="4" w:space="0" w:color="CBCBCB"/>
+              <w:bottom w:val="single" w:sz="4" w:space="0" w:color="CBCBCB"/>
+              <w:right w:val="single" w:sz="4" w:space="0" w:color="CBCBCB"/>
+            </w:tcBorders>
+          </w:tcPr>
+          <w:p>
+            <w:r>
+              <w:rPr>
+                <w:sz w:val="20"/>
+              </w:rPr>
+              <w:t>----------</w:t>
+            </w:r>
+          </w:p>
+        </w:tc>
+        <w:tc>
+          <w:tcPr>
+            <w:tcW w:type="dxa" w:w="2422"/>
+            <w:tcBorders>
+              <w:top w:val="single" w:sz="4" w:space="0" w:color="CBCBCB"/>
+              <w:left w:val="single" w:sz="4" w:space="0" w:color="CBCBCB"/>
+              <w:bottom w:val="single" w:sz="4" w:space="0" w:color="CBCBCB"/>
+              <w:right w:val="single" w:sz="4" w:space="0" w:color="CBCBCB"/>
+            </w:tcBorders>
+          </w:tcPr>
+          <w:p>
+            <w:r>
+              <w:rPr>
+                <w:sz w:val="20"/>
+              </w:rPr>
+              <w:t>---------</w:t>
+            </w:r>
+          </w:p>
+        </w:tc>
+      </w:tr>
+      <w:tr>
+        <w:tc>
+          <w:tcPr>
+            <w:tcW w:type="dxa" w:w="2422"/>
+            <w:shd w:val="clear" w:color="auto" w:fill="B8B3D6"/>
+            <w:tcBorders>
+              <w:top w:val="single" w:sz="4" w:space="0" w:color="CBCBCB"/>
+              <w:left w:val="single" w:sz="4" w:space="0" w:color="CBCBCB"/>
+              <w:bottom w:val="single" w:sz="4" w:space="0" w:color="CBCBCB"/>
+              <w:right w:val="single" w:sz="4" w:space="0" w:color="CBCBCB"/>
+            </w:tcBorders>
+          </w:tcPr>
+          <w:p>
+            <w:r>
+              <w:rPr>
+                <w:sz w:val="20"/>
+              </w:rPr>
+              <w:t>0–70%</w:t>
+            </w:r>
+          </w:p>
+        </w:tc>
+        <w:tc>
+          <w:tcPr>
+            <w:tcW w:type="dxa" w:w="2422"/>
+            <w:shd w:val="clear" w:color="auto" w:fill="B8B3D6"/>
+            <w:tcBorders>
+              <w:top w:val="single" w:sz="4" w:space="0" w:color="CBCBCB"/>
+              <w:left w:val="single" w:sz="4" w:space="0" w:color="CBCBCB"/>
+              <w:bottom w:val="single" w:sz="4" w:space="0" w:color="CBCBCB"/>
+              <w:right w:val="single" w:sz="4" w:space="0" w:color="CBCBCB"/>
+            </w:tcBorders>
+          </w:tcPr>
+          <w:p>
+            <w:r>
+              <w:rPr>
+                <w:rFonts w:ascii="Courier New" w:hAnsi="Courier New"/>
+                <w:color w:val="F05922"/>
+                <w:sz w:val="20"/>
+              </w:rPr>
+              <w:t>#4A3F8C</w:t>
+            </w:r>
+            <w:r>
+              <w:rPr>
+                <w:sz w:val="20"/>
+              </w:rPr>
+              <w:t xml:space="preserve"> (navy mid)</w:t>
+            </w:r>
+          </w:p>
+        </w:tc>
+        <w:tc>
+          <w:tcPr>
+            <w:tcW w:type="dxa" w:w="2422"/>
+            <w:shd w:val="clear" w:color="auto" w:fill="B8B3D6"/>
+            <w:tcBorders>
+              <w:top w:val="single" w:sz="4" w:space="0" w:color="CBCBCB"/>
+              <w:left w:val="single" w:sz="4" w:space="0" w:color="CBCBCB"/>
+              <w:bottom w:val="single" w:sz="4" w:space="0" w:color="CBCBCB"/>
+              <w:right w:val="single" w:sz="4" w:space="0" w:color="CBCBCB"/>
+            </w:tcBorders>
+          </w:tcPr>
+          <w:p>
+            <w:r>
+              <w:rPr>
+                <w:rFonts w:ascii="Courier New" w:hAnsi="Courier New"/>
+                <w:color w:val="F05922"/>
+                <w:sz w:val="20"/>
+              </w:rPr>
+              <w:t>#4A3F8C</w:t>
+            </w:r>
+          </w:p>
+        </w:tc>
+        <w:tc>
+          <w:tcPr>
+            <w:tcW w:type="dxa" w:w="2422"/>
+            <w:shd w:val="clear" w:color="auto" w:fill="B8B3D6"/>
+            <w:tcBorders>
+              <w:top w:val="single" w:sz="4" w:space="0" w:color="CBCBCB"/>
+              <w:left w:val="single" w:sz="4" w:space="0" w:color="CBCBCB"/>
+              <w:bottom w:val="single" w:sz="4" w:space="0" w:color="CBCBCB"/>
+              <w:right w:val="single" w:sz="4" w:space="0" w:color="CBCBCB"/>
+            </w:tcBorders>
+          </w:tcPr>
+          <w:p>
+            <w:r>
+              <w:rPr>
+                <w:sz w:val="20"/>
+              </w:rPr>
+              <w:t>Bình thường</w:t>
+            </w:r>
+          </w:p>
+        </w:tc>
+      </w:tr>
+      <w:tr>
+        <w:tc>
+          <w:tcPr>
+            <w:tcW w:type="dxa" w:w="2422"/>
+            <w:tcBorders>
+              <w:top w:val="single" w:sz="4" w:space="0" w:color="CBCBCB"/>
+              <w:left w:val="single" w:sz="4" w:space="0" w:color="CBCBCB"/>
+              <w:bottom w:val="single" w:sz="4" w:space="0" w:color="CBCBCB"/>
+              <w:right w:val="single" w:sz="4" w:space="0" w:color="CBCBCB"/>
+            </w:tcBorders>
+          </w:tcPr>
+          <w:p>
+            <w:r>
+              <w:rPr>
+                <w:sz w:val="20"/>
+              </w:rPr>
+              <w:t>70–90%</w:t>
+            </w:r>
+          </w:p>
+        </w:tc>
+        <w:tc>
+          <w:tcPr>
+            <w:tcW w:type="dxa" w:w="2422"/>
+            <w:tcBorders>
+              <w:top w:val="single" w:sz="4" w:space="0" w:color="CBCBCB"/>
+              <w:left w:val="single" w:sz="4" w:space="0" w:color="CBCBCB"/>
+              <w:bottom w:val="single" w:sz="4" w:space="0" w:color="CBCBCB"/>
+              <w:right w:val="single" w:sz="4" w:space="0" w:color="CBCBCB"/>
+            </w:tcBorders>
+          </w:tcPr>
+          <w:p>
+            <w:r>
+              <w:rPr>
+                <w:rFonts w:ascii="Courier New" w:hAnsi="Courier New"/>
+                <w:color w:val="F05922"/>
+                <w:sz w:val="20"/>
+              </w:rPr>
+              <w:t>#FFAA80</w:t>
+            </w:r>
+            <w:r>
+              <w:rPr>
+                <w:sz w:val="20"/>
+              </w:rPr>
+              <w:t xml:space="preserve"> (cam nhạt)</w:t>
+            </w:r>
+          </w:p>
+        </w:tc>
+        <w:tc>
+          <w:tcPr>
+            <w:tcW w:type="dxa" w:w="2422"/>
+            <w:tcBorders>
+              <w:top w:val="single" w:sz="4" w:space="0" w:color="CBCBCB"/>
+              <w:left w:val="single" w:sz="4" w:space="0" w:color="CBCBCB"/>
+              <w:bottom w:val="single" w:sz="4" w:space="0" w:color="CBCBCB"/>
+              <w:right w:val="single" w:sz="4" w:space="0" w:color="CBCBCB"/>
+            </w:tcBorders>
+          </w:tcPr>
+          <w:p>
+            <w:r>
+              <w:rPr>
+                <w:rFonts w:ascii="Courier New" w:hAnsi="Courier New"/>
+                <w:color w:val="F05922"/>
+                <w:sz w:val="20"/>
+              </w:rPr>
+              <w:t>#251C53</w:t>
+            </w:r>
+          </w:p>
+        </w:tc>
+        <w:tc>
+          <w:tcPr>
+            <w:tcW w:type="dxa" w:w="2422"/>
+            <w:tcBorders>
+              <w:top w:val="single" w:sz="4" w:space="0" w:color="CBCBCB"/>
+              <w:left w:val="single" w:sz="4" w:space="0" w:color="CBCBCB"/>
+              <w:bottom w:val="single" w:sz="4" w:space="0" w:color="CBCBCB"/>
+              <w:right w:val="single" w:sz="4" w:space="0" w:color="CBCBCB"/>
+            </w:tcBorders>
+          </w:tcPr>
+          <w:p>
+            <w:r>
+              <w:rPr>
+                <w:sz w:val="20"/>
+              </w:rPr>
+              <w:t>Cảnh báo</w:t>
+            </w:r>
+          </w:p>
+        </w:tc>
+      </w:tr>
+      <w:tr>
+        <w:tc>
+          <w:tcPr>
+            <w:tcW w:type="dxa" w:w="2422"/>
+            <w:shd w:val="clear" w:color="auto" w:fill="B8B3D6"/>
+            <w:tcBorders>
+              <w:top w:val="single" w:sz="4" w:space="0" w:color="CBCBCB"/>
+              <w:left w:val="single" w:sz="4" w:space="0" w:color="CBCBCB"/>
+              <w:bottom w:val="single" w:sz="4" w:space="0" w:color="CBCBCB"/>
+              <w:right w:val="single" w:sz="4" w:space="0" w:color="CBCBCB"/>
+            </w:tcBorders>
+          </w:tcPr>
+          <w:p>
+            <w:r>
+              <w:rPr>
+                <w:sz w:val="20"/>
+              </w:rPr>
+              <w:t>90–100%</w:t>
+            </w:r>
+          </w:p>
+        </w:tc>
+        <w:tc>
+          <w:tcPr>
+            <w:tcW w:type="dxa" w:w="2422"/>
+            <w:shd w:val="clear" w:color="auto" w:fill="B8B3D6"/>
+            <w:tcBorders>
+              <w:top w:val="single" w:sz="4" w:space="0" w:color="CBCBCB"/>
+              <w:left w:val="single" w:sz="4" w:space="0" w:color="CBCBCB"/>
+              <w:bottom w:val="single" w:sz="4" w:space="0" w:color="CBCBCB"/>
+              <w:right w:val="single" w:sz="4" w:space="0" w:color="CBCBCB"/>
+            </w:tcBorders>
+          </w:tcPr>
+          <w:p>
+            <w:r>
+              <w:rPr>
+                <w:rFonts w:ascii="Courier New" w:hAnsi="Courier New"/>
+                <w:color w:val="F05922"/>
+                <w:sz w:val="20"/>
+              </w:rPr>
+              <w:t>#EF4444</w:t>
+            </w:r>
+            <w:r>
+              <w:rPr>
+                <w:sz w:val="20"/>
+              </w:rPr>
+              <w:t xml:space="preserve"> (đỏ)</w:t>
+            </w:r>
+          </w:p>
+        </w:tc>
+        <w:tc>
+          <w:tcPr>
+            <w:tcW w:type="dxa" w:w="2422"/>
+            <w:shd w:val="clear" w:color="auto" w:fill="B8B3D6"/>
+            <w:tcBorders>
+              <w:top w:val="single" w:sz="4" w:space="0" w:color="CBCBCB"/>
+              <w:left w:val="single" w:sz="4" w:space="0" w:color="CBCBCB"/>
+              <w:bottom w:val="single" w:sz="4" w:space="0" w:color="CBCBCB"/>
+              <w:right w:val="single" w:sz="4" w:space="0" w:color="CBCBCB"/>
+            </w:tcBorders>
+          </w:tcPr>
+          <w:p>
+            <w:r>
+              <w:rPr>
+                <w:rFonts w:ascii="Courier New" w:hAnsi="Courier New"/>
+                <w:color w:val="F05922"/>
+                <w:sz w:val="20"/>
+              </w:rPr>
+              <w:t>#EF4444</w:t>
+            </w:r>
+          </w:p>
+        </w:tc>
+        <w:tc>
+          <w:tcPr>
+            <w:tcW w:type="dxa" w:w="2422"/>
+            <w:shd w:val="clear" w:color="auto" w:fill="B8B3D6"/>
+            <w:tcBorders>
+              <w:top w:val="single" w:sz="4" w:space="0" w:color="CBCBCB"/>
+              <w:left w:val="single" w:sz="4" w:space="0" w:color="CBCBCB"/>
+              <w:bottom w:val="single" w:sz="4" w:space="0" w:color="CBCBCB"/>
+              <w:right w:val="single" w:sz="4" w:space="0" w:color="CBCBCB"/>
+            </w:tcBorders>
+          </w:tcPr>
+          <w:p>
+            <w:r>
+              <w:rPr>
+                <w:sz w:val="20"/>
+              </w:rPr>
+              <w:t>Nguy hiểm — sắp hết context</w:t>
+            </w:r>
+          </w:p>
+        </w:tc>
+      </w:tr>
+    </w:tbl>
+    <w:p/>
+    <w:p>
+      <w:pPr>
+        <w:spacing w:after="80"/>
+      </w:pPr>
+      <w:r>
+        <w:rPr>
+          <w:b/>
+          <w:sz w:val="21"/>
+        </w:rPr>
+        <w:t>Accessibility:</w:t>
+      </w:r>
+      <w:r>
+        <w:rPr>
+          <w:sz w:val="21"/>
+        </w:rPr>
+        <w:t xml:space="preserve"> </w:t>
+      </w:r>
+      <w:r>
+        <w:rPr>
+          <w:rFonts w:ascii="Courier New" w:hAnsi="Courier New"/>
+          <w:color w:val="F05922"/>
+          <w:sz w:val="18"/>
+        </w:rPr>
+        <w:t>aria-label="4.5% context window đã dùng (32,000 / 1,000,000 tokens)"</w:t>
+      </w:r>
+    </w:p>
+    <w:p>
+      <w:pPr>
+        <w:spacing w:after="80"/>
+      </w:pPr>
+      <w:r>
+        <w:rPr>
+          <w:b/>
+          <w:sz w:val="21"/>
+        </w:rPr>
+        <w:t>States đặc biệt:</w:t>
+      </w:r>
+    </w:p>
+    <w:p>
+      <w:pPr>
+        <w:pStyle w:val="ListBullet"/>
+        <w:spacing w:after="20"/>
+        <w:ind w:left="283"/>
+      </w:pPr>
+      <w:r>
+        <w:rPr>
+          <w:rFonts w:ascii="Courier New" w:hAnsi="Courier New"/>
+          <w:color w:val="F05922"/>
+          <w:sz w:val="21"/>
+        </w:rPr>
+        <w:t>context_pct = 0</w:t>
+      </w:r>
+      <w:r>
+        <w:rPr>
+          <w:sz w:val="21"/>
+        </w:rPr>
+        <w:t xml:space="preserve"> (session chưa có assistant message) → ẩn badge (không hiển thị </w:t>
+      </w:r>
+      <w:r>
+        <w:rPr>
+          <w:rFonts w:ascii="Courier New" w:hAnsi="Courier New"/>
+          <w:color w:val="F05922"/>
+          <w:sz w:val="21"/>
+        </w:rPr>
+        <w:t>0%</w:t>
+      </w:r>
+      <w:r>
+        <w:rPr>
+          <w:sz w:val="21"/>
+        </w:rPr>
+        <w:t>)</w:t>
+      </w:r>
+    </w:p>
+    <w:p>
+      <w:pPr>
+        <w:pStyle w:val="ListBullet"/>
+        <w:spacing w:after="20"/>
+        <w:ind w:left="283"/>
+      </w:pPr>
+      <w:r>
+        <w:rPr>
+          <w:rFonts w:ascii="Courier New" w:hAnsi="Courier New"/>
+          <w:color w:val="F05922"/>
+          <w:sz w:val="21"/>
+        </w:rPr>
+        <w:t>context_pct = null</w:t>
+      </w:r>
+      <w:r>
+        <w:rPr>
+          <w:sz w:val="21"/>
+        </w:rPr>
+        <w:t xml:space="preserve"> / backend chưa có data → ẩn badge</w:t>
+      </w:r>
+    </w:p>
+    <w:p>
+      <w:pPr>
+        <w:pStyle w:val="ListBullet"/>
+        <w:spacing w:after="20"/>
+        <w:ind w:left="283"/>
+      </w:pPr>
+      <w:r>
+        <w:rPr>
+          <w:sz w:val="21"/>
+        </w:rPr>
+        <w:t>Session DONE → vẫn hiển thị badge (chụp lại trạng thái lúc kết thúc), màu nhạt hơn 50% opacity</w:t>
+      </w:r>
+    </w:p>
+    <w:p>
+      <w:pPr>
+        <w:pBdr>
+          <w:bottom w:val="single" w:sz="6" w:space="1" w:color="F05922"/>
+        </w:pBdr>
+        <w:spacing w:after="120"/>
+      </w:pPr>
+    </w:p>
+    <w:p>
+      <w:pPr>
+        <w:pStyle w:val="Heading3"/>
+        <w:spacing w:before="160" w:after="60"/>
+      </w:pPr>
+      <w:r>
+        <w:rPr>
+          <w:color w:val="4A3F8C"/>
+          <w:sz w:val="24"/>
+        </w:rPr>
+        <w:t>FR-001 — PipelineCard Component</w:t>
+      </w:r>
+    </w:p>
+    <w:p>
+      <w:pPr>
+        <w:pStyle w:val="Heading4"/>
+      </w:pPr>
+      <w:r>
+        <w:rPr>
+          <w:color w:val="251C53"/>
+          <w:sz w:val="22"/>
+        </w:rPr>
+        <w:t>Khi nào render</w:t>
+      </w:r>
+    </w:p>
+    <w:tbl>
+      <w:tblPr>
+        <w:tblStyle w:val="TableGrid"/>
+        <w:tblW w:type="auto" w:w="0"/>
+        <w:tblLook w:firstColumn="1" w:firstRow="1" w:lastColumn="0" w:lastRow="0" w:noHBand="0" w:noVBand="1" w:val="04A0"/>
+      </w:tblPr>
+      <w:tblGrid>
+        <w:gridCol w:w="4844"/>
+        <w:gridCol w:w="4844"/>
+      </w:tblGrid>
+      <w:tr>
+        <w:tc>
+          <w:tcPr>
+            <w:tcW w:type="dxa" w:w="4844"/>
+            <w:shd w:val="clear" w:color="auto" w:fill="251C53"/>
+            <w:tcBorders>
+              <w:top w:val="single" w:sz="4" w:space="0" w:color="251C53"/>
+              <w:left w:val="single" w:sz="4" w:space="0" w:color="251C53"/>
+              <w:bottom w:val="single" w:sz="4" w:space="0" w:color="251C53"/>
+              <w:right w:val="single" w:sz="4" w:space="0" w:color="251C53"/>
+            </w:tcBorders>
+          </w:tcPr>
+          <w:p>
+            <w:r>
+              <w:rPr>
+                <w:b/>
+                <w:color w:val="FFFFFF"/>
+                <w:sz w:val="20"/>
+              </w:rPr>
+              <w:t>Điều kiện</w:t>
+            </w:r>
+          </w:p>
+        </w:tc>
+        <w:tc>
+          <w:tcPr>
+            <w:tcW w:type="dxa" w:w="4844"/>
+            <w:shd w:val="clear" w:color="auto" w:fill="251C53"/>
+            <w:tcBorders>
+              <w:top w:val="single" w:sz="4" w:space="0" w:color="251C53"/>
+              <w:left w:val="single" w:sz="4" w:space="0" w:color="251C53"/>
+              <w:bottom w:val="single" w:sz="4" w:space="0" w:color="251C53"/>
+              <w:right w:val="single" w:sz="4" w:space="0" w:color="251C53"/>
+            </w:tcBorders>
+          </w:tcPr>
+          <w:p>
+            <w:r>
+              <w:rPr>
+                <w:b/>
+                <w:color w:val="FFFFFF"/>
+                <w:sz w:val="20"/>
+              </w:rPr>
+              <w:t>Hành động</w:t>
+            </w:r>
+          </w:p>
+        </w:tc>
+      </w:tr>
+      <w:tr>
+        <w:tc>
+          <w:tcPr>
+            <w:tcW w:type="dxa" w:w="4844"/>
+            <w:tcBorders>
+              <w:top w:val="single" w:sz="4" w:space="0" w:color="CBCBCB"/>
+              <w:left w:val="single" w:sz="4" w:space="0" w:color="CBCBCB"/>
+              <w:bottom w:val="single" w:sz="4" w:space="0" w:color="CBCBCB"/>
+              <w:right w:val="single" w:sz="4" w:space="0" w:color="CBCBCB"/>
+            </w:tcBorders>
+          </w:tcPr>
+          <w:p>
+            <w:r>
+              <w:rPr>
+                <w:sz w:val="20"/>
+              </w:rPr>
+              <w:t>-----------</w:t>
+            </w:r>
+          </w:p>
+        </w:tc>
+        <w:tc>
+          <w:tcPr>
+            <w:tcW w:type="dxa" w:w="4844"/>
+            <w:tcBorders>
+              <w:top w:val="single" w:sz="4" w:space="0" w:color="CBCBCB"/>
+              <w:left w:val="single" w:sz="4" w:space="0" w:color="CBCBCB"/>
+              <w:bottom w:val="single" w:sz="4" w:space="0" w:color="CBCBCB"/>
+              <w:right w:val="single" w:sz="4" w:space="0" w:color="CBCBCB"/>
+            </w:tcBorders>
+          </w:tcPr>
+          <w:p>
+            <w:r>
+              <w:rPr>
+                <w:sz w:val="20"/>
+              </w:rPr>
+              <w:t>-----------</w:t>
+            </w:r>
+          </w:p>
+        </w:tc>
+      </w:tr>
+      <w:tr>
+        <w:tc>
+          <w:tcPr>
+            <w:tcW w:type="dxa" w:w="4844"/>
+            <w:shd w:val="clear" w:color="auto" w:fill="B8B3D6"/>
+            <w:tcBorders>
+              <w:top w:val="single" w:sz="4" w:space="0" w:color="CBCBCB"/>
+              <w:left w:val="single" w:sz="4" w:space="0" w:color="CBCBCB"/>
+              <w:bottom w:val="single" w:sz="4" w:space="0" w:color="CBCBCB"/>
+              <w:right w:val="single" w:sz="4" w:space="0" w:color="CBCBCB"/>
+            </w:tcBorders>
+          </w:tcPr>
+          <w:p>
+            <w:r>
+              <w:rPr>
+                <w:rFonts w:ascii="Courier New" w:hAnsi="Courier New"/>
+                <w:color w:val="F05922"/>
+                <w:sz w:val="20"/>
+              </w:rPr>
+              <w:t>steps.length &gt; 0</w:t>
+            </w:r>
+          </w:p>
+        </w:tc>
+        <w:tc>
+          <w:tcPr>
+            <w:tcW w:type="dxa" w:w="4844"/>
+            <w:shd w:val="clear" w:color="auto" w:fill="B8B3D6"/>
+            <w:tcBorders>
+              <w:top w:val="single" w:sz="4" w:space="0" w:color="CBCBCB"/>
+              <w:left w:val="single" w:sz="4" w:space="0" w:color="CBCBCB"/>
+              <w:bottom w:val="single" w:sz="4" w:space="0" w:color="CBCBCB"/>
+              <w:right w:val="single" w:sz="4" w:space="0" w:color="CBCBCB"/>
+            </w:tcBorders>
+          </w:tcPr>
+          <w:p>
+            <w:r>
+              <w:rPr>
+                <w:sz w:val="20"/>
+              </w:rPr>
+              <w:t>Render PipelineCard bên dưới token row</w:t>
+            </w:r>
+          </w:p>
+        </w:tc>
+      </w:tr>
+      <w:tr>
+        <w:tc>
+          <w:tcPr>
+            <w:tcW w:type="dxa" w:w="4844"/>
+            <w:tcBorders>
+              <w:top w:val="single" w:sz="4" w:space="0" w:color="CBCBCB"/>
+              <w:left w:val="single" w:sz="4" w:space="0" w:color="CBCBCB"/>
+              <w:bottom w:val="single" w:sz="4" w:space="0" w:color="CBCBCB"/>
+              <w:right w:val="single" w:sz="4" w:space="0" w:color="CBCBCB"/>
+            </w:tcBorders>
+          </w:tcPr>
+          <w:p>
+            <w:r>
+              <w:rPr>
+                <w:rFonts w:ascii="Courier New" w:hAnsi="Courier New"/>
+                <w:color w:val="F05922"/>
+                <w:sz w:val="20"/>
+              </w:rPr>
+              <w:t>steps.length = 0</w:t>
+            </w:r>
+            <w:r>
+              <w:rPr>
+                <w:sz w:val="20"/>
+              </w:rPr>
+              <w:t xml:space="preserve"> hoặc API trả empty</w:t>
+            </w:r>
+          </w:p>
+        </w:tc>
+        <w:tc>
+          <w:tcPr>
+            <w:tcW w:type="dxa" w:w="4844"/>
+            <w:tcBorders>
+              <w:top w:val="single" w:sz="4" w:space="0" w:color="CBCBCB"/>
+              <w:left w:val="single" w:sz="4" w:space="0" w:color="CBCBCB"/>
+              <w:bottom w:val="single" w:sz="4" w:space="0" w:color="CBCBCB"/>
+              <w:right w:val="single" w:sz="4" w:space="0" w:color="CBCBCB"/>
+            </w:tcBorders>
+          </w:tcPr>
+          <w:p>
+            <w:r>
+              <w:rPr>
+                <w:sz w:val="20"/>
+              </w:rPr>
+              <w:t>Không render — SessionCard hiển thị bình thường như v1</w:t>
+            </w:r>
+          </w:p>
+        </w:tc>
+      </w:tr>
+      <w:tr>
+        <w:tc>
+          <w:tcPr>
+            <w:tcW w:type="dxa" w:w="4844"/>
+            <w:shd w:val="clear" w:color="auto" w:fill="B8B3D6"/>
+            <w:tcBorders>
+              <w:top w:val="single" w:sz="4" w:space="0" w:color="CBCBCB"/>
+              <w:left w:val="single" w:sz="4" w:space="0" w:color="CBCBCB"/>
+              <w:bottom w:val="single" w:sz="4" w:space="0" w:color="CBCBCB"/>
+              <w:right w:val="single" w:sz="4" w:space="0" w:color="CBCBCB"/>
+            </w:tcBorders>
+          </w:tcPr>
+          <w:p>
+            <w:r>
+              <w:rPr>
+                <w:sz w:val="20"/>
+              </w:rPr>
+              <w:t>API đang loading (</w:t>
+            </w:r>
+            <w:r>
+              <w:rPr>
+                <w:rFonts w:ascii="Courier New" w:hAnsi="Courier New"/>
+                <w:color w:val="F05922"/>
+                <w:sz w:val="20"/>
+              </w:rPr>
+              <w:t>/api/sessions/{id}/chain</w:t>
+            </w:r>
+            <w:r>
+              <w:rPr>
+                <w:sz w:val="20"/>
+              </w:rPr>
+              <w:t>)</w:t>
+            </w:r>
+          </w:p>
+        </w:tc>
+        <w:tc>
+          <w:tcPr>
+            <w:tcW w:type="dxa" w:w="4844"/>
+            <w:shd w:val="clear" w:color="auto" w:fill="B8B3D6"/>
+            <w:tcBorders>
+              <w:top w:val="single" w:sz="4" w:space="0" w:color="CBCBCB"/>
+              <w:left w:val="single" w:sz="4" w:space="0" w:color="CBCBCB"/>
+              <w:bottom w:val="single" w:sz="4" w:space="0" w:color="CBCBCB"/>
+              <w:right w:val="single" w:sz="4" w:space="0" w:color="CBCBCB"/>
+            </w:tcBorders>
+          </w:tcPr>
+          <w:p>
+            <w:r>
+              <w:rPr>
+                <w:sz w:val="20"/>
+              </w:rPr>
+              <w:t>Hiện skeleton mờ (1 hàng 3 station placeholder, pulse animation)</w:t>
+            </w:r>
+          </w:p>
+        </w:tc>
+      </w:tr>
+      <w:tr>
+        <w:tc>
+          <w:tcPr>
+            <w:tcW w:type="dxa" w:w="4844"/>
+            <w:tcBorders>
+              <w:top w:val="single" w:sz="4" w:space="0" w:color="CBCBCB"/>
+              <w:left w:val="single" w:sz="4" w:space="0" w:color="CBCBCB"/>
+              <w:bottom w:val="single" w:sz="4" w:space="0" w:color="CBCBCB"/>
+              <w:right w:val="single" w:sz="4" w:space="0" w:color="CBCBCB"/>
+            </w:tcBorders>
+          </w:tcPr>
+          <w:p>
+            <w:r>
+              <w:rPr>
+                <w:sz w:val="20"/>
+              </w:rPr>
+              <w:t>API lỗi</w:t>
+            </w:r>
+          </w:p>
+        </w:tc>
+        <w:tc>
+          <w:tcPr>
+            <w:tcW w:type="dxa" w:w="4844"/>
+            <w:tcBorders>
+              <w:top w:val="single" w:sz="4" w:space="0" w:color="CBCBCB"/>
+              <w:left w:val="single" w:sz="4" w:space="0" w:color="CBCBCB"/>
+              <w:bottom w:val="single" w:sz="4" w:space="0" w:color="CBCBCB"/>
+              <w:right w:val="single" w:sz="4" w:space="0" w:color="CBCBCB"/>
+            </w:tcBorders>
+          </w:tcPr>
+          <w:p>
+            <w:r>
+              <w:rPr>
+                <w:sz w:val="20"/>
+              </w:rPr>
+              <w:t>Không hiển thị PipelineCard (fail silently — không làm vỡ SessionCard)</w:t>
+            </w:r>
+          </w:p>
+        </w:tc>
+      </w:tr>
+    </w:tbl>
+    <w:p/>
+    <w:p>
+      <w:pPr>
+        <w:pStyle w:val="Heading4"/>
+      </w:pPr>
+      <w:r>
+        <w:rPr>
+          <w:color w:val="251C53"/>
+          <w:sz w:val="22"/>
+        </w:rPr>
+        <w:t>Layout PipelineCard</w:t>
+      </w:r>
+    </w:p>
+    <w:p>
+      <w:pPr>
+        <w:spacing w:before="80" w:after="80"/>
+        <w:ind w:left="283"/>
+        <w:shd w:val="clear" w:color="auto" w:fill="F4F4F8"/>
+      </w:pPr>
+      <w:r>
+        <w:rPr>
+          <w:rFonts w:ascii="Courier New" w:hAnsi="Courier New"/>
+          <w:color w:val="251C53"/>
+          <w:sz w:val="18"/>
+        </w:rPr>
+        <w:t>┌─────────────────────────────────────────────────────────────────────┐</w:t>
+        <w:br/>
+        <w:t>│ border-top: 1px #CBCBCB                                             │</w:t>
+        <w:br/>
+        <w:t>│ background: #FAFAFA (phân biệt nhẹ với SessionCard header trắng)   │</w:t>
+        <w:br/>
+        <w:t>│ padding: 10px 16px 12px                                             │</w:t>
+        <w:br/>
+        <w:t>│                                                                     │</w:t>
+        <w:br/>
+        <w:t>│  🔗 Pipeline  [3 bước]                        (caption #4A3F8C)    │</w:t>
+        <w:br/>
+        <w:t>│                                                                     │</w:t>
+        <w:br/>
+        <w:t>│  [overflow-x: auto container]                                       │</w:t>
+        <w:br/>
+        <w:t>│  ┌─────────────────────────────────────────────────────────────┐    │</w:t>
+        <w:br/>
+        <w:t>│  │  [Station Done]  ──▶  [Station Done]  ──▶  [Station Active] │    │</w:t>
+        <w:br/>
+        <w:t>│  └─────────────────────────────────────────────────────────────┘    │</w:t>
+        <w:br/>
+        <w:t>│                                                 (fade gradient phải)│</w:t>
+        <w:br/>
+        <w:t>└─────────────────────────────────────────────────────────────────────┘</w:t>
+      </w:r>
+    </w:p>
+    <w:p>
+      <w:pPr>
+        <w:spacing w:after="80"/>
+      </w:pPr>
+      <w:r>
+        <w:rPr>
+          <w:b/>
+          <w:sz w:val="21"/>
+        </w:rPr>
+        <w:t>Overflow behavior:</w:t>
+      </w:r>
+    </w:p>
+    <w:p>
+      <w:pPr>
+        <w:pStyle w:val="ListBullet"/>
+        <w:spacing w:after="20"/>
+        <w:ind w:left="283"/>
+      </w:pPr>
+      <w:r>
+        <w:rPr>
+          <w:sz w:val="21"/>
+        </w:rPr>
+        <w:t xml:space="preserve">Container: </w:t>
+      </w:r>
+      <w:r>
+        <w:rPr>
+          <w:rFonts w:ascii="Courier New" w:hAnsi="Courier New"/>
+          <w:color w:val="F05922"/>
+          <w:sz w:val="21"/>
+        </w:rPr>
+        <w:t>overflow-x: auto</w:t>
+      </w:r>
+      <w:r>
+        <w:rPr>
+          <w:sz w:val="21"/>
+        </w:rPr>
+        <w:t xml:space="preserve">, </w:t>
+      </w:r>
+      <w:r>
+        <w:rPr>
+          <w:rFonts w:ascii="Courier New" w:hAnsi="Courier New"/>
+          <w:color w:val="F05922"/>
+          <w:sz w:val="21"/>
+        </w:rPr>
+        <w:t>white-space: nowrap</w:t>
+      </w:r>
+      <w:r>
+        <w:rPr>
+          <w:sz w:val="21"/>
+        </w:rPr>
+        <w:t xml:space="preserve">, </w:t>
+      </w:r>
+      <w:r>
+        <w:rPr>
+          <w:rFonts w:ascii="Courier New" w:hAnsi="Courier New"/>
+          <w:color w:val="F05922"/>
+          <w:sz w:val="21"/>
+        </w:rPr>
+        <w:t>padding-bottom: 6px</w:t>
+      </w:r>
+      <w:r>
+        <w:rPr>
+          <w:sz w:val="21"/>
+        </w:rPr>
+        <w:t xml:space="preserve"> (khoảng cho scrollbar)</w:t>
+      </w:r>
+    </w:p>
+    <w:p>
+      <w:pPr>
+        <w:pStyle w:val="ListBullet"/>
+        <w:spacing w:after="20"/>
+        <w:ind w:left="283"/>
+      </w:pPr>
+      <w:r>
+        <w:rPr>
+          <w:sz w:val="21"/>
+        </w:rPr>
+        <w:t xml:space="preserve">Scrollbar: </w:t>
+      </w:r>
+      <w:r>
+        <w:rPr>
+          <w:rFonts w:ascii="Courier New" w:hAnsi="Courier New"/>
+          <w:color w:val="F05922"/>
+          <w:sz w:val="21"/>
+        </w:rPr>
+        <w:t>height: 4px</w:t>
+      </w:r>
+      <w:r>
+        <w:rPr>
+          <w:sz w:val="21"/>
+        </w:rPr>
+        <w:t xml:space="preserve">, </w:t>
+      </w:r>
+      <w:r>
+        <w:rPr>
+          <w:rFonts w:ascii="Courier New" w:hAnsi="Courier New"/>
+          <w:color w:val="F05922"/>
+          <w:sz w:val="21"/>
+        </w:rPr>
+        <w:t>background: #E5E7EB</w:t>
+      </w:r>
+      <w:r>
+        <w:rPr>
+          <w:sz w:val="21"/>
+        </w:rPr>
+        <w:t xml:space="preserve">, thumb </w:t>
+      </w:r>
+      <w:r>
+        <w:rPr>
+          <w:rFonts w:ascii="Courier New" w:hAnsi="Courier New"/>
+          <w:color w:val="F05922"/>
+          <w:sz w:val="21"/>
+        </w:rPr>
+        <w:t>#B8B3D6</w:t>
+      </w:r>
+      <w:r>
+        <w:rPr>
+          <w:sz w:val="21"/>
+        </w:rPr>
+        <w:t xml:space="preserve"> — mỏng, không chiếm nhiều không gian</w:t>
+      </w:r>
+    </w:p>
+    <w:p>
+      <w:pPr>
+        <w:pStyle w:val="ListBullet"/>
+        <w:spacing w:after="20"/>
+        <w:ind w:left="283"/>
+      </w:pPr>
+      <w:r>
+        <w:rPr>
+          <w:sz w:val="21"/>
+        </w:rPr>
+        <w:t xml:space="preserve">Fade gradient phải: pseudo-element </w:t>
+      </w:r>
+      <w:r>
+        <w:rPr>
+          <w:rFonts w:ascii="Courier New" w:hAnsi="Courier New"/>
+          <w:color w:val="F05922"/>
+          <w:sz w:val="21"/>
+        </w:rPr>
+        <w:t>::after</w:t>
+      </w:r>
+      <w:r>
+        <w:rPr>
+          <w:sz w:val="21"/>
+        </w:rPr>
+        <w:t xml:space="preserve"> với </w:t>
+      </w:r>
+      <w:r>
+        <w:rPr>
+          <w:rFonts w:ascii="Courier New" w:hAnsi="Courier New"/>
+          <w:color w:val="F05922"/>
+          <w:sz w:val="21"/>
+        </w:rPr>
+        <w:t>background: linear-gradient(to right, transparent, #FAFAFA)</w:t>
+      </w:r>
+      <w:r>
+        <w:rPr>
+          <w:sz w:val="21"/>
+        </w:rPr>
+        <w:t>, chỉ hiện khi content tràn</w:t>
+      </w:r>
+    </w:p>
+    <w:p>
+      <w:pPr>
+        <w:pBdr>
+          <w:bottom w:val="single" w:sz="6" w:space="1" w:color="F05922"/>
+        </w:pBdr>
+        <w:spacing w:after="120"/>
+      </w:pPr>
+    </w:p>
+    <w:p>
+      <w:pPr>
+        <w:pStyle w:val="Heading4"/>
+      </w:pPr>
+      <w:r>
+        <w:rPr>
+          <w:color w:val="251C53"/>
+          <w:sz w:val="22"/>
+        </w:rPr>
+        <w:t>Step Station — 2 trạng thái</w:t>
+      </w:r>
+    </w:p>
+    <w:p>
+      <w:pPr>
+        <w:spacing w:after="80"/>
+      </w:pPr>
+      <w:r>
+        <w:rPr>
+          <w:sz w:val="21"/>
+        </w:rPr>
+        <w:t>##### Trạm DONE (đã qua)</w:t>
+      </w:r>
+    </w:p>
+    <w:p>
+      <w:pPr>
+        <w:spacing w:before="80" w:after="80"/>
+        <w:ind w:left="283"/>
+        <w:shd w:val="clear" w:color="auto" w:fill="F4F4F8"/>
+      </w:pPr>
+      <w:r>
+        <w:rPr>
+          <w:rFonts w:ascii="Courier New" w:hAnsi="Courier New"/>
+          <w:color w:val="251C53"/>
+          <w:sz w:val="18"/>
+        </w:rPr>
+        <w:t>┌──────────────┐</w:t>
+        <w:br/>
+        <w:t>│ ✓            │  ← icon checkmark, màu #22C55E, 12px</w:t>
+        <w:br/>
+        <w:t>│ Product      │  ← subagent_display, 11px bold, #4A3F8C, truncate 1 dòng</w:t>
+        <w:br/>
+        <w:t>│ Manager      │</w:t>
+        <w:br/>
+        <w:t>│ "Viết PRD    │  ← description, 10px, #9CA3AF, max 2 dòng, ellipsis</w:t>
+        <w:br/>
+        <w:t>│  cho dash..."│</w:t>
+        <w:br/>
+        <w:t>└──────────────┘</w:t>
+        <w:br/>
+        <w:t>Kích thước: width 96px, height 80px</w:t>
+        <w:br/>
+        <w:t>Style: bg #F5F5F5, border 1px #CBCBCB, border-radius 6px</w:t>
+        <w:br/>
+        <w:t>Opacity: 0.65</w:t>
+        <w:br/>
+        <w:t>Hover: opacity 1.0, box-shadow 0 1px 4px rgba(0,0,0,0.1), z-index: 1</w:t>
+        <w:br/>
+        <w:t xml:space="preserve">       → tooltip hiển thị description đầy đủ</w:t>
+      </w:r>
+    </w:p>
+    <w:p>
+      <w:pPr>
+        <w:spacing w:after="80"/>
+      </w:pPr>
+      <w:r>
+        <w:rPr>
+          <w:sz w:val="21"/>
+        </w:rPr>
+        <w:t>##### Trạm ACTIVE (đang chạy — chỉ có 1 trong chain, luôn là bước cuối)</w:t>
+      </w:r>
+    </w:p>
+    <w:p>
+      <w:pPr>
+        <w:spacing w:before="80" w:after="80"/>
+        <w:ind w:left="283"/>
+        <w:shd w:val="clear" w:color="auto" w:fill="F4F4F8"/>
+      </w:pPr>
+      <w:r>
+        <w:rPr>
+          <w:rFonts w:ascii="Courier New" w:hAnsi="Courier New"/>
+          <w:color w:val="251C53"/>
+          <w:sz w:val="18"/>
+        </w:rPr>
+        <w:t>┌──────────────────┐</w:t>
+        <w:br/>
+        <w:t>│ ●  (pulse dot)   │  ← animated dot #F05922, 8px</w:t>
+        <w:br/>
+        <w:t>│ Senior           │  ← subagent_display, 13px semibold, #251C53</w:t>
+        <w:br/>
+        <w:t>│ Developer        │</w:t>
+        <w:br/>
+        <w:t>│                  │</w:t>
+        <w:br/>
+        <w:t>│ "Code backend    │  ← description, 12px, #1F2937, max 3 dòng, no truncate</w:t>
+        <w:br/>
+        <w:t>│  ingest loop..." │</w:t>
+        <w:br/>
+        <w:t>│                  │</w:t>
+        <w:br/>
+        <w:t>└──────────────────┘</w:t>
+        <w:br/>
+        <w:t>Kích thước: width 164px, height 80px (wider để đọc được description)</w:t>
+        <w:br/>
+        <w:t>Style:</w:t>
+        <w:br/>
+        <w:t xml:space="preserve">  bg: rgba(255, 170, 128, 0.12)  (FFAA80 ở 12% opacity — cam nhạt nhẹ)</w:t>
+        <w:br/>
+        <w:t xml:space="preserve">  border: 1px rgba(240, 89, 34, 0.3)</w:t>
+        <w:br/>
+        <w:t xml:space="preserve">  border-left: 4px solid #F05922  ← accent chính</w:t>
+        <w:br/>
+        <w:t xml:space="preserve">  border-radius: 6px</w:t>
+        <w:br/>
+        <w:t>Opacity: 1.0 (không mờ)</w:t>
+        <w:br/>
+        <w:t>Animation: dot pulse keyframe (scale 1→1.3→1, 1.5s infinite)</w:t>
+      </w:r>
+    </w:p>
+    <w:p>
+      <w:pPr>
+        <w:spacing w:after="80"/>
+      </w:pPr>
+      <w:r>
+        <w:rPr>
+          <w:sz w:val="21"/>
+        </w:rPr>
+        <w:t>##### Connector giữa các trạm</w:t>
+      </w:r>
+    </w:p>
+    <w:p>
+      <w:pPr>
+        <w:spacing w:before="80" w:after="80"/>
+        <w:ind w:left="283"/>
+        <w:shd w:val="clear" w:color="auto" w:fill="F4F4F8"/>
+      </w:pPr>
+      <w:r>
+        <w:rPr>
+          <w:rFonts w:ascii="Courier New" w:hAnsi="Courier New"/>
+          <w:color w:val="251C53"/>
+          <w:sz w:val="18"/>
+        </w:rPr>
+        <w:t xml:space="preserve">  [Station]  ──▶  [Station]</w:t>
+        <w:br/>
+        <w:t xml:space="preserve">             ↑</w:t>
+        <w:br/>
+        <w:t xml:space="preserve">             Connector: 20px wide</w:t>
+        <w:br/>
+        <w:t xml:space="preserve">             SVG hoặc CSS: line 1px #CBCBCB + arrowhead #CBCBCB</w:t>
+        <w:br/>
+        <w:t xml:space="preserve">             display: inline-flex, align-items: center</w:t>
+        <w:br/>
+        <w:t xml:space="preserve">             flex-shrink: 0  (không bị co khi overflow)</w:t>
+      </w:r>
+    </w:p>
+    <w:p>
+      <w:pPr>
+        <w:pBdr>
+          <w:bottom w:val="single" w:sz="6" w:space="1" w:color="F05922"/>
+        </w:pBdr>
+        <w:spacing w:after="120"/>
+      </w:pPr>
+    </w:p>
+    <w:p>
+      <w:pPr>
+        <w:pStyle w:val="Heading4"/>
+      </w:pPr>
+      <w:r>
+        <w:rPr>
+          <w:color w:val="251C53"/>
+          <w:sz w:val="22"/>
+        </w:rPr>
+        <w:t>Pipeline header row</w:t>
+      </w:r>
+    </w:p>
+    <w:p>
+      <w:pPr>
+        <w:spacing w:before="80" w:after="80"/>
+        <w:ind w:left="283"/>
+        <w:shd w:val="clear" w:color="auto" w:fill="F4F4F8"/>
+      </w:pPr>
+      <w:r>
+        <w:rPr>
+          <w:rFonts w:ascii="Courier New" w:hAnsi="Courier New"/>
+          <w:color w:val="251C53"/>
+          <w:sz w:val="18"/>
+        </w:rPr>
+        <w:t xml:space="preserve">  🔗 Pipeline  [5 bước]</w:t>
+        <w:br/>
+        <w:br/>
+        <w:t xml:space="preserve">  Style:</w:t>
+        <w:br/>
+        <w:t xml:space="preserve">  - Icon 🔗: thay bằng SVG chain-link 14px, màu #4A3F8C</w:t>
+        <w:br/>
+        <w:t xml:space="preserve">  - Text "Pipeline": 12px semibold, #251C53</w:t>
+        <w:br/>
+        <w:t xml:space="preserve">  - Badge "[5 bước]": 11px, bg #B8B3D6, text #251C53, border-radius 10px, padding 1px 6px</w:t>
+        <w:br/>
+        <w:t xml:space="preserve">  - Khoảng cách trên pipeline header: margin-bottom 8px</w:t>
+      </w:r>
+    </w:p>
+    <w:p>
+      <w:pPr>
+        <w:pBdr>
+          <w:bottom w:val="single" w:sz="6" w:space="1" w:color="F05922"/>
+        </w:pBdr>
+        <w:spacing w:after="120"/>
+      </w:pPr>
+    </w:p>
+    <w:p>
+      <w:pPr>
+        <w:pStyle w:val="Heading4"/>
+      </w:pPr>
+      <w:r>
+        <w:rPr>
+          <w:color w:val="251C53"/>
+          <w:sz w:val="22"/>
+        </w:rPr>
+        <w:t>SessionCard DONE — PipelineCard collapsed</w:t>
+      </w:r>
+    </w:p>
+    <w:p>
+      <w:pPr>
+        <w:spacing w:after="80"/>
+      </w:pPr>
+      <w:r>
+        <w:rPr>
+          <w:sz w:val="21"/>
+        </w:rPr>
+        <w:t>Khi session DONE, PipelineCard vẫn hiển thị nhưng:</w:t>
+      </w:r>
+    </w:p>
+    <w:p>
+      <w:pPr>
+        <w:pStyle w:val="ListBullet"/>
+        <w:spacing w:after="20"/>
+        <w:ind w:left="283"/>
+      </w:pPr>
+      <w:r>
+        <w:rPr>
+          <w:sz w:val="21"/>
+        </w:rPr>
+        <w:t>Toàn bộ container opacity 0.6</w:t>
+      </w:r>
+    </w:p>
+    <w:p>
+      <w:pPr>
+        <w:pStyle w:val="ListBullet"/>
+        <w:spacing w:after="20"/>
+        <w:ind w:left="283"/>
+      </w:pPr>
+      <w:r>
+        <w:rPr>
+          <w:sz w:val="21"/>
+        </w:rPr>
+        <w:t>Tất cả stations ở trạng thái DONE (không có ACTIVE station)</w:t>
+      </w:r>
+    </w:p>
+    <w:p>
+      <w:pPr>
+        <w:pStyle w:val="ListBullet"/>
+        <w:spacing w:after="20"/>
+        <w:ind w:left="283"/>
+      </w:pPr>
+      <w:r>
+        <w:rPr>
+          <w:sz w:val="21"/>
+        </w:rPr>
+        <w:t>Pipeline header: "🔗 Pipeline  [5 bước — kết thúc]"</w:t>
+      </w:r>
+    </w:p>
+    <w:p>
+      <w:pPr>
+        <w:spacing w:before="80" w:after="80"/>
+        <w:ind w:left="283"/>
+        <w:shd w:val="clear" w:color="auto" w:fill="F4F4F8"/>
+      </w:pPr>
+      <w:r>
+        <w:rPr>
+          <w:rFonts w:ascii="Courier New" w:hAnsi="Courier New"/>
+          <w:color w:val="251C53"/>
+          <w:sz w:val="18"/>
+        </w:rPr>
+        <w:t>┌─────────────────────────────────────────────────────────────────────┐ ← opacity 0.6</w:t>
+        <w:br/>
+        <w:t>│ 🔗 Pipeline  [5 bước — kết thúc]                                   │</w:t>
+        <w:br/>
+        <w:t>│ [✓ PM]──▶[✓ BA]──▶[✓ UX]──▶[✓ TL]──▶[✓ SD]                        │ ← tất cả done</w:t>
+        <w:br/>
+        <w:t>└─────────────────────────────────────────────────────────────────────┘</w:t>
+      </w:r>
+    </w:p>
+    <w:p>
+      <w:pPr>
+        <w:pBdr>
+          <w:bottom w:val="single" w:sz="6" w:space="1" w:color="F05922"/>
+        </w:pBdr>
+        <w:spacing w:after="120"/>
+      </w:pPr>
+    </w:p>
+    <w:p>
+      <w:pPr>
+        <w:pStyle w:val="Heading3"/>
+        <w:spacing w:before="160" w:after="60"/>
+      </w:pPr>
+      <w:r>
+        <w:rPr>
+          <w:color w:val="4A3F8C"/>
+          <w:sz w:val="24"/>
+        </w:rPr>
+        <w:t>Xử lý chain dài (10–20+ bước)</w:t>
+      </w:r>
+    </w:p>
+    <w:p>
+      <w:pPr>
+        <w:spacing w:after="80"/>
+      </w:pPr>
+      <w:r>
+        <w:rPr>
+          <w:sz w:val="21"/>
+        </w:rPr>
+        <w:t>Đây là trường hợp thực tế quan trọng nhất (WF-FEATURE full chain có thể đến 15 bước).</w:t>
+      </w:r>
+    </w:p>
+    <w:p>
+      <w:pPr>
+        <w:spacing w:after="80"/>
+      </w:pPr>
+      <w:r>
+        <w:rPr>
+          <w:b/>
+          <w:sz w:val="21"/>
+        </w:rPr>
+        <w:t>Chiến lược:</w:t>
+      </w:r>
+    </w:p>
+    <w:p>
+      <w:pPr>
+        <w:spacing w:after="20"/>
+        <w:ind w:left="567" w:hanging="283"/>
+      </w:pPr>
+      <w:r>
+        <w:rPr>
+          <w:sz w:val="21"/>
+        </w:rPr>
+        <w:t>1.</w:t>
+        <w:tab/>
+      </w:r>
+      <w:r>
+        <w:rPr>
+          <w:b/>
+          <w:sz w:val="21"/>
+        </w:rPr>
+        <w:t>Scroll ngang</w:t>
+      </w:r>
+      <w:r>
+        <w:rPr>
+          <w:sz w:val="21"/>
+        </w:rPr>
+        <w:t xml:space="preserve"> — toàn bộ stations trong </w:t>
+      </w:r>
+      <w:r>
+        <w:rPr>
+          <w:rFonts w:ascii="Courier New" w:hAnsi="Courier New"/>
+          <w:color w:val="F05922"/>
+          <w:sz w:val="21"/>
+        </w:rPr>
+        <w:t>overflow-x: auto</w:t>
+      </w:r>
+      <w:r>
+        <w:rPr>
+          <w:sz w:val="21"/>
+        </w:rPr>
+        <w:t>. Không wrap 2 dòng, không ẩn bước.</w:t>
+      </w:r>
+    </w:p>
+    <w:p>
+      <w:pPr>
+        <w:spacing w:after="20"/>
+        <w:ind w:left="567" w:hanging="283"/>
+      </w:pPr>
+      <w:r>
+        <w:rPr>
+          <w:sz w:val="21"/>
+        </w:rPr>
+        <w:t>2.</w:t>
+        <w:tab/>
+      </w:r>
+      <w:r>
+        <w:rPr>
+          <w:b/>
+          <w:sz w:val="21"/>
+        </w:rPr>
+        <w:t>Auto-scroll to active</w:t>
+      </w:r>
+      <w:r>
+        <w:rPr>
+          <w:sz w:val="21"/>
+        </w:rPr>
+        <w:t xml:space="preserve"> — khi </w:t>
+      </w:r>
+      <w:r>
+        <w:rPr>
+          <w:rFonts w:ascii="Courier New" w:hAnsi="Courier New"/>
+          <w:color w:val="F05922"/>
+          <w:sz w:val="21"/>
+        </w:rPr>
+        <w:t>active</w:t>
+      </w:r>
+      <w:r>
+        <w:rPr>
+          <w:sz w:val="21"/>
+        </w:rPr>
+        <w:t xml:space="preserve"> station nằm ngoài viewport của scroll container → </w:t>
+      </w:r>
+      <w:r>
+        <w:rPr>
+          <w:rFonts w:ascii="Courier New" w:hAnsi="Courier New"/>
+          <w:color w:val="F05922"/>
+          <w:sz w:val="21"/>
+        </w:rPr>
+        <w:t>scrollIntoView({ behavior: 'smooth', block: 'nearest', inline: 'end' })</w:t>
+      </w:r>
+      <w:r>
+        <w:rPr>
+          <w:sz w:val="21"/>
+        </w:rPr>
+        <w:t xml:space="preserve"> khi component mount hoặc khi </w:t>
+      </w:r>
+      <w:r>
+        <w:rPr>
+          <w:rFonts w:ascii="Courier New" w:hAnsi="Courier New"/>
+          <w:color w:val="F05922"/>
+          <w:sz w:val="21"/>
+        </w:rPr>
+        <w:t>steps</w:t>
+      </w:r>
+      <w:r>
+        <w:rPr>
+          <w:sz w:val="21"/>
+        </w:rPr>
+        <w:t xml:space="preserve"> cập nhật.</w:t>
+      </w:r>
+    </w:p>
+    <w:p>
+      <w:pPr>
+        <w:spacing w:after="20"/>
+        <w:ind w:left="567" w:hanging="283"/>
+      </w:pPr>
+      <w:r>
+        <w:rPr>
+          <w:sz w:val="21"/>
+        </w:rPr>
+        <w:t>3.</w:t>
+        <w:tab/>
+      </w:r>
+      <w:r>
+        <w:rPr>
+          <w:b/>
+          <w:sz w:val="21"/>
+        </w:rPr>
+        <w:t>Fade gradient</w:t>
+      </w:r>
+      <w:r>
+        <w:rPr>
+          <w:sz w:val="21"/>
+        </w:rPr>
+        <w:t xml:space="preserve"> — overlay mờ phía phải (</w:t>
+      </w:r>
+      <w:r>
+        <w:rPr>
+          <w:rFonts w:ascii="Courier New" w:hAnsi="Courier New"/>
+          <w:color w:val="F05922"/>
+          <w:sz w:val="21"/>
+        </w:rPr>
+        <w:t>::after</w:t>
+      </w:r>
+      <w:r>
+        <w:rPr>
+          <w:sz w:val="21"/>
+        </w:rPr>
+        <w:t xml:space="preserve"> pseudo-element, width 32px, gradient </w:t>
+      </w:r>
+      <w:r>
+        <w:rPr>
+          <w:rFonts w:ascii="Courier New" w:hAnsi="Courier New"/>
+          <w:color w:val="F05922"/>
+          <w:sz w:val="21"/>
+        </w:rPr>
+        <w:t>transparent → #FAFAFA</w:t>
+      </w:r>
+      <w:r>
+        <w:rPr>
+          <w:sz w:val="21"/>
+        </w:rPr>
+        <w:t>) khi nội dung tràn → gợi ý có thể scroll.</w:t>
+      </w:r>
+    </w:p>
+    <w:p>
+      <w:pPr>
+        <w:spacing w:after="20"/>
+        <w:ind w:left="567" w:hanging="283"/>
+      </w:pPr>
+      <w:r>
+        <w:rPr>
+          <w:sz w:val="21"/>
+        </w:rPr>
+        <w:t>4.</w:t>
+        <w:tab/>
+      </w:r>
+      <w:r>
+        <w:rPr>
+          <w:b/>
+          <w:sz w:val="21"/>
+        </w:rPr>
+        <w:t>Step counter label</w:t>
+      </w:r>
+      <w:r>
+        <w:rPr>
+          <w:sz w:val="21"/>
+        </w:rPr>
+        <w:t xml:space="preserve"> — "🔗 Pipeline [12 bước]" trong header luôn hiển thị tổng số bước để user biết chain dài bao nhiêu mà không cần scroll hết.</w:t>
+      </w:r>
+    </w:p>
+    <w:p>
+      <w:pPr>
+        <w:spacing w:after="20"/>
+        <w:ind w:left="567" w:hanging="283"/>
+      </w:pPr>
+      <w:r>
+        <w:rPr>
+          <w:sz w:val="21"/>
+        </w:rPr>
+        <w:t>5.</w:t>
+        <w:tab/>
+      </w:r>
+      <w:r>
+        <w:rPr>
+          <w:b/>
+          <w:sz w:val="21"/>
+        </w:rPr>
+        <w:t>Hover expand</w:t>
+      </w:r>
+      <w:r>
+        <w:rPr>
+          <w:sz w:val="21"/>
+        </w:rPr>
+        <w:t xml:space="preserve"> — done station width 96px (compact); khi hover: expand inline (transition 150ms) thêm 16px để đọc description dễ hơn — KHÔNG làm layout shift đột ngột.</w:t>
+      </w:r>
+    </w:p>
+    <w:p>
+      <w:pPr>
+        <w:spacing w:after="80"/>
+      </w:pPr>
+      <w:r>
+        <w:rPr>
+          <w:b/>
+          <w:sz w:val="21"/>
+        </w:rPr>
+        <w:t>Benchmark test cases (JD cần test tay):</w:t>
+      </w:r>
+    </w:p>
+    <w:tbl>
+      <w:tblPr>
+        <w:tblStyle w:val="TableGrid"/>
+        <w:tblW w:type="auto" w:w="0"/>
+        <w:tblLook w:firstColumn="1" w:firstRow="1" w:lastColumn="0" w:lastRow="0" w:noHBand="0" w:noVBand="1" w:val="04A0"/>
+      </w:tblPr>
+      <w:tblGrid>
+        <w:gridCol w:w="3230"/>
+        <w:gridCol w:w="3230"/>
+        <w:gridCol w:w="3230"/>
+      </w:tblGrid>
+      <w:tr>
+        <w:tc>
+          <w:tcPr>
+            <w:tcW w:type="dxa" w:w="3230"/>
+            <w:shd w:val="clear" w:color="auto" w:fill="251C53"/>
+            <w:tcBorders>
+              <w:top w:val="single" w:sz="4" w:space="0" w:color="251C53"/>
+              <w:left w:val="single" w:sz="4" w:space="0" w:color="251C53"/>
+              <w:bottom w:val="single" w:sz="4" w:space="0" w:color="251C53"/>
+              <w:right w:val="single" w:sz="4" w:space="0" w:color="251C53"/>
+            </w:tcBorders>
+          </w:tcPr>
+          <w:p>
+            <w:r>
+              <w:rPr>
+                <w:b/>
+                <w:color w:val="FFFFFF"/>
+                <w:sz w:val="20"/>
+              </w:rPr>
+              <w:t>Số bước</w:t>
+            </w:r>
+          </w:p>
+        </w:tc>
+        <w:tc>
+          <w:tcPr>
+            <w:tcW w:type="dxa" w:w="3230"/>
+            <w:shd w:val="clear" w:color="auto" w:fill="251C53"/>
+            <w:tcBorders>
+              <w:top w:val="single" w:sz="4" w:space="0" w:color="251C53"/>
+              <w:left w:val="single" w:sz="4" w:space="0" w:color="251C53"/>
+              <w:bottom w:val="single" w:sz="4" w:space="0" w:color="251C53"/>
+              <w:right w:val="single" w:sz="4" w:space="0" w:color="251C53"/>
+            </w:tcBorders>
+          </w:tcPr>
+          <w:p>
+            <w:r>
+              <w:rPr>
+                <w:b/>
+                <w:color w:val="FFFFFF"/>
+                <w:sz w:val="20"/>
+              </w:rPr>
+              <w:t>Mô tả</w:t>
+            </w:r>
+          </w:p>
+        </w:tc>
+        <w:tc>
+          <w:tcPr>
+            <w:tcW w:type="dxa" w:w="3230"/>
+            <w:shd w:val="clear" w:color="auto" w:fill="251C53"/>
+            <w:tcBorders>
+              <w:top w:val="single" w:sz="4" w:space="0" w:color="251C53"/>
+              <w:left w:val="single" w:sz="4" w:space="0" w:color="251C53"/>
+              <w:bottom w:val="single" w:sz="4" w:space="0" w:color="251C53"/>
+              <w:right w:val="single" w:sz="4" w:space="0" w:color="251C53"/>
+            </w:tcBorders>
+          </w:tcPr>
+          <w:p>
+            <w:r>
+              <w:rPr>
+                <w:b/>
+                <w:color w:val="FFFFFF"/>
+                <w:sz w:val="20"/>
+              </w:rPr>
+              <w:t>Kỳ vọng</w:t>
+            </w:r>
+          </w:p>
+        </w:tc>
+      </w:tr>
+      <w:tr>
+        <w:tc>
+          <w:tcPr>
+            <w:tcW w:type="dxa" w:w="3230"/>
+            <w:tcBorders>
+              <w:top w:val="single" w:sz="4" w:space="0" w:color="CBCBCB"/>
+              <w:left w:val="single" w:sz="4" w:space="0" w:color="CBCBCB"/>
+              <w:bottom w:val="single" w:sz="4" w:space="0" w:color="CBCBCB"/>
+              <w:right w:val="single" w:sz="4" w:space="0" w:color="CBCBCB"/>
+            </w:tcBorders>
+          </w:tcPr>
+          <w:p>
+            <w:r>
+              <w:rPr>
+                <w:sz w:val="20"/>
+              </w:rPr>
+              <w:t>---------</w:t>
+            </w:r>
+          </w:p>
+        </w:tc>
+        <w:tc>
+          <w:tcPr>
+            <w:tcW w:type="dxa" w:w="3230"/>
+            <w:tcBorders>
+              <w:top w:val="single" w:sz="4" w:space="0" w:color="CBCBCB"/>
+              <w:left w:val="single" w:sz="4" w:space="0" w:color="CBCBCB"/>
+              <w:bottom w:val="single" w:sz="4" w:space="0" w:color="CBCBCB"/>
+              <w:right w:val="single" w:sz="4" w:space="0" w:color="CBCBCB"/>
+            </w:tcBorders>
+          </w:tcPr>
+          <w:p>
+            <w:r>
+              <w:rPr>
+                <w:sz w:val="20"/>
+              </w:rPr>
+              <w:t>-------</w:t>
+            </w:r>
+          </w:p>
+        </w:tc>
+        <w:tc>
+          <w:tcPr>
+            <w:tcW w:type="dxa" w:w="3230"/>
+            <w:tcBorders>
+              <w:top w:val="single" w:sz="4" w:space="0" w:color="CBCBCB"/>
+              <w:left w:val="single" w:sz="4" w:space="0" w:color="CBCBCB"/>
+              <w:bottom w:val="single" w:sz="4" w:space="0" w:color="CBCBCB"/>
+              <w:right w:val="single" w:sz="4" w:space="0" w:color="CBCBCB"/>
+            </w:tcBorders>
+          </w:tcPr>
+          <w:p>
+            <w:r>
+              <w:rPr>
+                <w:sz w:val="20"/>
+              </w:rPr>
+              <w:t>---------</w:t>
+            </w:r>
+          </w:p>
+        </w:tc>
+      </w:tr>
+      <w:tr>
+        <w:tc>
+          <w:tcPr>
+            <w:tcW w:type="dxa" w:w="3230"/>
+            <w:shd w:val="clear" w:color="auto" w:fill="B8B3D6"/>
+            <w:tcBorders>
+              <w:top w:val="single" w:sz="4" w:space="0" w:color="CBCBCB"/>
+              <w:left w:val="single" w:sz="4" w:space="0" w:color="CBCBCB"/>
+              <w:bottom w:val="single" w:sz="4" w:space="0" w:color="CBCBCB"/>
+              <w:right w:val="single" w:sz="4" w:space="0" w:color="CBCBCB"/>
+            </w:tcBorders>
+          </w:tcPr>
+          <w:p>
+            <w:r>
+              <w:rPr>
+                <w:sz w:val="20"/>
+              </w:rPr>
+              <w:t>1</w:t>
+            </w:r>
+          </w:p>
+        </w:tc>
+        <w:tc>
+          <w:tcPr>
+            <w:tcW w:type="dxa" w:w="3230"/>
+            <w:shd w:val="clear" w:color="auto" w:fill="B8B3D6"/>
+            <w:tcBorders>
+              <w:top w:val="single" w:sz="4" w:space="0" w:color="CBCBCB"/>
+              <w:left w:val="single" w:sz="4" w:space="0" w:color="CBCBCB"/>
+              <w:bottom w:val="single" w:sz="4" w:space="0" w:color="CBCBCB"/>
+              <w:right w:val="single" w:sz="4" w:space="0" w:color="CBCBCB"/>
+            </w:tcBorders>
+          </w:tcPr>
+          <w:p>
+            <w:r>
+              <w:rPr>
+                <w:sz w:val="20"/>
+              </w:rPr>
+              <w:t>Chỉ gọi 1 agent</w:t>
+            </w:r>
+          </w:p>
+        </w:tc>
+        <w:tc>
+          <w:tcPr>
+            <w:tcW w:type="dxa" w:w="3230"/>
+            <w:shd w:val="clear" w:color="auto" w:fill="B8B3D6"/>
+            <w:tcBorders>
+              <w:top w:val="single" w:sz="4" w:space="0" w:color="CBCBCB"/>
+              <w:left w:val="single" w:sz="4" w:space="0" w:color="CBCBCB"/>
+              <w:bottom w:val="single" w:sz="4" w:space="0" w:color="CBCBCB"/>
+              <w:right w:val="single" w:sz="4" w:space="0" w:color="CBCBCB"/>
+            </w:tcBorders>
+          </w:tcPr>
+          <w:p>
+            <w:r>
+              <w:rPr>
+                <w:sz w:val="20"/>
+              </w:rPr>
+              <w:t>1 station ACTIVE (nếu Running), không scroll</w:t>
+            </w:r>
+          </w:p>
+        </w:tc>
+      </w:tr>
+      <w:tr>
+        <w:tc>
+          <w:tcPr>
+            <w:tcW w:type="dxa" w:w="3230"/>
+            <w:tcBorders>
+              <w:top w:val="single" w:sz="4" w:space="0" w:color="CBCBCB"/>
+              <w:left w:val="single" w:sz="4" w:space="0" w:color="CBCBCB"/>
+              <w:bottom w:val="single" w:sz="4" w:space="0" w:color="CBCBCB"/>
+              <w:right w:val="single" w:sz="4" w:space="0" w:color="CBCBCB"/>
+            </w:tcBorders>
+          </w:tcPr>
+          <w:p>
+            <w:r>
+              <w:rPr>
+                <w:sz w:val="20"/>
+              </w:rPr>
+              <w:t>5</w:t>
+            </w:r>
+          </w:p>
+        </w:tc>
+        <w:tc>
+          <w:tcPr>
+            <w:tcW w:type="dxa" w:w="3230"/>
+            <w:tcBorders>
+              <w:top w:val="single" w:sz="4" w:space="0" w:color="CBCBCB"/>
+              <w:left w:val="single" w:sz="4" w:space="0" w:color="CBCBCB"/>
+              <w:bottom w:val="single" w:sz="4" w:space="0" w:color="CBCBCB"/>
+              <w:right w:val="single" w:sz="4" w:space="0" w:color="CBCBCB"/>
+            </w:tcBorders>
+          </w:tcPr>
+          <w:p>
+            <w:r>
+              <w:rPr>
+                <w:sz w:val="20"/>
+              </w:rPr>
+              <w:t>WF-BUGFIX</w:t>
+            </w:r>
+          </w:p>
+        </w:tc>
+        <w:tc>
+          <w:tcPr>
+            <w:tcW w:type="dxa" w:w="3230"/>
+            <w:tcBorders>
+              <w:top w:val="single" w:sz="4" w:space="0" w:color="CBCBCB"/>
+              <w:left w:val="single" w:sz="4" w:space="0" w:color="CBCBCB"/>
+              <w:bottom w:val="single" w:sz="4" w:space="0" w:color="CBCBCB"/>
+              <w:right w:val="single" w:sz="4" w:space="0" w:color="CBCBCB"/>
+            </w:tcBorders>
+          </w:tcPr>
+          <w:p>
+            <w:r>
+              <w:rPr>
+                <w:sz w:val="20"/>
+              </w:rPr>
+              <w:t>Tất cả visible không cần scroll</w:t>
+            </w:r>
+          </w:p>
+        </w:tc>
+      </w:tr>
+      <w:tr>
+        <w:tc>
+          <w:tcPr>
+            <w:tcW w:type="dxa" w:w="3230"/>
+            <w:shd w:val="clear" w:color="auto" w:fill="B8B3D6"/>
+            <w:tcBorders>
+              <w:top w:val="single" w:sz="4" w:space="0" w:color="CBCBCB"/>
+              <w:left w:val="single" w:sz="4" w:space="0" w:color="CBCBCB"/>
+              <w:bottom w:val="single" w:sz="4" w:space="0" w:color="CBCBCB"/>
+              <w:right w:val="single" w:sz="4" w:space="0" w:color="CBCBCB"/>
+            </w:tcBorders>
+          </w:tcPr>
+          <w:p>
+            <w:r>
+              <w:rPr>
+                <w:sz w:val="20"/>
+              </w:rPr>
+              <w:t>10</w:t>
+            </w:r>
+          </w:p>
+        </w:tc>
+        <w:tc>
+          <w:tcPr>
+            <w:tcW w:type="dxa" w:w="3230"/>
+            <w:shd w:val="clear" w:color="auto" w:fill="B8B3D6"/>
+            <w:tcBorders>
+              <w:top w:val="single" w:sz="4" w:space="0" w:color="CBCBCB"/>
+              <w:left w:val="single" w:sz="4" w:space="0" w:color="CBCBCB"/>
+              <w:bottom w:val="single" w:sz="4" w:space="0" w:color="CBCBCB"/>
+              <w:right w:val="single" w:sz="4" w:space="0" w:color="CBCBCB"/>
+            </w:tcBorders>
+          </w:tcPr>
+          <w:p>
+            <w:r>
+              <w:rPr>
+                <w:sz w:val="20"/>
+              </w:rPr>
+              <w:t>WF-FEATURE (từ PM đến QA)</w:t>
+            </w:r>
+          </w:p>
+        </w:tc>
+        <w:tc>
+          <w:tcPr>
+            <w:tcW w:type="dxa" w:w="3230"/>
+            <w:shd w:val="clear" w:color="auto" w:fill="B8B3D6"/>
+            <w:tcBorders>
+              <w:top w:val="single" w:sz="4" w:space="0" w:color="CBCBCB"/>
+              <w:left w:val="single" w:sz="4" w:space="0" w:color="CBCBCB"/>
+              <w:bottom w:val="single" w:sz="4" w:space="0" w:color="CBCBCB"/>
+              <w:right w:val="single" w:sz="4" w:space="0" w:color="CBCBCB"/>
+            </w:tcBorders>
+          </w:tcPr>
+          <w:p>
+            <w:r>
+              <w:rPr>
+                <w:sz w:val="20"/>
+              </w:rPr>
+              <w:t>Scroll, auto-scroll to active</w:t>
+            </w:r>
+          </w:p>
+        </w:tc>
+      </w:tr>
+      <w:tr>
+        <w:tc>
+          <w:tcPr>
+            <w:tcW w:type="dxa" w:w="3230"/>
+            <w:tcBorders>
+              <w:top w:val="single" w:sz="4" w:space="0" w:color="CBCBCB"/>
+              <w:left w:val="single" w:sz="4" w:space="0" w:color="CBCBCB"/>
+              <w:bottom w:val="single" w:sz="4" w:space="0" w:color="CBCBCB"/>
+              <w:right w:val="single" w:sz="4" w:space="0" w:color="CBCBCB"/>
+            </w:tcBorders>
+          </w:tcPr>
+          <w:p>
+            <w:r>
+              <w:rPr>
+                <w:sz w:val="20"/>
+              </w:rPr>
+              <w:t>20+</w:t>
+            </w:r>
+          </w:p>
+        </w:tc>
+        <w:tc>
+          <w:tcPr>
+            <w:tcW w:type="dxa" w:w="3230"/>
+            <w:tcBorders>
+              <w:top w:val="single" w:sz="4" w:space="0" w:color="CBCBCB"/>
+              <w:left w:val="single" w:sz="4" w:space="0" w:color="CBCBCB"/>
+              <w:bottom w:val="single" w:sz="4" w:space="0" w:color="CBCBCB"/>
+              <w:right w:val="single" w:sz="4" w:space="0" w:color="CBCBCB"/>
+            </w:tcBorders>
+          </w:tcPr>
+          <w:p>
+            <w:r>
+              <w:rPr>
+                <w:sz w:val="20"/>
+              </w:rPr>
+              <w:t>WF-FEATURE full + re-call</w:t>
+            </w:r>
+          </w:p>
+        </w:tc>
+        <w:tc>
+          <w:tcPr>
+            <w:tcW w:type="dxa" w:w="3230"/>
+            <w:tcBorders>
+              <w:top w:val="single" w:sz="4" w:space="0" w:color="CBCBCB"/>
+              <w:left w:val="single" w:sz="4" w:space="0" w:color="CBCBCB"/>
+              <w:bottom w:val="single" w:sz="4" w:space="0" w:color="CBCBCB"/>
+              <w:right w:val="single" w:sz="4" w:space="0" w:color="CBCBCB"/>
+            </w:tcBorders>
+          </w:tcPr>
+          <w:p>
+            <w:r>
+              <w:rPr>
+                <w:sz w:val="20"/>
+              </w:rPr>
+              <w:t>Scroll, active ở cuối tự hiện ra</w:t>
+            </w:r>
+          </w:p>
+        </w:tc>
+      </w:tr>
+    </w:tbl>
+    <w:p/>
+    <w:p>
+      <w:pPr>
+        <w:pBdr>
+          <w:bottom w:val="single" w:sz="6" w:space="1" w:color="F05922"/>
+        </w:pBdr>
+        <w:spacing w:after="120"/>
+      </w:pPr>
+    </w:p>
+    <w:p>
+      <w:pPr>
+        <w:pStyle w:val="Heading3"/>
+        <w:spacing w:before="160" w:after="60"/>
+      </w:pPr>
+      <w:r>
+        <w:rPr>
+          <w:color w:val="4A3F8C"/>
+          <w:sz w:val="24"/>
+        </w:rPr>
+        <w:t>Wireframe tổng thể — Agent Status Panel (Sprint 3)</w:t>
+      </w:r>
+    </w:p>
+    <w:p>
+      <w:pPr>
+        <w:pStyle w:val="Heading4"/>
+      </w:pPr>
+      <w:r>
+        <w:rPr>
+          <w:color w:val="251C53"/>
+          <w:sz w:val="22"/>
+        </w:rPr>
+        <w:t>Session CÓ chain (Dispatcher session gọi nhiều agent)</w:t>
+      </w:r>
+    </w:p>
+    <w:p>
+      <w:pPr>
+        <w:spacing w:before="80" w:after="80"/>
+        <w:ind w:left="283"/>
+        <w:shd w:val="clear" w:color="auto" w:fill="F4F4F8"/>
+      </w:pPr>
+      <w:r>
+        <w:rPr>
+          <w:rFonts w:ascii="Courier New" w:hAnsi="Courier New"/>
+          <w:color w:val="251C53"/>
+          <w:sz w:val="18"/>
+        </w:rPr>
+        <w:t>┌─────────────────────────────────────────────────────────────────────┐</w:t>
+        <w:br/>
+        <w:t>│  RUNNING [1]  ─────────────────────────────────────────────────     │</w:t>
+        <w:br/>
+        <w:t>│                                                                     │</w:t>
+        <w:br/>
+        <w:t>│  ┌──────────────────────────────────────────────────────────────┐  │</w:t>
+        <w:br/>
+        <w:t>│  │ ● [RUNNING]  (phiên Dispatcher)           bắt đầu: 10:05     │  │  ← row 1: status + time</w:t>
+        <w:br/>
+        <w:t>│  │ WF-FEATURE: Dashboard Planning Sprint 3                      │  │  ← row 2: FR-003 session title</w:t>
+        <w:br/>
+        <w:t>│  │ "Đang gọi Senior Developer thực hiện backend..."             │  │  ← row 3: description</w:t>
+        <w:br/>
+        <w:t>│  │ IN 8,200 | OUT 1,450 | Cache R 3,100 | [▓▓░░] 4.5%          │  │  ← row 4: tokens + FR-002 badge</w:t>
+        <w:br/>
+        <w:t>│  ├──────────────────────────────────────────────────────────────┤  │  ← divider</w:t>
+        <w:br/>
+        <w:t>│  │ 🔗 Pipeline  [5 bước]                      [← cuộn →]       │  │  ← pipeline header</w:t>
+        <w:br/>
+        <w:t>│  │                                                              │  │</w:t>
+        <w:br/>
+        <w:t>│  │  ┌──────┐   ┌──────┐   ┌──────┐   ┌──────┐   ┌──────────┐  │  │</w:t>
+        <w:br/>
+        <w:t>│  │  │ ✓ PM │──▶│ ✓ BA │──▶│ ✓ UX │──▶│ ✓ TL │──▶│ ● SD     │  │  │  ← stations</w:t>
+        <w:br/>
+        <w:t>│  │  │(mờ)  │   │(mờ)  │   │(mờ)  │   │(mờ)  │   │ACTIVE    │  │  │</w:t>
+        <w:br/>
+        <w:t>│  │  └──────┘   └──────┘   └──────┘   └──────┘   └──────────┘  │  │</w:t>
+        <w:br/>
+        <w:t>│  └──────────────────────────────────────────────────────────────┘  │</w:t>
+        <w:br/>
+        <w:t>│                                                                     │</w:t>
+        <w:br/>
+        <w:t>│  DONE [2]  ─────────────────────────────────────────────────────   │</w:t>
+        <w:br/>
+        <w:t>│                                                                     │</w:t>
+        <w:br/>
+        <w:t>│  ┌──────────────────────────────────────────────────────────────┐  │  ← session đơn (không có chain)</w:t>
+        <w:br/>
+        <w:t>│  │ ✕ [DONE]   senior-developer                  kết thúc 09:45  │  │</w:t>
+        <w:br/>
+        <w:t>│  │ Viết unit test cho module auth                               │  │  ← FR-003: title (nếu có)</w:t>
+        <w:br/>
+        <w:t>│  │ Task: "Review PR #47 — module authentication..."             │  │</w:t>
+        <w:br/>
+        <w:t>│  │ IN 22,100 | OUT 8,450 | Cache R 15,000 | [▓▓▓▓▓░░░░░] 22.8% │  │</w:t>
+        <w:br/>
+        <w:t>│  └──────────────────────────────────────────────────────────────┘  │</w:t>
+        <w:br/>
+        <w:t>│                                                                     │</w:t>
+        <w:br/>
+        <w:t>│  ┌──────────────────────────────────────────────────────────────┐  │  ← session đơn có pipeline (DONE)</w:t>
+        <w:br/>
+        <w:t>│  │ ✕ [DONE]   (phiên QA)                        kết thúc 09:30  │  │</w:t>
+        <w:br/>
+        <w:t>│  │ WF-BUGFIX: Fix BUG-001 DELETE 500                            │  │</w:t>
+        <w:br/>
+        <w:t>│  │ "Verify fix trên staging, regression test..."                │  │</w:t>
+        <w:br/>
+        <w:t>│  │ IN 5,100 | OUT 1,200 | [░░░░░░░░░░] 2.1%                    │  │</w:t>
+        <w:br/>
+        <w:t>│  ├──────────────────────────────────────────────────────────────┤  │</w:t>
+        <w:br/>
+        <w:t>│  │ 🔗 Pipeline [3 bước — kết thúc]                              │  │  ← pipeline DONE (opacity 0.6)</w:t>
+        <w:br/>
+        <w:t>│  │  ┌──────┐   ┌──────┐   ┌──────┐                              │  │</w:t>
+        <w:br/>
+        <w:t>│  │  │ ✓ SD │──▶│ ✓ TL │──▶│ ✓ QA │                              │  │</w:t>
+        <w:br/>
+        <w:t>│  │  │(mờ)  │   │(mờ)  │   │(mờ)  │                              │  │</w:t>
+        <w:br/>
+        <w:t>│  │  └──────┘   └──────┘   └──────┘                              │  │</w:t>
+        <w:br/>
+        <w:t>│  └──────────────────────────────────────────────────────────────┘  │</w:t>
+        <w:br/>
+        <w:t>└─────────────────────────────────────────────────────────────────────┘</w:t>
+      </w:r>
+    </w:p>
+    <w:p>
+      <w:pPr>
+        <w:pBdr>
+          <w:bottom w:val="single" w:sz="6" w:space="1" w:color="F05922"/>
+        </w:pBdr>
+        <w:spacing w:after="120"/>
+      </w:pPr>
+    </w:p>
+    <w:p>
+      <w:pPr>
+        <w:pStyle w:val="Heading3"/>
+        <w:spacing w:before="160" w:after="60"/>
+      </w:pPr>
+      <w:r>
+        <w:rPr>
+          <w:color w:val="4A3F8C"/>
+          <w:sz w:val="24"/>
+        </w:rPr>
+        <w:t>States tổng hợp của PipelineCard</w:t>
+      </w:r>
+    </w:p>
+    <w:tbl>
+      <w:tblPr>
+        <w:tblStyle w:val="TableGrid"/>
+        <w:tblW w:type="auto" w:w="0"/>
+        <w:tblLook w:firstColumn="1" w:firstRow="1" w:lastColumn="0" w:lastRow="0" w:noHBand="0" w:noVBand="1" w:val="04A0"/>
+      </w:tblPr>
+      <w:tblGrid>
+        <w:gridCol w:w="3230"/>
+        <w:gridCol w:w="3230"/>
+        <w:gridCol w:w="3230"/>
+      </w:tblGrid>
+      <w:tr>
+        <w:tc>
+          <w:tcPr>
+            <w:tcW w:type="dxa" w:w="3230"/>
+            <w:shd w:val="clear" w:color="auto" w:fill="251C53"/>
+            <w:tcBorders>
+              <w:top w:val="single" w:sz="4" w:space="0" w:color="251C53"/>
+              <w:left w:val="single" w:sz="4" w:space="0" w:color="251C53"/>
+              <w:bottom w:val="single" w:sz="4" w:space="0" w:color="251C53"/>
+              <w:right w:val="single" w:sz="4" w:space="0" w:color="251C53"/>
+            </w:tcBorders>
+          </w:tcPr>
+          <w:p>
+            <w:r>
+              <w:rPr>
+                <w:b/>
+                <w:color w:val="FFFFFF"/>
+                <w:sz w:val="20"/>
+              </w:rPr>
+              <w:t>State</w:t>
+            </w:r>
+          </w:p>
+        </w:tc>
+        <w:tc>
+          <w:tcPr>
+            <w:tcW w:type="dxa" w:w="3230"/>
+            <w:shd w:val="clear" w:color="auto" w:fill="251C53"/>
+            <w:tcBorders>
+              <w:top w:val="single" w:sz="4" w:space="0" w:color="251C53"/>
+              <w:left w:val="single" w:sz="4" w:space="0" w:color="251C53"/>
+              <w:bottom w:val="single" w:sz="4" w:space="0" w:color="251C53"/>
+              <w:right w:val="single" w:sz="4" w:space="0" w:color="251C53"/>
+            </w:tcBorders>
+          </w:tcPr>
+          <w:p>
+            <w:r>
+              <w:rPr>
+                <w:b/>
+                <w:color w:val="FFFFFF"/>
+                <w:sz w:val="20"/>
+              </w:rPr>
+              <w:t>Trigger</w:t>
+            </w:r>
+          </w:p>
+        </w:tc>
+        <w:tc>
+          <w:tcPr>
+            <w:tcW w:type="dxa" w:w="3230"/>
+            <w:shd w:val="clear" w:color="auto" w:fill="251C53"/>
+            <w:tcBorders>
+              <w:top w:val="single" w:sz="4" w:space="0" w:color="251C53"/>
+              <w:left w:val="single" w:sz="4" w:space="0" w:color="251C53"/>
+              <w:bottom w:val="single" w:sz="4" w:space="0" w:color="251C53"/>
+              <w:right w:val="single" w:sz="4" w:space="0" w:color="251C53"/>
+            </w:tcBorders>
+          </w:tcPr>
+          <w:p>
+            <w:r>
+              <w:rPr>
+                <w:b/>
+                <w:color w:val="FFFFFF"/>
+                <w:sz w:val="20"/>
+              </w:rPr>
+              <w:t>Hiển thị</w:t>
+            </w:r>
+          </w:p>
+        </w:tc>
+      </w:tr>
+      <w:tr>
+        <w:tc>
+          <w:tcPr>
+            <w:tcW w:type="dxa" w:w="3230"/>
+            <w:tcBorders>
+              <w:top w:val="single" w:sz="4" w:space="0" w:color="CBCBCB"/>
+              <w:left w:val="single" w:sz="4" w:space="0" w:color="CBCBCB"/>
+              <w:bottom w:val="single" w:sz="4" w:space="0" w:color="CBCBCB"/>
+              <w:right w:val="single" w:sz="4" w:space="0" w:color="CBCBCB"/>
+            </w:tcBorders>
+          </w:tcPr>
+          <w:p>
+            <w:r>
+              <w:rPr>
+                <w:sz w:val="20"/>
+              </w:rPr>
+              <w:t>-------</w:t>
+            </w:r>
+          </w:p>
+        </w:tc>
+        <w:tc>
+          <w:tcPr>
+            <w:tcW w:type="dxa" w:w="3230"/>
+            <w:tcBorders>
+              <w:top w:val="single" w:sz="4" w:space="0" w:color="CBCBCB"/>
+              <w:left w:val="single" w:sz="4" w:space="0" w:color="CBCBCB"/>
+              <w:bottom w:val="single" w:sz="4" w:space="0" w:color="CBCBCB"/>
+              <w:right w:val="single" w:sz="4" w:space="0" w:color="CBCBCB"/>
+            </w:tcBorders>
+          </w:tcPr>
+          <w:p>
+            <w:r>
+              <w:rPr>
+                <w:sz w:val="20"/>
+              </w:rPr>
+              <w:t>---------</w:t>
+            </w:r>
+          </w:p>
+        </w:tc>
+        <w:tc>
+          <w:tcPr>
+            <w:tcW w:type="dxa" w:w="3230"/>
+            <w:tcBorders>
+              <w:top w:val="single" w:sz="4" w:space="0" w:color="CBCBCB"/>
+              <w:left w:val="single" w:sz="4" w:space="0" w:color="CBCBCB"/>
+              <w:bottom w:val="single" w:sz="4" w:space="0" w:color="CBCBCB"/>
+              <w:right w:val="single" w:sz="4" w:space="0" w:color="CBCBCB"/>
+            </w:tcBorders>
+          </w:tcPr>
+          <w:p>
+            <w:r>
+              <w:rPr>
+                <w:sz w:val="20"/>
+              </w:rPr>
+              <w:t>---------</w:t>
+            </w:r>
+          </w:p>
+        </w:tc>
+      </w:tr>
+      <w:tr>
+        <w:tc>
+          <w:tcPr>
+            <w:tcW w:type="dxa" w:w="3230"/>
+            <w:shd w:val="clear" w:color="auto" w:fill="B8B3D6"/>
+            <w:tcBorders>
+              <w:top w:val="single" w:sz="4" w:space="0" w:color="CBCBCB"/>
+              <w:left w:val="single" w:sz="4" w:space="0" w:color="CBCBCB"/>
+              <w:bottom w:val="single" w:sz="4" w:space="0" w:color="CBCBCB"/>
+              <w:right w:val="single" w:sz="4" w:space="0" w:color="CBCBCB"/>
+            </w:tcBorders>
+          </w:tcPr>
+          <w:p>
+            <w:r>
+              <w:rPr>
+                <w:sz w:val="20"/>
+              </w:rPr>
+              <w:t>Loading</w:t>
+            </w:r>
+          </w:p>
+        </w:tc>
+        <w:tc>
+          <w:tcPr>
+            <w:tcW w:type="dxa" w:w="3230"/>
+            <w:shd w:val="clear" w:color="auto" w:fill="B8B3D6"/>
+            <w:tcBorders>
+              <w:top w:val="single" w:sz="4" w:space="0" w:color="CBCBCB"/>
+              <w:left w:val="single" w:sz="4" w:space="0" w:color="CBCBCB"/>
+              <w:bottom w:val="single" w:sz="4" w:space="0" w:color="CBCBCB"/>
+              <w:right w:val="single" w:sz="4" w:space="0" w:color="CBCBCB"/>
+            </w:tcBorders>
+          </w:tcPr>
+          <w:p>
+            <w:r>
+              <w:rPr>
+                <w:sz w:val="20"/>
+              </w:rPr>
+              <w:t xml:space="preserve">Component mount, đang gọi </w:t>
+            </w:r>
+            <w:r>
+              <w:rPr>
+                <w:rFonts w:ascii="Courier New" w:hAnsi="Courier New"/>
+                <w:color w:val="F05922"/>
+                <w:sz w:val="20"/>
+              </w:rPr>
+              <w:t>/chain</w:t>
+            </w:r>
+            <w:r>
+              <w:rPr>
+                <w:sz w:val="20"/>
+              </w:rPr>
+              <w:t xml:space="preserve"> endpoint</w:t>
+            </w:r>
+          </w:p>
+        </w:tc>
+        <w:tc>
+          <w:tcPr>
+            <w:tcW w:type="dxa" w:w="3230"/>
+            <w:shd w:val="clear" w:color="auto" w:fill="B8B3D6"/>
+            <w:tcBorders>
+              <w:top w:val="single" w:sz="4" w:space="0" w:color="CBCBCB"/>
+              <w:left w:val="single" w:sz="4" w:space="0" w:color="CBCBCB"/>
+              <w:bottom w:val="single" w:sz="4" w:space="0" w:color="CBCBCB"/>
+              <w:right w:val="single" w:sz="4" w:space="0" w:color="CBCBCB"/>
+            </w:tcBorders>
+          </w:tcPr>
+          <w:p>
+            <w:r>
+              <w:rPr>
+                <w:sz w:val="20"/>
+              </w:rPr>
+              <w:t>Skeleton row: 3 pill mờ, pulse animation</w:t>
+            </w:r>
+          </w:p>
+        </w:tc>
+      </w:tr>
+      <w:tr>
+        <w:tc>
+          <w:tcPr>
+            <w:tcW w:type="dxa" w:w="3230"/>
+            <w:tcBorders>
+              <w:top w:val="single" w:sz="4" w:space="0" w:color="CBCBCB"/>
+              <w:left w:val="single" w:sz="4" w:space="0" w:color="CBCBCB"/>
+              <w:bottom w:val="single" w:sz="4" w:space="0" w:color="CBCBCB"/>
+              <w:right w:val="single" w:sz="4" w:space="0" w:color="CBCBCB"/>
+            </w:tcBorders>
+          </w:tcPr>
+          <w:p>
+            <w:r>
+              <w:rPr>
+                <w:sz w:val="20"/>
+              </w:rPr>
+              <w:t>Active chain (Running)</w:t>
+            </w:r>
+          </w:p>
+        </w:tc>
+        <w:tc>
+          <w:tcPr>
+            <w:tcW w:type="dxa" w:w="3230"/>
+            <w:tcBorders>
+              <w:top w:val="single" w:sz="4" w:space="0" w:color="CBCBCB"/>
+              <w:left w:val="single" w:sz="4" w:space="0" w:color="CBCBCB"/>
+              <w:bottom w:val="single" w:sz="4" w:space="0" w:color="CBCBCB"/>
+              <w:right w:val="single" w:sz="4" w:space="0" w:color="CBCBCB"/>
+            </w:tcBorders>
+          </w:tcPr>
+          <w:p>
+            <w:r>
+              <w:rPr>
+                <w:sz w:val="20"/>
+              </w:rPr>
+              <w:t>Steps &gt; 0, session Running</w:t>
+            </w:r>
+          </w:p>
+        </w:tc>
+        <w:tc>
+          <w:tcPr>
+            <w:tcW w:type="dxa" w:w="3230"/>
+            <w:tcBorders>
+              <w:top w:val="single" w:sz="4" w:space="0" w:color="CBCBCB"/>
+              <w:left w:val="single" w:sz="4" w:space="0" w:color="CBCBCB"/>
+              <w:bottom w:val="single" w:sz="4" w:space="0" w:color="CBCBCB"/>
+              <w:right w:val="single" w:sz="4" w:space="0" w:color="CBCBCB"/>
+            </w:tcBorders>
+          </w:tcPr>
+          <w:p>
+            <w:r>
+              <w:rPr>
+                <w:sz w:val="20"/>
+              </w:rPr>
+              <w:t>Pipeline đầy đủ, active station highlight Cam</w:t>
+            </w:r>
+          </w:p>
+        </w:tc>
+      </w:tr>
+      <w:tr>
+        <w:tc>
+          <w:tcPr>
+            <w:tcW w:type="dxa" w:w="3230"/>
+            <w:shd w:val="clear" w:color="auto" w:fill="B8B3D6"/>
+            <w:tcBorders>
+              <w:top w:val="single" w:sz="4" w:space="0" w:color="CBCBCB"/>
+              <w:left w:val="single" w:sz="4" w:space="0" w:color="CBCBCB"/>
+              <w:bottom w:val="single" w:sz="4" w:space="0" w:color="CBCBCB"/>
+              <w:right w:val="single" w:sz="4" w:space="0" w:color="CBCBCB"/>
+            </w:tcBorders>
+          </w:tcPr>
+          <w:p>
+            <w:r>
+              <w:rPr>
+                <w:sz w:val="20"/>
+              </w:rPr>
+              <w:t>Ended chain</w:t>
+            </w:r>
+          </w:p>
+        </w:tc>
+        <w:tc>
+          <w:tcPr>
+            <w:tcW w:type="dxa" w:w="3230"/>
+            <w:shd w:val="clear" w:color="auto" w:fill="B8B3D6"/>
+            <w:tcBorders>
+              <w:top w:val="single" w:sz="4" w:space="0" w:color="CBCBCB"/>
+              <w:left w:val="single" w:sz="4" w:space="0" w:color="CBCBCB"/>
+              <w:bottom w:val="single" w:sz="4" w:space="0" w:color="CBCBCB"/>
+              <w:right w:val="single" w:sz="4" w:space="0" w:color="CBCBCB"/>
+            </w:tcBorders>
+          </w:tcPr>
+          <w:p>
+            <w:r>
+              <w:rPr>
+                <w:sz w:val="20"/>
+              </w:rPr>
+              <w:t>Steps &gt; 0, session Idle/Ended</w:t>
+            </w:r>
+          </w:p>
+        </w:tc>
+        <w:tc>
+          <w:tcPr>
+            <w:tcW w:type="dxa" w:w="3230"/>
+            <w:shd w:val="clear" w:color="auto" w:fill="B8B3D6"/>
+            <w:tcBorders>
+              <w:top w:val="single" w:sz="4" w:space="0" w:color="CBCBCB"/>
+              <w:left w:val="single" w:sz="4" w:space="0" w:color="CBCBCB"/>
+              <w:bottom w:val="single" w:sz="4" w:space="0" w:color="CBCBCB"/>
+              <w:right w:val="single" w:sz="4" w:space="0" w:color="CBCBCB"/>
+            </w:tcBorders>
+          </w:tcPr>
+          <w:p>
+            <w:r>
+              <w:rPr>
+                <w:sz w:val="20"/>
+              </w:rPr>
+              <w:t>Pipeline hiển thị opacity 0.6, tất cả done</w:t>
+            </w:r>
+          </w:p>
+        </w:tc>
+      </w:tr>
+      <w:tr>
+        <w:tc>
+          <w:tcPr>
+            <w:tcW w:type="dxa" w:w="3230"/>
+            <w:tcBorders>
+              <w:top w:val="single" w:sz="4" w:space="0" w:color="CBCBCB"/>
+              <w:left w:val="single" w:sz="4" w:space="0" w:color="CBCBCB"/>
+              <w:bottom w:val="single" w:sz="4" w:space="0" w:color="CBCBCB"/>
+              <w:right w:val="single" w:sz="4" w:space="0" w:color="CBCBCB"/>
+            </w:tcBorders>
+          </w:tcPr>
+          <w:p>
+            <w:r>
+              <w:rPr>
+                <w:sz w:val="20"/>
+              </w:rPr>
+              <w:t>Empty (no chain)</w:t>
+            </w:r>
+          </w:p>
+        </w:tc>
+        <w:tc>
+          <w:tcPr>
+            <w:tcW w:type="dxa" w:w="3230"/>
+            <w:tcBorders>
+              <w:top w:val="single" w:sz="4" w:space="0" w:color="CBCBCB"/>
+              <w:left w:val="single" w:sz="4" w:space="0" w:color="CBCBCB"/>
+              <w:bottom w:val="single" w:sz="4" w:space="0" w:color="CBCBCB"/>
+              <w:right w:val="single" w:sz="4" w:space="0" w:color="CBCBCB"/>
+            </w:tcBorders>
+          </w:tcPr>
+          <w:p>
+            <w:r>
+              <w:rPr>
+                <w:sz w:val="20"/>
+              </w:rPr>
+              <w:t>Steps = 0 hoặc API empty</w:t>
+            </w:r>
+          </w:p>
+        </w:tc>
+        <w:tc>
+          <w:tcPr>
+            <w:tcW w:type="dxa" w:w="3230"/>
+            <w:tcBorders>
+              <w:top w:val="single" w:sz="4" w:space="0" w:color="CBCBCB"/>
+              <w:left w:val="single" w:sz="4" w:space="0" w:color="CBCBCB"/>
+              <w:bottom w:val="single" w:sz="4" w:space="0" w:color="CBCBCB"/>
+              <w:right w:val="single" w:sz="4" w:space="0" w:color="CBCBCB"/>
+            </w:tcBorders>
+          </w:tcPr>
+          <w:p>
+            <w:r>
+              <w:rPr>
+                <w:sz w:val="20"/>
+              </w:rPr>
+              <w:t>Không render — SessionCard v1 bình thường</w:t>
+            </w:r>
+          </w:p>
+        </w:tc>
+      </w:tr>
+      <w:tr>
+        <w:tc>
+          <w:tcPr>
+            <w:tcW w:type="dxa" w:w="3230"/>
+            <w:shd w:val="clear" w:color="auto" w:fill="B8B3D6"/>
+            <w:tcBorders>
+              <w:top w:val="single" w:sz="4" w:space="0" w:color="CBCBCB"/>
+              <w:left w:val="single" w:sz="4" w:space="0" w:color="CBCBCB"/>
+              <w:bottom w:val="single" w:sz="4" w:space="0" w:color="CBCBCB"/>
+              <w:right w:val="single" w:sz="4" w:space="0" w:color="CBCBCB"/>
+            </w:tcBorders>
+          </w:tcPr>
+          <w:p>
+            <w:r>
+              <w:rPr>
+                <w:sz w:val="20"/>
+              </w:rPr>
+              <w:t>API error</w:t>
+            </w:r>
+          </w:p>
+        </w:tc>
+        <w:tc>
+          <w:tcPr>
+            <w:tcW w:type="dxa" w:w="3230"/>
+            <w:shd w:val="clear" w:color="auto" w:fill="B8B3D6"/>
+            <w:tcBorders>
+              <w:top w:val="single" w:sz="4" w:space="0" w:color="CBCBCB"/>
+              <w:left w:val="single" w:sz="4" w:space="0" w:color="CBCBCB"/>
+              <w:bottom w:val="single" w:sz="4" w:space="0" w:color="CBCBCB"/>
+              <w:right w:val="single" w:sz="4" w:space="0" w:color="CBCBCB"/>
+            </w:tcBorders>
+          </w:tcPr>
+          <w:p>
+            <w:r>
+              <w:rPr>
+                <w:sz w:val="20"/>
+              </w:rPr>
+              <w:t>Network/backend lỗi</w:t>
+            </w:r>
+          </w:p>
+        </w:tc>
+        <w:tc>
+          <w:tcPr>
+            <w:tcW w:type="dxa" w:w="3230"/>
+            <w:shd w:val="clear" w:color="auto" w:fill="B8B3D6"/>
+            <w:tcBorders>
+              <w:top w:val="single" w:sz="4" w:space="0" w:color="CBCBCB"/>
+              <w:left w:val="single" w:sz="4" w:space="0" w:color="CBCBCB"/>
+              <w:bottom w:val="single" w:sz="4" w:space="0" w:color="CBCBCB"/>
+              <w:right w:val="single" w:sz="4" w:space="0" w:color="CBCBCB"/>
+            </w:tcBorders>
+          </w:tcPr>
+          <w:p>
+            <w:r>
+              <w:rPr>
+                <w:sz w:val="20"/>
+              </w:rPr>
+              <w:t>Fail silently — ẩn PipelineCard, không lỗi toàn bộ card</w:t>
+            </w:r>
+          </w:p>
+        </w:tc>
+      </w:tr>
+    </w:tbl>
+    <w:p/>
+    <w:p>
+      <w:pPr>
+        <w:pBdr>
+          <w:bottom w:val="single" w:sz="6" w:space="1" w:color="F05922"/>
+        </w:pBdr>
+        <w:spacing w:after="120"/>
+      </w:pPr>
+    </w:p>
+    <w:p>
+      <w:pPr>
+        <w:pStyle w:val="Heading3"/>
+        <w:spacing w:before="160" w:after="60"/>
+      </w:pPr>
+      <w:r>
+        <w:rPr>
+          <w:color w:val="4A3F8C"/>
+          <w:sz w:val="24"/>
+        </w:rPr>
+        <w:t>Component List (bổ sung Sprint 3)</w:t>
+      </w:r>
+    </w:p>
+    <w:tbl>
+      <w:tblPr>
+        <w:tblStyle w:val="TableGrid"/>
+        <w:tblW w:type="auto" w:w="0"/>
+        <w:tblLook w:firstColumn="1" w:firstRow="1" w:lastColumn="0" w:lastRow="0" w:noHBand="0" w:noVBand="1" w:val="04A0"/>
+      </w:tblPr>
+      <w:tblGrid>
+        <w:gridCol w:w="2422"/>
+        <w:gridCol w:w="2422"/>
+        <w:gridCol w:w="2422"/>
+        <w:gridCol w:w="2422"/>
+      </w:tblGrid>
+      <w:tr>
+        <w:tc>
+          <w:tcPr>
+            <w:tcW w:type="dxa" w:w="2422"/>
+            <w:shd w:val="clear" w:color="auto" w:fill="251C53"/>
+            <w:tcBorders>
+              <w:top w:val="single" w:sz="4" w:space="0" w:color="251C53"/>
+              <w:left w:val="single" w:sz="4" w:space="0" w:color="251C53"/>
+              <w:bottom w:val="single" w:sz="4" w:space="0" w:color="251C53"/>
+              <w:right w:val="single" w:sz="4" w:space="0" w:color="251C53"/>
+            </w:tcBorders>
+          </w:tcPr>
+          <w:p>
+            <w:r>
+              <w:rPr>
+                <w:b/>
+                <w:color w:val="FFFFFF"/>
+                <w:sz w:val="20"/>
+              </w:rPr>
+              <w:t>Component</w:t>
+            </w:r>
+          </w:p>
+        </w:tc>
+        <w:tc>
+          <w:tcPr>
+            <w:tcW w:type="dxa" w:w="2422"/>
+            <w:shd w:val="clear" w:color="auto" w:fill="251C53"/>
+            <w:tcBorders>
+              <w:top w:val="single" w:sz="4" w:space="0" w:color="251C53"/>
+              <w:left w:val="single" w:sz="4" w:space="0" w:color="251C53"/>
+              <w:bottom w:val="single" w:sz="4" w:space="0" w:color="251C53"/>
+              <w:right w:val="single" w:sz="4" w:space="0" w:color="251C53"/>
+            </w:tcBorders>
+          </w:tcPr>
+          <w:p>
+            <w:r>
+              <w:rPr>
+                <w:b/>
+                <w:color w:val="FFFFFF"/>
+                <w:sz w:val="20"/>
+              </w:rPr>
+              <w:t>Loại</w:t>
+            </w:r>
+          </w:p>
+        </w:tc>
+        <w:tc>
+          <w:tcPr>
+            <w:tcW w:type="dxa" w:w="2422"/>
+            <w:shd w:val="clear" w:color="auto" w:fill="251C53"/>
+            <w:tcBorders>
+              <w:top w:val="single" w:sz="4" w:space="0" w:color="251C53"/>
+              <w:left w:val="single" w:sz="4" w:space="0" w:color="251C53"/>
+              <w:bottom w:val="single" w:sz="4" w:space="0" w:color="251C53"/>
+              <w:right w:val="single" w:sz="4" w:space="0" w:color="251C53"/>
+            </w:tcBorders>
+          </w:tcPr>
+          <w:p>
+            <w:r>
+              <w:rPr>
+                <w:b/>
+                <w:color w:val="FFFFFF"/>
+                <w:sz w:val="20"/>
+              </w:rPr>
+              <w:t>Props</w:t>
+            </w:r>
+          </w:p>
+        </w:tc>
+        <w:tc>
+          <w:tcPr>
+            <w:tcW w:type="dxa" w:w="2422"/>
+            <w:shd w:val="clear" w:color="auto" w:fill="251C53"/>
+            <w:tcBorders>
+              <w:top w:val="single" w:sz="4" w:space="0" w:color="251C53"/>
+              <w:left w:val="single" w:sz="4" w:space="0" w:color="251C53"/>
+              <w:bottom w:val="single" w:sz="4" w:space="0" w:color="251C53"/>
+              <w:right w:val="single" w:sz="4" w:space="0" w:color="251C53"/>
+            </w:tcBorders>
+          </w:tcPr>
+          <w:p>
+            <w:r>
+              <w:rPr>
+                <w:b/>
+                <w:color w:val="FFFFFF"/>
+                <w:sz w:val="20"/>
+              </w:rPr>
+              <w:t>State</w:t>
+            </w:r>
+          </w:p>
+        </w:tc>
+      </w:tr>
+      <w:tr>
+        <w:tc>
+          <w:tcPr>
+            <w:tcW w:type="dxa" w:w="2422"/>
+            <w:tcBorders>
+              <w:top w:val="single" w:sz="4" w:space="0" w:color="CBCBCB"/>
+              <w:left w:val="single" w:sz="4" w:space="0" w:color="CBCBCB"/>
+              <w:bottom w:val="single" w:sz="4" w:space="0" w:color="CBCBCB"/>
+              <w:right w:val="single" w:sz="4" w:space="0" w:color="CBCBCB"/>
+            </w:tcBorders>
+          </w:tcPr>
+          <w:p>
+            <w:r>
+              <w:rPr>
+                <w:sz w:val="20"/>
+              </w:rPr>
+              <w:t>-----------</w:t>
+            </w:r>
+          </w:p>
+        </w:tc>
+        <w:tc>
+          <w:tcPr>
+            <w:tcW w:type="dxa" w:w="2422"/>
+            <w:tcBorders>
+              <w:top w:val="single" w:sz="4" w:space="0" w:color="CBCBCB"/>
+              <w:left w:val="single" w:sz="4" w:space="0" w:color="CBCBCB"/>
+              <w:bottom w:val="single" w:sz="4" w:space="0" w:color="CBCBCB"/>
+              <w:right w:val="single" w:sz="4" w:space="0" w:color="CBCBCB"/>
+            </w:tcBorders>
+          </w:tcPr>
+          <w:p>
+            <w:r>
+              <w:rPr>
+                <w:sz w:val="20"/>
+              </w:rPr>
+              <w:t>------</w:t>
+            </w:r>
+          </w:p>
+        </w:tc>
+        <w:tc>
+          <w:tcPr>
+            <w:tcW w:type="dxa" w:w="2422"/>
+            <w:tcBorders>
+              <w:top w:val="single" w:sz="4" w:space="0" w:color="CBCBCB"/>
+              <w:left w:val="single" w:sz="4" w:space="0" w:color="CBCBCB"/>
+              <w:bottom w:val="single" w:sz="4" w:space="0" w:color="CBCBCB"/>
+              <w:right w:val="single" w:sz="4" w:space="0" w:color="CBCBCB"/>
+            </w:tcBorders>
+          </w:tcPr>
+          <w:p>
+            <w:r>
+              <w:rPr>
+                <w:sz w:val="20"/>
+              </w:rPr>
+              <w:t>-------</w:t>
+            </w:r>
+          </w:p>
+        </w:tc>
+        <w:tc>
+          <w:tcPr>
+            <w:tcW w:type="dxa" w:w="2422"/>
+            <w:tcBorders>
+              <w:top w:val="single" w:sz="4" w:space="0" w:color="CBCBCB"/>
+              <w:left w:val="single" w:sz="4" w:space="0" w:color="CBCBCB"/>
+              <w:bottom w:val="single" w:sz="4" w:space="0" w:color="CBCBCB"/>
+              <w:right w:val="single" w:sz="4" w:space="0" w:color="CBCBCB"/>
+            </w:tcBorders>
+          </w:tcPr>
+          <w:p>
+            <w:r>
+              <w:rPr>
+                <w:sz w:val="20"/>
+              </w:rPr>
+              <w:t>-------</w:t>
+            </w:r>
+          </w:p>
+        </w:tc>
+      </w:tr>
+      <w:tr>
+        <w:tc>
+          <w:tcPr>
+            <w:tcW w:type="dxa" w:w="2422"/>
+            <w:shd w:val="clear" w:color="auto" w:fill="B8B3D6"/>
+            <w:tcBorders>
+              <w:top w:val="single" w:sz="4" w:space="0" w:color="CBCBCB"/>
+              <w:left w:val="single" w:sz="4" w:space="0" w:color="CBCBCB"/>
+              <w:bottom w:val="single" w:sz="4" w:space="0" w:color="CBCBCB"/>
+              <w:right w:val="single" w:sz="4" w:space="0" w:color="CBCBCB"/>
+            </w:tcBorders>
+          </w:tcPr>
+          <w:p>
+            <w:r>
+              <w:rPr>
+                <w:rFonts w:ascii="Courier New" w:hAnsi="Courier New"/>
+                <w:color w:val="F05922"/>
+                <w:sz w:val="20"/>
+              </w:rPr>
+              <w:t>PipelineCard</w:t>
+            </w:r>
+          </w:p>
+        </w:tc>
+        <w:tc>
+          <w:tcPr>
+            <w:tcW w:type="dxa" w:w="2422"/>
+            <w:shd w:val="clear" w:color="auto" w:fill="B8B3D6"/>
+            <w:tcBorders>
+              <w:top w:val="single" w:sz="4" w:space="0" w:color="CBCBCB"/>
+              <w:left w:val="single" w:sz="4" w:space="0" w:color="CBCBCB"/>
+              <w:bottom w:val="single" w:sz="4" w:space="0" w:color="CBCBCB"/>
+              <w:right w:val="single" w:sz="4" w:space="0" w:color="CBCBCB"/>
+            </w:tcBorders>
+          </w:tcPr>
+          <w:p>
+            <w:r>
+              <w:rPr>
+                <w:sz w:val="20"/>
+              </w:rPr>
+              <w:t>New</w:t>
+            </w:r>
+          </w:p>
+        </w:tc>
+        <w:tc>
+          <w:tcPr>
+            <w:tcW w:type="dxa" w:w="2422"/>
+            <w:shd w:val="clear" w:color="auto" w:fill="B8B3D6"/>
+            <w:tcBorders>
+              <w:top w:val="single" w:sz="4" w:space="0" w:color="CBCBCB"/>
+              <w:left w:val="single" w:sz="4" w:space="0" w:color="CBCBCB"/>
+              <w:bottom w:val="single" w:sz="4" w:space="0" w:color="CBCBCB"/>
+              <w:right w:val="single" w:sz="4" w:space="0" w:color="CBCBCB"/>
+            </w:tcBorders>
+          </w:tcPr>
+          <w:p>
+            <w:r>
+              <w:rPr>
+                <w:rFonts w:ascii="Courier New" w:hAnsi="Courier New"/>
+                <w:color w:val="F05922"/>
+                <w:sz w:val="20"/>
+              </w:rPr>
+              <w:t>sessionId</w:t>
+            </w:r>
+            <w:r>
+              <w:rPr>
+                <w:sz w:val="20"/>
+              </w:rPr>
+              <w:t xml:space="preserve">, </w:t>
+            </w:r>
+            <w:r>
+              <w:rPr>
+                <w:rFonts w:ascii="Courier New" w:hAnsi="Courier New"/>
+                <w:color w:val="F05922"/>
+                <w:sz w:val="20"/>
+              </w:rPr>
+              <w:t>steps[]</w:t>
+            </w:r>
+            <w:r>
+              <w:rPr>
+                <w:sz w:val="20"/>
+              </w:rPr>
+              <w:t xml:space="preserve">, </w:t>
+            </w:r>
+            <w:r>
+              <w:rPr>
+                <w:rFonts w:ascii="Courier New" w:hAnsi="Courier New"/>
+                <w:color w:val="F05922"/>
+                <w:sz w:val="20"/>
+              </w:rPr>
+              <w:t>sessionState</w:t>
+            </w:r>
+          </w:p>
+        </w:tc>
+        <w:tc>
+          <w:tcPr>
+            <w:tcW w:type="dxa" w:w="2422"/>
+            <w:shd w:val="clear" w:color="auto" w:fill="B8B3D6"/>
+            <w:tcBorders>
+              <w:top w:val="single" w:sz="4" w:space="0" w:color="CBCBCB"/>
+              <w:left w:val="single" w:sz="4" w:space="0" w:color="CBCBCB"/>
+              <w:bottom w:val="single" w:sz="4" w:space="0" w:color="CBCBCB"/>
+              <w:right w:val="single" w:sz="4" w:space="0" w:color="CBCBCB"/>
+            </w:tcBorders>
+          </w:tcPr>
+          <w:p>
+            <w:r>
+              <w:rPr>
+                <w:sz w:val="20"/>
+              </w:rPr>
+              <w:t>loading / active / ended / empty / error</w:t>
+            </w:r>
+          </w:p>
+        </w:tc>
+      </w:tr>
+      <w:tr>
+        <w:tc>
+          <w:tcPr>
+            <w:tcW w:type="dxa" w:w="2422"/>
+            <w:tcBorders>
+              <w:top w:val="single" w:sz="4" w:space="0" w:color="CBCBCB"/>
+              <w:left w:val="single" w:sz="4" w:space="0" w:color="CBCBCB"/>
+              <w:bottom w:val="single" w:sz="4" w:space="0" w:color="CBCBCB"/>
+              <w:right w:val="single" w:sz="4" w:space="0" w:color="CBCBCB"/>
+            </w:tcBorders>
+          </w:tcPr>
+          <w:p>
+            <w:r>
+              <w:rPr>
+                <w:rFonts w:ascii="Courier New" w:hAnsi="Courier New"/>
+                <w:color w:val="F05922"/>
+                <w:sz w:val="20"/>
+              </w:rPr>
+              <w:t>StepStation</w:t>
+            </w:r>
+          </w:p>
+        </w:tc>
+        <w:tc>
+          <w:tcPr>
+            <w:tcW w:type="dxa" w:w="2422"/>
+            <w:tcBorders>
+              <w:top w:val="single" w:sz="4" w:space="0" w:color="CBCBCB"/>
+              <w:left w:val="single" w:sz="4" w:space="0" w:color="CBCBCB"/>
+              <w:bottom w:val="single" w:sz="4" w:space="0" w:color="CBCBCB"/>
+              <w:right w:val="single" w:sz="4" w:space="0" w:color="CBCBCB"/>
+            </w:tcBorders>
+          </w:tcPr>
+          <w:p>
+            <w:r>
+              <w:rPr>
+                <w:sz w:val="20"/>
+              </w:rPr>
+              <w:t>New (child of PipelineCard)</w:t>
+            </w:r>
+          </w:p>
+        </w:tc>
+        <w:tc>
+          <w:tcPr>
+            <w:tcW w:type="dxa" w:w="2422"/>
+            <w:tcBorders>
+              <w:top w:val="single" w:sz="4" w:space="0" w:color="CBCBCB"/>
+              <w:left w:val="single" w:sz="4" w:space="0" w:color="CBCBCB"/>
+              <w:bottom w:val="single" w:sz="4" w:space="0" w:color="CBCBCB"/>
+              <w:right w:val="single" w:sz="4" w:space="0" w:color="CBCBCB"/>
+            </w:tcBorders>
+          </w:tcPr>
+          <w:p>
+            <w:r>
+              <w:rPr>
+                <w:rFonts w:ascii="Courier New" w:hAnsi="Courier New"/>
+                <w:color w:val="F05922"/>
+                <w:sz w:val="20"/>
+              </w:rPr>
+              <w:t>step</w:t>
+            </w:r>
+            <w:r>
+              <w:rPr>
+                <w:sz w:val="20"/>
+              </w:rPr>
+              <w:t xml:space="preserve">, </w:t>
+            </w:r>
+            <w:r>
+              <w:rPr>
+                <w:rFonts w:ascii="Courier New" w:hAnsi="Courier New"/>
+                <w:color w:val="F05922"/>
+                <w:sz w:val="20"/>
+              </w:rPr>
+              <w:t>isActive</w:t>
+            </w:r>
+            <w:r>
+              <w:rPr>
+                <w:sz w:val="20"/>
+              </w:rPr>
+              <w:t xml:space="preserve">, </w:t>
+            </w:r>
+            <w:r>
+              <w:rPr>
+                <w:rFonts w:ascii="Courier New" w:hAnsi="Courier New"/>
+                <w:color w:val="F05922"/>
+                <w:sz w:val="20"/>
+              </w:rPr>
+              <w:t>isDone</w:t>
+            </w:r>
+          </w:p>
+        </w:tc>
+        <w:tc>
+          <w:tcPr>
+            <w:tcW w:type="dxa" w:w="2422"/>
+            <w:tcBorders>
+              <w:top w:val="single" w:sz="4" w:space="0" w:color="CBCBCB"/>
+              <w:left w:val="single" w:sz="4" w:space="0" w:color="CBCBCB"/>
+              <w:bottom w:val="single" w:sz="4" w:space="0" w:color="CBCBCB"/>
+              <w:right w:val="single" w:sz="4" w:space="0" w:color="CBCBCB"/>
+            </w:tcBorders>
+          </w:tcPr>
+          <w:p>
+            <w:r>
+              <w:rPr>
+                <w:sz w:val="20"/>
+              </w:rPr>
+              <w:t>active / done</w:t>
+            </w:r>
+          </w:p>
+        </w:tc>
+      </w:tr>
+      <w:tr>
+        <w:tc>
+          <w:tcPr>
+            <w:tcW w:type="dxa" w:w="2422"/>
+            <w:shd w:val="clear" w:color="auto" w:fill="B8B3D6"/>
+            <w:tcBorders>
+              <w:top w:val="single" w:sz="4" w:space="0" w:color="CBCBCB"/>
+              <w:left w:val="single" w:sz="4" w:space="0" w:color="CBCBCB"/>
+              <w:bottom w:val="single" w:sz="4" w:space="0" w:color="CBCBCB"/>
+              <w:right w:val="single" w:sz="4" w:space="0" w:color="CBCBCB"/>
+            </w:tcBorders>
+          </w:tcPr>
+          <w:p>
+            <w:r>
+              <w:rPr>
+                <w:rFonts w:ascii="Courier New" w:hAnsi="Courier New"/>
+                <w:color w:val="F05922"/>
+                <w:sz w:val="20"/>
+              </w:rPr>
+              <w:t>StepConnector</w:t>
+            </w:r>
+          </w:p>
+        </w:tc>
+        <w:tc>
+          <w:tcPr>
+            <w:tcW w:type="dxa" w:w="2422"/>
+            <w:shd w:val="clear" w:color="auto" w:fill="B8B3D6"/>
+            <w:tcBorders>
+              <w:top w:val="single" w:sz="4" w:space="0" w:color="CBCBCB"/>
+              <w:left w:val="single" w:sz="4" w:space="0" w:color="CBCBCB"/>
+              <w:bottom w:val="single" w:sz="4" w:space="0" w:color="CBCBCB"/>
+              <w:right w:val="single" w:sz="4" w:space="0" w:color="CBCBCB"/>
+            </w:tcBorders>
+          </w:tcPr>
+          <w:p>
+            <w:r>
+              <w:rPr>
+                <w:sz w:val="20"/>
+              </w:rPr>
+              <w:t>New (utility)</w:t>
+            </w:r>
+          </w:p>
+        </w:tc>
+        <w:tc>
+          <w:tcPr>
+            <w:tcW w:type="dxa" w:w="2422"/>
+            <w:shd w:val="clear" w:color="auto" w:fill="B8B3D6"/>
+            <w:tcBorders>
+              <w:top w:val="single" w:sz="4" w:space="0" w:color="CBCBCB"/>
+              <w:left w:val="single" w:sz="4" w:space="0" w:color="CBCBCB"/>
+              <w:bottom w:val="single" w:sz="4" w:space="0" w:color="CBCBCB"/>
+              <w:right w:val="single" w:sz="4" w:space="0" w:color="CBCBCB"/>
+            </w:tcBorders>
+          </w:tcPr>
+          <w:p>
+            <w:r>
+              <w:rPr>
+                <w:sz w:val="20"/>
+              </w:rPr>
+              <w:t>—</w:t>
+            </w:r>
+          </w:p>
+        </w:tc>
+        <w:tc>
+          <w:tcPr>
+            <w:tcW w:type="dxa" w:w="2422"/>
+            <w:shd w:val="clear" w:color="auto" w:fill="B8B3D6"/>
+            <w:tcBorders>
+              <w:top w:val="single" w:sz="4" w:space="0" w:color="CBCBCB"/>
+              <w:left w:val="single" w:sz="4" w:space="0" w:color="CBCBCB"/>
+              <w:bottom w:val="single" w:sz="4" w:space="0" w:color="CBCBCB"/>
+              <w:right w:val="single" w:sz="4" w:space="0" w:color="CBCBCB"/>
+            </w:tcBorders>
+          </w:tcPr>
+          <w:p>
+            <w:r>
+              <w:rPr>
+                <w:sz w:val="20"/>
+              </w:rPr>
+              <w:t>—</w:t>
+            </w:r>
+          </w:p>
+        </w:tc>
+      </w:tr>
+      <w:tr>
+        <w:tc>
+          <w:tcPr>
+            <w:tcW w:type="dxa" w:w="2422"/>
+            <w:tcBorders>
+              <w:top w:val="single" w:sz="4" w:space="0" w:color="CBCBCB"/>
+              <w:left w:val="single" w:sz="4" w:space="0" w:color="CBCBCB"/>
+              <w:bottom w:val="single" w:sz="4" w:space="0" w:color="CBCBCB"/>
+              <w:right w:val="single" w:sz="4" w:space="0" w:color="CBCBCB"/>
+            </w:tcBorders>
+          </w:tcPr>
+          <w:p>
+            <w:r>
+              <w:rPr>
+                <w:rFonts w:ascii="Courier New" w:hAnsi="Courier New"/>
+                <w:color w:val="F05922"/>
+                <w:sz w:val="20"/>
+              </w:rPr>
+              <w:t>ContextBadge</w:t>
+            </w:r>
+          </w:p>
+        </w:tc>
+        <w:tc>
+          <w:tcPr>
+            <w:tcW w:type="dxa" w:w="2422"/>
+            <w:tcBorders>
+              <w:top w:val="single" w:sz="4" w:space="0" w:color="CBCBCB"/>
+              <w:left w:val="single" w:sz="4" w:space="0" w:color="CBCBCB"/>
+              <w:bottom w:val="single" w:sz="4" w:space="0" w:color="CBCBCB"/>
+              <w:right w:val="single" w:sz="4" w:space="0" w:color="CBCBCB"/>
+            </w:tcBorders>
+          </w:tcPr>
+          <w:p>
+            <w:r>
+              <w:rPr>
+                <w:sz w:val="20"/>
+              </w:rPr>
+              <w:t>New</w:t>
+            </w:r>
+          </w:p>
+        </w:tc>
+        <w:tc>
+          <w:tcPr>
+            <w:tcW w:type="dxa" w:w="2422"/>
+            <w:tcBorders>
+              <w:top w:val="single" w:sz="4" w:space="0" w:color="CBCBCB"/>
+              <w:left w:val="single" w:sz="4" w:space="0" w:color="CBCBCB"/>
+              <w:bottom w:val="single" w:sz="4" w:space="0" w:color="CBCBCB"/>
+              <w:right w:val="single" w:sz="4" w:space="0" w:color="CBCBCB"/>
+            </w:tcBorders>
+          </w:tcPr>
+          <w:p>
+            <w:r>
+              <w:rPr>
+                <w:rFonts w:ascii="Courier New" w:hAnsi="Courier New"/>
+                <w:color w:val="F05922"/>
+                <w:sz w:val="20"/>
+              </w:rPr>
+              <w:t>contextPct</w:t>
+            </w:r>
+            <w:r>
+              <w:rPr>
+                <w:sz w:val="20"/>
+              </w:rPr>
+              <w:t xml:space="preserve">, </w:t>
+            </w:r>
+            <w:r>
+              <w:rPr>
+                <w:rFonts w:ascii="Courier New" w:hAnsi="Courier New"/>
+                <w:color w:val="F05922"/>
+                <w:sz w:val="20"/>
+              </w:rPr>
+              <w:t>lastInputTotal</w:t>
+            </w:r>
+            <w:r>
+              <w:rPr>
+                <w:sz w:val="20"/>
+              </w:rPr>
+              <w:t xml:space="preserve">, </w:t>
+            </w:r>
+            <w:r>
+              <w:rPr>
+                <w:rFonts w:ascii="Courier New" w:hAnsi="Courier New"/>
+                <w:color w:val="F05922"/>
+                <w:sz w:val="20"/>
+              </w:rPr>
+              <w:t>maxContext</w:t>
+            </w:r>
+          </w:p>
+        </w:tc>
+        <w:tc>
+          <w:tcPr>
+            <w:tcW w:type="dxa" w:w="2422"/>
+            <w:tcBorders>
+              <w:top w:val="single" w:sz="4" w:space="0" w:color="CBCBCB"/>
+              <w:left w:val="single" w:sz="4" w:space="0" w:color="CBCBCB"/>
+              <w:bottom w:val="single" w:sz="4" w:space="0" w:color="CBCBCB"/>
+              <w:right w:val="single" w:sz="4" w:space="0" w:color="CBCBCB"/>
+            </w:tcBorders>
+          </w:tcPr>
+          <w:p>
+            <w:r>
+              <w:rPr>
+                <w:sz w:val="20"/>
+              </w:rPr>
+              <w:t>normal / warning / danger / hidden</w:t>
+            </w:r>
+          </w:p>
+        </w:tc>
+      </w:tr>
+      <w:tr>
+        <w:tc>
+          <w:tcPr>
+            <w:tcW w:type="dxa" w:w="2422"/>
+            <w:shd w:val="clear" w:color="auto" w:fill="B8B3D6"/>
+            <w:tcBorders>
+              <w:top w:val="single" w:sz="4" w:space="0" w:color="CBCBCB"/>
+              <w:left w:val="single" w:sz="4" w:space="0" w:color="CBCBCB"/>
+              <w:bottom w:val="single" w:sz="4" w:space="0" w:color="CBCBCB"/>
+              <w:right w:val="single" w:sz="4" w:space="0" w:color="CBCBCB"/>
+            </w:tcBorders>
+          </w:tcPr>
+          <w:p>
+            <w:r>
+              <w:rPr>
+                <w:rFonts w:ascii="Courier New" w:hAnsi="Courier New"/>
+                <w:color w:val="F05922"/>
+                <w:sz w:val="20"/>
+              </w:rPr>
+              <w:t>SessionCard</w:t>
+            </w:r>
+          </w:p>
+        </w:tc>
+        <w:tc>
+          <w:tcPr>
+            <w:tcW w:type="dxa" w:w="2422"/>
+            <w:shd w:val="clear" w:color="auto" w:fill="B8B3D6"/>
+            <w:tcBorders>
+              <w:top w:val="single" w:sz="4" w:space="0" w:color="CBCBCB"/>
+              <w:left w:val="single" w:sz="4" w:space="0" w:color="CBCBCB"/>
+              <w:bottom w:val="single" w:sz="4" w:space="0" w:color="CBCBCB"/>
+              <w:right w:val="single" w:sz="4" w:space="0" w:color="CBCBCB"/>
+            </w:tcBorders>
+          </w:tcPr>
+          <w:p>
+            <w:r>
+              <w:rPr>
+                <w:sz w:val="20"/>
+              </w:rPr>
+              <w:t>Updated (v2)</w:t>
+            </w:r>
+          </w:p>
+        </w:tc>
+        <w:tc>
+          <w:tcPr>
+            <w:tcW w:type="dxa" w:w="2422"/>
+            <w:shd w:val="clear" w:color="auto" w:fill="B8B3D6"/>
+            <w:tcBorders>
+              <w:top w:val="single" w:sz="4" w:space="0" w:color="CBCBCB"/>
+              <w:left w:val="single" w:sz="4" w:space="0" w:color="CBCBCB"/>
+              <w:bottom w:val="single" w:sz="4" w:space="0" w:color="CBCBCB"/>
+              <w:right w:val="single" w:sz="4" w:space="0" w:color="CBCBCB"/>
+            </w:tcBorders>
+          </w:tcPr>
+          <w:p>
+            <w:r>
+              <w:rPr>
+                <w:sz w:val="20"/>
+              </w:rPr>
+              <w:t xml:space="preserve">+ </w:t>
+            </w:r>
+            <w:r>
+              <w:rPr>
+                <w:rFonts w:ascii="Courier New" w:hAnsi="Courier New"/>
+                <w:color w:val="F05922"/>
+                <w:sz w:val="20"/>
+              </w:rPr>
+              <w:t>title?</w:t>
+            </w:r>
+            <w:r>
+              <w:rPr>
+                <w:sz w:val="20"/>
+              </w:rPr>
+              <w:t xml:space="preserve">, </w:t>
+            </w:r>
+            <w:r>
+              <w:rPr>
+                <w:rFonts w:ascii="Courier New" w:hAnsi="Courier New"/>
+                <w:color w:val="F05922"/>
+                <w:sz w:val="20"/>
+              </w:rPr>
+              <w:t>contextPct?</w:t>
+            </w:r>
+            <w:r>
+              <w:rPr>
+                <w:sz w:val="20"/>
+              </w:rPr>
+              <w:t xml:space="preserve">, </w:t>
+            </w:r>
+            <w:r>
+              <w:rPr>
+                <w:rFonts w:ascii="Courier New" w:hAnsi="Courier New"/>
+                <w:color w:val="F05922"/>
+                <w:sz w:val="20"/>
+              </w:rPr>
+              <w:t>steps[]?</w:t>
+            </w:r>
+          </w:p>
+        </w:tc>
+        <w:tc>
+          <w:tcPr>
+            <w:tcW w:type="dxa" w:w="2422"/>
+            <w:shd w:val="clear" w:color="auto" w:fill="B8B3D6"/>
+            <w:tcBorders>
+              <w:top w:val="single" w:sz="4" w:space="0" w:color="CBCBCB"/>
+              <w:left w:val="single" w:sz="4" w:space="0" w:color="CBCBCB"/>
+              <w:bottom w:val="single" w:sz="4" w:space="0" w:color="CBCBCB"/>
+              <w:right w:val="single" w:sz="4" w:space="0" w:color="CBCBCB"/>
+            </w:tcBorders>
+          </w:tcPr>
+          <w:p>
+            <w:r>
+              <w:rPr>
+                <w:sz w:val="20"/>
+              </w:rPr>
+              <w:t>(các state cũ + pipeline)</w:t>
+            </w:r>
+          </w:p>
+        </w:tc>
+      </w:tr>
+    </w:tbl>
+    <w:p/>
+    <w:p>
+      <w:pPr>
+        <w:pBdr>
+          <w:bottom w:val="single" w:sz="6" w:space="1" w:color="F05922"/>
+        </w:pBdr>
+        <w:spacing w:after="120"/>
+      </w:pPr>
+    </w:p>
+    <w:p>
+      <w:pPr>
+        <w:pStyle w:val="Heading3"/>
+        <w:spacing w:before="160" w:after="60"/>
+      </w:pPr>
+      <w:r>
+        <w:rPr>
+          <w:color w:val="4A3F8C"/>
+          <w:sz w:val="24"/>
+        </w:rPr>
+        <w:t>Design Tokens bổ sung Sprint 3</w:t>
+      </w:r>
+    </w:p>
+    <w:p>
+      <w:pPr>
+        <w:spacing w:before="80" w:after="80"/>
+        <w:ind w:left="283"/>
+        <w:shd w:val="clear" w:color="auto" w:fill="F4F4F8"/>
+      </w:pPr>
+      <w:r>
+        <w:rPr>
+          <w:rFonts w:ascii="Courier New" w:hAnsi="Courier New"/>
+          <w:color w:val="251C53"/>
+          <w:sz w:val="18"/>
+        </w:rPr>
+        <w:t>/* Pipeline */</w:t>
+        <w:br/>
+        <w:t>--pipeline-bg: #FAFAFA;</w:t>
+        <w:br/>
+        <w:t>--pipeline-border: var(--color-gray-light);          /* #CBCBCB */</w:t>
+        <w:br/>
+        <w:t>--station-done-bg: #F5F5F5;</w:t>
+        <w:br/>
+        <w:t>--station-done-opacity: 0.65;</w:t>
+        <w:br/>
+        <w:t>--station-active-bg: rgba(255, 170, 128, 0.12);      /* #FFAA80 12% */</w:t>
+        <w:br/>
+        <w:t>--station-active-border: rgba(240, 89, 34, 0.3);</w:t>
+        <w:br/>
+        <w:t>--station-active-accent: var(--color-orange);        /* #F05922 */</w:t>
+        <w:br/>
+        <w:t>--station-width-done: 96px;</w:t>
+        <w:br/>
+        <w:t>--station-width-active: 164px;</w:t>
+        <w:br/>
+        <w:t>--station-height: 80px;</w:t>
+        <w:br/>
+        <w:t>--connector-color: var(--color-gray-light);          /* #CBCBCB */</w:t>
+        <w:br/>
+        <w:t>--connector-width: 20px;</w:t>
+        <w:br/>
+        <w:br/>
+        <w:t>/* Context Badge */</w:t>
+        <w:br/>
+        <w:t>--context-bar-width: 48px;</w:t>
+        <w:br/>
+        <w:t>--context-bar-height: 8px;</w:t>
+        <w:br/>
+        <w:t>--context-normal: var(--color-navy-mid);             /* #4A3F8C */</w:t>
+        <w:br/>
+        <w:t>--context-warning: var(--color-orange-light);        /* #FFAA80 */</w:t>
+        <w:br/>
+        <w:t>--context-danger: var(--color-red);                  /* #EF4444 */</w:t>
+        <w:br/>
+        <w:t>--context-threshold-warning: 70;</w:t>
+        <w:br/>
+        <w:t>--context-threshold-danger: 90;</w:t>
+        <w:br/>
+        <w:br/>
+        <w:t>/* Session title */</w:t>
+        <w:br/>
+        <w:t>--session-title-color: var(--color-navy-mid);        /* #4A3F8C */</w:t>
+        <w:br/>
+        <w:t>--session-title-size: 13px;</w:t>
+      </w:r>
+    </w:p>
+    <w:p>
+      <w:pPr>
+        <w:pBdr>
+          <w:bottom w:val="single" w:sz="6" w:space="1" w:color="F05922"/>
+        </w:pBdr>
+        <w:spacing w:after="120"/>
+      </w:pPr>
+    </w:p>
+    <w:p>
+      <w:pPr>
+        <w:pStyle w:val="Heading3"/>
+        <w:spacing w:before="160" w:after="60"/>
+      </w:pPr>
+      <w:r>
+        <w:rPr>
+          <w:color w:val="4A3F8C"/>
+          <w:sz w:val="24"/>
+        </w:rPr>
+        <w:t>Accessibility (Sprint 3)</w:t>
+      </w:r>
+    </w:p>
+    <w:p>
+      <w:pPr>
+        <w:pStyle w:val="ListBullet"/>
+        <w:spacing w:after="20"/>
+        <w:ind w:left="283"/>
+      </w:pPr>
+      <w:r>
+        <w:rPr>
+          <w:rFonts w:ascii="Courier New" w:hAnsi="Courier New"/>
+          <w:color w:val="F05922"/>
+          <w:sz w:val="21"/>
+        </w:rPr>
+        <w:t>PipelineCard</w:t>
+      </w:r>
+      <w:r>
+        <w:rPr>
+          <w:sz w:val="21"/>
+        </w:rPr>
+        <w:t xml:space="preserve">: </w:t>
+      </w:r>
+      <w:r>
+        <w:rPr>
+          <w:rFonts w:ascii="Courier New" w:hAnsi="Courier New"/>
+          <w:color w:val="F05922"/>
+          <w:sz w:val="21"/>
+        </w:rPr>
+        <w:t>role="list"</w:t>
+      </w:r>
+      <w:r>
+        <w:rPr>
+          <w:sz w:val="21"/>
+        </w:rPr>
+        <w:t xml:space="preserve">, mỗi StepStation là </w:t>
+      </w:r>
+      <w:r>
+        <w:rPr>
+          <w:rFonts w:ascii="Courier New" w:hAnsi="Courier New"/>
+          <w:color w:val="F05922"/>
+          <w:sz w:val="21"/>
+        </w:rPr>
+        <w:t>role="listitem"</w:t>
+      </w:r>
+    </w:p>
+    <w:p>
+      <w:pPr>
+        <w:pStyle w:val="ListBullet"/>
+        <w:spacing w:after="20"/>
+        <w:ind w:left="283"/>
+      </w:pPr>
+      <w:r>
+        <w:rPr>
+          <w:sz w:val="21"/>
+        </w:rPr>
+        <w:t xml:space="preserve">StepStation done: </w:t>
+      </w:r>
+      <w:r>
+        <w:rPr>
+          <w:rFonts w:ascii="Courier New" w:hAnsi="Courier New"/>
+          <w:color w:val="F05922"/>
+          <w:sz w:val="21"/>
+        </w:rPr>
+        <w:t>aria-label="Bước [N]: [subagent_display] — [description] — đã hoàn thành"</w:t>
+      </w:r>
+    </w:p>
+    <w:p>
+      <w:pPr>
+        <w:pStyle w:val="ListBullet"/>
+        <w:spacing w:after="20"/>
+        <w:ind w:left="283"/>
+      </w:pPr>
+      <w:r>
+        <w:rPr>
+          <w:sz w:val="21"/>
+        </w:rPr>
+        <w:t xml:space="preserve">StepStation active: </w:t>
+      </w:r>
+      <w:r>
+        <w:rPr>
+          <w:rFonts w:ascii="Courier New" w:hAnsi="Courier New"/>
+          <w:color w:val="F05922"/>
+          <w:sz w:val="21"/>
+        </w:rPr>
+        <w:t>aria-label="Bước [N]: [subagent_display] — [description] — đang chạy"</w:t>
+      </w:r>
+    </w:p>
+    <w:p>
+      <w:pPr>
+        <w:pStyle w:val="ListBullet"/>
+        <w:spacing w:after="20"/>
+        <w:ind w:left="283"/>
+      </w:pPr>
+      <w:r>
+        <w:rPr>
+          <w:sz w:val="21"/>
+        </w:rPr>
+        <w:t xml:space="preserve">ContextBadge: </w:t>
+      </w:r>
+      <w:r>
+        <w:rPr>
+          <w:rFonts w:ascii="Courier New" w:hAnsi="Courier New"/>
+          <w:color w:val="F05922"/>
+          <w:sz w:val="21"/>
+        </w:rPr>
+        <w:t>role="progressbar"</w:t>
+      </w:r>
+      <w:r>
+        <w:rPr>
+          <w:sz w:val="21"/>
+        </w:rPr>
+        <w:t xml:space="preserve">, </w:t>
+      </w:r>
+      <w:r>
+        <w:rPr>
+          <w:rFonts w:ascii="Courier New" w:hAnsi="Courier New"/>
+          <w:color w:val="F05922"/>
+          <w:sz w:val="21"/>
+        </w:rPr>
+        <w:t>aria-valuenow={contextPct}</w:t>
+      </w:r>
+      <w:r>
+        <w:rPr>
+          <w:sz w:val="21"/>
+        </w:rPr>
+        <w:t xml:space="preserve">, </w:t>
+      </w:r>
+      <w:r>
+        <w:rPr>
+          <w:rFonts w:ascii="Courier New" w:hAnsi="Courier New"/>
+          <w:color w:val="F05922"/>
+          <w:sz w:val="21"/>
+        </w:rPr>
+        <w:t>aria-valuemin="0"</w:t>
+      </w:r>
+      <w:r>
+        <w:rPr>
+          <w:sz w:val="21"/>
+        </w:rPr>
+        <w:t xml:space="preserve">, </w:t>
+      </w:r>
+      <w:r>
+        <w:rPr>
+          <w:rFonts w:ascii="Courier New" w:hAnsi="Courier New"/>
+          <w:color w:val="F05922"/>
+          <w:sz w:val="21"/>
+        </w:rPr>
+        <w:t>aria-valuemax="100"</w:t>
+      </w:r>
+      <w:r>
+        <w:rPr>
+          <w:sz w:val="21"/>
+        </w:rPr>
+        <w:t xml:space="preserve">, </w:t>
+      </w:r>
+      <w:r>
+        <w:rPr>
+          <w:rFonts w:ascii="Courier New" w:hAnsi="Courier New"/>
+          <w:color w:val="F05922"/>
+          <w:sz w:val="21"/>
+        </w:rPr>
+        <w:t>aria-label="[pct]% context window"</w:t>
+      </w:r>
+    </w:p>
+    <w:p>
+      <w:pPr>
+        <w:pStyle w:val="ListBullet"/>
+        <w:spacing w:after="20"/>
+        <w:ind w:left="283"/>
+      </w:pPr>
+      <w:r>
+        <w:rPr>
+          <w:sz w:val="21"/>
+        </w:rPr>
+        <w:t xml:space="preserve">Session title: không thêm heading mới — dùng </w:t>
+      </w:r>
+      <w:r>
+        <w:rPr>
+          <w:rFonts w:ascii="Courier New" w:hAnsi="Courier New"/>
+          <w:color w:val="F05922"/>
+          <w:sz w:val="21"/>
+        </w:rPr>
+        <w:t>&lt;p&gt;</w:t>
+      </w:r>
+      <w:r>
+        <w:rPr>
+          <w:sz w:val="21"/>
+        </w:rPr>
+        <w:t xml:space="preserve"> với class </w:t>
+      </w:r>
+      <w:r>
+        <w:rPr>
+          <w:rFonts w:ascii="Courier New" w:hAnsi="Courier New"/>
+          <w:color w:val="F05922"/>
+          <w:sz w:val="21"/>
+        </w:rPr>
+        <w:t>.session-title</w:t>
+      </w:r>
+      <w:r>
+        <w:rPr>
+          <w:sz w:val="21"/>
+        </w:rPr>
+        <w:t xml:space="preserve"> (semantic đủ trong card context)</w:t>
+      </w:r>
+    </w:p>
+    <w:p>
+      <w:pPr>
+        <w:pStyle w:val="ListBullet"/>
+        <w:spacing w:after="20"/>
+        <w:ind w:left="283"/>
+      </w:pPr>
+      <w:r>
+        <w:rPr>
+          <w:sz w:val="21"/>
+        </w:rPr>
+        <w:t xml:space="preserve">Pipeline scroll container: </w:t>
+      </w:r>
+      <w:r>
+        <w:rPr>
+          <w:rFonts w:ascii="Courier New" w:hAnsi="Courier New"/>
+          <w:color w:val="F05922"/>
+          <w:sz w:val="21"/>
+        </w:rPr>
+        <w:t>tabindex="0"</w:t>
+      </w:r>
+      <w:r>
+        <w:rPr>
+          <w:sz w:val="21"/>
+        </w:rPr>
+        <w:t>, keyboard Left/Right arrow để scroll ngang</w:t>
+      </w:r>
+    </w:p>
+    <w:p>
+      <w:pPr>
+        <w:pBdr>
+          <w:bottom w:val="single" w:sz="6" w:space="1" w:color="F05922"/>
+        </w:pBdr>
+        <w:spacing w:after="120"/>
+      </w:pPr>
+    </w:p>
+    <w:p>
+      <w:pPr>
+        <w:pStyle w:val="Heading3"/>
+        <w:spacing w:before="160" w:after="60"/>
+      </w:pPr>
+      <w:r>
+        <w:rPr>
+          <w:color w:val="4A3F8C"/>
+          <w:sz w:val="24"/>
+        </w:rPr>
+        <w:t>Quyết định UX Sprint 3</w:t>
+      </w:r>
+    </w:p>
+    <w:tbl>
+      <w:tblPr>
+        <w:tblStyle w:val="TableGrid"/>
+        <w:tblW w:type="auto" w:w="0"/>
+        <w:tblLook w:firstColumn="1" w:firstRow="1" w:lastColumn="0" w:lastRow="0" w:noHBand="0" w:noVBand="1" w:val="04A0"/>
+      </w:tblPr>
+      <w:tblGrid>
+        <w:gridCol w:w="3230"/>
+        <w:gridCol w:w="3230"/>
+        <w:gridCol w:w="3230"/>
+      </w:tblGrid>
+      <w:tr>
+        <w:tc>
+          <w:tcPr>
+            <w:tcW w:type="dxa" w:w="3230"/>
+            <w:shd w:val="clear" w:color="auto" w:fill="251C53"/>
+            <w:tcBorders>
+              <w:top w:val="single" w:sz="4" w:space="0" w:color="251C53"/>
+              <w:left w:val="single" w:sz="4" w:space="0" w:color="251C53"/>
+              <w:bottom w:val="single" w:sz="4" w:space="0" w:color="251C53"/>
+              <w:right w:val="single" w:sz="4" w:space="0" w:color="251C53"/>
+            </w:tcBorders>
+          </w:tcPr>
+          <w:p>
+            <w:r>
+              <w:rPr>
+                <w:b/>
+                <w:color w:val="FFFFFF"/>
+                <w:sz w:val="20"/>
+              </w:rPr>
+              <w:t>Câu hỏi</w:t>
+            </w:r>
+          </w:p>
+        </w:tc>
+        <w:tc>
+          <w:tcPr>
+            <w:tcW w:type="dxa" w:w="3230"/>
+            <w:shd w:val="clear" w:color="auto" w:fill="251C53"/>
+            <w:tcBorders>
+              <w:top w:val="single" w:sz="4" w:space="0" w:color="251C53"/>
+              <w:left w:val="single" w:sz="4" w:space="0" w:color="251C53"/>
+              <w:bottom w:val="single" w:sz="4" w:space="0" w:color="251C53"/>
+              <w:right w:val="single" w:sz="4" w:space="0" w:color="251C53"/>
+            </w:tcBorders>
+          </w:tcPr>
+          <w:p>
+            <w:r>
+              <w:rPr>
+                <w:b/>
+                <w:color w:val="FFFFFF"/>
+                <w:sz w:val="20"/>
+              </w:rPr>
+              <w:t>Quyết định</w:t>
+            </w:r>
+          </w:p>
+        </w:tc>
+        <w:tc>
+          <w:tcPr>
+            <w:tcW w:type="dxa" w:w="3230"/>
+            <w:shd w:val="clear" w:color="auto" w:fill="251C53"/>
+            <w:tcBorders>
+              <w:top w:val="single" w:sz="4" w:space="0" w:color="251C53"/>
+              <w:left w:val="single" w:sz="4" w:space="0" w:color="251C53"/>
+              <w:bottom w:val="single" w:sz="4" w:space="0" w:color="251C53"/>
+              <w:right w:val="single" w:sz="4" w:space="0" w:color="251C53"/>
+            </w:tcBorders>
+          </w:tcPr>
+          <w:p>
+            <w:r>
+              <w:rPr>
+                <w:b/>
+                <w:color w:val="FFFFFF"/>
+                <w:sz w:val="20"/>
+              </w:rPr>
+              <w:t>Lý do</w:t>
+            </w:r>
+          </w:p>
+        </w:tc>
+      </w:tr>
+      <w:tr>
+        <w:tc>
+          <w:tcPr>
+            <w:tcW w:type="dxa" w:w="3230"/>
+            <w:tcBorders>
+              <w:top w:val="single" w:sz="4" w:space="0" w:color="CBCBCB"/>
+              <w:left w:val="single" w:sz="4" w:space="0" w:color="CBCBCB"/>
+              <w:bottom w:val="single" w:sz="4" w:space="0" w:color="CBCBCB"/>
+              <w:right w:val="single" w:sz="4" w:space="0" w:color="CBCBCB"/>
+            </w:tcBorders>
+          </w:tcPr>
+          <w:p>
+            <w:r>
+              <w:rPr>
+                <w:sz w:val="20"/>
+              </w:rPr>
+              <w:t>---------</w:t>
+            </w:r>
+          </w:p>
+        </w:tc>
+        <w:tc>
+          <w:tcPr>
+            <w:tcW w:type="dxa" w:w="3230"/>
+            <w:tcBorders>
+              <w:top w:val="single" w:sz="4" w:space="0" w:color="CBCBCB"/>
+              <w:left w:val="single" w:sz="4" w:space="0" w:color="CBCBCB"/>
+              <w:bottom w:val="single" w:sz="4" w:space="0" w:color="CBCBCB"/>
+              <w:right w:val="single" w:sz="4" w:space="0" w:color="CBCBCB"/>
+            </w:tcBorders>
+          </w:tcPr>
+          <w:p>
+            <w:r>
+              <w:rPr>
+                <w:sz w:val="20"/>
+              </w:rPr>
+              <w:t>-----------</w:t>
+            </w:r>
+          </w:p>
+        </w:tc>
+        <w:tc>
+          <w:tcPr>
+            <w:tcW w:type="dxa" w:w="3230"/>
+            <w:tcBorders>
+              <w:top w:val="single" w:sz="4" w:space="0" w:color="CBCBCB"/>
+              <w:left w:val="single" w:sz="4" w:space="0" w:color="CBCBCB"/>
+              <w:bottom w:val="single" w:sz="4" w:space="0" w:color="CBCBCB"/>
+              <w:right w:val="single" w:sz="4" w:space="0" w:color="CBCBCB"/>
+            </w:tcBorders>
+          </w:tcPr>
+          <w:p>
+            <w:r>
+              <w:rPr>
+                <w:sz w:val="20"/>
+              </w:rPr>
+              <w:t>-------</w:t>
+            </w:r>
+          </w:p>
+        </w:tc>
+      </w:tr>
+      <w:tr>
+        <w:tc>
+          <w:tcPr>
+            <w:tcW w:type="dxa" w:w="3230"/>
+            <w:shd w:val="clear" w:color="auto" w:fill="B8B3D6"/>
+            <w:tcBorders>
+              <w:top w:val="single" w:sz="4" w:space="0" w:color="CBCBCB"/>
+              <w:left w:val="single" w:sz="4" w:space="0" w:color="CBCBCB"/>
+              <w:bottom w:val="single" w:sz="4" w:space="0" w:color="CBCBCB"/>
+              <w:right w:val="single" w:sz="4" w:space="0" w:color="CBCBCB"/>
+            </w:tcBorders>
+          </w:tcPr>
+          <w:p>
+            <w:r>
+              <w:rPr>
+                <w:sz w:val="20"/>
+              </w:rPr>
+              <w:t>Pipeline nằm ở đâu trong SessionCard?</w:t>
+            </w:r>
+          </w:p>
+        </w:tc>
+        <w:tc>
+          <w:tcPr>
+            <w:tcW w:type="dxa" w:w="3230"/>
+            <w:shd w:val="clear" w:color="auto" w:fill="B8B3D6"/>
+            <w:tcBorders>
+              <w:top w:val="single" w:sz="4" w:space="0" w:color="CBCBCB"/>
+              <w:left w:val="single" w:sz="4" w:space="0" w:color="CBCBCB"/>
+              <w:bottom w:val="single" w:sz="4" w:space="0" w:color="CBCBCB"/>
+              <w:right w:val="single" w:sz="4" w:space="0" w:color="CBCBCB"/>
+            </w:tcBorders>
+          </w:tcPr>
+          <w:p>
+            <w:r>
+              <w:rPr>
+                <w:sz w:val="20"/>
+              </w:rPr>
+              <w:t>Bên dưới token row, phân cách bằng divider mỏng</w:t>
+            </w:r>
+          </w:p>
+        </w:tc>
+        <w:tc>
+          <w:tcPr>
+            <w:tcW w:type="dxa" w:w="3230"/>
+            <w:shd w:val="clear" w:color="auto" w:fill="B8B3D6"/>
+            <w:tcBorders>
+              <w:top w:val="single" w:sz="4" w:space="0" w:color="CBCBCB"/>
+              <w:left w:val="single" w:sz="4" w:space="0" w:color="CBCBCB"/>
+              <w:bottom w:val="single" w:sz="4" w:space="0" w:color="CBCBCB"/>
+              <w:right w:val="single" w:sz="4" w:space="0" w:color="CBCBCB"/>
+            </w:tcBorders>
+          </w:tcPr>
+          <w:p>
+            <w:r>
+              <w:rPr>
+                <w:sz w:val="20"/>
+              </w:rPr>
+              <w:t>Không làm vỡ layout header; pipeline là thông tin phụ trợ, không phải chính</w:t>
+            </w:r>
+          </w:p>
+        </w:tc>
+      </w:tr>
+      <w:tr>
+        <w:tc>
+          <w:tcPr>
+            <w:tcW w:type="dxa" w:w="3230"/>
+            <w:tcBorders>
+              <w:top w:val="single" w:sz="4" w:space="0" w:color="CBCBCB"/>
+              <w:left w:val="single" w:sz="4" w:space="0" w:color="CBCBCB"/>
+              <w:bottom w:val="single" w:sz="4" w:space="0" w:color="CBCBCB"/>
+              <w:right w:val="single" w:sz="4" w:space="0" w:color="CBCBCB"/>
+            </w:tcBorders>
+          </w:tcPr>
+          <w:p>
+            <w:r>
+              <w:rPr>
+                <w:sz w:val="20"/>
+              </w:rPr>
+              <w:t>Session không có chain?</w:t>
+            </w:r>
+          </w:p>
+        </w:tc>
+        <w:tc>
+          <w:tcPr>
+            <w:tcW w:type="dxa" w:w="3230"/>
+            <w:tcBorders>
+              <w:top w:val="single" w:sz="4" w:space="0" w:color="CBCBCB"/>
+              <w:left w:val="single" w:sz="4" w:space="0" w:color="CBCBCB"/>
+              <w:bottom w:val="single" w:sz="4" w:space="0" w:color="CBCBCB"/>
+              <w:right w:val="single" w:sz="4" w:space="0" w:color="CBCBCB"/>
+            </w:tcBorders>
+          </w:tcPr>
+          <w:p>
+            <w:r>
+              <w:rPr>
+                <w:sz w:val="20"/>
+              </w:rPr>
+              <w:t>Hiển thị SessionCard v1 thuần (không có pipeline block)</w:t>
+            </w:r>
+          </w:p>
+        </w:tc>
+        <w:tc>
+          <w:tcPr>
+            <w:tcW w:type="dxa" w:w="3230"/>
+            <w:tcBorders>
+              <w:top w:val="single" w:sz="4" w:space="0" w:color="CBCBCB"/>
+              <w:left w:val="single" w:sz="4" w:space="0" w:color="CBCBCB"/>
+              <w:bottom w:val="single" w:sz="4" w:space="0" w:color="CBCBCB"/>
+              <w:right w:val="single" w:sz="4" w:space="0" w:color="CBCBCB"/>
+            </w:tcBorders>
+          </w:tcPr>
+          <w:p>
+            <w:r>
+              <w:rPr>
+                <w:sz w:val="20"/>
+              </w:rPr>
+              <w:t>Không làm nhiễu những session simple/single-agent</w:t>
+            </w:r>
+          </w:p>
+        </w:tc>
+      </w:tr>
+      <w:tr>
+        <w:tc>
+          <w:tcPr>
+            <w:tcW w:type="dxa" w:w="3230"/>
+            <w:shd w:val="clear" w:color="auto" w:fill="B8B3D6"/>
+            <w:tcBorders>
+              <w:top w:val="single" w:sz="4" w:space="0" w:color="CBCBCB"/>
+              <w:left w:val="single" w:sz="4" w:space="0" w:color="CBCBCB"/>
+              <w:bottom w:val="single" w:sz="4" w:space="0" w:color="CBCBCB"/>
+              <w:right w:val="single" w:sz="4" w:space="0" w:color="CBCBCB"/>
+            </w:tcBorders>
+          </w:tcPr>
+          <w:p>
+            <w:r>
+              <w:rPr>
+                <w:sz w:val="20"/>
+              </w:rPr>
+              <w:t>Chain dài (10-20+ bước) scroll hay ẩn bớt?</w:t>
+            </w:r>
+          </w:p>
+        </w:tc>
+        <w:tc>
+          <w:tcPr>
+            <w:tcW w:type="dxa" w:w="3230"/>
+            <w:shd w:val="clear" w:color="auto" w:fill="B8B3D6"/>
+            <w:tcBorders>
+              <w:top w:val="single" w:sz="4" w:space="0" w:color="CBCBCB"/>
+              <w:left w:val="single" w:sz="4" w:space="0" w:color="CBCBCB"/>
+              <w:bottom w:val="single" w:sz="4" w:space="0" w:color="CBCBCB"/>
+              <w:right w:val="single" w:sz="4" w:space="0" w:color="CBCBCB"/>
+            </w:tcBorders>
+          </w:tcPr>
+          <w:p>
+            <w:r>
+              <w:rPr>
+                <w:sz w:val="20"/>
+              </w:rPr>
+              <w:t>Scroll ngang, KHÔNG ẩn bước nào</w:t>
+            </w:r>
+          </w:p>
+        </w:tc>
+        <w:tc>
+          <w:tcPr>
+            <w:tcW w:type="dxa" w:w="3230"/>
+            <w:shd w:val="clear" w:color="auto" w:fill="B8B3D6"/>
+            <w:tcBorders>
+              <w:top w:val="single" w:sz="4" w:space="0" w:color="CBCBCB"/>
+              <w:left w:val="single" w:sz="4" w:space="0" w:color="CBCBCB"/>
+              <w:bottom w:val="single" w:sz="4" w:space="0" w:color="CBCBCB"/>
+              <w:right w:val="single" w:sz="4" w:space="0" w:color="CBCBCB"/>
+            </w:tcBorders>
+          </w:tcPr>
+          <w:p>
+            <w:r>
+              <w:rPr>
+                <w:sz w:val="20"/>
+              </w:rPr>
+              <w:t>Transparency — user cần thấy đầy đủ WF đã đi qua; auto-scroll đến active</w:t>
+            </w:r>
+          </w:p>
+        </w:tc>
+      </w:tr>
+      <w:tr>
+        <w:tc>
+          <w:tcPr>
+            <w:tcW w:type="dxa" w:w="3230"/>
+            <w:tcBorders>
+              <w:top w:val="single" w:sz="4" w:space="0" w:color="CBCBCB"/>
+              <w:left w:val="single" w:sz="4" w:space="0" w:color="CBCBCB"/>
+              <w:bottom w:val="single" w:sz="4" w:space="0" w:color="CBCBCB"/>
+              <w:right w:val="single" w:sz="4" w:space="0" w:color="CBCBCB"/>
+            </w:tcBorders>
+          </w:tcPr>
+          <w:p>
+            <w:r>
+              <w:rPr>
+                <w:sz w:val="20"/>
+              </w:rPr>
+              <w:t>Done station collapsed hay expanded mặc định?</w:t>
+            </w:r>
+          </w:p>
+        </w:tc>
+        <w:tc>
+          <w:tcPr>
+            <w:tcW w:type="dxa" w:w="3230"/>
+            <w:tcBorders>
+              <w:top w:val="single" w:sz="4" w:space="0" w:color="CBCBCB"/>
+              <w:left w:val="single" w:sz="4" w:space="0" w:color="CBCBCB"/>
+              <w:bottom w:val="single" w:sz="4" w:space="0" w:color="CBCBCB"/>
+              <w:right w:val="single" w:sz="4" w:space="0" w:color="CBCBCB"/>
+            </w:tcBorders>
+          </w:tcPr>
+          <w:p>
+            <w:r>
+              <w:rPr>
+                <w:sz w:val="20"/>
+              </w:rPr>
+              <w:t>Compact mặc định (96px), expand on hover</w:t>
+            </w:r>
+          </w:p>
+        </w:tc>
+        <w:tc>
+          <w:tcPr>
+            <w:tcW w:type="dxa" w:w="3230"/>
+            <w:tcBorders>
+              <w:top w:val="single" w:sz="4" w:space="0" w:color="CBCBCB"/>
+              <w:left w:val="single" w:sz="4" w:space="0" w:color="CBCBCB"/>
+              <w:bottom w:val="single" w:sz="4" w:space="0" w:color="CBCBCB"/>
+              <w:right w:val="single" w:sz="4" w:space="0" w:color="CBCBCB"/>
+            </w:tcBorders>
+          </w:tcPr>
+          <w:p>
+            <w:r>
+              <w:rPr>
+                <w:sz w:val="20"/>
+              </w:rPr>
+              <w:t>Tiết kiệm không gian; hover cho chi tiết khi cần</w:t>
+            </w:r>
+          </w:p>
+        </w:tc>
+      </w:tr>
+      <w:tr>
+        <w:tc>
+          <w:tcPr>
+            <w:tcW w:type="dxa" w:w="3230"/>
+            <w:shd w:val="clear" w:color="auto" w:fill="B8B3D6"/>
+            <w:tcBorders>
+              <w:top w:val="single" w:sz="4" w:space="0" w:color="CBCBCB"/>
+              <w:left w:val="single" w:sz="4" w:space="0" w:color="CBCBCB"/>
+              <w:bottom w:val="single" w:sz="4" w:space="0" w:color="CBCBCB"/>
+              <w:right w:val="single" w:sz="4" w:space="0" w:color="CBCBCB"/>
+            </w:tcBorders>
+          </w:tcPr>
+          <w:p>
+            <w:r>
+              <w:rPr>
+                <w:sz w:val="20"/>
+              </w:rPr>
+              <w:t>Khi session IDLE (không có active step)?</w:t>
+            </w:r>
+          </w:p>
+        </w:tc>
+        <w:tc>
+          <w:tcPr>
+            <w:tcW w:type="dxa" w:w="3230"/>
+            <w:shd w:val="clear" w:color="auto" w:fill="B8B3D6"/>
+            <w:tcBorders>
+              <w:top w:val="single" w:sz="4" w:space="0" w:color="CBCBCB"/>
+              <w:left w:val="single" w:sz="4" w:space="0" w:color="CBCBCB"/>
+              <w:bottom w:val="single" w:sz="4" w:space="0" w:color="CBCBCB"/>
+              <w:right w:val="single" w:sz="4" w:space="0" w:color="CBCBCB"/>
+            </w:tcBorders>
+          </w:tcPr>
+          <w:p>
+            <w:r>
+              <w:rPr>
+                <w:sz w:val="20"/>
+              </w:rPr>
+              <w:t>Tất cả stations = done (không có active highlight)</w:t>
+            </w:r>
+          </w:p>
+        </w:tc>
+        <w:tc>
+          <w:tcPr>
+            <w:tcW w:type="dxa" w:w="3230"/>
+            <w:shd w:val="clear" w:color="auto" w:fill="B8B3D6"/>
+            <w:tcBorders>
+              <w:top w:val="single" w:sz="4" w:space="0" w:color="CBCBCB"/>
+              <w:left w:val="single" w:sz="4" w:space="0" w:color="CBCBCB"/>
+              <w:bottom w:val="single" w:sz="4" w:space="0" w:color="CBCBCB"/>
+              <w:right w:val="single" w:sz="4" w:space="0" w:color="CBCBCB"/>
+            </w:tcBorders>
+          </w:tcPr>
+          <w:p>
+            <w:r>
+              <w:rPr>
+                <w:sz w:val="20"/>
+              </w:rPr>
+              <w:t>Phản ánh đúng TDD §26.4: active chỉ có khi session Running</w:t>
+            </w:r>
+          </w:p>
+        </w:tc>
+      </w:tr>
+      <w:tr>
+        <w:tc>
+          <w:tcPr>
+            <w:tcW w:type="dxa" w:w="3230"/>
+            <w:tcBorders>
+              <w:top w:val="single" w:sz="4" w:space="0" w:color="CBCBCB"/>
+              <w:left w:val="single" w:sz="4" w:space="0" w:color="CBCBCB"/>
+              <w:bottom w:val="single" w:sz="4" w:space="0" w:color="CBCBCB"/>
+              <w:right w:val="single" w:sz="4" w:space="0" w:color="CBCBCB"/>
+            </w:tcBorders>
+          </w:tcPr>
+          <w:p>
+            <w:r>
+              <w:rPr>
+                <w:sz w:val="20"/>
+              </w:rPr>
+              <w:t>%Context khi = 0?</w:t>
+            </w:r>
+          </w:p>
+        </w:tc>
+        <w:tc>
+          <w:tcPr>
+            <w:tcW w:type="dxa" w:w="3230"/>
+            <w:tcBorders>
+              <w:top w:val="single" w:sz="4" w:space="0" w:color="CBCBCB"/>
+              <w:left w:val="single" w:sz="4" w:space="0" w:color="CBCBCB"/>
+              <w:bottom w:val="single" w:sz="4" w:space="0" w:color="CBCBCB"/>
+              <w:right w:val="single" w:sz="4" w:space="0" w:color="CBCBCB"/>
+            </w:tcBorders>
+          </w:tcPr>
+          <w:p>
+            <w:r>
+              <w:rPr>
+                <w:sz w:val="20"/>
+              </w:rPr>
+              <w:t>Ẩn badge</w:t>
+            </w:r>
+          </w:p>
+        </w:tc>
+        <w:tc>
+          <w:tcPr>
+            <w:tcW w:type="dxa" w:w="3230"/>
+            <w:tcBorders>
+              <w:top w:val="single" w:sz="4" w:space="0" w:color="CBCBCB"/>
+              <w:left w:val="single" w:sz="4" w:space="0" w:color="CBCBCB"/>
+              <w:bottom w:val="single" w:sz="4" w:space="0" w:color="CBCBCB"/>
+              <w:right w:val="single" w:sz="4" w:space="0" w:color="CBCBCB"/>
+            </w:tcBorders>
+          </w:tcPr>
+          <w:p>
+            <w:r>
+              <w:rPr>
+                <w:sz w:val="20"/>
+              </w:rPr>
+              <w:t>Không có data hữu ích để hiển thị; tránh "0%" gây nhầm lẫn</w:t>
+            </w:r>
+          </w:p>
+        </w:tc>
+      </w:tr>
+      <w:tr>
+        <w:tc>
+          <w:tcPr>
+            <w:tcW w:type="dxa" w:w="3230"/>
+            <w:shd w:val="clear" w:color="auto" w:fill="B8B3D6"/>
+            <w:tcBorders>
+              <w:top w:val="single" w:sz="4" w:space="0" w:color="CBCBCB"/>
+              <w:left w:val="single" w:sz="4" w:space="0" w:color="CBCBCB"/>
+              <w:bottom w:val="single" w:sz="4" w:space="0" w:color="CBCBCB"/>
+              <w:right w:val="single" w:sz="4" w:space="0" w:color="CBCBCB"/>
+            </w:tcBorders>
+          </w:tcPr>
+          <w:p>
+            <w:r>
+              <w:rPr>
+                <w:sz w:val="20"/>
+              </w:rPr>
+              <w:t>Title null fallback?</w:t>
+            </w:r>
+          </w:p>
+        </w:tc>
+        <w:tc>
+          <w:tcPr>
+            <w:tcW w:type="dxa" w:w="3230"/>
+            <w:shd w:val="clear" w:color="auto" w:fill="B8B3D6"/>
+            <w:tcBorders>
+              <w:top w:val="single" w:sz="4" w:space="0" w:color="CBCBCB"/>
+              <w:left w:val="single" w:sz="4" w:space="0" w:color="CBCBCB"/>
+              <w:bottom w:val="single" w:sz="4" w:space="0" w:color="CBCBCB"/>
+              <w:right w:val="single" w:sz="4" w:space="0" w:color="CBCBCB"/>
+            </w:tcBorders>
+          </w:tcPr>
+          <w:p>
+            <w:r>
+              <w:rPr>
+                <w:sz w:val="20"/>
+              </w:rPr>
+              <w:t>session_id.slice(0,8) theo v1</w:t>
+            </w:r>
+          </w:p>
+        </w:tc>
+        <w:tc>
+          <w:tcPr>
+            <w:tcW w:type="dxa" w:w="3230"/>
+            <w:shd w:val="clear" w:color="auto" w:fill="B8B3D6"/>
+            <w:tcBorders>
+              <w:top w:val="single" w:sz="4" w:space="0" w:color="CBCBCB"/>
+              <w:left w:val="single" w:sz="4" w:space="0" w:color="CBCBCB"/>
+              <w:bottom w:val="single" w:sz="4" w:space="0" w:color="CBCBCB"/>
+              <w:right w:val="single" w:sz="4" w:space="0" w:color="CBCBCB"/>
+            </w:tcBorders>
+          </w:tcPr>
+          <w:p>
+            <w:r>
+              <w:rPr>
+                <w:sz w:val="20"/>
+              </w:rPr>
+              <w:t>Backward compatible; không hiển thị chữ "null" hay dòng trống</w:t>
+            </w:r>
+          </w:p>
+        </w:tc>
+      </w:tr>
+    </w:tbl>
+    <w:p/>
     <w:sectPr>
       <w:headerReference w:type="default" r:id="rId9"/>
       <w:footerReference w:type="default" r:id="rId10"/>

--- a/docs/design/DESIGN-agent-dashboard.docx
+++ b/docs/design/DESIGN-agent-dashboard.docx
@@ -12204,6 +12204,5345 @@
                 <w:sz w:val="20"/>
               </w:rPr>
               <w:t>Backward compatible; không hiển thị chữ "null" hay dòng trống</w:t>
+            </w:r>
+          </w:p>
+        </w:tc>
+      </w:tr>
+    </w:tbl>
+    <w:p/>
+    <w:p>
+      <w:pPr>
+        <w:pBdr>
+          <w:bottom w:val="single" w:sz="6" w:space="1" w:color="F05922"/>
+        </w:pBdr>
+        <w:spacing w:after="120"/>
+      </w:pPr>
+    </w:p>
+    <w:p>
+      <w:pPr>
+        <w:pStyle w:val="Heading2"/>
+        <w:spacing w:before="200" w:after="80"/>
+      </w:pPr>
+      <w:r>
+        <w:rPr>
+          <w:color w:val="F05922"/>
+          <w:sz w:val="28"/>
+        </w:rPr>
+        <w:t>Sprint 5 — Usage Display + Dispatcher Node + Toggle Pipeline Mode (BUG-004, BUG-005, FR-004, FR-005)</w:t>
+      </w:r>
+    </w:p>
+    <w:p>
+      <w:pPr>
+        <w:spacing w:before="40" w:after="40"/>
+        <w:ind w:left="567"/>
+        <w:pBdr>
+          <w:left w:val="single" w:sz="12" w:space="10" w:color="F05922"/>
+        </w:pBdr>
+      </w:pPr>
+      <w:r>
+        <w:rPr>
+          <w:color w:val="4A3F8C"/>
+        </w:rPr>
+        <w:t>Phiên bản: 2.1 | Ngày: 2026-08-07 | Designer: UI/UX Designer (KZTEK)</w:t>
+      </w:r>
+    </w:p>
+    <w:p>
+      <w:pPr>
+        <w:spacing w:before="40" w:after="40"/>
+        <w:ind w:left="567"/>
+        <w:pBdr>
+          <w:left w:val="single" w:sz="12" w:space="10" w:color="F05922"/>
+        </w:pBdr>
+      </w:pPr>
+      <w:r>
+        <w:rPr>
+          <w:color w:val="4A3F8C"/>
+        </w:rPr>
+        <w:t xml:space="preserve">Tham chiếu TDD: </w:t>
+      </w:r>
+      <w:r>
+        <w:rPr>
+          <w:rFonts w:ascii="Courier New" w:hAnsi="Courier New"/>
+          <w:color w:val="F05922"/>
+          <w:sz w:val="18"/>
+        </w:rPr>
+        <w:t>docs/tech-design/TDD-agent-dashboard.md</w:t>
+      </w:r>
+      <w:r>
+        <w:rPr>
+          <w:color w:val="4A3F8C"/>
+        </w:rPr>
+        <w:t xml:space="preserve"> §29–35</w:t>
+      </w:r>
+    </w:p>
+    <w:p>
+      <w:pPr>
+        <w:pBdr>
+          <w:bottom w:val="single" w:sz="6" w:space="1" w:color="F05922"/>
+        </w:pBdr>
+        <w:spacing w:after="120"/>
+      </w:pPr>
+    </w:p>
+    <w:p>
+      <w:pPr>
+        <w:pStyle w:val="Heading3"/>
+        <w:spacing w:before="160" w:after="60"/>
+      </w:pPr>
+      <w:r>
+        <w:rPr>
+          <w:color w:val="4A3F8C"/>
+          <w:sz w:val="24"/>
+        </w:rPr>
+        <w:t>Tổng quan thay đổi Sprint 5</w:t>
+      </w:r>
+    </w:p>
+    <w:tbl>
+      <w:tblPr>
+        <w:tblStyle w:val="TableGrid"/>
+        <w:tblW w:type="auto" w:w="0"/>
+        <w:tblLook w:firstColumn="1" w:firstRow="1" w:lastColumn="0" w:lastRow="0" w:noHBand="0" w:noVBand="1" w:val="04A0"/>
+      </w:tblPr>
+      <w:tblGrid>
+        <w:gridCol w:w="3230"/>
+        <w:gridCol w:w="3230"/>
+        <w:gridCol w:w="3230"/>
+      </w:tblGrid>
+      <w:tr>
+        <w:tc>
+          <w:tcPr>
+            <w:tcW w:type="dxa" w:w="3230"/>
+            <w:shd w:val="clear" w:color="auto" w:fill="251C53"/>
+            <w:tcBorders>
+              <w:top w:val="single" w:sz="4" w:space="0" w:color="251C53"/>
+              <w:left w:val="single" w:sz="4" w:space="0" w:color="251C53"/>
+              <w:bottom w:val="single" w:sz="4" w:space="0" w:color="251C53"/>
+              <w:right w:val="single" w:sz="4" w:space="0" w:color="251C53"/>
+            </w:tcBorders>
+          </w:tcPr>
+          <w:p>
+            <w:r>
+              <w:rPr>
+                <w:b/>
+                <w:color w:val="FFFFFF"/>
+                <w:sz w:val="20"/>
+              </w:rPr>
+              <w:t>Hạng mục</w:t>
+            </w:r>
+          </w:p>
+        </w:tc>
+        <w:tc>
+          <w:tcPr>
+            <w:tcW w:type="dxa" w:w="3230"/>
+            <w:shd w:val="clear" w:color="auto" w:fill="251C53"/>
+            <w:tcBorders>
+              <w:top w:val="single" w:sz="4" w:space="0" w:color="251C53"/>
+              <w:left w:val="single" w:sz="4" w:space="0" w:color="251C53"/>
+              <w:bottom w:val="single" w:sz="4" w:space="0" w:color="251C53"/>
+              <w:right w:val="single" w:sz="4" w:space="0" w:color="251C53"/>
+            </w:tcBorders>
+          </w:tcPr>
+          <w:p>
+            <w:r>
+              <w:rPr>
+                <w:b/>
+                <w:color w:val="FFFFFF"/>
+                <w:sz w:val="20"/>
+              </w:rPr>
+              <w:t>Thay đổi</w:t>
+            </w:r>
+          </w:p>
+        </w:tc>
+        <w:tc>
+          <w:tcPr>
+            <w:tcW w:type="dxa" w:w="3230"/>
+            <w:shd w:val="clear" w:color="auto" w:fill="251C53"/>
+            <w:tcBorders>
+              <w:top w:val="single" w:sz="4" w:space="0" w:color="251C53"/>
+              <w:left w:val="single" w:sz="4" w:space="0" w:color="251C53"/>
+              <w:bottom w:val="single" w:sz="4" w:space="0" w:color="251C53"/>
+              <w:right w:val="single" w:sz="4" w:space="0" w:color="251C53"/>
+            </w:tcBorders>
+          </w:tcPr>
+          <w:p>
+            <w:r>
+              <w:rPr>
+                <w:b/>
+                <w:color w:val="FFFFFF"/>
+                <w:sz w:val="20"/>
+              </w:rPr>
+              <w:t>Vị trí áp dụng</w:t>
+            </w:r>
+          </w:p>
+        </w:tc>
+      </w:tr>
+      <w:tr>
+        <w:tc>
+          <w:tcPr>
+            <w:tcW w:type="dxa" w:w="3230"/>
+            <w:tcBorders>
+              <w:top w:val="single" w:sz="4" w:space="0" w:color="CBCBCB"/>
+              <w:left w:val="single" w:sz="4" w:space="0" w:color="CBCBCB"/>
+              <w:bottom w:val="single" w:sz="4" w:space="0" w:color="CBCBCB"/>
+              <w:right w:val="single" w:sz="4" w:space="0" w:color="CBCBCB"/>
+            </w:tcBorders>
+          </w:tcPr>
+          <w:p>
+            <w:r>
+              <w:rPr>
+                <w:sz w:val="20"/>
+              </w:rPr>
+              <w:t>----------</w:t>
+            </w:r>
+          </w:p>
+        </w:tc>
+        <w:tc>
+          <w:tcPr>
+            <w:tcW w:type="dxa" w:w="3230"/>
+            <w:tcBorders>
+              <w:top w:val="single" w:sz="4" w:space="0" w:color="CBCBCB"/>
+              <w:left w:val="single" w:sz="4" w:space="0" w:color="CBCBCB"/>
+              <w:bottom w:val="single" w:sz="4" w:space="0" w:color="CBCBCB"/>
+              <w:right w:val="single" w:sz="4" w:space="0" w:color="CBCBCB"/>
+            </w:tcBorders>
+          </w:tcPr>
+          <w:p>
+            <w:r>
+              <w:rPr>
+                <w:sz w:val="20"/>
+              </w:rPr>
+              <w:t>----------</w:t>
+            </w:r>
+          </w:p>
+        </w:tc>
+        <w:tc>
+          <w:tcPr>
+            <w:tcW w:type="dxa" w:w="3230"/>
+            <w:tcBorders>
+              <w:top w:val="single" w:sz="4" w:space="0" w:color="CBCBCB"/>
+              <w:left w:val="single" w:sz="4" w:space="0" w:color="CBCBCB"/>
+              <w:bottom w:val="single" w:sz="4" w:space="0" w:color="CBCBCB"/>
+              <w:right w:val="single" w:sz="4" w:space="0" w:color="CBCBCB"/>
+            </w:tcBorders>
+          </w:tcPr>
+          <w:p>
+            <w:r>
+              <w:rPr>
+                <w:sz w:val="20"/>
+              </w:rPr>
+              <w:t>----------------</w:t>
+            </w:r>
+          </w:p>
+        </w:tc>
+      </w:tr>
+      <w:tr>
+        <w:tc>
+          <w:tcPr>
+            <w:tcW w:type="dxa" w:w="3230"/>
+            <w:shd w:val="clear" w:color="auto" w:fill="B8B3D6"/>
+            <w:tcBorders>
+              <w:top w:val="single" w:sz="4" w:space="0" w:color="CBCBCB"/>
+              <w:left w:val="single" w:sz="4" w:space="0" w:color="CBCBCB"/>
+              <w:bottom w:val="single" w:sz="4" w:space="0" w:color="CBCBCB"/>
+              <w:right w:val="single" w:sz="4" w:space="0" w:color="CBCBCB"/>
+            </w:tcBorders>
+          </w:tcPr>
+          <w:p>
+            <w:r>
+              <w:rPr>
+                <w:sz w:val="20"/>
+              </w:rPr>
+              <w:t>Phần A — Usage Bars</w:t>
+            </w:r>
+          </w:p>
+        </w:tc>
+        <w:tc>
+          <w:tcPr>
+            <w:tcW w:type="dxa" w:w="3230"/>
+            <w:shd w:val="clear" w:color="auto" w:fill="B8B3D6"/>
+            <w:tcBorders>
+              <w:top w:val="single" w:sz="4" w:space="0" w:color="CBCBCB"/>
+              <w:left w:val="single" w:sz="4" w:space="0" w:color="CBCBCB"/>
+              <w:bottom w:val="single" w:sz="4" w:space="0" w:color="CBCBCB"/>
+              <w:right w:val="single" w:sz="4" w:space="0" w:color="CBCBCB"/>
+            </w:tcBorders>
+          </w:tcPr>
+          <w:p>
+            <w:r>
+              <w:rPr>
+                <w:sz w:val="20"/>
+              </w:rPr>
+              <w:t>2 progress bar nhỏ: Session 5hr + Weekly 7day</w:t>
+            </w:r>
+          </w:p>
+        </w:tc>
+        <w:tc>
+          <w:tcPr>
+            <w:tcW w:type="dxa" w:w="3230"/>
+            <w:shd w:val="clear" w:color="auto" w:fill="B8B3D6"/>
+            <w:tcBorders>
+              <w:top w:val="single" w:sz="4" w:space="0" w:color="CBCBCB"/>
+              <w:left w:val="single" w:sz="4" w:space="0" w:color="CBCBCB"/>
+              <w:bottom w:val="single" w:sz="4" w:space="0" w:color="CBCBCB"/>
+              <w:right w:val="single" w:sz="4" w:space="0" w:color="CBCBCB"/>
+            </w:tcBorders>
+          </w:tcPr>
+          <w:p>
+            <w:r>
+              <w:rPr>
+                <w:rFonts w:ascii="Courier New" w:hAnsi="Courier New"/>
+                <w:color w:val="F05922"/>
+                <w:sz w:val="20"/>
+              </w:rPr>
+              <w:t>AppHeader</w:t>
+            </w:r>
+            <w:r>
+              <w:rPr>
+                <w:sz w:val="20"/>
+              </w:rPr>
+              <w:t xml:space="preserve">, </w:t>
+            </w:r>
+            <w:r>
+              <w:rPr>
+                <w:rFonts w:ascii="Courier New" w:hAnsi="Courier New"/>
+                <w:color w:val="F05922"/>
+                <w:sz w:val="20"/>
+              </w:rPr>
+              <w:t>AccountCard</w:t>
+            </w:r>
+          </w:p>
+        </w:tc>
+      </w:tr>
+      <w:tr>
+        <w:tc>
+          <w:tcPr>
+            <w:tcW w:type="dxa" w:w="3230"/>
+            <w:tcBorders>
+              <w:top w:val="single" w:sz="4" w:space="0" w:color="CBCBCB"/>
+              <w:left w:val="single" w:sz="4" w:space="0" w:color="CBCBCB"/>
+              <w:bottom w:val="single" w:sz="4" w:space="0" w:color="CBCBCB"/>
+              <w:right w:val="single" w:sz="4" w:space="0" w:color="CBCBCB"/>
+            </w:tcBorders>
+          </w:tcPr>
+          <w:p>
+            <w:r>
+              <w:rPr>
+                <w:sz w:val="20"/>
+              </w:rPr>
+              <w:t>Phần B — BUG-004 (UX fallback)</w:t>
+            </w:r>
+          </w:p>
+        </w:tc>
+        <w:tc>
+          <w:tcPr>
+            <w:tcW w:type="dxa" w:w="3230"/>
+            <w:tcBorders>
+              <w:top w:val="single" w:sz="4" w:space="0" w:color="CBCBCB"/>
+              <w:left w:val="single" w:sz="4" w:space="0" w:color="CBCBCB"/>
+              <w:bottom w:val="single" w:sz="4" w:space="0" w:color="CBCBCB"/>
+              <w:right w:val="single" w:sz="4" w:space="0" w:color="CBCBCB"/>
+            </w:tcBorders>
+          </w:tcPr>
+          <w:p>
+            <w:r>
+              <w:rPr>
+                <w:sz w:val="20"/>
+              </w:rPr>
+              <w:t>Placeholder "đang khởi tạo…" + "— tokens" khi active card chưa có data</w:t>
+            </w:r>
+          </w:p>
+        </w:tc>
+        <w:tc>
+          <w:tcPr>
+            <w:tcW w:type="dxa" w:w="3230"/>
+            <w:tcBorders>
+              <w:top w:val="single" w:sz="4" w:space="0" w:color="CBCBCB"/>
+              <w:left w:val="single" w:sz="4" w:space="0" w:color="CBCBCB"/>
+              <w:bottom w:val="single" w:sz="4" w:space="0" w:color="CBCBCB"/>
+              <w:right w:val="single" w:sz="4" w:space="0" w:color="CBCBCB"/>
+            </w:tcBorders>
+          </w:tcPr>
+          <w:p>
+            <w:r>
+              <w:rPr>
+                <w:rFonts w:ascii="Courier New" w:hAnsi="Courier New"/>
+                <w:color w:val="F05922"/>
+                <w:sz w:val="20"/>
+              </w:rPr>
+              <w:t>AgentRosterItem</w:t>
+            </w:r>
+          </w:p>
+        </w:tc>
+      </w:tr>
+      <w:tr>
+        <w:tc>
+          <w:tcPr>
+            <w:tcW w:type="dxa" w:w="3230"/>
+            <w:shd w:val="clear" w:color="auto" w:fill="B8B3D6"/>
+            <w:tcBorders>
+              <w:top w:val="single" w:sz="4" w:space="0" w:color="CBCBCB"/>
+              <w:left w:val="single" w:sz="4" w:space="0" w:color="CBCBCB"/>
+              <w:bottom w:val="single" w:sz="4" w:space="0" w:color="CBCBCB"/>
+              <w:right w:val="single" w:sz="4" w:space="0" w:color="CBCBCB"/>
+            </w:tcBorders>
+          </w:tcPr>
+          <w:p>
+            <w:r>
+              <w:rPr>
+                <w:sz w:val="20"/>
+              </w:rPr>
+              <w:t>Phần C — FR-004 Dispatcher Node</w:t>
+            </w:r>
+          </w:p>
+        </w:tc>
+        <w:tc>
+          <w:tcPr>
+            <w:tcW w:type="dxa" w:w="3230"/>
+            <w:shd w:val="clear" w:color="auto" w:fill="B8B3D6"/>
+            <w:tcBorders>
+              <w:top w:val="single" w:sz="4" w:space="0" w:color="CBCBCB"/>
+              <w:left w:val="single" w:sz="4" w:space="0" w:color="CBCBCB"/>
+              <w:bottom w:val="single" w:sz="4" w:space="0" w:color="CBCBCB"/>
+              <w:right w:val="single" w:sz="4" w:space="0" w:color="CBCBCB"/>
+            </w:tcBorders>
+          </w:tcPr>
+          <w:p>
+            <w:r>
+              <w:rPr>
+                <w:sz w:val="20"/>
+              </w:rPr>
+              <w:t>Node "Claude (Dispatcher)" luôn đứng đầu roster, style Navy riêng</w:t>
+            </w:r>
+          </w:p>
+        </w:tc>
+        <w:tc>
+          <w:tcPr>
+            <w:tcW w:type="dxa" w:w="3230"/>
+            <w:shd w:val="clear" w:color="auto" w:fill="B8B3D6"/>
+            <w:tcBorders>
+              <w:top w:val="single" w:sz="4" w:space="0" w:color="CBCBCB"/>
+              <w:left w:val="single" w:sz="4" w:space="0" w:color="CBCBCB"/>
+              <w:bottom w:val="single" w:sz="4" w:space="0" w:color="CBCBCB"/>
+              <w:right w:val="single" w:sz="4" w:space="0" w:color="CBCBCB"/>
+            </w:tcBorders>
+          </w:tcPr>
+          <w:p>
+            <w:r>
+              <w:rPr>
+                <w:rFonts w:ascii="Courier New" w:hAnsi="Courier New"/>
+                <w:color w:val="F05922"/>
+                <w:sz w:val="20"/>
+              </w:rPr>
+              <w:t>AgentRosterItem</w:t>
+            </w:r>
+            <w:r>
+              <w:rPr>
+                <w:sz w:val="20"/>
+              </w:rPr>
+              <w:t xml:space="preserve"> (is_dispatcher flag)</w:t>
+            </w:r>
+          </w:p>
+        </w:tc>
+      </w:tr>
+      <w:tr>
+        <w:tc>
+          <w:tcPr>
+            <w:tcW w:type="dxa" w:w="3230"/>
+            <w:tcBorders>
+              <w:top w:val="single" w:sz="4" w:space="0" w:color="CBCBCB"/>
+              <w:left w:val="single" w:sz="4" w:space="0" w:color="CBCBCB"/>
+              <w:bottom w:val="single" w:sz="4" w:space="0" w:color="CBCBCB"/>
+              <w:right w:val="single" w:sz="4" w:space="0" w:color="CBCBCB"/>
+            </w:tcBorders>
+          </w:tcPr>
+          <w:p>
+            <w:r>
+              <w:rPr>
+                <w:sz w:val="20"/>
+              </w:rPr>
+              <w:t>Phần D — FR-005 Toggle Pipeline</w:t>
+            </w:r>
+          </w:p>
+        </w:tc>
+        <w:tc>
+          <w:tcPr>
+            <w:tcW w:type="dxa" w:w="3230"/>
+            <w:tcBorders>
+              <w:top w:val="single" w:sz="4" w:space="0" w:color="CBCBCB"/>
+              <w:left w:val="single" w:sz="4" w:space="0" w:color="CBCBCB"/>
+              <w:bottom w:val="single" w:sz="4" w:space="0" w:color="CBCBCB"/>
+              <w:right w:val="single" w:sz="4" w:space="0" w:color="CBCBCB"/>
+            </w:tcBorders>
+          </w:tcPr>
+          <w:p>
+            <w:r>
+              <w:rPr>
+                <w:sz w:val="20"/>
+              </w:rPr>
+              <w:t xml:space="preserve">Segment control "Theo Session" / "Tổng hợp" + </w:t>
+            </w:r>
+            <w:r>
+              <w:rPr>
+                <w:rFonts w:ascii="Courier New" w:hAnsi="Courier New"/>
+                <w:color w:val="F05922"/>
+                <w:sz w:val="20"/>
+              </w:rPr>
+              <w:t>AggregatePipelineView</w:t>
+            </w:r>
+          </w:p>
+        </w:tc>
+        <w:tc>
+          <w:tcPr>
+            <w:tcW w:type="dxa" w:w="3230"/>
+            <w:tcBorders>
+              <w:top w:val="single" w:sz="4" w:space="0" w:color="CBCBCB"/>
+              <w:left w:val="single" w:sz="4" w:space="0" w:color="CBCBCB"/>
+              <w:bottom w:val="single" w:sz="4" w:space="0" w:color="CBCBCB"/>
+              <w:right w:val="single" w:sz="4" w:space="0" w:color="CBCBCB"/>
+            </w:tcBorders>
+          </w:tcPr>
+          <w:p>
+            <w:r>
+              <w:rPr>
+                <w:rFonts w:ascii="Courier New" w:hAnsi="Courier New"/>
+                <w:color w:val="F05922"/>
+                <w:sz w:val="20"/>
+              </w:rPr>
+              <w:t>AgentStatusPage</w:t>
+            </w:r>
+            <w:r>
+              <w:rPr>
+                <w:sz w:val="20"/>
+              </w:rPr>
+              <w:t>, component mới</w:t>
+            </w:r>
+          </w:p>
+        </w:tc>
+      </w:tr>
+      <w:tr>
+        <w:tc>
+          <w:tcPr>
+            <w:tcW w:type="dxa" w:w="3230"/>
+            <w:shd w:val="clear" w:color="auto" w:fill="B8B3D6"/>
+            <w:tcBorders>
+              <w:top w:val="single" w:sz="4" w:space="0" w:color="CBCBCB"/>
+              <w:left w:val="single" w:sz="4" w:space="0" w:color="CBCBCB"/>
+              <w:bottom w:val="single" w:sz="4" w:space="0" w:color="CBCBCB"/>
+              <w:right w:val="single" w:sz="4" w:space="0" w:color="CBCBCB"/>
+            </w:tcBorders>
+          </w:tcPr>
+          <w:p>
+            <w:r>
+              <w:rPr>
+                <w:sz w:val="20"/>
+              </w:rPr>
+              <w:t>BUG-005</w:t>
+            </w:r>
+          </w:p>
+        </w:tc>
+        <w:tc>
+          <w:tcPr>
+            <w:tcW w:type="dxa" w:w="3230"/>
+            <w:shd w:val="clear" w:color="auto" w:fill="B8B3D6"/>
+            <w:tcBorders>
+              <w:top w:val="single" w:sz="4" w:space="0" w:color="CBCBCB"/>
+              <w:left w:val="single" w:sz="4" w:space="0" w:color="CBCBCB"/>
+              <w:bottom w:val="single" w:sz="4" w:space="0" w:color="CBCBCB"/>
+              <w:right w:val="single" w:sz="4" w:space="0" w:color="CBCBCB"/>
+            </w:tcBorders>
+          </w:tcPr>
+          <w:p>
+            <w:r>
+              <w:rPr>
+                <w:sz w:val="20"/>
+              </w:rPr>
+              <w:t xml:space="preserve">Rule nút "Xem lịch sử": hiện khi </w:t>
+            </w:r>
+            <w:r>
+              <w:rPr>
+                <w:rFonts w:ascii="Courier New" w:hAnsi="Courier New"/>
+                <w:color w:val="F05922"/>
+                <w:sz w:val="20"/>
+              </w:rPr>
+              <w:t>call_count &gt;= 1</w:t>
+            </w:r>
+            <w:r>
+              <w:rPr>
+                <w:sz w:val="20"/>
+              </w:rPr>
+              <w:t xml:space="preserve"> (không phải </w:t>
+            </w:r>
+            <w:r>
+              <w:rPr>
+                <w:rFonts w:ascii="Courier New" w:hAnsi="Courier New"/>
+                <w:color w:val="F05922"/>
+                <w:sz w:val="20"/>
+              </w:rPr>
+              <w:t>&gt; 1</w:t>
+            </w:r>
+            <w:r>
+              <w:rPr>
+                <w:sz w:val="20"/>
+              </w:rPr>
+              <w:t>)</w:t>
+            </w:r>
+          </w:p>
+        </w:tc>
+        <w:tc>
+          <w:tcPr>
+            <w:tcW w:type="dxa" w:w="3230"/>
+            <w:shd w:val="clear" w:color="auto" w:fill="B8B3D6"/>
+            <w:tcBorders>
+              <w:top w:val="single" w:sz="4" w:space="0" w:color="CBCBCB"/>
+              <w:left w:val="single" w:sz="4" w:space="0" w:color="CBCBCB"/>
+              <w:bottom w:val="single" w:sz="4" w:space="0" w:color="CBCBCB"/>
+              <w:right w:val="single" w:sz="4" w:space="0" w:color="CBCBCB"/>
+            </w:tcBorders>
+          </w:tcPr>
+          <w:p>
+            <w:r>
+              <w:rPr>
+                <w:rFonts w:ascii="Courier New" w:hAnsi="Courier New"/>
+                <w:color w:val="F05922"/>
+                <w:sz w:val="20"/>
+              </w:rPr>
+              <w:t>AgentRosterItem</w:t>
+            </w:r>
+          </w:p>
+        </w:tc>
+      </w:tr>
+    </w:tbl>
+    <w:p/>
+    <w:p>
+      <w:pPr>
+        <w:pBdr>
+          <w:bottom w:val="single" w:sz="6" w:space="1" w:color="F05922"/>
+        </w:pBdr>
+        <w:spacing w:after="120"/>
+      </w:pPr>
+    </w:p>
+    <w:p>
+      <w:pPr>
+        <w:pStyle w:val="Heading3"/>
+        <w:spacing w:before="160" w:after="60"/>
+      </w:pPr>
+      <w:r>
+        <w:rPr>
+          <w:color w:val="4A3F8C"/>
+          <w:sz w:val="24"/>
+        </w:rPr>
+        <w:t>Phần A — Usage Bars (Session 5hr + Weekly 7day)</w:t>
+      </w:r>
+    </w:p>
+    <w:p>
+      <w:pPr>
+        <w:pStyle w:val="Heading4"/>
+      </w:pPr>
+      <w:r>
+        <w:rPr>
+          <w:color w:val="251C53"/>
+          <w:sz w:val="22"/>
+        </w:rPr>
+        <w:t>A1. Màu sắc theo ngưỡng %</w:t>
+      </w:r>
+    </w:p>
+    <w:tbl>
+      <w:tblPr>
+        <w:tblStyle w:val="TableGrid"/>
+        <w:tblW w:type="auto" w:w="0"/>
+        <w:tblLook w:firstColumn="1" w:firstRow="1" w:lastColumn="0" w:lastRow="0" w:noHBand="0" w:noVBand="1" w:val="04A0"/>
+      </w:tblPr>
+      <w:tblGrid>
+        <w:gridCol w:w="2422"/>
+        <w:gridCol w:w="2422"/>
+        <w:gridCol w:w="2422"/>
+        <w:gridCol w:w="2422"/>
+      </w:tblGrid>
+      <w:tr>
+        <w:tc>
+          <w:tcPr>
+            <w:tcW w:type="dxa" w:w="2422"/>
+            <w:shd w:val="clear" w:color="auto" w:fill="251C53"/>
+            <w:tcBorders>
+              <w:top w:val="single" w:sz="4" w:space="0" w:color="251C53"/>
+              <w:left w:val="single" w:sz="4" w:space="0" w:color="251C53"/>
+              <w:bottom w:val="single" w:sz="4" w:space="0" w:color="251C53"/>
+              <w:right w:val="single" w:sz="4" w:space="0" w:color="251C53"/>
+            </w:tcBorders>
+          </w:tcPr>
+          <w:p>
+            <w:r>
+              <w:rPr>
+                <w:b/>
+                <w:color w:val="FFFFFF"/>
+                <w:sz w:val="20"/>
+              </w:rPr>
+              <w:t>Ngưỡng</w:t>
+            </w:r>
+          </w:p>
+        </w:tc>
+        <w:tc>
+          <w:tcPr>
+            <w:tcW w:type="dxa" w:w="2422"/>
+            <w:shd w:val="clear" w:color="auto" w:fill="251C53"/>
+            <w:tcBorders>
+              <w:top w:val="single" w:sz="4" w:space="0" w:color="251C53"/>
+              <w:left w:val="single" w:sz="4" w:space="0" w:color="251C53"/>
+              <w:bottom w:val="single" w:sz="4" w:space="0" w:color="251C53"/>
+              <w:right w:val="single" w:sz="4" w:space="0" w:color="251C53"/>
+            </w:tcBorders>
+          </w:tcPr>
+          <w:p>
+            <w:r>
+              <w:rPr>
+                <w:b/>
+                <w:color w:val="FFFFFF"/>
+                <w:sz w:val="20"/>
+              </w:rPr>
+              <w:t>Màu fill bar</w:t>
+            </w:r>
+          </w:p>
+        </w:tc>
+        <w:tc>
+          <w:tcPr>
+            <w:tcW w:type="dxa" w:w="2422"/>
+            <w:shd w:val="clear" w:color="auto" w:fill="251C53"/>
+            <w:tcBorders>
+              <w:top w:val="single" w:sz="4" w:space="0" w:color="251C53"/>
+              <w:left w:val="single" w:sz="4" w:space="0" w:color="251C53"/>
+              <w:bottom w:val="single" w:sz="4" w:space="0" w:color="251C53"/>
+              <w:right w:val="single" w:sz="4" w:space="0" w:color="251C53"/>
+            </w:tcBorders>
+          </w:tcPr>
+          <w:p>
+            <w:r>
+              <w:rPr>
+                <w:b/>
+                <w:color w:val="FFFFFF"/>
+                <w:sz w:val="20"/>
+              </w:rPr>
+              <w:t>Màu text %</w:t>
+            </w:r>
+          </w:p>
+        </w:tc>
+        <w:tc>
+          <w:tcPr>
+            <w:tcW w:type="dxa" w:w="2422"/>
+            <w:shd w:val="clear" w:color="auto" w:fill="251C53"/>
+            <w:tcBorders>
+              <w:top w:val="single" w:sz="4" w:space="0" w:color="251C53"/>
+              <w:left w:val="single" w:sz="4" w:space="0" w:color="251C53"/>
+              <w:bottom w:val="single" w:sz="4" w:space="0" w:color="251C53"/>
+              <w:right w:val="single" w:sz="4" w:space="0" w:color="251C53"/>
+            </w:tcBorders>
+          </w:tcPr>
+          <w:p>
+            <w:r>
+              <w:rPr>
+                <w:b/>
+                <w:color w:val="FFFFFF"/>
+                <w:sz w:val="20"/>
+              </w:rPr>
+              <w:t>Ý nghĩa</w:t>
+            </w:r>
+          </w:p>
+        </w:tc>
+      </w:tr>
+      <w:tr>
+        <w:tc>
+          <w:tcPr>
+            <w:tcW w:type="dxa" w:w="2422"/>
+            <w:tcBorders>
+              <w:top w:val="single" w:sz="4" w:space="0" w:color="CBCBCB"/>
+              <w:left w:val="single" w:sz="4" w:space="0" w:color="CBCBCB"/>
+              <w:bottom w:val="single" w:sz="4" w:space="0" w:color="CBCBCB"/>
+              <w:right w:val="single" w:sz="4" w:space="0" w:color="CBCBCB"/>
+            </w:tcBorders>
+          </w:tcPr>
+          <w:p>
+            <w:r>
+              <w:rPr>
+                <w:sz w:val="20"/>
+              </w:rPr>
+              <w:t>--------</w:t>
+            </w:r>
+          </w:p>
+        </w:tc>
+        <w:tc>
+          <w:tcPr>
+            <w:tcW w:type="dxa" w:w="2422"/>
+            <w:tcBorders>
+              <w:top w:val="single" w:sz="4" w:space="0" w:color="CBCBCB"/>
+              <w:left w:val="single" w:sz="4" w:space="0" w:color="CBCBCB"/>
+              <w:bottom w:val="single" w:sz="4" w:space="0" w:color="CBCBCB"/>
+              <w:right w:val="single" w:sz="4" w:space="0" w:color="CBCBCB"/>
+            </w:tcBorders>
+          </w:tcPr>
+          <w:p>
+            <w:r>
+              <w:rPr>
+                <w:sz w:val="20"/>
+              </w:rPr>
+              <w:t>-------------</w:t>
+            </w:r>
+          </w:p>
+        </w:tc>
+        <w:tc>
+          <w:tcPr>
+            <w:tcW w:type="dxa" w:w="2422"/>
+            <w:tcBorders>
+              <w:top w:val="single" w:sz="4" w:space="0" w:color="CBCBCB"/>
+              <w:left w:val="single" w:sz="4" w:space="0" w:color="CBCBCB"/>
+              <w:bottom w:val="single" w:sz="4" w:space="0" w:color="CBCBCB"/>
+              <w:right w:val="single" w:sz="4" w:space="0" w:color="CBCBCB"/>
+            </w:tcBorders>
+          </w:tcPr>
+          <w:p>
+            <w:r>
+              <w:rPr>
+                <w:sz w:val="20"/>
+              </w:rPr>
+              <w:t>-----------</w:t>
+            </w:r>
+          </w:p>
+        </w:tc>
+        <w:tc>
+          <w:tcPr>
+            <w:tcW w:type="dxa" w:w="2422"/>
+            <w:tcBorders>
+              <w:top w:val="single" w:sz="4" w:space="0" w:color="CBCBCB"/>
+              <w:left w:val="single" w:sz="4" w:space="0" w:color="CBCBCB"/>
+              <w:bottom w:val="single" w:sz="4" w:space="0" w:color="CBCBCB"/>
+              <w:right w:val="single" w:sz="4" w:space="0" w:color="CBCBCB"/>
+            </w:tcBorders>
+          </w:tcPr>
+          <w:p>
+            <w:r>
+              <w:rPr>
+                <w:sz w:val="20"/>
+              </w:rPr>
+              <w:t>---------</w:t>
+            </w:r>
+          </w:p>
+        </w:tc>
+      </w:tr>
+      <w:tr>
+        <w:tc>
+          <w:tcPr>
+            <w:tcW w:type="dxa" w:w="2422"/>
+            <w:shd w:val="clear" w:color="auto" w:fill="B8B3D6"/>
+            <w:tcBorders>
+              <w:top w:val="single" w:sz="4" w:space="0" w:color="CBCBCB"/>
+              <w:left w:val="single" w:sz="4" w:space="0" w:color="CBCBCB"/>
+              <w:bottom w:val="single" w:sz="4" w:space="0" w:color="CBCBCB"/>
+              <w:right w:val="single" w:sz="4" w:space="0" w:color="CBCBCB"/>
+            </w:tcBorders>
+          </w:tcPr>
+          <w:p>
+            <w:r>
+              <w:rPr>
+                <w:sz w:val="20"/>
+              </w:rPr>
+              <w:t>&lt; 80%</w:t>
+            </w:r>
+          </w:p>
+        </w:tc>
+        <w:tc>
+          <w:tcPr>
+            <w:tcW w:type="dxa" w:w="2422"/>
+            <w:shd w:val="clear" w:color="auto" w:fill="B8B3D6"/>
+            <w:tcBorders>
+              <w:top w:val="single" w:sz="4" w:space="0" w:color="CBCBCB"/>
+              <w:left w:val="single" w:sz="4" w:space="0" w:color="CBCBCB"/>
+              <w:bottom w:val="single" w:sz="4" w:space="0" w:color="CBCBCB"/>
+              <w:right w:val="single" w:sz="4" w:space="0" w:color="CBCBCB"/>
+            </w:tcBorders>
+          </w:tcPr>
+          <w:p>
+            <w:r>
+              <w:rPr>
+                <w:rFonts w:ascii="Courier New" w:hAnsi="Courier New"/>
+                <w:color w:val="F05922"/>
+                <w:sz w:val="20"/>
+              </w:rPr>
+              <w:t>#22C55E</w:t>
+            </w:r>
+            <w:r>
+              <w:rPr>
+                <w:sz w:val="20"/>
+              </w:rPr>
+              <w:t xml:space="preserve"> (xanh lá)</w:t>
+            </w:r>
+          </w:p>
+        </w:tc>
+        <w:tc>
+          <w:tcPr>
+            <w:tcW w:type="dxa" w:w="2422"/>
+            <w:shd w:val="clear" w:color="auto" w:fill="B8B3D6"/>
+            <w:tcBorders>
+              <w:top w:val="single" w:sz="4" w:space="0" w:color="CBCBCB"/>
+              <w:left w:val="single" w:sz="4" w:space="0" w:color="CBCBCB"/>
+              <w:bottom w:val="single" w:sz="4" w:space="0" w:color="CBCBCB"/>
+              <w:right w:val="single" w:sz="4" w:space="0" w:color="CBCBCB"/>
+            </w:tcBorders>
+          </w:tcPr>
+          <w:p>
+            <w:r>
+              <w:rPr>
+                <w:rFonts w:ascii="Courier New" w:hAnsi="Courier New"/>
+                <w:color w:val="F05922"/>
+                <w:sz w:val="20"/>
+              </w:rPr>
+              <w:t>#22C55E</w:t>
+            </w:r>
+          </w:p>
+        </w:tc>
+        <w:tc>
+          <w:tcPr>
+            <w:tcW w:type="dxa" w:w="2422"/>
+            <w:shd w:val="clear" w:color="auto" w:fill="B8B3D6"/>
+            <w:tcBorders>
+              <w:top w:val="single" w:sz="4" w:space="0" w:color="CBCBCB"/>
+              <w:left w:val="single" w:sz="4" w:space="0" w:color="CBCBCB"/>
+              <w:bottom w:val="single" w:sz="4" w:space="0" w:color="CBCBCB"/>
+              <w:right w:val="single" w:sz="4" w:space="0" w:color="CBCBCB"/>
+            </w:tcBorders>
+          </w:tcPr>
+          <w:p>
+            <w:r>
+              <w:rPr>
+                <w:sz w:val="20"/>
+              </w:rPr>
+              <w:t>Bình thường</w:t>
+            </w:r>
+          </w:p>
+        </w:tc>
+      </w:tr>
+      <w:tr>
+        <w:tc>
+          <w:tcPr>
+            <w:tcW w:type="dxa" w:w="2422"/>
+            <w:tcBorders>
+              <w:top w:val="single" w:sz="4" w:space="0" w:color="CBCBCB"/>
+              <w:left w:val="single" w:sz="4" w:space="0" w:color="CBCBCB"/>
+              <w:bottom w:val="single" w:sz="4" w:space="0" w:color="CBCBCB"/>
+              <w:right w:val="single" w:sz="4" w:space="0" w:color="CBCBCB"/>
+            </w:tcBorders>
+          </w:tcPr>
+          <w:p>
+            <w:r>
+              <w:rPr>
+                <w:sz w:val="20"/>
+              </w:rPr>
+              <w:t>80–94%</w:t>
+            </w:r>
+          </w:p>
+        </w:tc>
+        <w:tc>
+          <w:tcPr>
+            <w:tcW w:type="dxa" w:w="2422"/>
+            <w:tcBorders>
+              <w:top w:val="single" w:sz="4" w:space="0" w:color="CBCBCB"/>
+              <w:left w:val="single" w:sz="4" w:space="0" w:color="CBCBCB"/>
+              <w:bottom w:val="single" w:sz="4" w:space="0" w:color="CBCBCB"/>
+              <w:right w:val="single" w:sz="4" w:space="0" w:color="CBCBCB"/>
+            </w:tcBorders>
+          </w:tcPr>
+          <w:p>
+            <w:r>
+              <w:rPr>
+                <w:rFonts w:ascii="Courier New" w:hAnsi="Courier New"/>
+                <w:color w:val="F05922"/>
+                <w:sz w:val="20"/>
+              </w:rPr>
+              <w:t>#F05922</w:t>
+            </w:r>
+            <w:r>
+              <w:rPr>
+                <w:sz w:val="20"/>
+              </w:rPr>
+              <w:t xml:space="preserve"> (Cam)</w:t>
+            </w:r>
+          </w:p>
+        </w:tc>
+        <w:tc>
+          <w:tcPr>
+            <w:tcW w:type="dxa" w:w="2422"/>
+            <w:tcBorders>
+              <w:top w:val="single" w:sz="4" w:space="0" w:color="CBCBCB"/>
+              <w:left w:val="single" w:sz="4" w:space="0" w:color="CBCBCB"/>
+              <w:bottom w:val="single" w:sz="4" w:space="0" w:color="CBCBCB"/>
+              <w:right w:val="single" w:sz="4" w:space="0" w:color="CBCBCB"/>
+            </w:tcBorders>
+          </w:tcPr>
+          <w:p>
+            <w:r>
+              <w:rPr>
+                <w:rFonts w:ascii="Courier New" w:hAnsi="Courier New"/>
+                <w:color w:val="F05922"/>
+                <w:sz w:val="20"/>
+              </w:rPr>
+              <w:t>#F05922</w:t>
+            </w:r>
+          </w:p>
+        </w:tc>
+        <w:tc>
+          <w:tcPr>
+            <w:tcW w:type="dxa" w:w="2422"/>
+            <w:tcBorders>
+              <w:top w:val="single" w:sz="4" w:space="0" w:color="CBCBCB"/>
+              <w:left w:val="single" w:sz="4" w:space="0" w:color="CBCBCB"/>
+              <w:bottom w:val="single" w:sz="4" w:space="0" w:color="CBCBCB"/>
+              <w:right w:val="single" w:sz="4" w:space="0" w:color="CBCBCB"/>
+            </w:tcBorders>
+          </w:tcPr>
+          <w:p>
+            <w:r>
+              <w:rPr>
+                <w:sz w:val="20"/>
+              </w:rPr>
+              <w:t>Cảnh báo — sắp đạt giới hạn</w:t>
+            </w:r>
+          </w:p>
+        </w:tc>
+      </w:tr>
+      <w:tr>
+        <w:tc>
+          <w:tcPr>
+            <w:tcW w:type="dxa" w:w="2422"/>
+            <w:shd w:val="clear" w:color="auto" w:fill="B8B3D6"/>
+            <w:tcBorders>
+              <w:top w:val="single" w:sz="4" w:space="0" w:color="CBCBCB"/>
+              <w:left w:val="single" w:sz="4" w:space="0" w:color="CBCBCB"/>
+              <w:bottom w:val="single" w:sz="4" w:space="0" w:color="CBCBCB"/>
+              <w:right w:val="single" w:sz="4" w:space="0" w:color="CBCBCB"/>
+            </w:tcBorders>
+          </w:tcPr>
+          <w:p>
+            <w:r>
+              <w:rPr>
+                <w:sz w:val="20"/>
+              </w:rPr>
+              <w:t>≥ 95%</w:t>
+            </w:r>
+          </w:p>
+        </w:tc>
+        <w:tc>
+          <w:tcPr>
+            <w:tcW w:type="dxa" w:w="2422"/>
+            <w:shd w:val="clear" w:color="auto" w:fill="B8B3D6"/>
+            <w:tcBorders>
+              <w:top w:val="single" w:sz="4" w:space="0" w:color="CBCBCB"/>
+              <w:left w:val="single" w:sz="4" w:space="0" w:color="CBCBCB"/>
+              <w:bottom w:val="single" w:sz="4" w:space="0" w:color="CBCBCB"/>
+              <w:right w:val="single" w:sz="4" w:space="0" w:color="CBCBCB"/>
+            </w:tcBorders>
+          </w:tcPr>
+          <w:p>
+            <w:r>
+              <w:rPr>
+                <w:rFonts w:ascii="Courier New" w:hAnsi="Courier New"/>
+                <w:color w:val="F05922"/>
+                <w:sz w:val="20"/>
+              </w:rPr>
+              <w:t>#F05922</w:t>
+            </w:r>
+            <w:r>
+              <w:rPr>
+                <w:sz w:val="20"/>
+              </w:rPr>
+              <w:t xml:space="preserve"> (Cam đậm)</w:t>
+            </w:r>
+          </w:p>
+        </w:tc>
+        <w:tc>
+          <w:tcPr>
+            <w:tcW w:type="dxa" w:w="2422"/>
+            <w:shd w:val="clear" w:color="auto" w:fill="B8B3D6"/>
+            <w:tcBorders>
+              <w:top w:val="single" w:sz="4" w:space="0" w:color="CBCBCB"/>
+              <w:left w:val="single" w:sz="4" w:space="0" w:color="CBCBCB"/>
+              <w:bottom w:val="single" w:sz="4" w:space="0" w:color="CBCBCB"/>
+              <w:right w:val="single" w:sz="4" w:space="0" w:color="CBCBCB"/>
+            </w:tcBorders>
+          </w:tcPr>
+          <w:p>
+            <w:r>
+              <w:rPr>
+                <w:rFonts w:ascii="Courier New" w:hAnsi="Courier New"/>
+                <w:color w:val="F05922"/>
+                <w:sz w:val="20"/>
+              </w:rPr>
+              <w:t>#F05922</w:t>
+            </w:r>
+          </w:p>
+        </w:tc>
+        <w:tc>
+          <w:tcPr>
+            <w:tcW w:type="dxa" w:w="2422"/>
+            <w:shd w:val="clear" w:color="auto" w:fill="B8B3D6"/>
+            <w:tcBorders>
+              <w:top w:val="single" w:sz="4" w:space="0" w:color="CBCBCB"/>
+              <w:left w:val="single" w:sz="4" w:space="0" w:color="CBCBCB"/>
+              <w:bottom w:val="single" w:sz="4" w:space="0" w:color="CBCBCB"/>
+              <w:right w:val="single" w:sz="4" w:space="0" w:color="CBCBCB"/>
+            </w:tcBorders>
+          </w:tcPr>
+          <w:p>
+            <w:r>
+              <w:rPr>
+                <w:sz w:val="20"/>
+              </w:rPr>
+              <w:t>Nguy hiểm — gần đạt giới hạn</w:t>
+            </w:r>
+          </w:p>
+        </w:tc>
+      </w:tr>
+      <w:tr>
+        <w:tc>
+          <w:tcPr>
+            <w:tcW w:type="dxa" w:w="2422"/>
+            <w:tcBorders>
+              <w:top w:val="single" w:sz="4" w:space="0" w:color="CBCBCB"/>
+              <w:left w:val="single" w:sz="4" w:space="0" w:color="CBCBCB"/>
+              <w:bottom w:val="single" w:sz="4" w:space="0" w:color="CBCBCB"/>
+              <w:right w:val="single" w:sz="4" w:space="0" w:color="CBCBCB"/>
+            </w:tcBorders>
+          </w:tcPr>
+          <w:p>
+            <w:r>
+              <w:rPr>
+                <w:sz w:val="20"/>
+              </w:rPr>
+              <w:t>null / error</w:t>
+            </w:r>
+          </w:p>
+        </w:tc>
+        <w:tc>
+          <w:tcPr>
+            <w:tcW w:type="dxa" w:w="2422"/>
+            <w:tcBorders>
+              <w:top w:val="single" w:sz="4" w:space="0" w:color="CBCBCB"/>
+              <w:left w:val="single" w:sz="4" w:space="0" w:color="CBCBCB"/>
+              <w:bottom w:val="single" w:sz="4" w:space="0" w:color="CBCBCB"/>
+              <w:right w:val="single" w:sz="4" w:space="0" w:color="CBCBCB"/>
+            </w:tcBorders>
+          </w:tcPr>
+          <w:p>
+            <w:r>
+              <w:rPr>
+                <w:sz w:val="20"/>
+              </w:rPr>
+              <w:t>ẩn bar</w:t>
+            </w:r>
+          </w:p>
+        </w:tc>
+        <w:tc>
+          <w:tcPr>
+            <w:tcW w:type="dxa" w:w="2422"/>
+            <w:tcBorders>
+              <w:top w:val="single" w:sz="4" w:space="0" w:color="CBCBCB"/>
+              <w:left w:val="single" w:sz="4" w:space="0" w:color="CBCBCB"/>
+              <w:bottom w:val="single" w:sz="4" w:space="0" w:color="CBCBCB"/>
+              <w:right w:val="single" w:sz="4" w:space="0" w:color="CBCBCB"/>
+            </w:tcBorders>
+          </w:tcPr>
+          <w:p>
+            <w:r>
+              <w:rPr>
+                <w:rFonts w:ascii="Courier New" w:hAnsi="Courier New"/>
+                <w:color w:val="F05922"/>
+                <w:sz w:val="20"/>
+              </w:rPr>
+              <w:t>#CBCBCB</w:t>
+            </w:r>
+          </w:p>
+        </w:tc>
+        <w:tc>
+          <w:tcPr>
+            <w:tcW w:type="dxa" w:w="2422"/>
+            <w:tcBorders>
+              <w:top w:val="single" w:sz="4" w:space="0" w:color="CBCBCB"/>
+              <w:left w:val="single" w:sz="4" w:space="0" w:color="CBCBCB"/>
+              <w:bottom w:val="single" w:sz="4" w:space="0" w:color="CBCBCB"/>
+              <w:right w:val="single" w:sz="4" w:space="0" w:color="CBCBCB"/>
+            </w:tcBorders>
+          </w:tcPr>
+          <w:p>
+            <w:r>
+              <w:rPr>
+                <w:sz w:val="20"/>
+              </w:rPr>
+              <w:t>Không có data</w:t>
+            </w:r>
+          </w:p>
+        </w:tc>
+      </w:tr>
+    </w:tbl>
+    <w:p/>
+    <w:p>
+      <w:pPr>
+        <w:spacing w:before="40" w:after="40"/>
+        <w:ind w:left="567"/>
+        <w:pBdr>
+          <w:left w:val="single" w:sz="12" w:space="10" w:color="F05922"/>
+        </w:pBdr>
+      </w:pPr>
+      <w:r>
+        <w:rPr>
+          <w:b/>
+          <w:color w:val="4A3F8C"/>
+        </w:rPr>
+        <w:t>Lưu ý brand:</w:t>
+      </w:r>
+      <w:r>
+        <w:rPr>
+          <w:color w:val="4A3F8C"/>
+        </w:rPr>
+        <w:t xml:space="preserve"> TUYỆT ĐỐI không dùng đỏ tươi cho cảnh báo — đỏ là màu của FUTECH, không phải KZTEK. Cam #F05922 là màu cảnh báo cao nhất trong hệ brand KZTEK.</w:t>
+      </w:r>
+    </w:p>
+    <w:p>
+      <w:pPr>
+        <w:pStyle w:val="Heading4"/>
+      </w:pPr>
+      <w:r>
+        <w:rPr>
+          <w:color w:val="251C53"/>
+          <w:sz w:val="22"/>
+        </w:rPr>
+        <w:t>A2. Wireframe AppHeader (sau thêm UsageBar)</w:t>
+      </w:r>
+    </w:p>
+    <w:p>
+      <w:pPr>
+        <w:spacing w:after="80"/>
+      </w:pPr>
+      <w:r>
+        <w:rPr>
+          <w:sz w:val="21"/>
+        </w:rPr>
+        <w:t xml:space="preserve">Header height tăng từ 56px lên </w:t>
+      </w:r>
+      <w:r>
+        <w:rPr>
+          <w:b/>
+          <w:sz w:val="21"/>
+        </w:rPr>
+        <w:t>80px</w:t>
+      </w:r>
+      <w:r>
+        <w:rPr>
+          <w:sz w:val="21"/>
+        </w:rPr>
+        <w:t xml:space="preserve"> để chứa 2 dòng usage bars.</w:t>
+      </w:r>
+    </w:p>
+    <w:p>
+      <w:pPr>
+        <w:spacing w:before="80" w:after="80"/>
+        <w:ind w:left="283"/>
+        <w:shd w:val="clear" w:color="auto" w:fill="F4F4F8"/>
+      </w:pPr>
+      <w:r>
+        <w:rPr>
+          <w:rFonts w:ascii="Courier New" w:hAnsi="Courier New"/>
+          <w:color w:val="251C53"/>
+          <w:sz w:val="18"/>
+        </w:rPr>
+        <w:t>┌─────────────────────────────────────────────────────────────────────────────┐  80px</w:t>
+        <w:br/>
+        <w:t>│  [KZ]  Agent Dashboard                        ●  Tên Account               │</w:t>
+        <w:br/>
+        <w:t>│  bg: #251C53, text: white                        sk-ant-****XXXX            │</w:t>
+        <w:br/>
+        <w:t>│                                                  5h [████████░░] 78%  Reset 1h 20m │</w:t>
+        <w:br/>
+        <w:t>│                                                  7d [████░░░░░░] 42%  Reset 4d 3h  │</w:t>
+        <w:br/>
+        <w:t>└─────────────────────────────────────────────────────────────────────────────┘</w:t>
+        <w:br/>
+        <w:t xml:space="preserve">                                                     ^bar fill: Cam (78% ≥80%)</w:t>
+        <w:br/>
+        <w:t xml:space="preserve">                                                                  ^bar fill: Xanh (&lt;80%)</w:t>
+        <w:br/>
+        <w:br/>
+        <w:t>UsageBar spec (trên header navy):</w:t>
+        <w:br/>
+        <w:t xml:space="preserve">  Track bg  : rgba(255,255,255,0.2)          — nền bar</w:t>
+        <w:br/>
+        <w:t xml:space="preserve">  Track h   : 4px, width: 120px, border-radius: 2px</w:t>
+        <w:br/>
+        <w:t xml:space="preserve">  Fill color: theo ngưỡng A1</w:t>
+        <w:br/>
+        <w:t xml:space="preserve">  Label trái: "5h" / "7d" — font 10px monospace, color: white</w:t>
+        <w:br/>
+        <w:t xml:space="preserve">  % phải    : "78%" — font 10px, color theo ngưỡng</w:t>
+        <w:br/>
+        <w:t xml:space="preserve">  Reset text: "Reset Xh Ym" / "Reset Xd Yh" — font 9px, opacity 0.6, white</w:t>
+        <w:br/>
+        <w:t xml:space="preserve">  Gap 2 bars: 3px</w:t>
+        <w:br/>
+        <w:t xml:space="preserve">  Chỉ hiện  : khi active account là OAuth (API key account → ẩn, không hiện gì)</w:t>
+      </w:r>
+    </w:p>
+    <w:p>
+      <w:pPr>
+        <w:spacing w:after="80"/>
+      </w:pPr>
+      <w:r>
+        <w:rPr>
+          <w:b/>
+          <w:sz w:val="21"/>
+        </w:rPr>
+        <w:t>States của UsageBar trong AppHeader:</w:t>
+      </w:r>
+    </w:p>
+    <w:p>
+      <w:pPr>
+        <w:spacing w:before="80" w:after="80"/>
+        <w:ind w:left="283"/>
+        <w:shd w:val="clear" w:color="auto" w:fill="F4F4F8"/>
+      </w:pPr>
+      <w:r>
+        <w:rPr>
+          <w:rFonts w:ascii="Courier New" w:hAnsi="Courier New"/>
+          <w:color w:val="251C53"/>
+          <w:sz w:val="18"/>
+        </w:rPr>
+        <w:t>Bình thường (OAuth, có data):</w:t>
+        <w:br/>
+        <w:t xml:space="preserve">  ● Tên Account</w:t>
+        <w:br/>
+        <w:t xml:space="preserve">  sk-ant-****XXXX</w:t>
+        <w:br/>
+        <w:t xml:space="preserve">  5h [████████░░] 78%  Reset 1h 20m    ← cam vì ≥80%</w:t>
+        <w:br/>
+        <w:t xml:space="preserve">  7d [████░░░░░░] 42%  Reset 4d 3h     ← xanh vì &lt;80%</w:t>
+        <w:br/>
+        <w:br/>
+        <w:t>Loading (vừa switch account / fetch đầu tiên):</w:t>
+        <w:br/>
+        <w:t xml:space="preserve">  ● Tên Account</w:t>
+        <w:br/>
+        <w:t xml:space="preserve">  sk-ant-****XXXX</w:t>
+        <w:br/>
+        <w:t xml:space="preserve">  5h [░░░░░░░░░░] …</w:t>
+        <w:br/>
+        <w:t xml:space="preserve">  7d [░░░░░░░░░░] …   ← skeleton pulse animation, opacity 0.4</w:t>
+        <w:br/>
+        <w:br/>
+        <w:t>Error (timeout/unauthorized):</w:t>
+        <w:br/>
+        <w:t xml:space="preserve">  ● Tên Account</w:t>
+        <w:br/>
+        <w:t xml:space="preserve">  sk-ant-****XXXX</w:t>
+        <w:br/>
+        <w:t xml:space="preserve">  (không hiển thị usage bars — ẩn lặng lẽ, header về 56px)</w:t>
+        <w:br/>
+        <w:br/>
+        <w:t>API Key account:</w:t>
+        <w:br/>
+        <w:t xml:space="preserve">  ● Tên Account</w:t>
+        <w:br/>
+        <w:t xml:space="preserve">  sk-ant-****XXXX</w:t>
+        <w:br/>
+        <w:t xml:space="preserve">  (không có usage bars — API key không có quota 5hr/7day)</w:t>
+      </w:r>
+    </w:p>
+    <w:p>
+      <w:pPr>
+        <w:pStyle w:val="Heading4"/>
+      </w:pPr>
+      <w:r>
+        <w:rPr>
+          <w:color w:val="251C53"/>
+          <w:sz w:val="22"/>
+        </w:rPr>
+        <w:t>A3. Wireframe AccountCard (sau thêm UsageBar)</w:t>
+      </w:r>
+    </w:p>
+    <w:p>
+      <w:pPr>
+        <w:spacing w:after="80"/>
+      </w:pPr>
+      <w:r>
+        <w:rPr>
+          <w:sz w:val="21"/>
+        </w:rPr>
+        <w:t>Usage bars chèn vào thân card, ngay sau OAuth badges, trước nút actions.</w:t>
+      </w:r>
+    </w:p>
+    <w:p>
+      <w:pPr>
+        <w:spacing w:before="80" w:after="80"/>
+        <w:ind w:left="283"/>
+        <w:shd w:val="clear" w:color="auto" w:fill="F4F4F8"/>
+      </w:pPr>
+      <w:r>
+        <w:rPr>
+          <w:rFonts w:ascii="Courier New" w:hAnsi="Courier New"/>
+          <w:color w:val="251C53"/>
+          <w:sz w:val="18"/>
+        </w:rPr>
+        <w:t>┌────────────────────────────────────────────────────────────┐</w:t>
+        <w:br/>
+        <w:t>│  [★ ACTIVE] [OAuth] Tên Account                            │</w:t>
+        <w:br/>
+        <w:t>│  session-id-masked                                          │</w:t>
+        <w:br/>
+        <w:t>│  [Còn 12 ngày]                                             │</w:t>
+        <w:br/>
+        <w:t>│  ────────── Quota Claude Pro ─────────────────────────────  │  ← divider + label</w:t>
+        <w:br/>
+        <w:t>│  5h [████████░░] 78%  ·  Resets in 1h 20m    (fill: Cam)  │</w:t>
+        <w:br/>
+        <w:t>│  7d [████░░░░░░] 42%  ·  Resets in 4d 3h     (fill: Xanh) │</w:t>
+        <w:br/>
+        <w:t>│                                                             │</w:t>
+        <w:br/>
+        <w:t>│  [Đặt active]  [Copy API key]  [Xóa]                       │</w:t>
+        <w:br/>
+        <w:t>└────────────────────────────────────────────────────────────┘</w:t>
+        <w:br/>
+        <w:br/>
+        <w:t>UsageBar spec (trong card — nền trắng):</w:t>
+        <w:br/>
+        <w:t xml:space="preserve">  Track bg  : rgba(203,203,203,0.4)   — nền bar trong card</w:t>
+        <w:br/>
+        <w:t xml:space="preserve">  Fill color: theo ngưỡng A1 (giống AppHeader)</w:t>
+        <w:br/>
+        <w:t xml:space="preserve">  Label     : "5h" / "7d" — font 10px, color #4A3F8C</w:t>
+        <w:br/>
+        <w:t xml:space="preserve">  % value   : font 10px, color theo ngưỡng</w:t>
+        <w:br/>
+        <w:t xml:space="preserve">  Reset text: "Resets in ..." — font 9px, color #6B7280</w:t>
+        <w:br/>
+        <w:t xml:space="preserve">  Width bar : 100px (card hẹp hơn header)</w:t>
+        <w:br/>
+        <w:br/>
+        <w:t>Fetch strategy cho AccountCard:</w:t>
+        <w:br/>
+        <w:t xml:space="preserve">  - Lazy: dùng IntersectionObserver — chỉ fetch khi card scroll vào viewport</w:t>
+        <w:br/>
+        <w:t xml:space="preserve">  - Active account: poll mỗi 60s (đồng bộ AppHeader)</w:t>
+        <w:br/>
+        <w:t xml:space="preserve">  - Inactive account: fetch 1 lần khi vào viewport, KHÔNG poll tự động</w:t>
+        <w:br/>
+        <w:t xml:space="preserve">  - Kết quả cache 60s tại backend (§30.2 TDD) — gọi nhiều lần trong 60s = cache hit</w:t>
+        <w:br/>
+        <w:br/>
+        <w:t>API Key account → toàn bộ section Quota ẨN (không render).</w:t>
+        <w:br/>
+        <w:br/>
+        <w:t>States đặc biệt:</w:t>
+        <w:br/>
+        <w:t xml:space="preserve">  OAuth, đang load → skeleton bar (pulse, màu xám nhạt)</w:t>
+        <w:br/>
+        <w:t xml:space="preserve">  OAuth, error     → "Không lấy được quota" (font 10px, #CBCBCB)</w:t>
+        <w:br/>
+        <w:t xml:space="preserve">  OAuth, null pct  → ẩn từng bar bị null (hiện bar còn lại nếu có)</w:t>
+      </w:r>
+    </w:p>
+    <w:p>
+      <w:pPr>
+        <w:pStyle w:val="Heading4"/>
+      </w:pPr>
+      <w:r>
+        <w:rPr>
+          <w:color w:val="251C53"/>
+          <w:sz w:val="22"/>
+        </w:rPr>
+        <w:t>A4. Component UsageBar — Props</w:t>
+      </w:r>
+    </w:p>
+    <w:p>
+      <w:pPr>
+        <w:spacing w:before="80" w:after="80"/>
+        <w:ind w:left="283"/>
+        <w:shd w:val="clear" w:color="auto" w:fill="F4F4F8"/>
+      </w:pPr>
+      <w:r>
+        <w:rPr>
+          <w:rFonts w:ascii="Courier New" w:hAnsi="Courier New"/>
+          <w:color w:val="251C53"/>
+          <w:sz w:val="18"/>
+        </w:rPr>
+        <w:t>interface UsageBarProps {</w:t>
+        <w:br/>
+        <w:t xml:space="preserve">  label: string            // "5h" | "7d"</w:t>
+        <w:br/>
+        <w:t xml:space="preserve">  pct: number | null       // 0..100 hoặc null (ẩn bar)</w:t>
+        <w:br/>
+        <w:t xml:space="preserve">  resetsAt?: number        // unix seconds — hiện countdown "Resets in Xh Ym"</w:t>
+        <w:br/>
+        <w:t xml:space="preserve">  onHeader?: boolean       // true → track bg sáng trên nền navy, text white</w:t>
+        <w:br/>
+        <w:t xml:space="preserve">  loading?: boolean        // true → skeleton state</w:t>
+        <w:br/>
+        <w:t>}</w:t>
+      </w:r>
+    </w:p>
+    <w:p>
+      <w:pPr>
+        <w:pBdr>
+          <w:bottom w:val="single" w:sz="6" w:space="1" w:color="F05922"/>
+        </w:pBdr>
+        <w:spacing w:after="120"/>
+      </w:pPr>
+    </w:p>
+    <w:p>
+      <w:pPr>
+        <w:pStyle w:val="Heading3"/>
+        <w:spacing w:before="160" w:after="60"/>
+      </w:pPr>
+      <w:r>
+        <w:rPr>
+          <w:color w:val="4A3F8C"/>
+          <w:sz w:val="24"/>
+        </w:rPr>
+        <w:t>Phần B — BUG-004 UX Fallback (AgentRosterItem)</w:t>
+      </w:r>
+    </w:p>
+    <w:p>
+      <w:pPr>
+        <w:spacing w:before="40" w:after="40"/>
+        <w:ind w:left="567"/>
+        <w:pBdr>
+          <w:left w:val="single" w:sz="12" w:space="10" w:color="F05922"/>
+        </w:pBdr>
+      </w:pPr>
+      <w:r>
+        <w:rPr>
+          <w:color w:val="4A3F8C"/>
+        </w:rPr>
+        <w:t xml:space="preserve">Backend fix (WS </w:t>
+      </w:r>
+      <w:r>
+        <w:rPr>
+          <w:rFonts w:ascii="Courier New" w:hAnsi="Courier New"/>
+          <w:color w:val="F05922"/>
+          <w:sz w:val="18"/>
+        </w:rPr>
+        <w:t>chain_updated</w:t>
+      </w:r>
+      <w:r>
+        <w:rPr>
+          <w:color w:val="4A3F8C"/>
+        </w:rPr>
+        <w:t>) do SD xử lý. Phần này chỉ thiết kế UX fallback phía frontend.</w:t>
+      </w:r>
+    </w:p>
+    <w:p>
+      <w:pPr>
+        <w:spacing w:after="80"/>
+      </w:pPr>
+      <w:r>
+        <w:rPr>
+          <w:sz w:val="21"/>
+        </w:rPr>
+        <w:t>Khi card đang ACTIVE nhưng data chưa về (race window 1–5s):</w:t>
+      </w:r>
+    </w:p>
+    <w:p>
+      <w:pPr>
+        <w:spacing w:before="80" w:after="80"/>
+        <w:ind w:left="283"/>
+        <w:shd w:val="clear" w:color="auto" w:fill="F4F4F8"/>
+      </w:pPr>
+      <w:r>
+        <w:rPr>
+          <w:rFonts w:ascii="Courier New" w:hAnsi="Courier New"/>
+          <w:color w:val="251C53"/>
+          <w:sz w:val="18"/>
+        </w:rPr>
+        <w:t>ACTIVE — thiếu model (đang khởi tạo):</w:t>
+        <w:br/>
+        <w:t>┌── 4px border cam ──────────────────────────┐</w:t>
+        <w:br/>
+        <w:t>│  ● Senior Developer              (196×100)  │</w:t>
+        <w:br/>
+        <w:t>│  đang khởi tạo…       ← italic, cam #F05922│</w:t>
+        <w:br/>
+        <w:t>│                                             │</w:t>
+        <w:br/>
+        <w:t>│                                             │</w:t>
+        <w:br/>
+        <w:t>└────────────────────────────────────────────┘</w:t>
+        <w:br/>
+        <w:br/>
+        <w:t>ACTIVE — có description nhưng chưa có tokens:</w:t>
+        <w:br/>
+        <w:t>┌── 4px border cam ──────────────────────────┐</w:t>
+        <w:br/>
+        <w:t>│  ● Senior Developer                         │</w:t>
+        <w:br/>
+        <w:t>│  Viết unit test cho parser.py               │</w:t>
+        <w:br/>
+        <w:t>│  — tokens         ← placeholder, không ẩn  │</w:t>
+        <w:br/>
+        <w:t>└────────────────────────────────────────────┘</w:t>
+      </w:r>
+    </w:p>
+    <w:p>
+      <w:pPr>
+        <w:spacing w:after="80"/>
+      </w:pPr>
+      <w:r>
+        <w:rPr>
+          <w:sz w:val="21"/>
+        </w:rPr>
+        <w:t>Rule:</w:t>
+      </w:r>
+    </w:p>
+    <w:p>
+      <w:pPr>
+        <w:pStyle w:val="ListBullet"/>
+        <w:spacing w:after="20"/>
+        <w:ind w:left="283"/>
+      </w:pPr>
+      <w:r>
+        <w:rPr>
+          <w:sz w:val="21"/>
+        </w:rPr>
+        <w:t xml:space="preserve">Nếu ACTIVE và </w:t>
+      </w:r>
+      <w:r>
+        <w:rPr>
+          <w:rFonts w:ascii="Courier New" w:hAnsi="Courier New"/>
+          <w:color w:val="F05922"/>
+          <w:sz w:val="21"/>
+        </w:rPr>
+        <w:t>!model</w:t>
+      </w:r>
+      <w:r>
+        <w:rPr>
+          <w:sz w:val="21"/>
+        </w:rPr>
+        <w:t xml:space="preserve"> → hiện "đang khởi tạo…" (10px, italic, cam)</w:t>
+      </w:r>
+    </w:p>
+    <w:p>
+      <w:pPr>
+        <w:pStyle w:val="ListBullet"/>
+        <w:spacing w:after="20"/>
+        <w:ind w:left="283"/>
+      </w:pPr>
+      <w:r>
+        <w:rPr>
+          <w:sz w:val="21"/>
+        </w:rPr>
+        <w:t xml:space="preserve">Nếu ACTIVE và </w:t>
+      </w:r>
+      <w:r>
+        <w:rPr>
+          <w:rFonts w:ascii="Courier New" w:hAnsi="Courier New"/>
+          <w:color w:val="F05922"/>
+          <w:sz w:val="21"/>
+        </w:rPr>
+        <w:t>totalTokens === 0</w:t>
+      </w:r>
+      <w:r>
+        <w:rPr>
+          <w:sz w:val="21"/>
+        </w:rPr>
+        <w:t xml:space="preserve"> → hiện "— tokens" thay vì ẩn</w:t>
+      </w:r>
+    </w:p>
+    <w:p>
+      <w:pPr>
+        <w:pBdr>
+          <w:bottom w:val="single" w:sz="6" w:space="1" w:color="F05922"/>
+        </w:pBdr>
+        <w:spacing w:after="120"/>
+      </w:pPr>
+    </w:p>
+    <w:p>
+      <w:pPr>
+        <w:pStyle w:val="Heading3"/>
+        <w:spacing w:before="160" w:after="60"/>
+      </w:pPr>
+      <w:r>
+        <w:rPr>
+          <w:color w:val="4A3F8C"/>
+          <w:sz w:val="24"/>
+        </w:rPr>
+        <w:t>Phần C — Dispatcher Node (FR-004)</w:t>
+      </w:r>
+    </w:p>
+    <w:p>
+      <w:pPr>
+        <w:pStyle w:val="Heading4"/>
+      </w:pPr>
+      <w:r>
+        <w:rPr>
+          <w:color w:val="251C53"/>
+          <w:sz w:val="22"/>
+        </w:rPr>
+        <w:t>C1. Visual Style so sánh</w:t>
+      </w:r>
+    </w:p>
+    <w:tbl>
+      <w:tblPr>
+        <w:tblStyle w:val="TableGrid"/>
+        <w:tblW w:type="auto" w:w="0"/>
+        <w:tblLook w:firstColumn="1" w:firstRow="1" w:lastColumn="0" w:lastRow="0" w:noHBand="0" w:noVBand="1" w:val="04A0"/>
+      </w:tblPr>
+      <w:tblGrid>
+        <w:gridCol w:w="1938"/>
+        <w:gridCol w:w="1938"/>
+        <w:gridCol w:w="1938"/>
+        <w:gridCol w:w="1938"/>
+        <w:gridCol w:w="1938"/>
+      </w:tblGrid>
+      <w:tr>
+        <w:tc>
+          <w:tcPr>
+            <w:tcW w:type="dxa" w:w="1938"/>
+            <w:shd w:val="clear" w:color="auto" w:fill="251C53"/>
+            <w:tcBorders>
+              <w:top w:val="single" w:sz="4" w:space="0" w:color="251C53"/>
+              <w:left w:val="single" w:sz="4" w:space="0" w:color="251C53"/>
+              <w:bottom w:val="single" w:sz="4" w:space="0" w:color="251C53"/>
+              <w:right w:val="single" w:sz="4" w:space="0" w:color="251C53"/>
+            </w:tcBorders>
+          </w:tcPr>
+          <w:p>
+            <w:r>
+              <w:rPr>
+                <w:b/>
+                <w:color w:val="FFFFFF"/>
+                <w:sz w:val="20"/>
+              </w:rPr>
+              <w:t>Property</w:t>
+            </w:r>
+          </w:p>
+        </w:tc>
+        <w:tc>
+          <w:tcPr>
+            <w:tcW w:type="dxa" w:w="1938"/>
+            <w:shd w:val="clear" w:color="auto" w:fill="251C53"/>
+            <w:tcBorders>
+              <w:top w:val="single" w:sz="4" w:space="0" w:color="251C53"/>
+              <w:left w:val="single" w:sz="4" w:space="0" w:color="251C53"/>
+              <w:bottom w:val="single" w:sz="4" w:space="0" w:color="251C53"/>
+              <w:right w:val="single" w:sz="4" w:space="0" w:color="251C53"/>
+            </w:tcBorders>
+          </w:tcPr>
+          <w:p>
+            <w:r>
+              <w:rPr>
+                <w:b/>
+                <w:color w:val="FFFFFF"/>
+                <w:sz w:val="20"/>
+              </w:rPr>
+              <w:t>Subagent ACTIVE</w:t>
+            </w:r>
+          </w:p>
+        </w:tc>
+        <w:tc>
+          <w:tcPr>
+            <w:tcW w:type="dxa" w:w="1938"/>
+            <w:shd w:val="clear" w:color="auto" w:fill="251C53"/>
+            <w:tcBorders>
+              <w:top w:val="single" w:sz="4" w:space="0" w:color="251C53"/>
+              <w:left w:val="single" w:sz="4" w:space="0" w:color="251C53"/>
+              <w:bottom w:val="single" w:sz="4" w:space="0" w:color="251C53"/>
+              <w:right w:val="single" w:sz="4" w:space="0" w:color="251C53"/>
+            </w:tcBorders>
+          </w:tcPr>
+          <w:p>
+            <w:r>
+              <w:rPr>
+                <w:b/>
+                <w:color w:val="FFFFFF"/>
+                <w:sz w:val="20"/>
+              </w:rPr>
+              <w:t>Subagent DONE</w:t>
+            </w:r>
+          </w:p>
+        </w:tc>
+        <w:tc>
+          <w:tcPr>
+            <w:tcW w:type="dxa" w:w="1938"/>
+            <w:shd w:val="clear" w:color="auto" w:fill="251C53"/>
+            <w:tcBorders>
+              <w:top w:val="single" w:sz="4" w:space="0" w:color="251C53"/>
+              <w:left w:val="single" w:sz="4" w:space="0" w:color="251C53"/>
+              <w:bottom w:val="single" w:sz="4" w:space="0" w:color="251C53"/>
+              <w:right w:val="single" w:sz="4" w:space="0" w:color="251C53"/>
+            </w:tcBorders>
+          </w:tcPr>
+          <w:p>
+            <w:r>
+              <w:rPr>
+                <w:b/>
+                <w:color w:val="FFFFFF"/>
+                <w:sz w:val="20"/>
+              </w:rPr>
+              <w:t>Dispatcher ACTIVE</w:t>
+            </w:r>
+          </w:p>
+        </w:tc>
+        <w:tc>
+          <w:tcPr>
+            <w:tcW w:type="dxa" w:w="1938"/>
+            <w:shd w:val="clear" w:color="auto" w:fill="251C53"/>
+            <w:tcBorders>
+              <w:top w:val="single" w:sz="4" w:space="0" w:color="251C53"/>
+              <w:left w:val="single" w:sz="4" w:space="0" w:color="251C53"/>
+              <w:bottom w:val="single" w:sz="4" w:space="0" w:color="251C53"/>
+              <w:right w:val="single" w:sz="4" w:space="0" w:color="251C53"/>
+            </w:tcBorders>
+          </w:tcPr>
+          <w:p>
+            <w:r>
+              <w:rPr>
+                <w:b/>
+                <w:color w:val="FFFFFF"/>
+                <w:sz w:val="20"/>
+              </w:rPr>
+              <w:t>Dispatcher DONE</w:t>
+            </w:r>
+          </w:p>
+        </w:tc>
+      </w:tr>
+      <w:tr>
+        <w:tc>
+          <w:tcPr>
+            <w:tcW w:type="dxa" w:w="1938"/>
+            <w:tcBorders>
+              <w:top w:val="single" w:sz="4" w:space="0" w:color="CBCBCB"/>
+              <w:left w:val="single" w:sz="4" w:space="0" w:color="CBCBCB"/>
+              <w:bottom w:val="single" w:sz="4" w:space="0" w:color="CBCBCB"/>
+              <w:right w:val="single" w:sz="4" w:space="0" w:color="CBCBCB"/>
+            </w:tcBorders>
+          </w:tcPr>
+          <w:p>
+            <w:r>
+              <w:rPr>
+                <w:sz w:val="20"/>
+              </w:rPr>
+              <w:t>----------</w:t>
+            </w:r>
+          </w:p>
+        </w:tc>
+        <w:tc>
+          <w:tcPr>
+            <w:tcW w:type="dxa" w:w="1938"/>
+            <w:tcBorders>
+              <w:top w:val="single" w:sz="4" w:space="0" w:color="CBCBCB"/>
+              <w:left w:val="single" w:sz="4" w:space="0" w:color="CBCBCB"/>
+              <w:bottom w:val="single" w:sz="4" w:space="0" w:color="CBCBCB"/>
+              <w:right w:val="single" w:sz="4" w:space="0" w:color="CBCBCB"/>
+            </w:tcBorders>
+          </w:tcPr>
+          <w:p>
+            <w:r>
+              <w:rPr>
+                <w:sz w:val="20"/>
+              </w:rPr>
+              <w:t>----------------</w:t>
+            </w:r>
+          </w:p>
+        </w:tc>
+        <w:tc>
+          <w:tcPr>
+            <w:tcW w:type="dxa" w:w="1938"/>
+            <w:tcBorders>
+              <w:top w:val="single" w:sz="4" w:space="0" w:color="CBCBCB"/>
+              <w:left w:val="single" w:sz="4" w:space="0" w:color="CBCBCB"/>
+              <w:bottom w:val="single" w:sz="4" w:space="0" w:color="CBCBCB"/>
+              <w:right w:val="single" w:sz="4" w:space="0" w:color="CBCBCB"/>
+            </w:tcBorders>
+          </w:tcPr>
+          <w:p>
+            <w:r>
+              <w:rPr>
+                <w:sz w:val="20"/>
+              </w:rPr>
+              <w:t>--------------</w:t>
+            </w:r>
+          </w:p>
+        </w:tc>
+        <w:tc>
+          <w:tcPr>
+            <w:tcW w:type="dxa" w:w="1938"/>
+            <w:tcBorders>
+              <w:top w:val="single" w:sz="4" w:space="0" w:color="CBCBCB"/>
+              <w:left w:val="single" w:sz="4" w:space="0" w:color="CBCBCB"/>
+              <w:bottom w:val="single" w:sz="4" w:space="0" w:color="CBCBCB"/>
+              <w:right w:val="single" w:sz="4" w:space="0" w:color="CBCBCB"/>
+            </w:tcBorders>
+          </w:tcPr>
+          <w:p>
+            <w:r>
+              <w:rPr>
+                <w:sz w:val="20"/>
+              </w:rPr>
+              <w:t>-------------------</w:t>
+            </w:r>
+          </w:p>
+        </w:tc>
+        <w:tc>
+          <w:tcPr>
+            <w:tcW w:type="dxa" w:w="1938"/>
+            <w:tcBorders>
+              <w:top w:val="single" w:sz="4" w:space="0" w:color="CBCBCB"/>
+              <w:left w:val="single" w:sz="4" w:space="0" w:color="CBCBCB"/>
+              <w:bottom w:val="single" w:sz="4" w:space="0" w:color="CBCBCB"/>
+              <w:right w:val="single" w:sz="4" w:space="0" w:color="CBCBCB"/>
+            </w:tcBorders>
+          </w:tcPr>
+          <w:p>
+            <w:r>
+              <w:rPr>
+                <w:sz w:val="20"/>
+              </w:rPr>
+              <w:t>----------------</w:t>
+            </w:r>
+          </w:p>
+        </w:tc>
+      </w:tr>
+      <w:tr>
+        <w:tc>
+          <w:tcPr>
+            <w:tcW w:type="dxa" w:w="1938"/>
+            <w:shd w:val="clear" w:color="auto" w:fill="B8B3D6"/>
+            <w:tcBorders>
+              <w:top w:val="single" w:sz="4" w:space="0" w:color="CBCBCB"/>
+              <w:left w:val="single" w:sz="4" w:space="0" w:color="CBCBCB"/>
+              <w:bottom w:val="single" w:sz="4" w:space="0" w:color="CBCBCB"/>
+              <w:right w:val="single" w:sz="4" w:space="0" w:color="CBCBCB"/>
+            </w:tcBorders>
+          </w:tcPr>
+          <w:p>
+            <w:r>
+              <w:rPr>
+                <w:sz w:val="20"/>
+              </w:rPr>
+              <w:t>Border trái</w:t>
+            </w:r>
+          </w:p>
+        </w:tc>
+        <w:tc>
+          <w:tcPr>
+            <w:tcW w:type="dxa" w:w="1938"/>
+            <w:shd w:val="clear" w:color="auto" w:fill="B8B3D6"/>
+            <w:tcBorders>
+              <w:top w:val="single" w:sz="4" w:space="0" w:color="CBCBCB"/>
+              <w:left w:val="single" w:sz="4" w:space="0" w:color="CBCBCB"/>
+              <w:bottom w:val="single" w:sz="4" w:space="0" w:color="CBCBCB"/>
+              <w:right w:val="single" w:sz="4" w:space="0" w:color="CBCBCB"/>
+            </w:tcBorders>
+          </w:tcPr>
+          <w:p>
+            <w:r>
+              <w:rPr>
+                <w:sz w:val="20"/>
+              </w:rPr>
+              <w:t>4px #F05922</w:t>
+            </w:r>
+          </w:p>
+        </w:tc>
+        <w:tc>
+          <w:tcPr>
+            <w:tcW w:type="dxa" w:w="1938"/>
+            <w:shd w:val="clear" w:color="auto" w:fill="B8B3D6"/>
+            <w:tcBorders>
+              <w:top w:val="single" w:sz="4" w:space="0" w:color="CBCBCB"/>
+              <w:left w:val="single" w:sz="4" w:space="0" w:color="CBCBCB"/>
+              <w:bottom w:val="single" w:sz="4" w:space="0" w:color="CBCBCB"/>
+              <w:right w:val="single" w:sz="4" w:space="0" w:color="CBCBCB"/>
+            </w:tcBorders>
+          </w:tcPr>
+          <w:p>
+            <w:r>
+              <w:rPr>
+                <w:sz w:val="20"/>
+              </w:rPr>
+              <w:t>1px #CBCBCB</w:t>
+            </w:r>
+          </w:p>
+        </w:tc>
+        <w:tc>
+          <w:tcPr>
+            <w:tcW w:type="dxa" w:w="1938"/>
+            <w:shd w:val="clear" w:color="auto" w:fill="B8B3D6"/>
+            <w:tcBorders>
+              <w:top w:val="single" w:sz="4" w:space="0" w:color="CBCBCB"/>
+              <w:left w:val="single" w:sz="4" w:space="0" w:color="CBCBCB"/>
+              <w:bottom w:val="single" w:sz="4" w:space="0" w:color="CBCBCB"/>
+              <w:right w:val="single" w:sz="4" w:space="0" w:color="CBCBCB"/>
+            </w:tcBorders>
+          </w:tcPr>
+          <w:p>
+            <w:r>
+              <w:rPr>
+                <w:sz w:val="20"/>
+              </w:rPr>
+              <w:t>4px #251C53</w:t>
+            </w:r>
+          </w:p>
+        </w:tc>
+        <w:tc>
+          <w:tcPr>
+            <w:tcW w:type="dxa" w:w="1938"/>
+            <w:shd w:val="clear" w:color="auto" w:fill="B8B3D6"/>
+            <w:tcBorders>
+              <w:top w:val="single" w:sz="4" w:space="0" w:color="CBCBCB"/>
+              <w:left w:val="single" w:sz="4" w:space="0" w:color="CBCBCB"/>
+              <w:bottom w:val="single" w:sz="4" w:space="0" w:color="CBCBCB"/>
+              <w:right w:val="single" w:sz="4" w:space="0" w:color="CBCBCB"/>
+            </w:tcBorders>
+          </w:tcPr>
+          <w:p>
+            <w:r>
+              <w:rPr>
+                <w:sz w:val="20"/>
+              </w:rPr>
+              <w:t>4px #251C53</w:t>
+            </w:r>
+          </w:p>
+        </w:tc>
+      </w:tr>
+      <w:tr>
+        <w:tc>
+          <w:tcPr>
+            <w:tcW w:type="dxa" w:w="1938"/>
+            <w:tcBorders>
+              <w:top w:val="single" w:sz="4" w:space="0" w:color="CBCBCB"/>
+              <w:left w:val="single" w:sz="4" w:space="0" w:color="CBCBCB"/>
+              <w:bottom w:val="single" w:sz="4" w:space="0" w:color="CBCBCB"/>
+              <w:right w:val="single" w:sz="4" w:space="0" w:color="CBCBCB"/>
+            </w:tcBorders>
+          </w:tcPr>
+          <w:p>
+            <w:r>
+              <w:rPr>
+                <w:sz w:val="20"/>
+              </w:rPr>
+              <w:t>Background</w:t>
+            </w:r>
+          </w:p>
+        </w:tc>
+        <w:tc>
+          <w:tcPr>
+            <w:tcW w:type="dxa" w:w="1938"/>
+            <w:tcBorders>
+              <w:top w:val="single" w:sz="4" w:space="0" w:color="CBCBCB"/>
+              <w:left w:val="single" w:sz="4" w:space="0" w:color="CBCBCB"/>
+              <w:bottom w:val="single" w:sz="4" w:space="0" w:color="CBCBCB"/>
+              <w:right w:val="single" w:sz="4" w:space="0" w:color="CBCBCB"/>
+            </w:tcBorders>
+          </w:tcPr>
+          <w:p>
+            <w:r>
+              <w:rPr>
+                <w:sz w:val="20"/>
+              </w:rPr>
+              <w:t>rgba(255,170,128,0.12)</w:t>
+            </w:r>
+          </w:p>
+        </w:tc>
+        <w:tc>
+          <w:tcPr>
+            <w:tcW w:type="dxa" w:w="1938"/>
+            <w:tcBorders>
+              <w:top w:val="single" w:sz="4" w:space="0" w:color="CBCBCB"/>
+              <w:left w:val="single" w:sz="4" w:space="0" w:color="CBCBCB"/>
+              <w:bottom w:val="single" w:sz="4" w:space="0" w:color="CBCBCB"/>
+              <w:right w:val="single" w:sz="4" w:space="0" w:color="CBCBCB"/>
+            </w:tcBorders>
+          </w:tcPr>
+          <w:p>
+            <w:r>
+              <w:rPr>
+                <w:sz w:val="20"/>
+              </w:rPr>
+              <w:t>#F5F5F5</w:t>
+            </w:r>
+          </w:p>
+        </w:tc>
+        <w:tc>
+          <w:tcPr>
+            <w:tcW w:type="dxa" w:w="1938"/>
+            <w:tcBorders>
+              <w:top w:val="single" w:sz="4" w:space="0" w:color="CBCBCB"/>
+              <w:left w:val="single" w:sz="4" w:space="0" w:color="CBCBCB"/>
+              <w:bottom w:val="single" w:sz="4" w:space="0" w:color="CBCBCB"/>
+              <w:right w:val="single" w:sz="4" w:space="0" w:color="CBCBCB"/>
+            </w:tcBorders>
+          </w:tcPr>
+          <w:p>
+            <w:r>
+              <w:rPr>
+                <w:b/>
+                <w:sz w:val="20"/>
+              </w:rPr>
+              <w:t>#251C53</w:t>
+            </w:r>
+          </w:p>
+        </w:tc>
+        <w:tc>
+          <w:tcPr>
+            <w:tcW w:type="dxa" w:w="1938"/>
+            <w:tcBorders>
+              <w:top w:val="single" w:sz="4" w:space="0" w:color="CBCBCB"/>
+              <w:left w:val="single" w:sz="4" w:space="0" w:color="CBCBCB"/>
+              <w:bottom w:val="single" w:sz="4" w:space="0" w:color="CBCBCB"/>
+              <w:right w:val="single" w:sz="4" w:space="0" w:color="CBCBCB"/>
+            </w:tcBorders>
+          </w:tcPr>
+          <w:p>
+            <w:r>
+              <w:rPr>
+                <w:sz w:val="20"/>
+              </w:rPr>
+              <w:t>rgba(37,28,83,0.08)</w:t>
+            </w:r>
+          </w:p>
+        </w:tc>
+      </w:tr>
+      <w:tr>
+        <w:tc>
+          <w:tcPr>
+            <w:tcW w:type="dxa" w:w="1938"/>
+            <w:shd w:val="clear" w:color="auto" w:fill="B8B3D6"/>
+            <w:tcBorders>
+              <w:top w:val="single" w:sz="4" w:space="0" w:color="CBCBCB"/>
+              <w:left w:val="single" w:sz="4" w:space="0" w:color="CBCBCB"/>
+              <w:bottom w:val="single" w:sz="4" w:space="0" w:color="CBCBCB"/>
+              <w:right w:val="single" w:sz="4" w:space="0" w:color="CBCBCB"/>
+            </w:tcBorders>
+          </w:tcPr>
+          <w:p>
+            <w:r>
+              <w:rPr>
+                <w:sz w:val="20"/>
+              </w:rPr>
+              <w:t>Text màu</w:t>
+            </w:r>
+          </w:p>
+        </w:tc>
+        <w:tc>
+          <w:tcPr>
+            <w:tcW w:type="dxa" w:w="1938"/>
+            <w:shd w:val="clear" w:color="auto" w:fill="B8B3D6"/>
+            <w:tcBorders>
+              <w:top w:val="single" w:sz="4" w:space="0" w:color="CBCBCB"/>
+              <w:left w:val="single" w:sz="4" w:space="0" w:color="CBCBCB"/>
+              <w:bottom w:val="single" w:sz="4" w:space="0" w:color="CBCBCB"/>
+              <w:right w:val="single" w:sz="4" w:space="0" w:color="CBCBCB"/>
+            </w:tcBorders>
+          </w:tcPr>
+          <w:p>
+            <w:r>
+              <w:rPr>
+                <w:sz w:val="20"/>
+              </w:rPr>
+              <w:t>#251C53</w:t>
+            </w:r>
+          </w:p>
+        </w:tc>
+        <w:tc>
+          <w:tcPr>
+            <w:tcW w:type="dxa" w:w="1938"/>
+            <w:shd w:val="clear" w:color="auto" w:fill="B8B3D6"/>
+            <w:tcBorders>
+              <w:top w:val="single" w:sz="4" w:space="0" w:color="CBCBCB"/>
+              <w:left w:val="single" w:sz="4" w:space="0" w:color="CBCBCB"/>
+              <w:bottom w:val="single" w:sz="4" w:space="0" w:color="CBCBCB"/>
+              <w:right w:val="single" w:sz="4" w:space="0" w:color="CBCBCB"/>
+            </w:tcBorders>
+          </w:tcPr>
+          <w:p>
+            <w:r>
+              <w:rPr>
+                <w:sz w:val="20"/>
+              </w:rPr>
+              <w:t>#4A3F8C</w:t>
+            </w:r>
+          </w:p>
+        </w:tc>
+        <w:tc>
+          <w:tcPr>
+            <w:tcW w:type="dxa" w:w="1938"/>
+            <w:shd w:val="clear" w:color="auto" w:fill="B8B3D6"/>
+            <w:tcBorders>
+              <w:top w:val="single" w:sz="4" w:space="0" w:color="CBCBCB"/>
+              <w:left w:val="single" w:sz="4" w:space="0" w:color="CBCBCB"/>
+              <w:bottom w:val="single" w:sz="4" w:space="0" w:color="CBCBCB"/>
+              <w:right w:val="single" w:sz="4" w:space="0" w:color="CBCBCB"/>
+            </w:tcBorders>
+          </w:tcPr>
+          <w:p>
+            <w:r>
+              <w:rPr>
+                <w:b/>
+                <w:sz w:val="20"/>
+              </w:rPr>
+              <w:t>white</w:t>
+            </w:r>
+          </w:p>
+        </w:tc>
+        <w:tc>
+          <w:tcPr>
+            <w:tcW w:type="dxa" w:w="1938"/>
+            <w:shd w:val="clear" w:color="auto" w:fill="B8B3D6"/>
+            <w:tcBorders>
+              <w:top w:val="single" w:sz="4" w:space="0" w:color="CBCBCB"/>
+              <w:left w:val="single" w:sz="4" w:space="0" w:color="CBCBCB"/>
+              <w:bottom w:val="single" w:sz="4" w:space="0" w:color="CBCBCB"/>
+              <w:right w:val="single" w:sz="4" w:space="0" w:color="CBCBCB"/>
+            </w:tcBorders>
+          </w:tcPr>
+          <w:p>
+            <w:r>
+              <w:rPr>
+                <w:sz w:val="20"/>
+              </w:rPr>
+              <w:t>#251C53</w:t>
+            </w:r>
+          </w:p>
+        </w:tc>
+      </w:tr>
+      <w:tr>
+        <w:tc>
+          <w:tcPr>
+            <w:tcW w:type="dxa" w:w="1938"/>
+            <w:tcBorders>
+              <w:top w:val="single" w:sz="4" w:space="0" w:color="CBCBCB"/>
+              <w:left w:val="single" w:sz="4" w:space="0" w:color="CBCBCB"/>
+              <w:bottom w:val="single" w:sz="4" w:space="0" w:color="CBCBCB"/>
+              <w:right w:val="single" w:sz="4" w:space="0" w:color="CBCBCB"/>
+            </w:tcBorders>
+          </w:tcPr>
+          <w:p>
+            <w:r>
+              <w:rPr>
+                <w:sz w:val="20"/>
+              </w:rPr>
+              <w:t>Indicator dòng 1</w:t>
+            </w:r>
+          </w:p>
+        </w:tc>
+        <w:tc>
+          <w:tcPr>
+            <w:tcW w:type="dxa" w:w="1938"/>
+            <w:tcBorders>
+              <w:top w:val="single" w:sz="4" w:space="0" w:color="CBCBCB"/>
+              <w:left w:val="single" w:sz="4" w:space="0" w:color="CBCBCB"/>
+              <w:bottom w:val="single" w:sz="4" w:space="0" w:color="CBCBCB"/>
+              <w:right w:val="single" w:sz="4" w:space="0" w:color="CBCBCB"/>
+            </w:tcBorders>
+          </w:tcPr>
+          <w:p>
+            <w:r>
+              <w:rPr>
+                <w:sz w:val="20"/>
+              </w:rPr>
+              <w:t>● pulse cam</w:t>
+            </w:r>
+          </w:p>
+        </w:tc>
+        <w:tc>
+          <w:tcPr>
+            <w:tcW w:type="dxa" w:w="1938"/>
+            <w:tcBorders>
+              <w:top w:val="single" w:sz="4" w:space="0" w:color="CBCBCB"/>
+              <w:left w:val="single" w:sz="4" w:space="0" w:color="CBCBCB"/>
+              <w:bottom w:val="single" w:sz="4" w:space="0" w:color="CBCBCB"/>
+              <w:right w:val="single" w:sz="4" w:space="0" w:color="CBCBCB"/>
+            </w:tcBorders>
+          </w:tcPr>
+          <w:p>
+            <w:r>
+              <w:rPr>
+                <w:sz w:val="20"/>
+              </w:rPr>
+              <w:t>✓ xanh</w:t>
+            </w:r>
+          </w:p>
+        </w:tc>
+        <w:tc>
+          <w:tcPr>
+            <w:tcW w:type="dxa" w:w="1938"/>
+            <w:tcBorders>
+              <w:top w:val="single" w:sz="4" w:space="0" w:color="CBCBCB"/>
+              <w:left w:val="single" w:sz="4" w:space="0" w:color="CBCBCB"/>
+              <w:bottom w:val="single" w:sz="4" w:space="0" w:color="CBCBCB"/>
+              <w:right w:val="single" w:sz="4" w:space="0" w:color="CBCBCB"/>
+            </w:tcBorders>
+          </w:tcPr>
+          <w:p>
+            <w:r>
+              <w:rPr>
+                <w:b/>
+                <w:sz w:val="20"/>
+              </w:rPr>
+              <w:t>🧠</w:t>
+            </w:r>
+            <w:r>
+              <w:rPr>
+                <w:sz w:val="20"/>
+              </w:rPr>
+              <w:t xml:space="preserve"> (tĩnh)</w:t>
+            </w:r>
+          </w:p>
+        </w:tc>
+        <w:tc>
+          <w:tcPr>
+            <w:tcW w:type="dxa" w:w="1938"/>
+            <w:tcBorders>
+              <w:top w:val="single" w:sz="4" w:space="0" w:color="CBCBCB"/>
+              <w:left w:val="single" w:sz="4" w:space="0" w:color="CBCBCB"/>
+              <w:bottom w:val="single" w:sz="4" w:space="0" w:color="CBCBCB"/>
+              <w:right w:val="single" w:sz="4" w:space="0" w:color="CBCBCB"/>
+            </w:tcBorders>
+          </w:tcPr>
+          <w:p>
+            <w:r>
+              <w:rPr>
+                <w:b/>
+                <w:sz w:val="20"/>
+              </w:rPr>
+              <w:t>🧠</w:t>
+            </w:r>
+            <w:r>
+              <w:rPr>
+                <w:sz w:val="20"/>
+              </w:rPr>
+              <w:t xml:space="preserve"> (tĩnh)</w:t>
+            </w:r>
+          </w:p>
+        </w:tc>
+      </w:tr>
+      <w:tr>
+        <w:tc>
+          <w:tcPr>
+            <w:tcW w:type="dxa" w:w="1938"/>
+            <w:shd w:val="clear" w:color="auto" w:fill="B8B3D6"/>
+            <w:tcBorders>
+              <w:top w:val="single" w:sz="4" w:space="0" w:color="CBCBCB"/>
+              <w:left w:val="single" w:sz="4" w:space="0" w:color="CBCBCB"/>
+              <w:bottom w:val="single" w:sz="4" w:space="0" w:color="CBCBCB"/>
+              <w:right w:val="single" w:sz="4" w:space="0" w:color="CBCBCB"/>
+            </w:tcBorders>
+          </w:tcPr>
+          <w:p>
+            <w:r>
+              <w:rPr>
+                <w:sz w:val="20"/>
+              </w:rPr>
+              <w:t>Label</w:t>
+            </w:r>
+          </w:p>
+        </w:tc>
+        <w:tc>
+          <w:tcPr>
+            <w:tcW w:type="dxa" w:w="1938"/>
+            <w:shd w:val="clear" w:color="auto" w:fill="B8B3D6"/>
+            <w:tcBorders>
+              <w:top w:val="single" w:sz="4" w:space="0" w:color="CBCBCB"/>
+              <w:left w:val="single" w:sz="4" w:space="0" w:color="CBCBCB"/>
+              <w:bottom w:val="single" w:sz="4" w:space="0" w:color="CBCBCB"/>
+              <w:right w:val="single" w:sz="4" w:space="0" w:color="CBCBCB"/>
+            </w:tcBorders>
+          </w:tcPr>
+          <w:p>
+            <w:r>
+              <w:rPr>
+                <w:sz w:val="20"/>
+              </w:rPr>
+              <w:t>display_name</w:t>
+            </w:r>
+          </w:p>
+        </w:tc>
+        <w:tc>
+          <w:tcPr>
+            <w:tcW w:type="dxa" w:w="1938"/>
+            <w:shd w:val="clear" w:color="auto" w:fill="B8B3D6"/>
+            <w:tcBorders>
+              <w:top w:val="single" w:sz="4" w:space="0" w:color="CBCBCB"/>
+              <w:left w:val="single" w:sz="4" w:space="0" w:color="CBCBCB"/>
+              <w:bottom w:val="single" w:sz="4" w:space="0" w:color="CBCBCB"/>
+              <w:right w:val="single" w:sz="4" w:space="0" w:color="CBCBCB"/>
+            </w:tcBorders>
+          </w:tcPr>
+          <w:p>
+            <w:r>
+              <w:rPr>
+                <w:sz w:val="20"/>
+              </w:rPr>
+              <w:t>display_name</w:t>
+            </w:r>
+          </w:p>
+        </w:tc>
+        <w:tc>
+          <w:tcPr>
+            <w:tcW w:type="dxa" w:w="1938"/>
+            <w:shd w:val="clear" w:color="auto" w:fill="B8B3D6"/>
+            <w:tcBorders>
+              <w:top w:val="single" w:sz="4" w:space="0" w:color="CBCBCB"/>
+              <w:left w:val="single" w:sz="4" w:space="0" w:color="CBCBCB"/>
+              <w:bottom w:val="single" w:sz="4" w:space="0" w:color="CBCBCB"/>
+              <w:right w:val="single" w:sz="4" w:space="0" w:color="CBCBCB"/>
+            </w:tcBorders>
+          </w:tcPr>
+          <w:p>
+            <w:r>
+              <w:rPr>
+                <w:b/>
+                <w:sz w:val="20"/>
+              </w:rPr>
+              <w:t>"Claude (Dispatcher)"</w:t>
+            </w:r>
+          </w:p>
+        </w:tc>
+        <w:tc>
+          <w:tcPr>
+            <w:tcW w:type="dxa" w:w="1938"/>
+            <w:shd w:val="clear" w:color="auto" w:fill="B8B3D6"/>
+            <w:tcBorders>
+              <w:top w:val="single" w:sz="4" w:space="0" w:color="CBCBCB"/>
+              <w:left w:val="single" w:sz="4" w:space="0" w:color="CBCBCB"/>
+              <w:bottom w:val="single" w:sz="4" w:space="0" w:color="CBCBCB"/>
+              <w:right w:val="single" w:sz="4" w:space="0" w:color="CBCBCB"/>
+            </w:tcBorders>
+          </w:tcPr>
+          <w:p>
+            <w:r>
+              <w:rPr>
+                <w:b/>
+                <w:sz w:val="20"/>
+              </w:rPr>
+              <w:t>"Claude (Dispatcher)"</w:t>
+            </w:r>
+          </w:p>
+        </w:tc>
+      </w:tr>
+      <w:tr>
+        <w:tc>
+          <w:tcPr>
+            <w:tcW w:type="dxa" w:w="1938"/>
+            <w:tcBorders>
+              <w:top w:val="single" w:sz="4" w:space="0" w:color="CBCBCB"/>
+              <w:left w:val="single" w:sz="4" w:space="0" w:color="CBCBCB"/>
+              <w:bottom w:val="single" w:sz="4" w:space="0" w:color="CBCBCB"/>
+              <w:right w:val="single" w:sz="4" w:space="0" w:color="CBCBCB"/>
+            </w:tcBorders>
+          </w:tcPr>
+          <w:p>
+            <w:r>
+              <w:rPr>
+                <w:sz w:val="20"/>
+              </w:rPr>
+              <w:t>"Xem lịch sử"</w:t>
+            </w:r>
+          </w:p>
+        </w:tc>
+        <w:tc>
+          <w:tcPr>
+            <w:tcW w:type="dxa" w:w="1938"/>
+            <w:tcBorders>
+              <w:top w:val="single" w:sz="4" w:space="0" w:color="CBCBCB"/>
+              <w:left w:val="single" w:sz="4" w:space="0" w:color="CBCBCB"/>
+              <w:bottom w:val="single" w:sz="4" w:space="0" w:color="CBCBCB"/>
+              <w:right w:val="single" w:sz="4" w:space="0" w:color="CBCBCB"/>
+            </w:tcBorders>
+          </w:tcPr>
+          <w:p>
+            <w:r>
+              <w:rPr>
+                <w:sz w:val="20"/>
+              </w:rPr>
+              <w:t>Có (xem C2)</w:t>
+            </w:r>
+          </w:p>
+        </w:tc>
+        <w:tc>
+          <w:tcPr>
+            <w:tcW w:type="dxa" w:w="1938"/>
+            <w:tcBorders>
+              <w:top w:val="single" w:sz="4" w:space="0" w:color="CBCBCB"/>
+              <w:left w:val="single" w:sz="4" w:space="0" w:color="CBCBCB"/>
+              <w:bottom w:val="single" w:sz="4" w:space="0" w:color="CBCBCB"/>
+              <w:right w:val="single" w:sz="4" w:space="0" w:color="CBCBCB"/>
+            </w:tcBorders>
+          </w:tcPr>
+          <w:p>
+            <w:r>
+              <w:rPr>
+                <w:sz w:val="20"/>
+              </w:rPr>
+              <w:t>Có (xem C2)</w:t>
+            </w:r>
+          </w:p>
+        </w:tc>
+        <w:tc>
+          <w:tcPr>
+            <w:tcW w:type="dxa" w:w="1938"/>
+            <w:tcBorders>
+              <w:top w:val="single" w:sz="4" w:space="0" w:color="CBCBCB"/>
+              <w:left w:val="single" w:sz="4" w:space="0" w:color="CBCBCB"/>
+              <w:bottom w:val="single" w:sz="4" w:space="0" w:color="CBCBCB"/>
+              <w:right w:val="single" w:sz="4" w:space="0" w:color="CBCBCB"/>
+            </w:tcBorders>
+          </w:tcPr>
+          <w:p>
+            <w:r>
+              <w:rPr>
+                <w:b/>
+                <w:sz w:val="20"/>
+              </w:rPr>
+              <w:t>KHÔNG</w:t>
+            </w:r>
+          </w:p>
+        </w:tc>
+        <w:tc>
+          <w:tcPr>
+            <w:tcW w:type="dxa" w:w="1938"/>
+            <w:tcBorders>
+              <w:top w:val="single" w:sz="4" w:space="0" w:color="CBCBCB"/>
+              <w:left w:val="single" w:sz="4" w:space="0" w:color="CBCBCB"/>
+              <w:bottom w:val="single" w:sz="4" w:space="0" w:color="CBCBCB"/>
+              <w:right w:val="single" w:sz="4" w:space="0" w:color="CBCBCB"/>
+            </w:tcBorders>
+          </w:tcPr>
+          <w:p>
+            <w:r>
+              <w:rPr>
+                <w:b/>
+                <w:sz w:val="20"/>
+              </w:rPr>
+              <w:t>KHÔNG</w:t>
+            </w:r>
+          </w:p>
+        </w:tc>
+      </w:tr>
+      <w:tr>
+        <w:tc>
+          <w:tcPr>
+            <w:tcW w:type="dxa" w:w="1938"/>
+            <w:shd w:val="clear" w:color="auto" w:fill="B8B3D6"/>
+            <w:tcBorders>
+              <w:top w:val="single" w:sz="4" w:space="0" w:color="CBCBCB"/>
+              <w:left w:val="single" w:sz="4" w:space="0" w:color="CBCBCB"/>
+              <w:bottom w:val="single" w:sz="4" w:space="0" w:color="CBCBCB"/>
+              <w:right w:val="single" w:sz="4" w:space="0" w:color="CBCBCB"/>
+            </w:tcBorders>
+          </w:tcPr>
+          <w:p>
+            <w:r>
+              <w:rPr>
+                <w:sz w:val="20"/>
+              </w:rPr>
+              <w:t>Kích thước</w:t>
+            </w:r>
+          </w:p>
+        </w:tc>
+        <w:tc>
+          <w:tcPr>
+            <w:tcW w:type="dxa" w:w="1938"/>
+            <w:shd w:val="clear" w:color="auto" w:fill="B8B3D6"/>
+            <w:tcBorders>
+              <w:top w:val="single" w:sz="4" w:space="0" w:color="CBCBCB"/>
+              <w:left w:val="single" w:sz="4" w:space="0" w:color="CBCBCB"/>
+              <w:bottom w:val="single" w:sz="4" w:space="0" w:color="CBCBCB"/>
+              <w:right w:val="single" w:sz="4" w:space="0" w:color="CBCBCB"/>
+            </w:tcBorders>
+          </w:tcPr>
+          <w:p>
+            <w:r>
+              <w:rPr>
+                <w:sz w:val="20"/>
+              </w:rPr>
+              <w:t>196 × 100px</w:t>
+            </w:r>
+          </w:p>
+        </w:tc>
+        <w:tc>
+          <w:tcPr>
+            <w:tcW w:type="dxa" w:w="1938"/>
+            <w:shd w:val="clear" w:color="auto" w:fill="B8B3D6"/>
+            <w:tcBorders>
+              <w:top w:val="single" w:sz="4" w:space="0" w:color="CBCBCB"/>
+              <w:left w:val="single" w:sz="4" w:space="0" w:color="CBCBCB"/>
+              <w:bottom w:val="single" w:sz="4" w:space="0" w:color="CBCBCB"/>
+              <w:right w:val="single" w:sz="4" w:space="0" w:color="CBCBCB"/>
+            </w:tcBorders>
+          </w:tcPr>
+          <w:p>
+            <w:r>
+              <w:rPr>
+                <w:sz w:val="20"/>
+              </w:rPr>
+              <w:t>196 × 100px</w:t>
+            </w:r>
+          </w:p>
+        </w:tc>
+        <w:tc>
+          <w:tcPr>
+            <w:tcW w:type="dxa" w:w="1938"/>
+            <w:shd w:val="clear" w:color="auto" w:fill="B8B3D6"/>
+            <w:tcBorders>
+              <w:top w:val="single" w:sz="4" w:space="0" w:color="CBCBCB"/>
+              <w:left w:val="single" w:sz="4" w:space="0" w:color="CBCBCB"/>
+              <w:bottom w:val="single" w:sz="4" w:space="0" w:color="CBCBCB"/>
+              <w:right w:val="single" w:sz="4" w:space="0" w:color="CBCBCB"/>
+            </w:tcBorders>
+          </w:tcPr>
+          <w:p>
+            <w:r>
+              <w:rPr>
+                <w:sz w:val="20"/>
+              </w:rPr>
+              <w:t>196 × 100px</w:t>
+            </w:r>
+          </w:p>
+        </w:tc>
+        <w:tc>
+          <w:tcPr>
+            <w:tcW w:type="dxa" w:w="1938"/>
+            <w:shd w:val="clear" w:color="auto" w:fill="B8B3D6"/>
+            <w:tcBorders>
+              <w:top w:val="single" w:sz="4" w:space="0" w:color="CBCBCB"/>
+              <w:left w:val="single" w:sz="4" w:space="0" w:color="CBCBCB"/>
+              <w:bottom w:val="single" w:sz="4" w:space="0" w:color="CBCBCB"/>
+              <w:right w:val="single" w:sz="4" w:space="0" w:color="CBCBCB"/>
+            </w:tcBorders>
+          </w:tcPr>
+          <w:p>
+            <w:r>
+              <w:rPr>
+                <w:sz w:val="20"/>
+              </w:rPr>
+              <w:t>196 × 100px</w:t>
+            </w:r>
+          </w:p>
+        </w:tc>
+      </w:tr>
+    </w:tbl>
+    <w:p/>
+    <w:p>
+      <w:pPr>
+        <w:pStyle w:val="Heading4"/>
+      </w:pPr>
+      <w:r>
+        <w:rPr>
+          <w:color w:val="251C53"/>
+          <w:sz w:val="22"/>
+        </w:rPr>
+        <w:t>C2. Wireframe Dispatcher Node</w:t>
+      </w:r>
+    </w:p>
+    <w:p>
+      <w:pPr>
+        <w:spacing w:before="80" w:after="80"/>
+        <w:ind w:left="283"/>
+        <w:shd w:val="clear" w:color="auto" w:fill="F4F4F8"/>
+      </w:pPr>
+      <w:r>
+        <w:rPr>
+          <w:rFonts w:ascii="Courier New" w:hAnsi="Courier New"/>
+          <w:color w:val="251C53"/>
+          <w:sz w:val="18"/>
+        </w:rPr>
+        <w:t>ACTIVE (session đang Running):</w:t>
+        <w:br/>
+        <w:t>┌── 4px border #251C53 ────────────────────────┐</w:t>
+        <w:br/>
+        <w:t>│  bg: #251C53                                  │</w:t>
+        <w:br/>
+        <w:t>│  🧠  Claude (Dispatcher)      (text: white)   │</w:t>
+        <w:br/>
+        <w:t>│  sonnet-4-6 : WF-FEATURE Sprint 5...          │</w:t>
+        <w:br/>
+        <w:t>│  (model: white bold, desc: rgba(255,255,255,0.8)) │</w:t>
+        <w:br/>
+        <w:t>│  3.1M tokens                                  │</w:t>
+        <w:br/>
+        <w:t>│  (text: rgba(255,255,255,0.6))                │</w:t>
+        <w:br/>
+        <w:t>└───────────────────────────────────────────────┘</w:t>
+        <w:br/>
+        <w:br/>
+        <w:t>DONE (session đã Ended):</w:t>
+        <w:br/>
+        <w:t>┌── 4px border #251C53 ────────────────────────┐</w:t>
+        <w:br/>
+        <w:t>│  bg: rgba(37,28,83,0.08), opacity 0.65        │</w:t>
+        <w:br/>
+        <w:t>│  🧠  Claude (Dispatcher)      (text: #251C53) │</w:t>
+        <w:br/>
+        <w:t>│  sonnet-4-6 : WF-FEATURE Sprint 5...          │</w:t>
+        <w:br/>
+        <w:t>│  (hover: opacity 1.0, boxShadow nhẹ)          │</w:t>
+        <w:br/>
+        <w:t>│  3.1M tokens                                  │</w:t>
+        <w:br/>
+        <w:t>└───────────────────────────────────────────────┘</w:t>
+        <w:br/>
+        <w:br/>
+        <w:t>Vị trí trong chain (luôn đầu tiên):</w:t>
+        <w:br/>
+        <w:t>[🧠 Dispatcher] → [● Tech Lead ACTIVE] → [✓ Senior Dev] → ...</w:t>
+        <w:br/>
+        <w:t xml:space="preserve">       ^</w:t>
+        <w:br/>
+        <w:t xml:space="preserve">       index 0 trong roster[], không thể dịch chuyển</w:t>
+        <w:br/>
+        <w:br/>
+        <w:t>Edge cases:</w:t>
+        <w:br/>
+        <w:t xml:space="preserve">  Session chỉ có Dispatcher  → card đơn độc, không có arrow connector</w:t>
+        <w:br/>
+        <w:t xml:space="preserve">  Dispatcher tokens = 0       → ẩn dòng tokens (không hiện "— tokens", khác BUG-004)</w:t>
+        <w:br/>
+        <w:t xml:space="preserve">  model = null                → ẩn dòng model+description</w:t>
+      </w:r>
+    </w:p>
+    <w:p>
+      <w:pPr>
+        <w:pStyle w:val="Heading4"/>
+      </w:pPr>
+      <w:r>
+        <w:rPr>
+          <w:color w:val="251C53"/>
+          <w:sz w:val="22"/>
+        </w:rPr>
+        <w:t>C3. Render condition cho "Xem lịch sử" (gộp luôn BUG-005)</w:t>
+      </w:r>
+    </w:p>
+    <w:p>
+      <w:pPr>
+        <w:spacing w:before="80" w:after="80"/>
+        <w:ind w:left="283"/>
+        <w:shd w:val="clear" w:color="auto" w:fill="F4F4F8"/>
+      </w:pPr>
+      <w:r>
+        <w:rPr>
+          <w:rFonts w:ascii="Courier New" w:hAnsi="Courier New"/>
+          <w:color w:val="251C53"/>
+          <w:sz w:val="18"/>
+        </w:rPr>
+        <w:t>// AgentRosterItem.tsx — điều kiện mới (thay thế `entry.call_count &gt; 1`):</w:t>
+        <w:br/>
+        <w:t>const hasHistory = !entry.is_dispatcher &amp;&amp; entry.call_count &gt;= 1</w:t>
+        <w:br/>
+        <w:br/>
+        <w:t>// Giải thích:</w:t>
+        <w:br/>
+        <w:t>//   !entry.is_dispatcher  → Dispatcher không có history[], ẩn nút</w:t>
+        <w:br/>
+        <w:t>//   entry.call_count &gt;= 1 → BUG-005 fix: hiện ngay từ lần gọi đầu tiên</w:t>
+        <w:br/>
+        <w:t>//   (trước: call_count &gt; 1 → agent chỉ gọi 1 lần không xem được chi tiết)</w:t>
+      </w:r>
+    </w:p>
+    <w:p>
+      <w:pPr>
+        <w:pBdr>
+          <w:bottom w:val="single" w:sz="6" w:space="1" w:color="F05922"/>
+        </w:pBdr>
+        <w:spacing w:after="120"/>
+      </w:pPr>
+    </w:p>
+    <w:p>
+      <w:pPr>
+        <w:pStyle w:val="Heading3"/>
+        <w:spacing w:before="160" w:after="60"/>
+      </w:pPr>
+      <w:r>
+        <w:rPr>
+          <w:color w:val="4A3F8C"/>
+          <w:sz w:val="24"/>
+        </w:rPr>
+        <w:t>Phần D — Toggle 2 Chế Độ Pipeline (FR-005)</w:t>
+      </w:r>
+    </w:p>
+    <w:p>
+      <w:pPr>
+        <w:pStyle w:val="Heading4"/>
+      </w:pPr>
+      <w:r>
+        <w:rPr>
+          <w:color w:val="251C53"/>
+          <w:sz w:val="22"/>
+        </w:rPr>
+        <w:t>D1. Vị trí Toggle</w:t>
+      </w:r>
+    </w:p>
+    <w:p>
+      <w:pPr>
+        <w:spacing w:after="80"/>
+      </w:pPr>
+      <w:r>
+        <w:rPr>
+          <w:sz w:val="21"/>
+        </w:rPr>
+        <w:t xml:space="preserve">Toggle đặt ở phần đầu </w:t>
+      </w:r>
+      <w:r>
+        <w:rPr>
+          <w:rFonts w:ascii="Courier New" w:hAnsi="Courier New"/>
+          <w:color w:val="F05922"/>
+          <w:sz w:val="18"/>
+        </w:rPr>
+        <w:t>AgentStatusPage</w:t>
+      </w:r>
+      <w:r>
+        <w:rPr>
+          <w:sz w:val="21"/>
+        </w:rPr>
+        <w:t>, bên phải inline với page title.</w:t>
+      </w:r>
+    </w:p>
+    <w:p>
+      <w:pPr>
+        <w:spacing w:before="80" w:after="80"/>
+        <w:ind w:left="283"/>
+        <w:shd w:val="clear" w:color="auto" w:fill="F4F4F8"/>
+      </w:pPr>
+      <w:r>
+        <w:rPr>
+          <w:rFonts w:ascii="Courier New" w:hAnsi="Courier New"/>
+          <w:color w:val="251C53"/>
+          <w:sz w:val="18"/>
+        </w:rPr>
+        <w:t>┌──────────────────────────────────────────────────────────────────────────┐</w:t>
+        <w:br/>
+        <w:t>│  Agent Status                       [Theo Session │ Tổng hợp]           │</w:t>
+        <w:br/>
+        <w:t>│  ──────────────────────────────────────────────────────────────────────  │</w:t>
+        <w:br/>
+        <w:t>│  (nội dung thay đổi theo mode, instant, không animation)                 │</w:t>
+        <w:br/>
+        <w:t>└──────────────────────────────────────────────────────────────────────────┘</w:t>
+        <w:br/>
+        <w:br/>
+        <w:t>Toggle — Segmented Control style:</w:t>
+        <w:br/>
+        <w:t xml:space="preserve">  Container: border 1px solid #CBCBCB, border-radius 6px, display: inline-flex</w:t>
+        <w:br/>
+        <w:t xml:space="preserve">  Button active  : bg #251C53, text white, font-medium 13px</w:t>
+        <w:br/>
+        <w:t xml:space="preserve">  Button inactive: bg transparent, text #4A3F8C, hover bg #F5F5F5</w:t>
+        <w:br/>
+        <w:t xml:space="preserve">  Height: 32px, padding: 0 12px</w:t>
+        <w:br/>
+        <w:t xml:space="preserve">  Persistent: localStorage key "pipelineMode", default "session"</w:t>
+      </w:r>
+    </w:p>
+    <w:p>
+      <w:pPr>
+        <w:pStyle w:val="Heading4"/>
+      </w:pPr>
+      <w:r>
+        <w:rPr>
+          <w:color w:val="251C53"/>
+          <w:sz w:val="22"/>
+        </w:rPr>
+        <w:t>D2. Mode "Theo Session" (hiện tại)</w:t>
+      </w:r>
+    </w:p>
+    <w:p>
+      <w:pPr>
+        <w:spacing w:after="80"/>
+      </w:pPr>
+      <w:r>
+        <w:rPr>
+          <w:sz w:val="21"/>
+        </w:rPr>
+        <w:t xml:space="preserve">Không thay đổi — giữ nguyên </w:t>
+      </w:r>
+      <w:r>
+        <w:rPr>
+          <w:rFonts w:ascii="Courier New" w:hAnsi="Courier New"/>
+          <w:color w:val="F05922"/>
+          <w:sz w:val="18"/>
+        </w:rPr>
+        <w:t>AgentStatusPanel</w:t>
+      </w:r>
+      <w:r>
+        <w:rPr>
+          <w:sz w:val="21"/>
+        </w:rPr>
+        <w:t xml:space="preserve"> + </w:t>
+      </w:r>
+      <w:r>
+        <w:rPr>
+          <w:rFonts w:ascii="Courier New" w:hAnsi="Courier New"/>
+          <w:color w:val="F05922"/>
+          <w:sz w:val="18"/>
+        </w:rPr>
+        <w:t>SessionCard</w:t>
+      </w:r>
+      <w:r>
+        <w:rPr>
+          <w:sz w:val="21"/>
+        </w:rPr>
+        <w:t>/</w:t>
+      </w:r>
+      <w:r>
+        <w:rPr>
+          <w:rFonts w:ascii="Courier New" w:hAnsi="Courier New"/>
+          <w:color w:val="F05922"/>
+          <w:sz w:val="18"/>
+        </w:rPr>
+        <w:t>PipelineCard</w:t>
+      </w:r>
+      <w:r>
+        <w:rPr>
+          <w:sz w:val="21"/>
+        </w:rPr>
+        <w:t xml:space="preserve"> hiện tại.</w:t>
+      </w:r>
+    </w:p>
+    <w:p>
+      <w:pPr>
+        <w:pStyle w:val="Heading4"/>
+      </w:pPr>
+      <w:r>
+        <w:rPr>
+          <w:color w:val="251C53"/>
+          <w:sz w:val="22"/>
+        </w:rPr>
+        <w:t>D3. Wireframe Mode "Tổng hợp" (AggregatePipelineView)</w:t>
+      </w:r>
+    </w:p>
+    <w:p>
+      <w:pPr>
+        <w:spacing w:before="80" w:after="80"/>
+        <w:ind w:left="283"/>
+        <w:shd w:val="clear" w:color="auto" w:fill="F4F4F8"/>
+      </w:pPr>
+      <w:r>
+        <w:rPr>
+          <w:rFonts w:ascii="Courier New" w:hAnsi="Courier New"/>
+          <w:color w:val="251C53"/>
+          <w:sz w:val="18"/>
+        </w:rPr>
+        <w:t>┌────────────────────────────────────────────────────────────────────────┐</w:t>
+        <w:br/>
+        <w:t>│  Tổng hợp — 127 sessions · 847 lượt gọi                                │</w:t>
+        <w:br/>
+        <w:t>│  [ 🔍 Tìm vai trò...                   ]   [Tất cả thời gian ▾]        │</w:t>
+        <w:br/>
+        <w:t>├───────────────────────────────────────────────────────────────────────-┤</w:t>
+        <w:br/>
+        <w:t>│  Vai trò              Lần gọi   Sessions   Token IN   Token OUT  Active │</w:t>
+        <w:br/>
+        <w:t>│  (bg header: #251C53, text: white, font: 12px semibold)                │</w:t>
+        <w:br/>
+        <w:t>├──────────────────────────────────────────────────────────────────────-─┤</w:t>
+        <w:br/>
+        <w:t>│  Tech Lead              247        45       31.2M      4.8M            │  row trắng</w:t>
+        <w:br/>
+        <w:t>│  Senior Developer       189        38       22.4M      3.1M        2   │  ← active_now=2, cam</w:t>
+        <w:br/>
+        <w:t>│  ← viền trái 3px #F05922 nếu active_now &gt; 0                           │</w:t>
+        <w:br/>
+        <w:t>│  Junior Developer       134        29       14.7M      2.1M            │  row #F9FAFB</w:t>
+        <w:br/>
+        <w:t>│  Business Analyst        87        22        9.3M      1.4M            │  row trắng</w:t>
+        <w:br/>
+        <w:t>│  QA Engineer             67        18        7.1M      1.0M            │  row #F9FAFB</w:t>
+        <w:br/>
+        <w:t>│  ...                                                                   │</w:t>
+        <w:br/>
+        <w:t>│  (scroll tự nhiên, không phân trang — estimate ≤ 30 role unique)       │</w:t>
+        <w:br/>
+        <w:t>└────────────────────────────────────────────────────────────────────────┘</w:t>
+        <w:br/>
+        <w:br/>
+        <w:t>Chi tiết table:</w:t>
+        <w:br/>
+        <w:t xml:space="preserve">  Row height   : 44px</w:t>
+        <w:br/>
+        <w:t xml:space="preserve">  Data row     : trắng / #F9FAFB xen kẽ</w:t>
+        <w:br/>
+        <w:t xml:space="preserve">  Active row   : viền trái 3px #F05922 + text "N đang chạy" màu #F05922 ở cột Active</w:t>
+        <w:br/>
+        <w:t xml:space="preserve">  Token format : compact — 1200 → "1.2k", 1_000_000 → "1.0M" (fmtTokensCompact có sẵn)</w:t>
+        <w:br/>
+        <w:t xml:space="preserve">  Sort mặc định: call_count DESC (nhiều gọi nhất lên đầu)</w:t>
+        <w:br/>
+        <w:t xml:space="preserve">  Filter search: real-time theo display_name, không phân biệt hoa/thường</w:t>
+        <w:br/>
+        <w:br/>
+        <w:t>Dropdown thời gian (query param `window`):</w:t>
+        <w:br/>
+        <w:t xml:space="preserve">  "Tất cả thời gian" (default, window=0)</w:t>
+        <w:br/>
+        <w:t xml:space="preserve">  "7 ngày"           (window=7)</w:t>
+        <w:br/>
+        <w:t xml:space="preserve">  "30 ngày"          (window=30)</w:t>
+        <w:br/>
+        <w:t xml:space="preserve">  "90 ngày"          (window=90)</w:t>
+        <w:br/>
+        <w:br/>
+        <w:t>Polling: gọi lại /api/pipeline/aggregate mỗi 30s khi ở aggregate mode</w:t>
+        <w:br/>
+        <w:t xml:space="preserve">  (không dùng WS — endpoint polling là đủ cho view tổng hợp)</w:t>
+      </w:r>
+    </w:p>
+    <w:p>
+      <w:pPr>
+        <w:pStyle w:val="Heading4"/>
+      </w:pPr>
+      <w:r>
+        <w:rPr>
+          <w:color w:val="251C53"/>
+          <w:sz w:val="22"/>
+        </w:rPr>
+        <w:t>D4. States đặc biệt AggregatePipelineView</w:t>
+      </w:r>
+    </w:p>
+    <w:p>
+      <w:pPr>
+        <w:spacing w:before="80" w:after="80"/>
+        <w:ind w:left="283"/>
+        <w:shd w:val="clear" w:color="auto" w:fill="F4F4F8"/>
+      </w:pPr>
+      <w:r>
+        <w:rPr>
+          <w:rFonts w:ascii="Courier New" w:hAnsi="Courier New"/>
+          <w:color w:val="251C53"/>
+          <w:sz w:val="18"/>
+        </w:rPr>
+        <w:t>Loading state (fetch đầu tiên):</w:t>
+        <w:br/>
+        <w:t xml:space="preserve">  ┌──────────────────────────────────────────────────────┐</w:t>
+        <w:br/>
+        <w:t xml:space="preserve">  │  Tổng hợp — đang tải...                              │</w:t>
+        <w:br/>
+        <w:t xml:space="preserve">  │  ░░░░░░░░░░░  ░░░░  ░░░░  ░░░░░░   ← skeleton rows  │</w:t>
+        <w:br/>
+        <w:t xml:space="preserve">  │  ░░░░░░░░░░░  ░░░░  ░░░░  ░░░░░░   (5 rows, pulse)  │</w:t>
+        <w:br/>
+        <w:t xml:space="preserve">  └──────────────────────────────────────────────────────┘</w:t>
+        <w:br/>
+        <w:br/>
+        <w:t>Error state:</w:t>
+        <w:br/>
+        <w:t xml:space="preserve">  ⚠ Không lấy được dữ liệu · [Thử lại]</w:t>
+        <w:br/>
+        <w:t xml:space="preserve">  (text #F05922, 13px, căn giữa)</w:t>
+        <w:br/>
+        <w:br/>
+        <w:t>Empty state (project mới, chưa có subagent):</w:t>
+        <w:br/>
+        <w:t xml:space="preserve">  🤖</w:t>
+        <w:br/>
+        <w:t xml:space="preserve">  Chưa có dữ liệu subagent</w:t>
+        <w:br/>
+        <w:t xml:space="preserve">  Dữ liệu xuất hiện khi có agent được gọi trong session</w:t>
+        <w:br/>
+        <w:t xml:space="preserve">  (căn giữa, text #CBCBCB)</w:t>
+      </w:r>
+    </w:p>
+    <w:p>
+      <w:pPr>
+        <w:pStyle w:val="Heading4"/>
+      </w:pPr>
+      <w:r>
+        <w:rPr>
+          <w:color w:val="251C53"/>
+          <w:sz w:val="22"/>
+        </w:rPr>
+        <w:t>D5. Quyết định Layout Aggregate View</w:t>
+      </w:r>
+    </w:p>
+    <w:tbl>
+      <w:tblPr>
+        <w:tblStyle w:val="TableGrid"/>
+        <w:tblW w:type="auto" w:w="0"/>
+        <w:tblLook w:firstColumn="1" w:firstRow="1" w:lastColumn="0" w:lastRow="0" w:noHBand="0" w:noVBand="1" w:val="04A0"/>
+      </w:tblPr>
+      <w:tblGrid>
+        <w:gridCol w:w="3230"/>
+        <w:gridCol w:w="3230"/>
+        <w:gridCol w:w="3230"/>
+      </w:tblGrid>
+      <w:tr>
+        <w:tc>
+          <w:tcPr>
+            <w:tcW w:type="dxa" w:w="3230"/>
+            <w:shd w:val="clear" w:color="auto" w:fill="251C53"/>
+            <w:tcBorders>
+              <w:top w:val="single" w:sz="4" w:space="0" w:color="251C53"/>
+              <w:left w:val="single" w:sz="4" w:space="0" w:color="251C53"/>
+              <w:bottom w:val="single" w:sz="4" w:space="0" w:color="251C53"/>
+              <w:right w:val="single" w:sz="4" w:space="0" w:color="251C53"/>
+            </w:tcBorders>
+          </w:tcPr>
+          <w:p>
+            <w:r>
+              <w:rPr>
+                <w:b/>
+                <w:color w:val="FFFFFF"/>
+                <w:sz w:val="20"/>
+              </w:rPr>
+              <w:t>Câu hỏi</w:t>
+            </w:r>
+          </w:p>
+        </w:tc>
+        <w:tc>
+          <w:tcPr>
+            <w:tcW w:type="dxa" w:w="3230"/>
+            <w:shd w:val="clear" w:color="auto" w:fill="251C53"/>
+            <w:tcBorders>
+              <w:top w:val="single" w:sz="4" w:space="0" w:color="251C53"/>
+              <w:left w:val="single" w:sz="4" w:space="0" w:color="251C53"/>
+              <w:bottom w:val="single" w:sz="4" w:space="0" w:color="251C53"/>
+              <w:right w:val="single" w:sz="4" w:space="0" w:color="251C53"/>
+            </w:tcBorders>
+          </w:tcPr>
+          <w:p>
+            <w:r>
+              <w:rPr>
+                <w:b/>
+                <w:color w:val="FFFFFF"/>
+                <w:sz w:val="20"/>
+              </w:rPr>
+              <w:t>Quyết định</w:t>
+            </w:r>
+          </w:p>
+        </w:tc>
+        <w:tc>
+          <w:tcPr>
+            <w:tcW w:type="dxa" w:w="3230"/>
+            <w:shd w:val="clear" w:color="auto" w:fill="251C53"/>
+            <w:tcBorders>
+              <w:top w:val="single" w:sz="4" w:space="0" w:color="251C53"/>
+              <w:left w:val="single" w:sz="4" w:space="0" w:color="251C53"/>
+              <w:bottom w:val="single" w:sz="4" w:space="0" w:color="251C53"/>
+              <w:right w:val="single" w:sz="4" w:space="0" w:color="251C53"/>
+            </w:tcBorders>
+          </w:tcPr>
+          <w:p>
+            <w:r>
+              <w:rPr>
+                <w:b/>
+                <w:color w:val="FFFFFF"/>
+                <w:sz w:val="20"/>
+              </w:rPr>
+              <w:t>Lý do</w:t>
+            </w:r>
+          </w:p>
+        </w:tc>
+      </w:tr>
+      <w:tr>
+        <w:tc>
+          <w:tcPr>
+            <w:tcW w:type="dxa" w:w="3230"/>
+            <w:tcBorders>
+              <w:top w:val="single" w:sz="4" w:space="0" w:color="CBCBCB"/>
+              <w:left w:val="single" w:sz="4" w:space="0" w:color="CBCBCB"/>
+              <w:bottom w:val="single" w:sz="4" w:space="0" w:color="CBCBCB"/>
+              <w:right w:val="single" w:sz="4" w:space="0" w:color="CBCBCB"/>
+            </w:tcBorders>
+          </w:tcPr>
+          <w:p>
+            <w:r>
+              <w:rPr>
+                <w:sz w:val="20"/>
+              </w:rPr>
+              <w:t>---------</w:t>
+            </w:r>
+          </w:p>
+        </w:tc>
+        <w:tc>
+          <w:tcPr>
+            <w:tcW w:type="dxa" w:w="3230"/>
+            <w:tcBorders>
+              <w:top w:val="single" w:sz="4" w:space="0" w:color="CBCBCB"/>
+              <w:left w:val="single" w:sz="4" w:space="0" w:color="CBCBCB"/>
+              <w:bottom w:val="single" w:sz="4" w:space="0" w:color="CBCBCB"/>
+              <w:right w:val="single" w:sz="4" w:space="0" w:color="CBCBCB"/>
+            </w:tcBorders>
+          </w:tcPr>
+          <w:p>
+            <w:r>
+              <w:rPr>
+                <w:sz w:val="20"/>
+              </w:rPr>
+              <w:t>-----------</w:t>
+            </w:r>
+          </w:p>
+        </w:tc>
+        <w:tc>
+          <w:tcPr>
+            <w:tcW w:type="dxa" w:w="3230"/>
+            <w:tcBorders>
+              <w:top w:val="single" w:sz="4" w:space="0" w:color="CBCBCB"/>
+              <w:left w:val="single" w:sz="4" w:space="0" w:color="CBCBCB"/>
+              <w:bottom w:val="single" w:sz="4" w:space="0" w:color="CBCBCB"/>
+              <w:right w:val="single" w:sz="4" w:space="0" w:color="CBCBCB"/>
+            </w:tcBorders>
+          </w:tcPr>
+          <w:p>
+            <w:r>
+              <w:rPr>
+                <w:sz w:val="20"/>
+              </w:rPr>
+              <w:t>-------</w:t>
+            </w:r>
+          </w:p>
+        </w:tc>
+      </w:tr>
+      <w:tr>
+        <w:tc>
+          <w:tcPr>
+            <w:tcW w:type="dxa" w:w="3230"/>
+            <w:shd w:val="clear" w:color="auto" w:fill="B8B3D6"/>
+            <w:tcBorders>
+              <w:top w:val="single" w:sz="4" w:space="0" w:color="CBCBCB"/>
+              <w:left w:val="single" w:sz="4" w:space="0" w:color="CBCBCB"/>
+              <w:bottom w:val="single" w:sz="4" w:space="0" w:color="CBCBCB"/>
+              <w:right w:val="single" w:sz="4" w:space="0" w:color="CBCBCB"/>
+            </w:tcBorders>
+          </w:tcPr>
+          <w:p>
+            <w:r>
+              <w:rPr>
+                <w:sz w:val="20"/>
+              </w:rPr>
+              <w:t>Table hay Card grid?</w:t>
+            </w:r>
+          </w:p>
+        </w:tc>
+        <w:tc>
+          <w:tcPr>
+            <w:tcW w:type="dxa" w:w="3230"/>
+            <w:shd w:val="clear" w:color="auto" w:fill="B8B3D6"/>
+            <w:tcBorders>
+              <w:top w:val="single" w:sz="4" w:space="0" w:color="CBCBCB"/>
+              <w:left w:val="single" w:sz="4" w:space="0" w:color="CBCBCB"/>
+              <w:bottom w:val="single" w:sz="4" w:space="0" w:color="CBCBCB"/>
+              <w:right w:val="single" w:sz="4" w:space="0" w:color="CBCBCB"/>
+            </w:tcBorders>
+          </w:tcPr>
+          <w:p>
+            <w:r>
+              <w:rPr>
+                <w:sz w:val="20"/>
+              </w:rPr>
+              <w:t>Table (tabular)</w:t>
+            </w:r>
+          </w:p>
+        </w:tc>
+        <w:tc>
+          <w:tcPr>
+            <w:tcW w:type="dxa" w:w="3230"/>
+            <w:shd w:val="clear" w:color="auto" w:fill="B8B3D6"/>
+            <w:tcBorders>
+              <w:top w:val="single" w:sz="4" w:space="0" w:color="CBCBCB"/>
+              <w:left w:val="single" w:sz="4" w:space="0" w:color="CBCBCB"/>
+              <w:bottom w:val="single" w:sz="4" w:space="0" w:color="CBCBCB"/>
+              <w:right w:val="single" w:sz="4" w:space="0" w:color="CBCBCB"/>
+            </w:tcBorders>
+          </w:tcPr>
+          <w:p>
+            <w:r>
+              <w:rPr>
+                <w:sz w:val="20"/>
+              </w:rPr>
+              <w:t>Aggregate là data comparison — table dễ so sánh số liệu</w:t>
+            </w:r>
+          </w:p>
+        </w:tc>
+      </w:tr>
+      <w:tr>
+        <w:tc>
+          <w:tcPr>
+            <w:tcW w:type="dxa" w:w="3230"/>
+            <w:tcBorders>
+              <w:top w:val="single" w:sz="4" w:space="0" w:color="CBCBCB"/>
+              <w:left w:val="single" w:sz="4" w:space="0" w:color="CBCBCB"/>
+              <w:bottom w:val="single" w:sz="4" w:space="0" w:color="CBCBCB"/>
+              <w:right w:val="single" w:sz="4" w:space="0" w:color="CBCBCB"/>
+            </w:tcBorders>
+          </w:tcPr>
+          <w:p>
+            <w:r>
+              <w:rPr>
+                <w:sz w:val="20"/>
+              </w:rPr>
+              <w:t>Phân trang?</w:t>
+            </w:r>
+          </w:p>
+        </w:tc>
+        <w:tc>
+          <w:tcPr>
+            <w:tcW w:type="dxa" w:w="3230"/>
+            <w:tcBorders>
+              <w:top w:val="single" w:sz="4" w:space="0" w:color="CBCBCB"/>
+              <w:left w:val="single" w:sz="4" w:space="0" w:color="CBCBCB"/>
+              <w:bottom w:val="single" w:sz="4" w:space="0" w:color="CBCBCB"/>
+              <w:right w:val="single" w:sz="4" w:space="0" w:color="CBCBCB"/>
+            </w:tcBorders>
+          </w:tcPr>
+          <w:p>
+            <w:r>
+              <w:rPr>
+                <w:sz w:val="20"/>
+              </w:rPr>
+              <w:t>Không — scroll tự nhiên</w:t>
+            </w:r>
+          </w:p>
+        </w:tc>
+        <w:tc>
+          <w:tcPr>
+            <w:tcW w:type="dxa" w:w="3230"/>
+            <w:tcBorders>
+              <w:top w:val="single" w:sz="4" w:space="0" w:color="CBCBCB"/>
+              <w:left w:val="single" w:sz="4" w:space="0" w:color="CBCBCB"/>
+              <w:bottom w:val="single" w:sz="4" w:space="0" w:color="CBCBCB"/>
+              <w:right w:val="single" w:sz="4" w:space="0" w:color="CBCBCB"/>
+            </w:tcBorders>
+          </w:tcPr>
+          <w:p>
+            <w:r>
+              <w:rPr>
+                <w:sz w:val="20"/>
+              </w:rPr>
+              <w:t>≤ 30 role unique trong thực tế; phân trang phức tạp UX không cần thiết</w:t>
+            </w:r>
+          </w:p>
+        </w:tc>
+      </w:tr>
+      <w:tr>
+        <w:tc>
+          <w:tcPr>
+            <w:tcW w:type="dxa" w:w="3230"/>
+            <w:shd w:val="clear" w:color="auto" w:fill="B8B3D6"/>
+            <w:tcBorders>
+              <w:top w:val="single" w:sz="4" w:space="0" w:color="CBCBCB"/>
+              <w:left w:val="single" w:sz="4" w:space="0" w:color="CBCBCB"/>
+              <w:bottom w:val="single" w:sz="4" w:space="0" w:color="CBCBCB"/>
+              <w:right w:val="single" w:sz="4" w:space="0" w:color="CBCBCB"/>
+            </w:tcBorders>
+          </w:tcPr>
+          <w:p>
+            <w:r>
+              <w:rPr>
+                <w:sz w:val="20"/>
+              </w:rPr>
+              <w:t>Sort mặc định?</w:t>
+            </w:r>
+          </w:p>
+        </w:tc>
+        <w:tc>
+          <w:tcPr>
+            <w:tcW w:type="dxa" w:w="3230"/>
+            <w:shd w:val="clear" w:color="auto" w:fill="B8B3D6"/>
+            <w:tcBorders>
+              <w:top w:val="single" w:sz="4" w:space="0" w:color="CBCBCB"/>
+              <w:left w:val="single" w:sz="4" w:space="0" w:color="CBCBCB"/>
+              <w:bottom w:val="single" w:sz="4" w:space="0" w:color="CBCBCB"/>
+              <w:right w:val="single" w:sz="4" w:space="0" w:color="CBCBCB"/>
+            </w:tcBorders>
+          </w:tcPr>
+          <w:p>
+            <w:r>
+              <w:rPr>
+                <w:sz w:val="20"/>
+              </w:rPr>
+              <w:t>call_count DESC</w:t>
+            </w:r>
+          </w:p>
+        </w:tc>
+        <w:tc>
+          <w:tcPr>
+            <w:tcW w:type="dxa" w:w="3230"/>
+            <w:shd w:val="clear" w:color="auto" w:fill="B8B3D6"/>
+            <w:tcBorders>
+              <w:top w:val="single" w:sz="4" w:space="0" w:color="CBCBCB"/>
+              <w:left w:val="single" w:sz="4" w:space="0" w:color="CBCBCB"/>
+              <w:bottom w:val="single" w:sz="4" w:space="0" w:color="CBCBCB"/>
+              <w:right w:val="single" w:sz="4" w:space="0" w:color="CBCBCB"/>
+            </w:tcBorders>
+          </w:tcPr>
+          <w:p>
+            <w:r>
+              <w:rPr>
+                <w:sz w:val="20"/>
+              </w:rPr>
+              <w:t>Vai trò được dùng nhiều nhất thường là quan trọng nhất</w:t>
+            </w:r>
+          </w:p>
+        </w:tc>
+      </w:tr>
+      <w:tr>
+        <w:tc>
+          <w:tcPr>
+            <w:tcW w:type="dxa" w:w="3230"/>
+            <w:tcBorders>
+              <w:top w:val="single" w:sz="4" w:space="0" w:color="CBCBCB"/>
+              <w:left w:val="single" w:sz="4" w:space="0" w:color="CBCBCB"/>
+              <w:bottom w:val="single" w:sz="4" w:space="0" w:color="CBCBCB"/>
+              <w:right w:val="single" w:sz="4" w:space="0" w:color="CBCBCB"/>
+            </w:tcBorders>
+          </w:tcPr>
+          <w:p>
+            <w:r>
+              <w:rPr>
+                <w:sz w:val="20"/>
+              </w:rPr>
+              <w:t>Group theo project?</w:t>
+            </w:r>
+          </w:p>
+        </w:tc>
+        <w:tc>
+          <w:tcPr>
+            <w:tcW w:type="dxa" w:w="3230"/>
+            <w:tcBorders>
+              <w:top w:val="single" w:sz="4" w:space="0" w:color="CBCBCB"/>
+              <w:left w:val="single" w:sz="4" w:space="0" w:color="CBCBCB"/>
+              <w:bottom w:val="single" w:sz="4" w:space="0" w:color="CBCBCB"/>
+              <w:right w:val="single" w:sz="4" w:space="0" w:color="CBCBCB"/>
+            </w:tcBorders>
+          </w:tcPr>
+          <w:p>
+            <w:r>
+              <w:rPr>
+                <w:sz w:val="20"/>
+              </w:rPr>
+              <w:t>Không mặc định — dropdown filter</w:t>
+            </w:r>
+          </w:p>
+        </w:tc>
+        <w:tc>
+          <w:tcPr>
+            <w:tcW w:type="dxa" w:w="3230"/>
+            <w:tcBorders>
+              <w:top w:val="single" w:sz="4" w:space="0" w:color="CBCBCB"/>
+              <w:left w:val="single" w:sz="4" w:space="0" w:color="CBCBCB"/>
+              <w:bottom w:val="single" w:sz="4" w:space="0" w:color="CBCBCB"/>
+              <w:right w:val="single" w:sz="4" w:space="0" w:color="CBCBCB"/>
+            </w:tcBorders>
+          </w:tcPr>
+          <w:p>
+            <w:r>
+              <w:rPr>
+                <w:sz w:val="20"/>
+              </w:rPr>
+              <w:t>Giữ đơn giản; filter project khi cần</w:t>
+            </w:r>
+          </w:p>
+        </w:tc>
+      </w:tr>
+      <w:tr>
+        <w:tc>
+          <w:tcPr>
+            <w:tcW w:type="dxa" w:w="3230"/>
+            <w:shd w:val="clear" w:color="auto" w:fill="B8B3D6"/>
+            <w:tcBorders>
+              <w:top w:val="single" w:sz="4" w:space="0" w:color="CBCBCB"/>
+              <w:left w:val="single" w:sz="4" w:space="0" w:color="CBCBCB"/>
+              <w:bottom w:val="single" w:sz="4" w:space="0" w:color="CBCBCB"/>
+              <w:right w:val="single" w:sz="4" w:space="0" w:color="CBCBCB"/>
+            </w:tcBorders>
+          </w:tcPr>
+          <w:p>
+            <w:r>
+              <w:rPr>
+                <w:sz w:val="20"/>
+              </w:rPr>
+              <w:t>Animation transition?</w:t>
+            </w:r>
+          </w:p>
+        </w:tc>
+        <w:tc>
+          <w:tcPr>
+            <w:tcW w:type="dxa" w:w="3230"/>
+            <w:shd w:val="clear" w:color="auto" w:fill="B8B3D6"/>
+            <w:tcBorders>
+              <w:top w:val="single" w:sz="4" w:space="0" w:color="CBCBCB"/>
+              <w:left w:val="single" w:sz="4" w:space="0" w:color="CBCBCB"/>
+              <w:bottom w:val="single" w:sz="4" w:space="0" w:color="CBCBCB"/>
+              <w:right w:val="single" w:sz="4" w:space="0" w:color="CBCBCB"/>
+            </w:tcBorders>
+          </w:tcPr>
+          <w:p>
+            <w:r>
+              <w:rPr>
+                <w:sz w:val="20"/>
+              </w:rPr>
+              <w:t>Instant (không fade)</w:t>
+            </w:r>
+          </w:p>
+        </w:tc>
+        <w:tc>
+          <w:tcPr>
+            <w:tcW w:type="dxa" w:w="3230"/>
+            <w:shd w:val="clear" w:color="auto" w:fill="B8B3D6"/>
+            <w:tcBorders>
+              <w:top w:val="single" w:sz="4" w:space="0" w:color="CBCBCB"/>
+              <w:left w:val="single" w:sz="4" w:space="0" w:color="CBCBCB"/>
+              <w:bottom w:val="single" w:sz="4" w:space="0" w:color="CBCBCB"/>
+              <w:right w:val="single" w:sz="4" w:space="0" w:color="CBCBCB"/>
+            </w:tcBorders>
+          </w:tcPr>
+          <w:p>
+            <w:r>
+              <w:rPr>
+                <w:sz w:val="20"/>
+              </w:rPr>
+              <w:t>Backend fetch mới → có loading state; animation + loading state = double delay</w:t>
+            </w:r>
+          </w:p>
+        </w:tc>
+      </w:tr>
+      <w:tr>
+        <w:tc>
+          <w:tcPr>
+            <w:tcW w:type="dxa" w:w="3230"/>
+            <w:tcBorders>
+              <w:top w:val="single" w:sz="4" w:space="0" w:color="CBCBCB"/>
+              <w:left w:val="single" w:sz="4" w:space="0" w:color="CBCBCB"/>
+              <w:bottom w:val="single" w:sz="4" w:space="0" w:color="CBCBCB"/>
+              <w:right w:val="single" w:sz="4" w:space="0" w:color="CBCBCB"/>
+            </w:tcBorders>
+          </w:tcPr>
+          <w:p>
+            <w:r>
+              <w:rPr>
+                <w:sz w:val="20"/>
+              </w:rPr>
+              <w:t>active_now: pulse hay viền?</w:t>
+            </w:r>
+          </w:p>
+        </w:tc>
+        <w:tc>
+          <w:tcPr>
+            <w:tcW w:type="dxa" w:w="3230"/>
+            <w:tcBorders>
+              <w:top w:val="single" w:sz="4" w:space="0" w:color="CBCBCB"/>
+              <w:left w:val="single" w:sz="4" w:space="0" w:color="CBCBCB"/>
+              <w:bottom w:val="single" w:sz="4" w:space="0" w:color="CBCBCB"/>
+              <w:right w:val="single" w:sz="4" w:space="0" w:color="CBCBCB"/>
+            </w:tcBorders>
+          </w:tcPr>
+          <w:p>
+            <w:r>
+              <w:rPr>
+                <w:sz w:val="20"/>
+              </w:rPr>
+              <w:t>Viền trái 3px cam + text "N đang chạy"</w:t>
+            </w:r>
+          </w:p>
+        </w:tc>
+        <w:tc>
+          <w:tcPr>
+            <w:tcW w:type="dxa" w:w="3230"/>
+            <w:tcBorders>
+              <w:top w:val="single" w:sz="4" w:space="0" w:color="CBCBCB"/>
+              <w:left w:val="single" w:sz="4" w:space="0" w:color="CBCBCB"/>
+              <w:bottom w:val="single" w:sz="4" w:space="0" w:color="CBCBCB"/>
+              <w:right w:val="single" w:sz="4" w:space="0" w:color="CBCBCB"/>
+            </w:tcBorders>
+          </w:tcPr>
+          <w:p>
+            <w:r>
+              <w:rPr>
+                <w:sz w:val="20"/>
+              </w:rPr>
+              <w:t>Pulse chỉ dành cho ACTIVE agent được gọi realtime (thống nhất toàn app)</w:t>
+            </w:r>
+          </w:p>
+        </w:tc>
+      </w:tr>
+    </w:tbl>
+    <w:p/>
+    <w:p>
+      <w:pPr>
+        <w:pBdr>
+          <w:bottom w:val="single" w:sz="6" w:space="1" w:color="F05922"/>
+        </w:pBdr>
+        <w:spacing w:after="120"/>
+      </w:pPr>
+    </w:p>
+    <w:p>
+      <w:pPr>
+        <w:pStyle w:val="Heading3"/>
+        <w:spacing w:before="160" w:after="60"/>
+      </w:pPr>
+      <w:r>
+        <w:rPr>
+          <w:color w:val="4A3F8C"/>
+          <w:sz w:val="24"/>
+        </w:rPr>
+        <w:t>BUG-005 — Rule nút "Xem lịch sử"</w:t>
+      </w:r>
+    </w:p>
+    <w:p>
+      <w:pPr>
+        <w:spacing w:after="80"/>
+      </w:pPr>
+      <w:r>
+        <w:rPr>
+          <w:b/>
+          <w:sz w:val="21"/>
+        </w:rPr>
+        <w:t>Rule đúng:</w:t>
+      </w:r>
+      <w:r>
+        <w:rPr>
+          <w:sz w:val="21"/>
+        </w:rPr>
+        <w:t xml:space="preserve"> Nút "Xem lịch sử" PHẢI hiện khi </w:t>
+      </w:r>
+      <w:r>
+        <w:rPr>
+          <w:rFonts w:ascii="Courier New" w:hAnsi="Courier New"/>
+          <w:color w:val="F05922"/>
+          <w:sz w:val="18"/>
+        </w:rPr>
+        <w:t>call_count &gt;= 1</w:t>
+      </w:r>
+      <w:r>
+        <w:rPr>
+          <w:sz w:val="21"/>
+        </w:rPr>
+        <w:t xml:space="preserve"> (không phải </w:t>
+      </w:r>
+      <w:r>
+        <w:rPr>
+          <w:rFonts w:ascii="Courier New" w:hAnsi="Courier New"/>
+          <w:color w:val="F05922"/>
+          <w:sz w:val="18"/>
+        </w:rPr>
+        <w:t>&gt; 1</w:t>
+      </w:r>
+      <w:r>
+        <w:rPr>
+          <w:sz w:val="21"/>
+        </w:rPr>
+        <w:t>).</w:t>
+      </w:r>
+    </w:p>
+    <w:p>
+      <w:pPr>
+        <w:spacing w:after="80"/>
+      </w:pPr>
+      <w:r>
+        <w:rPr>
+          <w:b/>
+          <w:sz w:val="21"/>
+        </w:rPr>
+        <w:t>Root cause:</w:t>
+      </w:r>
+      <w:r>
+        <w:rPr>
+          <w:sz w:val="21"/>
+        </w:rPr>
+        <w:t xml:space="preserve"> </w:t>
+      </w:r>
+      <w:r>
+        <w:rPr>
+          <w:rFonts w:ascii="Courier New" w:hAnsi="Courier New"/>
+          <w:color w:val="F05922"/>
+          <w:sz w:val="18"/>
+        </w:rPr>
+        <w:t>AgentRosterItem.tsx</w:t>
+      </w:r>
+      <w:r>
+        <w:rPr>
+          <w:sz w:val="21"/>
+        </w:rPr>
+        <w:t xml:space="preserve"> dòng 29 — điều kiện sai:</w:t>
+      </w:r>
+    </w:p>
+    <w:p>
+      <w:pPr>
+        <w:spacing w:before="80" w:after="80"/>
+        <w:ind w:left="283"/>
+        <w:shd w:val="clear" w:color="auto" w:fill="F4F4F8"/>
+      </w:pPr>
+      <w:r>
+        <w:rPr>
+          <w:rFonts w:ascii="Courier New" w:hAnsi="Courier New"/>
+          <w:color w:val="251C53"/>
+          <w:sz w:val="18"/>
+        </w:rPr>
+        <w:t>// TRƯỚC (sai — agent gọi 1 lần không xem được):</w:t>
+        <w:br/>
+        <w:t>const hasHistory = entry.call_count &gt; 1</w:t>
+        <w:br/>
+        <w:br/>
+        <w:t>// SAU (đúng — kết hợp cả BUG-005 fix + Dispatcher exclusion):</w:t>
+        <w:br/>
+        <w:t>const hasHistory = !entry.is_dispatcher &amp;&amp; entry.call_count &gt;= 1</w:t>
+      </w:r>
+    </w:p>
+    <w:p>
+      <w:pPr>
+        <w:spacing w:after="80"/>
+      </w:pPr>
+      <w:r>
+        <w:rPr>
+          <w:sz w:val="21"/>
+        </w:rPr>
+        <w:t xml:space="preserve">Điều kiện kép </w:t>
+      </w:r>
+      <w:r>
+        <w:rPr>
+          <w:rFonts w:ascii="Courier New" w:hAnsi="Courier New"/>
+          <w:color w:val="F05922"/>
+          <w:sz w:val="18"/>
+        </w:rPr>
+        <w:t>!entry.is_dispatcher &amp;&amp; call_count &gt;= 1</w:t>
+      </w:r>
+      <w:r>
+        <w:rPr>
+          <w:sz w:val="21"/>
+        </w:rPr>
+        <w:t>:</w:t>
+      </w:r>
+    </w:p>
+    <w:p>
+      <w:pPr>
+        <w:pStyle w:val="ListBullet"/>
+        <w:spacing w:after="20"/>
+        <w:ind w:left="283"/>
+      </w:pPr>
+      <w:r>
+        <w:rPr>
+          <w:sz w:val="21"/>
+        </w:rPr>
+        <w:t>Fix BUG-005: agent gọi đúng 1 lần vẫn thấy nút, xem được chi tiết lượt đó</w:t>
+      </w:r>
+    </w:p>
+    <w:p>
+      <w:pPr>
+        <w:pStyle w:val="ListBullet"/>
+        <w:spacing w:after="20"/>
+        <w:ind w:left="283"/>
+      </w:pPr>
+      <w:r>
+        <w:rPr>
+          <w:sz w:val="21"/>
+        </w:rPr>
+        <w:t xml:space="preserve">Loại Dispatcher: </w:t>
+      </w:r>
+      <w:r>
+        <w:rPr>
+          <w:rFonts w:ascii="Courier New" w:hAnsi="Courier New"/>
+          <w:color w:val="F05922"/>
+          <w:sz w:val="21"/>
+        </w:rPr>
+        <w:t>is_dispatcher=true</w:t>
+      </w:r>
+      <w:r>
+        <w:rPr>
+          <w:sz w:val="21"/>
+        </w:rPr>
+        <w:t xml:space="preserve"> → ẩn nút (backend trả </w:t>
+      </w:r>
+      <w:r>
+        <w:rPr>
+          <w:rFonts w:ascii="Courier New" w:hAnsi="Courier New"/>
+          <w:color w:val="F05922"/>
+          <w:sz w:val="21"/>
+        </w:rPr>
+        <w:t>history=[]</w:t>
+      </w:r>
+      <w:r>
+        <w:rPr>
+          <w:sz w:val="21"/>
+        </w:rPr>
+        <w:t>)</w:t>
+      </w:r>
+    </w:p>
+    <w:p>
+      <w:pPr>
+        <w:spacing w:after="80"/>
+      </w:pPr>
+      <w:r>
+        <w:rPr>
+          <w:sz w:val="21"/>
+        </w:rPr>
+        <w:t>Label nút "Xem lịch sử" giữ nguyên — phù hợp dù chỉ có 1 entry.</w:t>
+      </w:r>
+    </w:p>
+    <w:p>
+      <w:pPr>
+        <w:pBdr>
+          <w:bottom w:val="single" w:sz="6" w:space="1" w:color="F05922"/>
+        </w:pBdr>
+        <w:spacing w:after="120"/>
+      </w:pPr>
+    </w:p>
+    <w:p>
+      <w:pPr>
+        <w:pStyle w:val="Heading3"/>
+        <w:spacing w:before="160" w:after="60"/>
+      </w:pPr>
+      <w:r>
+        <w:rPr>
+          <w:color w:val="4A3F8C"/>
+          <w:sz w:val="24"/>
+        </w:rPr>
+        <w:t>Component List (bổ sung Sprint 5)</w:t>
+      </w:r>
+    </w:p>
+    <w:tbl>
+      <w:tblPr>
+        <w:tblStyle w:val="TableGrid"/>
+        <w:tblW w:type="auto" w:w="0"/>
+        <w:tblLook w:firstColumn="1" w:firstRow="1" w:lastColumn="0" w:lastRow="0" w:noHBand="0" w:noVBand="1" w:val="04A0"/>
+      </w:tblPr>
+      <w:tblGrid>
+        <w:gridCol w:w="2422"/>
+        <w:gridCol w:w="2422"/>
+        <w:gridCol w:w="2422"/>
+        <w:gridCol w:w="2422"/>
+      </w:tblGrid>
+      <w:tr>
+        <w:tc>
+          <w:tcPr>
+            <w:tcW w:type="dxa" w:w="2422"/>
+            <w:shd w:val="clear" w:color="auto" w:fill="251C53"/>
+            <w:tcBorders>
+              <w:top w:val="single" w:sz="4" w:space="0" w:color="251C53"/>
+              <w:left w:val="single" w:sz="4" w:space="0" w:color="251C53"/>
+              <w:bottom w:val="single" w:sz="4" w:space="0" w:color="251C53"/>
+              <w:right w:val="single" w:sz="4" w:space="0" w:color="251C53"/>
+            </w:tcBorders>
+          </w:tcPr>
+          <w:p>
+            <w:r>
+              <w:rPr>
+                <w:b/>
+                <w:color w:val="FFFFFF"/>
+                <w:sz w:val="20"/>
+              </w:rPr>
+              <w:t>Component</w:t>
+            </w:r>
+          </w:p>
+        </w:tc>
+        <w:tc>
+          <w:tcPr>
+            <w:tcW w:type="dxa" w:w="2422"/>
+            <w:shd w:val="clear" w:color="auto" w:fill="251C53"/>
+            <w:tcBorders>
+              <w:top w:val="single" w:sz="4" w:space="0" w:color="251C53"/>
+              <w:left w:val="single" w:sz="4" w:space="0" w:color="251C53"/>
+              <w:bottom w:val="single" w:sz="4" w:space="0" w:color="251C53"/>
+              <w:right w:val="single" w:sz="4" w:space="0" w:color="251C53"/>
+            </w:tcBorders>
+          </w:tcPr>
+          <w:p>
+            <w:r>
+              <w:rPr>
+                <w:b/>
+                <w:color w:val="FFFFFF"/>
+                <w:sz w:val="20"/>
+              </w:rPr>
+              <w:t>Loại</w:t>
+            </w:r>
+          </w:p>
+        </w:tc>
+        <w:tc>
+          <w:tcPr>
+            <w:tcW w:type="dxa" w:w="2422"/>
+            <w:shd w:val="clear" w:color="auto" w:fill="251C53"/>
+            <w:tcBorders>
+              <w:top w:val="single" w:sz="4" w:space="0" w:color="251C53"/>
+              <w:left w:val="single" w:sz="4" w:space="0" w:color="251C53"/>
+              <w:bottom w:val="single" w:sz="4" w:space="0" w:color="251C53"/>
+              <w:right w:val="single" w:sz="4" w:space="0" w:color="251C53"/>
+            </w:tcBorders>
+          </w:tcPr>
+          <w:p>
+            <w:r>
+              <w:rPr>
+                <w:b/>
+                <w:color w:val="FFFFFF"/>
+                <w:sz w:val="20"/>
+              </w:rPr>
+              <w:t>File</w:t>
+            </w:r>
+          </w:p>
+        </w:tc>
+        <w:tc>
+          <w:tcPr>
+            <w:tcW w:type="dxa" w:w="2422"/>
+            <w:shd w:val="clear" w:color="auto" w:fill="251C53"/>
+            <w:tcBorders>
+              <w:top w:val="single" w:sz="4" w:space="0" w:color="251C53"/>
+              <w:left w:val="single" w:sz="4" w:space="0" w:color="251C53"/>
+              <w:bottom w:val="single" w:sz="4" w:space="0" w:color="251C53"/>
+              <w:right w:val="single" w:sz="4" w:space="0" w:color="251C53"/>
+            </w:tcBorders>
+          </w:tcPr>
+          <w:p>
+            <w:r>
+              <w:rPr>
+                <w:b/>
+                <w:color w:val="FFFFFF"/>
+                <w:sz w:val="20"/>
+              </w:rPr>
+              <w:t>Mô tả</w:t>
+            </w:r>
+          </w:p>
+        </w:tc>
+      </w:tr>
+      <w:tr>
+        <w:tc>
+          <w:tcPr>
+            <w:tcW w:type="dxa" w:w="2422"/>
+            <w:tcBorders>
+              <w:top w:val="single" w:sz="4" w:space="0" w:color="CBCBCB"/>
+              <w:left w:val="single" w:sz="4" w:space="0" w:color="CBCBCB"/>
+              <w:bottom w:val="single" w:sz="4" w:space="0" w:color="CBCBCB"/>
+              <w:right w:val="single" w:sz="4" w:space="0" w:color="CBCBCB"/>
+            </w:tcBorders>
+          </w:tcPr>
+          <w:p>
+            <w:r>
+              <w:rPr>
+                <w:sz w:val="20"/>
+              </w:rPr>
+              <w:t>-----------</w:t>
+            </w:r>
+          </w:p>
+        </w:tc>
+        <w:tc>
+          <w:tcPr>
+            <w:tcW w:type="dxa" w:w="2422"/>
+            <w:tcBorders>
+              <w:top w:val="single" w:sz="4" w:space="0" w:color="CBCBCB"/>
+              <w:left w:val="single" w:sz="4" w:space="0" w:color="CBCBCB"/>
+              <w:bottom w:val="single" w:sz="4" w:space="0" w:color="CBCBCB"/>
+              <w:right w:val="single" w:sz="4" w:space="0" w:color="CBCBCB"/>
+            </w:tcBorders>
+          </w:tcPr>
+          <w:p>
+            <w:r>
+              <w:rPr>
+                <w:sz w:val="20"/>
+              </w:rPr>
+              <w:t>------</w:t>
+            </w:r>
+          </w:p>
+        </w:tc>
+        <w:tc>
+          <w:tcPr>
+            <w:tcW w:type="dxa" w:w="2422"/>
+            <w:tcBorders>
+              <w:top w:val="single" w:sz="4" w:space="0" w:color="CBCBCB"/>
+              <w:left w:val="single" w:sz="4" w:space="0" w:color="CBCBCB"/>
+              <w:bottom w:val="single" w:sz="4" w:space="0" w:color="CBCBCB"/>
+              <w:right w:val="single" w:sz="4" w:space="0" w:color="CBCBCB"/>
+            </w:tcBorders>
+          </w:tcPr>
+          <w:p>
+            <w:r>
+              <w:rPr>
+                <w:sz w:val="20"/>
+              </w:rPr>
+              <w:t>------</w:t>
+            </w:r>
+          </w:p>
+        </w:tc>
+        <w:tc>
+          <w:tcPr>
+            <w:tcW w:type="dxa" w:w="2422"/>
+            <w:tcBorders>
+              <w:top w:val="single" w:sz="4" w:space="0" w:color="CBCBCB"/>
+              <w:left w:val="single" w:sz="4" w:space="0" w:color="CBCBCB"/>
+              <w:bottom w:val="single" w:sz="4" w:space="0" w:color="CBCBCB"/>
+              <w:right w:val="single" w:sz="4" w:space="0" w:color="CBCBCB"/>
+            </w:tcBorders>
+          </w:tcPr>
+          <w:p>
+            <w:r>
+              <w:rPr>
+                <w:sz w:val="20"/>
+              </w:rPr>
+              <w:t>-------</w:t>
+            </w:r>
+          </w:p>
+        </w:tc>
+      </w:tr>
+      <w:tr>
+        <w:tc>
+          <w:tcPr>
+            <w:tcW w:type="dxa" w:w="2422"/>
+            <w:shd w:val="clear" w:color="auto" w:fill="B8B3D6"/>
+            <w:tcBorders>
+              <w:top w:val="single" w:sz="4" w:space="0" w:color="CBCBCB"/>
+              <w:left w:val="single" w:sz="4" w:space="0" w:color="CBCBCB"/>
+              <w:bottom w:val="single" w:sz="4" w:space="0" w:color="CBCBCB"/>
+              <w:right w:val="single" w:sz="4" w:space="0" w:color="CBCBCB"/>
+            </w:tcBorders>
+          </w:tcPr>
+          <w:p>
+            <w:r>
+              <w:rPr>
+                <w:rFonts w:ascii="Courier New" w:hAnsi="Courier New"/>
+                <w:color w:val="F05922"/>
+                <w:sz w:val="20"/>
+              </w:rPr>
+              <w:t>UsageBar</w:t>
+            </w:r>
+          </w:p>
+        </w:tc>
+        <w:tc>
+          <w:tcPr>
+            <w:tcW w:type="dxa" w:w="2422"/>
+            <w:shd w:val="clear" w:color="auto" w:fill="B8B3D6"/>
+            <w:tcBorders>
+              <w:top w:val="single" w:sz="4" w:space="0" w:color="CBCBCB"/>
+              <w:left w:val="single" w:sz="4" w:space="0" w:color="CBCBCB"/>
+              <w:bottom w:val="single" w:sz="4" w:space="0" w:color="CBCBCB"/>
+              <w:right w:val="single" w:sz="4" w:space="0" w:color="CBCBCB"/>
+            </w:tcBorders>
+          </w:tcPr>
+          <w:p>
+            <w:r>
+              <w:rPr>
+                <w:sz w:val="20"/>
+              </w:rPr>
+              <w:t>new</w:t>
+            </w:r>
+          </w:p>
+        </w:tc>
+        <w:tc>
+          <w:tcPr>
+            <w:tcW w:type="dxa" w:w="2422"/>
+            <w:shd w:val="clear" w:color="auto" w:fill="B8B3D6"/>
+            <w:tcBorders>
+              <w:top w:val="single" w:sz="4" w:space="0" w:color="CBCBCB"/>
+              <w:left w:val="single" w:sz="4" w:space="0" w:color="CBCBCB"/>
+              <w:bottom w:val="single" w:sz="4" w:space="0" w:color="CBCBCB"/>
+              <w:right w:val="single" w:sz="4" w:space="0" w:color="CBCBCB"/>
+            </w:tcBorders>
+          </w:tcPr>
+          <w:p>
+            <w:r>
+              <w:rPr>
+                <w:rFonts w:ascii="Courier New" w:hAnsi="Courier New"/>
+                <w:color w:val="F05922"/>
+                <w:sz w:val="20"/>
+              </w:rPr>
+              <w:t>components/UsageBar.tsx</w:t>
+            </w:r>
+          </w:p>
+        </w:tc>
+        <w:tc>
+          <w:tcPr>
+            <w:tcW w:type="dxa" w:w="2422"/>
+            <w:shd w:val="clear" w:color="auto" w:fill="B8B3D6"/>
+            <w:tcBorders>
+              <w:top w:val="single" w:sz="4" w:space="0" w:color="CBCBCB"/>
+              <w:left w:val="single" w:sz="4" w:space="0" w:color="CBCBCB"/>
+              <w:bottom w:val="single" w:sz="4" w:space="0" w:color="CBCBCB"/>
+              <w:right w:val="single" w:sz="4" w:space="0" w:color="CBCBCB"/>
+            </w:tcBorders>
+          </w:tcPr>
+          <w:p>
+            <w:r>
+              <w:rPr>
+                <w:sz w:val="20"/>
+              </w:rPr>
+              <w:t>Progress bar quota, 2 states (header/card), polling</w:t>
+            </w:r>
+          </w:p>
+        </w:tc>
+      </w:tr>
+      <w:tr>
+        <w:tc>
+          <w:tcPr>
+            <w:tcW w:type="dxa" w:w="2422"/>
+            <w:tcBorders>
+              <w:top w:val="single" w:sz="4" w:space="0" w:color="CBCBCB"/>
+              <w:left w:val="single" w:sz="4" w:space="0" w:color="CBCBCB"/>
+              <w:bottom w:val="single" w:sz="4" w:space="0" w:color="CBCBCB"/>
+              <w:right w:val="single" w:sz="4" w:space="0" w:color="CBCBCB"/>
+            </w:tcBorders>
+          </w:tcPr>
+          <w:p>
+            <w:r>
+              <w:rPr>
+                <w:rFonts w:ascii="Courier New" w:hAnsi="Courier New"/>
+                <w:color w:val="F05922"/>
+                <w:sz w:val="20"/>
+              </w:rPr>
+              <w:t>AggregatePipelineView</w:t>
+            </w:r>
+          </w:p>
+        </w:tc>
+        <w:tc>
+          <w:tcPr>
+            <w:tcW w:type="dxa" w:w="2422"/>
+            <w:tcBorders>
+              <w:top w:val="single" w:sz="4" w:space="0" w:color="CBCBCB"/>
+              <w:left w:val="single" w:sz="4" w:space="0" w:color="CBCBCB"/>
+              <w:bottom w:val="single" w:sz="4" w:space="0" w:color="CBCBCB"/>
+              <w:right w:val="single" w:sz="4" w:space="0" w:color="CBCBCB"/>
+            </w:tcBorders>
+          </w:tcPr>
+          <w:p>
+            <w:r>
+              <w:rPr>
+                <w:sz w:val="20"/>
+              </w:rPr>
+              <w:t>new</w:t>
+            </w:r>
+          </w:p>
+        </w:tc>
+        <w:tc>
+          <w:tcPr>
+            <w:tcW w:type="dxa" w:w="2422"/>
+            <w:tcBorders>
+              <w:top w:val="single" w:sz="4" w:space="0" w:color="CBCBCB"/>
+              <w:left w:val="single" w:sz="4" w:space="0" w:color="CBCBCB"/>
+              <w:bottom w:val="single" w:sz="4" w:space="0" w:color="CBCBCB"/>
+              <w:right w:val="single" w:sz="4" w:space="0" w:color="CBCBCB"/>
+            </w:tcBorders>
+          </w:tcPr>
+          <w:p>
+            <w:r>
+              <w:rPr>
+                <w:rFonts w:ascii="Courier New" w:hAnsi="Courier New"/>
+                <w:color w:val="F05922"/>
+                <w:sz w:val="20"/>
+              </w:rPr>
+              <w:t>components/AggregatePipelineView.tsx</w:t>
+            </w:r>
+          </w:p>
+        </w:tc>
+        <w:tc>
+          <w:tcPr>
+            <w:tcW w:type="dxa" w:w="2422"/>
+            <w:tcBorders>
+              <w:top w:val="single" w:sz="4" w:space="0" w:color="CBCBCB"/>
+              <w:left w:val="single" w:sz="4" w:space="0" w:color="CBCBCB"/>
+              <w:bottom w:val="single" w:sz="4" w:space="0" w:color="CBCBCB"/>
+              <w:right w:val="single" w:sz="4" w:space="0" w:color="CBCBCB"/>
+            </w:tcBorders>
+          </w:tcPr>
+          <w:p>
+            <w:r>
+              <w:rPr>
+                <w:sz w:val="20"/>
+              </w:rPr>
+              <w:t>Table aggregate role, search, dropdown thời gian</w:t>
+            </w:r>
+          </w:p>
+        </w:tc>
+      </w:tr>
+      <w:tr>
+        <w:tc>
+          <w:tcPr>
+            <w:tcW w:type="dxa" w:w="2422"/>
+            <w:shd w:val="clear" w:color="auto" w:fill="B8B3D6"/>
+            <w:tcBorders>
+              <w:top w:val="single" w:sz="4" w:space="0" w:color="CBCBCB"/>
+              <w:left w:val="single" w:sz="4" w:space="0" w:color="CBCBCB"/>
+              <w:bottom w:val="single" w:sz="4" w:space="0" w:color="CBCBCB"/>
+              <w:right w:val="single" w:sz="4" w:space="0" w:color="CBCBCB"/>
+            </w:tcBorders>
+          </w:tcPr>
+          <w:p>
+            <w:r>
+              <w:rPr>
+                <w:rFonts w:ascii="Courier New" w:hAnsi="Courier New"/>
+                <w:color w:val="F05922"/>
+                <w:sz w:val="20"/>
+              </w:rPr>
+              <w:t>usePipelineMode</w:t>
+            </w:r>
+          </w:p>
+        </w:tc>
+        <w:tc>
+          <w:tcPr>
+            <w:tcW w:type="dxa" w:w="2422"/>
+            <w:shd w:val="clear" w:color="auto" w:fill="B8B3D6"/>
+            <w:tcBorders>
+              <w:top w:val="single" w:sz="4" w:space="0" w:color="CBCBCB"/>
+              <w:left w:val="single" w:sz="4" w:space="0" w:color="CBCBCB"/>
+              <w:bottom w:val="single" w:sz="4" w:space="0" w:color="CBCBCB"/>
+              <w:right w:val="single" w:sz="4" w:space="0" w:color="CBCBCB"/>
+            </w:tcBorders>
+          </w:tcPr>
+          <w:p>
+            <w:r>
+              <w:rPr>
+                <w:sz w:val="20"/>
+              </w:rPr>
+              <w:t>hook (new)</w:t>
+            </w:r>
+          </w:p>
+        </w:tc>
+        <w:tc>
+          <w:tcPr>
+            <w:tcW w:type="dxa" w:w="2422"/>
+            <w:shd w:val="clear" w:color="auto" w:fill="B8B3D6"/>
+            <w:tcBorders>
+              <w:top w:val="single" w:sz="4" w:space="0" w:color="CBCBCB"/>
+              <w:left w:val="single" w:sz="4" w:space="0" w:color="CBCBCB"/>
+              <w:bottom w:val="single" w:sz="4" w:space="0" w:color="CBCBCB"/>
+              <w:right w:val="single" w:sz="4" w:space="0" w:color="CBCBCB"/>
+            </w:tcBorders>
+          </w:tcPr>
+          <w:p>
+            <w:r>
+              <w:rPr>
+                <w:rFonts w:ascii="Courier New" w:hAnsi="Courier New"/>
+                <w:color w:val="F05922"/>
+                <w:sz w:val="20"/>
+              </w:rPr>
+              <w:t>hooks/usePipelineMode.ts</w:t>
+            </w:r>
+          </w:p>
+        </w:tc>
+        <w:tc>
+          <w:tcPr>
+            <w:tcW w:type="dxa" w:w="2422"/>
+            <w:shd w:val="clear" w:color="auto" w:fill="B8B3D6"/>
+            <w:tcBorders>
+              <w:top w:val="single" w:sz="4" w:space="0" w:color="CBCBCB"/>
+              <w:left w:val="single" w:sz="4" w:space="0" w:color="CBCBCB"/>
+              <w:bottom w:val="single" w:sz="4" w:space="0" w:color="CBCBCB"/>
+              <w:right w:val="single" w:sz="4" w:space="0" w:color="CBCBCB"/>
+            </w:tcBorders>
+          </w:tcPr>
+          <w:p>
+            <w:r>
+              <w:rPr>
+                <w:sz w:val="20"/>
+              </w:rPr>
+              <w:t>Toggle "session"/"aggregate", persist localStorage</w:t>
+            </w:r>
+          </w:p>
+        </w:tc>
+      </w:tr>
+      <w:tr>
+        <w:tc>
+          <w:tcPr>
+            <w:tcW w:type="dxa" w:w="2422"/>
+            <w:tcBorders>
+              <w:top w:val="single" w:sz="4" w:space="0" w:color="CBCBCB"/>
+              <w:left w:val="single" w:sz="4" w:space="0" w:color="CBCBCB"/>
+              <w:bottom w:val="single" w:sz="4" w:space="0" w:color="CBCBCB"/>
+              <w:right w:val="single" w:sz="4" w:space="0" w:color="CBCBCB"/>
+            </w:tcBorders>
+          </w:tcPr>
+          <w:p>
+            <w:r>
+              <w:rPr>
+                <w:rFonts w:ascii="Courier New" w:hAnsi="Courier New"/>
+                <w:color w:val="F05922"/>
+                <w:sz w:val="20"/>
+              </w:rPr>
+              <w:t>AppHeader</w:t>
+            </w:r>
+          </w:p>
+        </w:tc>
+        <w:tc>
+          <w:tcPr>
+            <w:tcW w:type="dxa" w:w="2422"/>
+            <w:tcBorders>
+              <w:top w:val="single" w:sz="4" w:space="0" w:color="CBCBCB"/>
+              <w:left w:val="single" w:sz="4" w:space="0" w:color="CBCBCB"/>
+              <w:bottom w:val="single" w:sz="4" w:space="0" w:color="CBCBCB"/>
+              <w:right w:val="single" w:sz="4" w:space="0" w:color="CBCBCB"/>
+            </w:tcBorders>
+          </w:tcPr>
+          <w:p>
+            <w:r>
+              <w:rPr>
+                <w:sz w:val="20"/>
+              </w:rPr>
+              <w:t>edit</w:t>
+            </w:r>
+          </w:p>
+        </w:tc>
+        <w:tc>
+          <w:tcPr>
+            <w:tcW w:type="dxa" w:w="2422"/>
+            <w:tcBorders>
+              <w:top w:val="single" w:sz="4" w:space="0" w:color="CBCBCB"/>
+              <w:left w:val="single" w:sz="4" w:space="0" w:color="CBCBCB"/>
+              <w:bottom w:val="single" w:sz="4" w:space="0" w:color="CBCBCB"/>
+              <w:right w:val="single" w:sz="4" w:space="0" w:color="CBCBCB"/>
+            </w:tcBorders>
+          </w:tcPr>
+          <w:p>
+            <w:r>
+              <w:rPr>
+                <w:rFonts w:ascii="Courier New" w:hAnsi="Courier New"/>
+                <w:color w:val="F05922"/>
+                <w:sz w:val="20"/>
+              </w:rPr>
+              <w:t>components/layout/AppHeader.tsx</w:t>
+            </w:r>
+          </w:p>
+        </w:tc>
+        <w:tc>
+          <w:tcPr>
+            <w:tcW w:type="dxa" w:w="2422"/>
+            <w:tcBorders>
+              <w:top w:val="single" w:sz="4" w:space="0" w:color="CBCBCB"/>
+              <w:left w:val="single" w:sz="4" w:space="0" w:color="CBCBCB"/>
+              <w:bottom w:val="single" w:sz="4" w:space="0" w:color="CBCBCB"/>
+              <w:right w:val="single" w:sz="4" w:space="0" w:color="CBCBCB"/>
+            </w:tcBorders>
+          </w:tcPr>
+          <w:p>
+            <w:r>
+              <w:rPr>
+                <w:sz w:val="20"/>
+              </w:rPr>
+              <w:t>Thêm 2 UsageBar dưới account name; height 56→80px</w:t>
+            </w:r>
+          </w:p>
+        </w:tc>
+      </w:tr>
+      <w:tr>
+        <w:tc>
+          <w:tcPr>
+            <w:tcW w:type="dxa" w:w="2422"/>
+            <w:shd w:val="clear" w:color="auto" w:fill="B8B3D6"/>
+            <w:tcBorders>
+              <w:top w:val="single" w:sz="4" w:space="0" w:color="CBCBCB"/>
+              <w:left w:val="single" w:sz="4" w:space="0" w:color="CBCBCB"/>
+              <w:bottom w:val="single" w:sz="4" w:space="0" w:color="CBCBCB"/>
+              <w:right w:val="single" w:sz="4" w:space="0" w:color="CBCBCB"/>
+            </w:tcBorders>
+          </w:tcPr>
+          <w:p>
+            <w:r>
+              <w:rPr>
+                <w:rFonts w:ascii="Courier New" w:hAnsi="Courier New"/>
+                <w:color w:val="F05922"/>
+                <w:sz w:val="20"/>
+              </w:rPr>
+              <w:t>AccountCard</w:t>
+            </w:r>
+          </w:p>
+        </w:tc>
+        <w:tc>
+          <w:tcPr>
+            <w:tcW w:type="dxa" w:w="2422"/>
+            <w:shd w:val="clear" w:color="auto" w:fill="B8B3D6"/>
+            <w:tcBorders>
+              <w:top w:val="single" w:sz="4" w:space="0" w:color="CBCBCB"/>
+              <w:left w:val="single" w:sz="4" w:space="0" w:color="CBCBCB"/>
+              <w:bottom w:val="single" w:sz="4" w:space="0" w:color="CBCBCB"/>
+              <w:right w:val="single" w:sz="4" w:space="0" w:color="CBCBCB"/>
+            </w:tcBorders>
+          </w:tcPr>
+          <w:p>
+            <w:r>
+              <w:rPr>
+                <w:sz w:val="20"/>
+              </w:rPr>
+              <w:t>edit</w:t>
+            </w:r>
+          </w:p>
+        </w:tc>
+        <w:tc>
+          <w:tcPr>
+            <w:tcW w:type="dxa" w:w="2422"/>
+            <w:shd w:val="clear" w:color="auto" w:fill="B8B3D6"/>
+            <w:tcBorders>
+              <w:top w:val="single" w:sz="4" w:space="0" w:color="CBCBCB"/>
+              <w:left w:val="single" w:sz="4" w:space="0" w:color="CBCBCB"/>
+              <w:bottom w:val="single" w:sz="4" w:space="0" w:color="CBCBCB"/>
+              <w:right w:val="single" w:sz="4" w:space="0" w:color="CBCBCB"/>
+            </w:tcBorders>
+          </w:tcPr>
+          <w:p>
+            <w:r>
+              <w:rPr>
+                <w:rFonts w:ascii="Courier New" w:hAnsi="Courier New"/>
+                <w:color w:val="F05922"/>
+                <w:sz w:val="20"/>
+              </w:rPr>
+              <w:t>components/accounts/AccountCard.tsx</w:t>
+            </w:r>
+          </w:p>
+        </w:tc>
+        <w:tc>
+          <w:tcPr>
+            <w:tcW w:type="dxa" w:w="2422"/>
+            <w:shd w:val="clear" w:color="auto" w:fill="B8B3D6"/>
+            <w:tcBorders>
+              <w:top w:val="single" w:sz="4" w:space="0" w:color="CBCBCB"/>
+              <w:left w:val="single" w:sz="4" w:space="0" w:color="CBCBCB"/>
+              <w:bottom w:val="single" w:sz="4" w:space="0" w:color="CBCBCB"/>
+              <w:right w:val="single" w:sz="4" w:space="0" w:color="CBCBCB"/>
+            </w:tcBorders>
+          </w:tcPr>
+          <w:p>
+            <w:r>
+              <w:rPr>
+                <w:sz w:val="20"/>
+              </w:rPr>
+              <w:t>Thêm section Quota sau OAuth badges (ẩn khi api_key)</w:t>
+            </w:r>
+          </w:p>
+        </w:tc>
+      </w:tr>
+      <w:tr>
+        <w:tc>
+          <w:tcPr>
+            <w:tcW w:type="dxa" w:w="2422"/>
+            <w:tcBorders>
+              <w:top w:val="single" w:sz="4" w:space="0" w:color="CBCBCB"/>
+              <w:left w:val="single" w:sz="4" w:space="0" w:color="CBCBCB"/>
+              <w:bottom w:val="single" w:sz="4" w:space="0" w:color="CBCBCB"/>
+              <w:right w:val="single" w:sz="4" w:space="0" w:color="CBCBCB"/>
+            </w:tcBorders>
+          </w:tcPr>
+          <w:p>
+            <w:r>
+              <w:rPr>
+                <w:rFonts w:ascii="Courier New" w:hAnsi="Courier New"/>
+                <w:color w:val="F05922"/>
+                <w:sz w:val="20"/>
+              </w:rPr>
+              <w:t>AgentRosterItem</w:t>
+            </w:r>
+          </w:p>
+        </w:tc>
+        <w:tc>
+          <w:tcPr>
+            <w:tcW w:type="dxa" w:w="2422"/>
+            <w:tcBorders>
+              <w:top w:val="single" w:sz="4" w:space="0" w:color="CBCBCB"/>
+              <w:left w:val="single" w:sz="4" w:space="0" w:color="CBCBCB"/>
+              <w:bottom w:val="single" w:sz="4" w:space="0" w:color="CBCBCB"/>
+              <w:right w:val="single" w:sz="4" w:space="0" w:color="CBCBCB"/>
+            </w:tcBorders>
+          </w:tcPr>
+          <w:p>
+            <w:r>
+              <w:rPr>
+                <w:sz w:val="20"/>
+              </w:rPr>
+              <w:t>edit</w:t>
+            </w:r>
+          </w:p>
+        </w:tc>
+        <w:tc>
+          <w:tcPr>
+            <w:tcW w:type="dxa" w:w="2422"/>
+            <w:tcBorders>
+              <w:top w:val="single" w:sz="4" w:space="0" w:color="CBCBCB"/>
+              <w:left w:val="single" w:sz="4" w:space="0" w:color="CBCBCB"/>
+              <w:bottom w:val="single" w:sz="4" w:space="0" w:color="CBCBCB"/>
+              <w:right w:val="single" w:sz="4" w:space="0" w:color="CBCBCB"/>
+            </w:tcBorders>
+          </w:tcPr>
+          <w:p>
+            <w:r>
+              <w:rPr>
+                <w:rFonts w:ascii="Courier New" w:hAnsi="Courier New"/>
+                <w:color w:val="F05922"/>
+                <w:sz w:val="20"/>
+              </w:rPr>
+              <w:t>components/sessions/AgentRosterItem.tsx</w:t>
+            </w:r>
+          </w:p>
+        </w:tc>
+        <w:tc>
+          <w:tcPr>
+            <w:tcW w:type="dxa" w:w="2422"/>
+            <w:tcBorders>
+              <w:top w:val="single" w:sz="4" w:space="0" w:color="CBCBCB"/>
+              <w:left w:val="single" w:sz="4" w:space="0" w:color="CBCBCB"/>
+              <w:bottom w:val="single" w:sz="4" w:space="0" w:color="CBCBCB"/>
+              <w:right w:val="single" w:sz="4" w:space="0" w:color="CBCBCB"/>
+            </w:tcBorders>
+          </w:tcPr>
+          <w:p>
+            <w:r>
+              <w:rPr>
+                <w:sz w:val="20"/>
+              </w:rPr>
+              <w:t>Dispatcher style (Navy) + BUG-004 fallback + BUG-005 fix</w:t>
+            </w:r>
+          </w:p>
+        </w:tc>
+      </w:tr>
+    </w:tbl>
+    <w:p/>
+    <w:p>
+      <w:pPr>
+        <w:pBdr>
+          <w:bottom w:val="single" w:sz="6" w:space="1" w:color="F05922"/>
+        </w:pBdr>
+        <w:spacing w:after="120"/>
+      </w:pPr>
+    </w:p>
+    <w:p>
+      <w:pPr>
+        <w:pStyle w:val="Heading3"/>
+        <w:spacing w:before="160" w:after="60"/>
+      </w:pPr>
+      <w:r>
+        <w:rPr>
+          <w:color w:val="4A3F8C"/>
+          <w:sz w:val="24"/>
+        </w:rPr>
+        <w:t>Design Tokens bổ sung Sprint 5</w:t>
+      </w:r>
+    </w:p>
+    <w:p>
+      <w:pPr>
+        <w:spacing w:before="80" w:after="80"/>
+        <w:ind w:left="283"/>
+        <w:shd w:val="clear" w:color="auto" w:fill="F4F4F8"/>
+      </w:pPr>
+      <w:r>
+        <w:rPr>
+          <w:rFonts w:ascii="Courier New" w:hAnsi="Courier New"/>
+          <w:color w:val="251C53"/>
+          <w:sz w:val="18"/>
+        </w:rPr>
+        <w:t>/* Header height */</w:t>
+        <w:br/>
+        <w:t>--header-height: 80px;           /* tăng từ 56px để chứa usage bars */</w:t>
+        <w:br/>
+        <w:br/>
+        <w:t>/* Usage bars */</w:t>
+        <w:br/>
+        <w:t>--usage-bar-h: 4px;</w:t>
+        <w:br/>
+        <w:t>--usage-bar-w-header: 120px;     /* trên AppHeader */</w:t>
+        <w:br/>
+        <w:t>--usage-bar-w-card: 100px;       /* trong AccountCard */</w:t>
+        <w:br/>
+        <w:t>--usage-bar-track-header: rgba(255,255,255,0.2);</w:t>
+        <w:br/>
+        <w:t>--usage-bar-track-card:   rgba(203,203,203,0.4);</w:t>
+        <w:br/>
+        <w:t>--usage-color-ok:    #22C55E;    /* &lt; 80% */</w:t>
+        <w:br/>
+        <w:t>--usage-color-warn:  #F05922;    /* ≥ 80% (cam, không dùng đỏ) */</w:t>
+        <w:br/>
+        <w:br/>
+        <w:t>/* Dispatcher node */</w:t>
+        <w:br/>
+        <w:t>--dispatcher-bg-active: #251C53;</w:t>
+        <w:br/>
+        <w:t>--dispatcher-text-active: #FFFFFF;</w:t>
+        <w:br/>
+        <w:t>--dispatcher-border: 4px solid #251C53;</w:t>
+        <w:br/>
+        <w:t>--dispatcher-bg-done: rgba(37,28,83,0.08);</w:t>
+        <w:br/>
+        <w:br/>
+        <w:t>/* Toggle segment control */</w:t>
+        <w:br/>
+        <w:t>--toggle-active-bg: #251C53;</w:t>
+        <w:br/>
+        <w:t>--toggle-inactive-text: #4A3F8C;</w:t>
+        <w:br/>
+        <w:t>--toggle-height: 32px;</w:t>
+        <w:br/>
+        <w:t>--toggle-border: 1px solid #CBCBCB;</w:t>
+      </w:r>
+    </w:p>
+    <w:p>
+      <w:pPr>
+        <w:pBdr>
+          <w:bottom w:val="single" w:sz="6" w:space="1" w:color="F05922"/>
+        </w:pBdr>
+        <w:spacing w:after="120"/>
+      </w:pPr>
+    </w:p>
+    <w:p>
+      <w:pPr>
+        <w:pStyle w:val="Heading3"/>
+        <w:spacing w:before="160" w:after="60"/>
+      </w:pPr>
+      <w:r>
+        <w:rPr>
+          <w:color w:val="4A3F8C"/>
+          <w:sz w:val="24"/>
+        </w:rPr>
+        <w:t>Accessibility (Sprint 5)</w:t>
+      </w:r>
+    </w:p>
+    <w:p>
+      <w:pPr>
+        <w:pStyle w:val="ListBullet"/>
+        <w:spacing w:after="20"/>
+        <w:ind w:left="283"/>
+      </w:pPr>
+      <w:r>
+        <w:rPr>
+          <w:rFonts w:ascii="Courier New" w:hAnsi="Courier New"/>
+          <w:color w:val="F05922"/>
+          <w:sz w:val="21"/>
+        </w:rPr>
+        <w:t>UsageBar</w:t>
+      </w:r>
+      <w:r>
+        <w:rPr>
+          <w:sz w:val="21"/>
+        </w:rPr>
+        <w:t xml:space="preserve">: </w:t>
+      </w:r>
+      <w:r>
+        <w:rPr>
+          <w:rFonts w:ascii="Courier New" w:hAnsi="Courier New"/>
+          <w:color w:val="F05922"/>
+          <w:sz w:val="21"/>
+        </w:rPr>
+        <w:t>role="progressbar"</w:t>
+      </w:r>
+      <w:r>
+        <w:rPr>
+          <w:sz w:val="21"/>
+        </w:rPr>
+        <w:t xml:space="preserve">, </w:t>
+      </w:r>
+      <w:r>
+        <w:rPr>
+          <w:rFonts w:ascii="Courier New" w:hAnsi="Courier New"/>
+          <w:color w:val="F05922"/>
+          <w:sz w:val="21"/>
+        </w:rPr>
+        <w:t>aria-valuenow={pct}</w:t>
+      </w:r>
+      <w:r>
+        <w:rPr>
+          <w:sz w:val="21"/>
+        </w:rPr>
+        <w:t xml:space="preserve">, </w:t>
+      </w:r>
+      <w:r>
+        <w:rPr>
+          <w:rFonts w:ascii="Courier New" w:hAnsi="Courier New"/>
+          <w:color w:val="F05922"/>
+          <w:sz w:val="21"/>
+        </w:rPr>
+        <w:t>aria-valuemin={0}</w:t>
+      </w:r>
+      <w:r>
+        <w:rPr>
+          <w:sz w:val="21"/>
+        </w:rPr>
+        <w:t xml:space="preserve">, </w:t>
+      </w:r>
+      <w:r>
+        <w:rPr>
+          <w:rFonts w:ascii="Courier New" w:hAnsi="Courier New"/>
+          <w:color w:val="F05922"/>
+          <w:sz w:val="21"/>
+        </w:rPr>
+        <w:t>aria-valuemax={100}</w:t>
+      </w:r>
+      <w:r>
+        <w:rPr>
+          <w:sz w:val="21"/>
+        </w:rPr>
+        <w:t xml:space="preserve">, </w:t>
+      </w:r>
+      <w:r>
+        <w:rPr>
+          <w:rFonts w:ascii="Courier New" w:hAnsi="Courier New"/>
+          <w:color w:val="F05922"/>
+          <w:sz w:val="21"/>
+        </w:rPr>
+        <w:t>aria-label="Session 5 giờ: 78% — Resets in 1h 20m"</w:t>
+      </w:r>
+    </w:p>
+    <w:p>
+      <w:pPr>
+        <w:pStyle w:val="ListBullet"/>
+        <w:spacing w:after="20"/>
+        <w:ind w:left="283"/>
+      </w:pPr>
+      <w:r>
+        <w:rPr>
+          <w:sz w:val="21"/>
+        </w:rPr>
+        <w:t xml:space="preserve">Dispatcher node: </w:t>
+      </w:r>
+      <w:r>
+        <w:rPr>
+          <w:rFonts w:ascii="Courier New" w:hAnsi="Courier New"/>
+          <w:color w:val="F05922"/>
+          <w:sz w:val="21"/>
+        </w:rPr>
+        <w:t>aria-label="Claude Dispatcher — phiên chính — [đang chạy / đã hoàn thành]"</w:t>
+      </w:r>
+    </w:p>
+    <w:p>
+      <w:pPr>
+        <w:pStyle w:val="ListBullet"/>
+        <w:spacing w:after="20"/>
+        <w:ind w:left="283"/>
+      </w:pPr>
+      <w:r>
+        <w:rPr>
+          <w:sz w:val="21"/>
+        </w:rPr>
+        <w:t xml:space="preserve">Toggle segment: </w:t>
+      </w:r>
+      <w:r>
+        <w:rPr>
+          <w:rFonts w:ascii="Courier New" w:hAnsi="Courier New"/>
+          <w:color w:val="F05922"/>
+          <w:sz w:val="21"/>
+        </w:rPr>
+        <w:t>role="group"</w:t>
+      </w:r>
+      <w:r>
+        <w:rPr>
+          <w:sz w:val="21"/>
+        </w:rPr>
+        <w:t xml:space="preserve">, </w:t>
+      </w:r>
+      <w:r>
+        <w:rPr>
+          <w:rFonts w:ascii="Courier New" w:hAnsi="Courier New"/>
+          <w:color w:val="F05922"/>
+          <w:sz w:val="21"/>
+        </w:rPr>
+        <w:t>aria-label="Chế độ hiển thị pipeline"</w:t>
+      </w:r>
+      <w:r>
+        <w:rPr>
+          <w:sz w:val="21"/>
+        </w:rPr>
+        <w:t xml:space="preserve">, mỗi button </w:t>
+      </w:r>
+      <w:r>
+        <w:rPr>
+          <w:rFonts w:ascii="Courier New" w:hAnsi="Courier New"/>
+          <w:color w:val="F05922"/>
+          <w:sz w:val="21"/>
+        </w:rPr>
+        <w:t>aria-pressed={true/false}</w:t>
+      </w:r>
+    </w:p>
+    <w:p>
+      <w:pPr>
+        <w:pStyle w:val="ListBullet"/>
+        <w:spacing w:after="20"/>
+        <w:ind w:left="283"/>
+      </w:pPr>
+      <w:r>
+        <w:rPr>
+          <w:sz w:val="21"/>
+        </w:rPr>
+        <w:t xml:space="preserve">Aggregate table: </w:t>
+      </w:r>
+      <w:r>
+        <w:rPr>
+          <w:rFonts w:ascii="Courier New" w:hAnsi="Courier New"/>
+          <w:color w:val="F05922"/>
+          <w:sz w:val="21"/>
+        </w:rPr>
+        <w:t>role="table"</w:t>
+      </w:r>
+      <w:r>
+        <w:rPr>
+          <w:sz w:val="21"/>
+        </w:rPr>
+        <w:t xml:space="preserve">, </w:t>
+      </w:r>
+      <w:r>
+        <w:rPr>
+          <w:rFonts w:ascii="Courier New" w:hAnsi="Courier New"/>
+          <w:color w:val="F05922"/>
+          <w:sz w:val="21"/>
+        </w:rPr>
+        <w:t>&lt;thead&gt;</w:t>
+      </w:r>
+      <w:r>
+        <w:rPr>
+          <w:sz w:val="21"/>
+        </w:rPr>
+        <w:t>/</w:t>
+      </w:r>
+      <w:r>
+        <w:rPr>
+          <w:rFonts w:ascii="Courier New" w:hAnsi="Courier New"/>
+          <w:color w:val="F05922"/>
+          <w:sz w:val="21"/>
+        </w:rPr>
+        <w:t>&lt;tbody&gt;</w:t>
+      </w:r>
+      <w:r>
+        <w:rPr>
+          <w:sz w:val="21"/>
+        </w:rPr>
+        <w:t xml:space="preserve"> rõ ràng, </w:t>
+      </w:r>
+      <w:r>
+        <w:rPr>
+          <w:rFonts w:ascii="Courier New" w:hAnsi="Courier New"/>
+          <w:color w:val="F05922"/>
+          <w:sz w:val="21"/>
+        </w:rPr>
+        <w:t>&lt;th scope="col"&gt;</w:t>
+      </w:r>
+      <w:r>
+        <w:rPr>
+          <w:sz w:val="21"/>
+        </w:rPr>
+        <w:t xml:space="preserve"> cho mỗi cột header</w:t>
+      </w:r>
+    </w:p>
+    <w:p>
+      <w:pPr>
+        <w:pBdr>
+          <w:bottom w:val="single" w:sz="6" w:space="1" w:color="F05922"/>
+        </w:pBdr>
+        <w:spacing w:after="120"/>
+      </w:pPr>
+    </w:p>
+    <w:p>
+      <w:pPr>
+        <w:pStyle w:val="Heading3"/>
+        <w:spacing w:before="160" w:after="60"/>
+      </w:pPr>
+      <w:r>
+        <w:rPr>
+          <w:color w:val="4A3F8C"/>
+          <w:sz w:val="24"/>
+        </w:rPr>
+        <w:t>Quyết định UX Sprint 5</w:t>
+      </w:r>
+    </w:p>
+    <w:tbl>
+      <w:tblPr>
+        <w:tblStyle w:val="TableGrid"/>
+        <w:tblW w:type="auto" w:w="0"/>
+        <w:tblLook w:firstColumn="1" w:firstRow="1" w:lastColumn="0" w:lastRow="0" w:noHBand="0" w:noVBand="1" w:val="04A0"/>
+      </w:tblPr>
+      <w:tblGrid>
+        <w:gridCol w:w="3230"/>
+        <w:gridCol w:w="3230"/>
+        <w:gridCol w:w="3230"/>
+      </w:tblGrid>
+      <w:tr>
+        <w:tc>
+          <w:tcPr>
+            <w:tcW w:type="dxa" w:w="3230"/>
+            <w:shd w:val="clear" w:color="auto" w:fill="251C53"/>
+            <w:tcBorders>
+              <w:top w:val="single" w:sz="4" w:space="0" w:color="251C53"/>
+              <w:left w:val="single" w:sz="4" w:space="0" w:color="251C53"/>
+              <w:bottom w:val="single" w:sz="4" w:space="0" w:color="251C53"/>
+              <w:right w:val="single" w:sz="4" w:space="0" w:color="251C53"/>
+            </w:tcBorders>
+          </w:tcPr>
+          <w:p>
+            <w:r>
+              <w:rPr>
+                <w:b/>
+                <w:color w:val="FFFFFF"/>
+                <w:sz w:val="20"/>
+              </w:rPr>
+              <w:t>Câu hỏi</w:t>
+            </w:r>
+          </w:p>
+        </w:tc>
+        <w:tc>
+          <w:tcPr>
+            <w:tcW w:type="dxa" w:w="3230"/>
+            <w:shd w:val="clear" w:color="auto" w:fill="251C53"/>
+            <w:tcBorders>
+              <w:top w:val="single" w:sz="4" w:space="0" w:color="251C53"/>
+              <w:left w:val="single" w:sz="4" w:space="0" w:color="251C53"/>
+              <w:bottom w:val="single" w:sz="4" w:space="0" w:color="251C53"/>
+              <w:right w:val="single" w:sz="4" w:space="0" w:color="251C53"/>
+            </w:tcBorders>
+          </w:tcPr>
+          <w:p>
+            <w:r>
+              <w:rPr>
+                <w:b/>
+                <w:color w:val="FFFFFF"/>
+                <w:sz w:val="20"/>
+              </w:rPr>
+              <w:t>Quyết định</w:t>
+            </w:r>
+          </w:p>
+        </w:tc>
+        <w:tc>
+          <w:tcPr>
+            <w:tcW w:type="dxa" w:w="3230"/>
+            <w:shd w:val="clear" w:color="auto" w:fill="251C53"/>
+            <w:tcBorders>
+              <w:top w:val="single" w:sz="4" w:space="0" w:color="251C53"/>
+              <w:left w:val="single" w:sz="4" w:space="0" w:color="251C53"/>
+              <w:bottom w:val="single" w:sz="4" w:space="0" w:color="251C53"/>
+              <w:right w:val="single" w:sz="4" w:space="0" w:color="251C53"/>
+            </w:tcBorders>
+          </w:tcPr>
+          <w:p>
+            <w:r>
+              <w:rPr>
+                <w:b/>
+                <w:color w:val="FFFFFF"/>
+                <w:sz w:val="20"/>
+              </w:rPr>
+              <w:t>Lý do</w:t>
+            </w:r>
+          </w:p>
+        </w:tc>
+      </w:tr>
+      <w:tr>
+        <w:tc>
+          <w:tcPr>
+            <w:tcW w:type="dxa" w:w="3230"/>
+            <w:tcBorders>
+              <w:top w:val="single" w:sz="4" w:space="0" w:color="CBCBCB"/>
+              <w:left w:val="single" w:sz="4" w:space="0" w:color="CBCBCB"/>
+              <w:bottom w:val="single" w:sz="4" w:space="0" w:color="CBCBCB"/>
+              <w:right w:val="single" w:sz="4" w:space="0" w:color="CBCBCB"/>
+            </w:tcBorders>
+          </w:tcPr>
+          <w:p>
+            <w:r>
+              <w:rPr>
+                <w:sz w:val="20"/>
+              </w:rPr>
+              <w:t>---------</w:t>
+            </w:r>
+          </w:p>
+        </w:tc>
+        <w:tc>
+          <w:tcPr>
+            <w:tcW w:type="dxa" w:w="3230"/>
+            <w:tcBorders>
+              <w:top w:val="single" w:sz="4" w:space="0" w:color="CBCBCB"/>
+              <w:left w:val="single" w:sz="4" w:space="0" w:color="CBCBCB"/>
+              <w:bottom w:val="single" w:sz="4" w:space="0" w:color="CBCBCB"/>
+              <w:right w:val="single" w:sz="4" w:space="0" w:color="CBCBCB"/>
+            </w:tcBorders>
+          </w:tcPr>
+          <w:p>
+            <w:r>
+              <w:rPr>
+                <w:sz w:val="20"/>
+              </w:rPr>
+              <w:t>-----------</w:t>
+            </w:r>
+          </w:p>
+        </w:tc>
+        <w:tc>
+          <w:tcPr>
+            <w:tcW w:type="dxa" w:w="3230"/>
+            <w:tcBorders>
+              <w:top w:val="single" w:sz="4" w:space="0" w:color="CBCBCB"/>
+              <w:left w:val="single" w:sz="4" w:space="0" w:color="CBCBCB"/>
+              <w:bottom w:val="single" w:sz="4" w:space="0" w:color="CBCBCB"/>
+              <w:right w:val="single" w:sz="4" w:space="0" w:color="CBCBCB"/>
+            </w:tcBorders>
+          </w:tcPr>
+          <w:p>
+            <w:r>
+              <w:rPr>
+                <w:sz w:val="20"/>
+              </w:rPr>
+              <w:t>-------</w:t>
+            </w:r>
+          </w:p>
+        </w:tc>
+      </w:tr>
+      <w:tr>
+        <w:tc>
+          <w:tcPr>
+            <w:tcW w:type="dxa" w:w="3230"/>
+            <w:shd w:val="clear" w:color="auto" w:fill="B8B3D6"/>
+            <w:tcBorders>
+              <w:top w:val="single" w:sz="4" w:space="0" w:color="CBCBCB"/>
+              <w:left w:val="single" w:sz="4" w:space="0" w:color="CBCBCB"/>
+              <w:bottom w:val="single" w:sz="4" w:space="0" w:color="CBCBCB"/>
+              <w:right w:val="single" w:sz="4" w:space="0" w:color="CBCBCB"/>
+            </w:tcBorders>
+          </w:tcPr>
+          <w:p>
+            <w:r>
+              <w:rPr>
+                <w:sz w:val="20"/>
+              </w:rPr>
+              <w:t>Header height 56→80px có phá layout?</w:t>
+            </w:r>
+          </w:p>
+        </w:tc>
+        <w:tc>
+          <w:tcPr>
+            <w:tcW w:type="dxa" w:w="3230"/>
+            <w:shd w:val="clear" w:color="auto" w:fill="B8B3D6"/>
+            <w:tcBorders>
+              <w:top w:val="single" w:sz="4" w:space="0" w:color="CBCBCB"/>
+              <w:left w:val="single" w:sz="4" w:space="0" w:color="CBCBCB"/>
+              <w:bottom w:val="single" w:sz="4" w:space="0" w:color="CBCBCB"/>
+              <w:right w:val="single" w:sz="4" w:space="0" w:color="CBCBCB"/>
+            </w:tcBorders>
+          </w:tcPr>
+          <w:p>
+            <w:r>
+              <w:rPr>
+                <w:sz w:val="20"/>
+              </w:rPr>
+              <w:t>Chấp nhận — cần thiết</w:t>
+            </w:r>
+          </w:p>
+        </w:tc>
+        <w:tc>
+          <w:tcPr>
+            <w:tcW w:type="dxa" w:w="3230"/>
+            <w:shd w:val="clear" w:color="auto" w:fill="B8B3D6"/>
+            <w:tcBorders>
+              <w:top w:val="single" w:sz="4" w:space="0" w:color="CBCBCB"/>
+              <w:left w:val="single" w:sz="4" w:space="0" w:color="CBCBCB"/>
+              <w:bottom w:val="single" w:sz="4" w:space="0" w:color="CBCBCB"/>
+              <w:right w:val="single" w:sz="4" w:space="0" w:color="CBCBCB"/>
+            </w:tcBorders>
+          </w:tcPr>
+          <w:p>
+            <w:r>
+              <w:rPr>
+                <w:sz w:val="20"/>
+              </w:rPr>
+              <w:t>Usage bar phải luôn visible với active account; tooltip/hover-only làm khó phát hiện</w:t>
+            </w:r>
+          </w:p>
+        </w:tc>
+      </w:tr>
+      <w:tr>
+        <w:tc>
+          <w:tcPr>
+            <w:tcW w:type="dxa" w:w="3230"/>
+            <w:tcBorders>
+              <w:top w:val="single" w:sz="4" w:space="0" w:color="CBCBCB"/>
+              <w:left w:val="single" w:sz="4" w:space="0" w:color="CBCBCB"/>
+              <w:bottom w:val="single" w:sz="4" w:space="0" w:color="CBCBCB"/>
+              <w:right w:val="single" w:sz="4" w:space="0" w:color="CBCBCB"/>
+            </w:tcBorders>
+          </w:tcPr>
+          <w:p>
+            <w:r>
+              <w:rPr>
+                <w:sz w:val="20"/>
+              </w:rPr>
+              <w:t>Dispatcher ACTIVE có pulse dot cam?</w:t>
+            </w:r>
+          </w:p>
+        </w:tc>
+        <w:tc>
+          <w:tcPr>
+            <w:tcW w:type="dxa" w:w="3230"/>
+            <w:tcBorders>
+              <w:top w:val="single" w:sz="4" w:space="0" w:color="CBCBCB"/>
+              <w:left w:val="single" w:sz="4" w:space="0" w:color="CBCBCB"/>
+              <w:bottom w:val="single" w:sz="4" w:space="0" w:color="CBCBCB"/>
+              <w:right w:val="single" w:sz="4" w:space="0" w:color="CBCBCB"/>
+            </w:tcBorders>
+          </w:tcPr>
+          <w:p>
+            <w:r>
+              <w:rPr>
+                <w:sz w:val="20"/>
+              </w:rPr>
+              <w:t>KHÔNG — dùng 🧠 icon tĩnh</w:t>
+            </w:r>
+          </w:p>
+        </w:tc>
+        <w:tc>
+          <w:tcPr>
+            <w:tcW w:type="dxa" w:w="3230"/>
+            <w:tcBorders>
+              <w:top w:val="single" w:sz="4" w:space="0" w:color="CBCBCB"/>
+              <w:left w:val="single" w:sz="4" w:space="0" w:color="CBCBCB"/>
+              <w:bottom w:val="single" w:sz="4" w:space="0" w:color="CBCBCB"/>
+              <w:right w:val="single" w:sz="4" w:space="0" w:color="CBCBCB"/>
+            </w:tcBorders>
+          </w:tcPr>
+          <w:p>
+            <w:r>
+              <w:rPr>
+                <w:sz w:val="20"/>
+              </w:rPr>
+              <w:t>Dispatcher là phiên gốc, không phải agent đang "được gọi"; cam pulse sẽ gây nhầm với subagent active</w:t>
+            </w:r>
+          </w:p>
+        </w:tc>
+      </w:tr>
+      <w:tr>
+        <w:tc>
+          <w:tcPr>
+            <w:tcW w:type="dxa" w:w="3230"/>
+            <w:shd w:val="clear" w:color="auto" w:fill="B8B3D6"/>
+            <w:tcBorders>
+              <w:top w:val="single" w:sz="4" w:space="0" w:color="CBCBCB"/>
+              <w:left w:val="single" w:sz="4" w:space="0" w:color="CBCBCB"/>
+              <w:bottom w:val="single" w:sz="4" w:space="0" w:color="CBCBCB"/>
+              <w:right w:val="single" w:sz="4" w:space="0" w:color="CBCBCB"/>
+            </w:tcBorders>
+          </w:tcPr>
+          <w:p>
+            <w:r>
+              <w:rPr>
+                <w:sz w:val="20"/>
+              </w:rPr>
+              <w:t>Dispatcher DONE: ẩn button "Xem lịch sử"?</w:t>
+            </w:r>
+          </w:p>
+        </w:tc>
+        <w:tc>
+          <w:tcPr>
+            <w:tcW w:type="dxa" w:w="3230"/>
+            <w:shd w:val="clear" w:color="auto" w:fill="B8B3D6"/>
+            <w:tcBorders>
+              <w:top w:val="single" w:sz="4" w:space="0" w:color="CBCBCB"/>
+              <w:left w:val="single" w:sz="4" w:space="0" w:color="CBCBCB"/>
+              <w:bottom w:val="single" w:sz="4" w:space="0" w:color="CBCBCB"/>
+              <w:right w:val="single" w:sz="4" w:space="0" w:color="CBCBCB"/>
+            </w:tcBorders>
+          </w:tcPr>
+          <w:p>
+            <w:r>
+              <w:rPr>
+                <w:sz w:val="20"/>
+              </w:rPr>
+              <w:t>Ẩn (</w:t>
+            </w:r>
+            <w:r>
+              <w:rPr>
+                <w:rFonts w:ascii="Courier New" w:hAnsi="Courier New"/>
+                <w:color w:val="F05922"/>
+                <w:sz w:val="20"/>
+              </w:rPr>
+              <w:t>is_dispatcher</w:t>
+            </w:r>
+            <w:r>
+              <w:rPr>
+                <w:sz w:val="20"/>
+              </w:rPr>
+              <w:t xml:space="preserve"> check)</w:t>
+            </w:r>
+          </w:p>
+        </w:tc>
+        <w:tc>
+          <w:tcPr>
+            <w:tcW w:type="dxa" w:w="3230"/>
+            <w:shd w:val="clear" w:color="auto" w:fill="B8B3D6"/>
+            <w:tcBorders>
+              <w:top w:val="single" w:sz="4" w:space="0" w:color="CBCBCB"/>
+              <w:left w:val="single" w:sz="4" w:space="0" w:color="CBCBCB"/>
+              <w:bottom w:val="single" w:sz="4" w:space="0" w:color="CBCBCB"/>
+              <w:right w:val="single" w:sz="4" w:space="0" w:color="CBCBCB"/>
+            </w:tcBorders>
+          </w:tcPr>
+          <w:p>
+            <w:r>
+              <w:rPr>
+                <w:sz w:val="20"/>
+              </w:rPr>
+              <w:t xml:space="preserve">Backend trả </w:t>
+            </w:r>
+            <w:r>
+              <w:rPr>
+                <w:rFonts w:ascii="Courier New" w:hAnsi="Courier New"/>
+                <w:color w:val="F05922"/>
+                <w:sz w:val="20"/>
+              </w:rPr>
+              <w:t>history=[]</w:t>
+            </w:r>
+            <w:r>
+              <w:rPr>
+                <w:sz w:val="20"/>
+              </w:rPr>
+              <w:t xml:space="preserve"> — không có gì để xem</w:t>
+            </w:r>
+          </w:p>
+        </w:tc>
+      </w:tr>
+      <w:tr>
+        <w:tc>
+          <w:tcPr>
+            <w:tcW w:type="dxa" w:w="3230"/>
+            <w:tcBorders>
+              <w:top w:val="single" w:sz="4" w:space="0" w:color="CBCBCB"/>
+              <w:left w:val="single" w:sz="4" w:space="0" w:color="CBCBCB"/>
+              <w:bottom w:val="single" w:sz="4" w:space="0" w:color="CBCBCB"/>
+              <w:right w:val="single" w:sz="4" w:space="0" w:color="CBCBCB"/>
+            </w:tcBorders>
+          </w:tcPr>
+          <w:p>
+            <w:r>
+              <w:rPr>
+                <w:sz w:val="20"/>
+              </w:rPr>
+              <w:t>API key account hiển thị usage?</w:t>
+            </w:r>
+          </w:p>
+        </w:tc>
+        <w:tc>
+          <w:tcPr>
+            <w:tcW w:type="dxa" w:w="3230"/>
+            <w:tcBorders>
+              <w:top w:val="single" w:sz="4" w:space="0" w:color="CBCBCB"/>
+              <w:left w:val="single" w:sz="4" w:space="0" w:color="CBCBCB"/>
+              <w:bottom w:val="single" w:sz="4" w:space="0" w:color="CBCBCB"/>
+              <w:right w:val="single" w:sz="4" w:space="0" w:color="CBCBCB"/>
+            </w:tcBorders>
+          </w:tcPr>
+          <w:p>
+            <w:r>
+              <w:rPr>
+                <w:sz w:val="20"/>
+              </w:rPr>
+              <w:t>Ẩn toàn bộ section Quota</w:t>
+            </w:r>
+          </w:p>
+        </w:tc>
+        <w:tc>
+          <w:tcPr>
+            <w:tcW w:type="dxa" w:w="3230"/>
+            <w:tcBorders>
+              <w:top w:val="single" w:sz="4" w:space="0" w:color="CBCBCB"/>
+              <w:left w:val="single" w:sz="4" w:space="0" w:color="CBCBCB"/>
+              <w:bottom w:val="single" w:sz="4" w:space="0" w:color="CBCBCB"/>
+              <w:right w:val="single" w:sz="4" w:space="0" w:color="CBCBCB"/>
+            </w:tcBorders>
+          </w:tcPr>
+          <w:p>
+            <w:r>
+              <w:rPr>
+                <w:sz w:val="20"/>
+              </w:rPr>
+              <w:t>API key không có quota 5hr/7day theo Anthropic; hiện section trống gây nhầm</w:t>
+            </w:r>
+          </w:p>
+        </w:tc>
+      </w:tr>
+      <w:tr>
+        <w:tc>
+          <w:tcPr>
+            <w:tcW w:type="dxa" w:w="3230"/>
+            <w:shd w:val="clear" w:color="auto" w:fill="B8B3D6"/>
+            <w:tcBorders>
+              <w:top w:val="single" w:sz="4" w:space="0" w:color="CBCBCB"/>
+              <w:left w:val="single" w:sz="4" w:space="0" w:color="CBCBCB"/>
+              <w:bottom w:val="single" w:sz="4" w:space="0" w:color="CBCBCB"/>
+              <w:right w:val="single" w:sz="4" w:space="0" w:color="CBCBCB"/>
+            </w:tcBorders>
+          </w:tcPr>
+          <w:p>
+            <w:r>
+              <w:rPr>
+                <w:sz w:val="20"/>
+              </w:rPr>
+              <w:t>Aggregate polling interval?</w:t>
+            </w:r>
+          </w:p>
+        </w:tc>
+        <w:tc>
+          <w:tcPr>
+            <w:tcW w:type="dxa" w:w="3230"/>
+            <w:shd w:val="clear" w:color="auto" w:fill="B8B3D6"/>
+            <w:tcBorders>
+              <w:top w:val="single" w:sz="4" w:space="0" w:color="CBCBCB"/>
+              <w:left w:val="single" w:sz="4" w:space="0" w:color="CBCBCB"/>
+              <w:bottom w:val="single" w:sz="4" w:space="0" w:color="CBCBCB"/>
+              <w:right w:val="single" w:sz="4" w:space="0" w:color="CBCBCB"/>
+            </w:tcBorders>
+          </w:tcPr>
+          <w:p>
+            <w:r>
+              <w:rPr>
+                <w:sz w:val="20"/>
+              </w:rPr>
+              <w:t>30s</w:t>
+            </w:r>
+          </w:p>
+        </w:tc>
+        <w:tc>
+          <w:tcPr>
+            <w:tcW w:type="dxa" w:w="3230"/>
+            <w:shd w:val="clear" w:color="auto" w:fill="B8B3D6"/>
+            <w:tcBorders>
+              <w:top w:val="single" w:sz="4" w:space="0" w:color="CBCBCB"/>
+              <w:left w:val="single" w:sz="4" w:space="0" w:color="CBCBCB"/>
+              <w:bottom w:val="single" w:sz="4" w:space="0" w:color="CBCBCB"/>
+              <w:right w:val="single" w:sz="4" w:space="0" w:color="CBCBCB"/>
+            </w:tcBorders>
+          </w:tcPr>
+          <w:p>
+            <w:r>
+              <w:rPr>
+                <w:sz w:val="20"/>
+              </w:rPr>
+              <w:t>Pipeline view không cần realtime hard như session view; 30s là cân bằng UX/network</w:t>
+            </w:r>
+          </w:p>
+        </w:tc>
+      </w:tr>
+      <w:tr>
+        <w:tc>
+          <w:tcPr>
+            <w:tcW w:type="dxa" w:w="3230"/>
+            <w:tcBorders>
+              <w:top w:val="single" w:sz="4" w:space="0" w:color="CBCBCB"/>
+              <w:left w:val="single" w:sz="4" w:space="0" w:color="CBCBCB"/>
+              <w:bottom w:val="single" w:sz="4" w:space="0" w:color="CBCBCB"/>
+              <w:right w:val="single" w:sz="4" w:space="0" w:color="CBCBCB"/>
+            </w:tcBorders>
+          </w:tcPr>
+          <w:p>
+            <w:r>
+              <w:rPr>
+                <w:sz w:val="20"/>
+              </w:rPr>
+              <w:t>Dispatcher tokens=0 → hiện "— tokens"?</w:t>
+            </w:r>
+          </w:p>
+        </w:tc>
+        <w:tc>
+          <w:tcPr>
+            <w:tcW w:type="dxa" w:w="3230"/>
+            <w:tcBorders>
+              <w:top w:val="single" w:sz="4" w:space="0" w:color="CBCBCB"/>
+              <w:left w:val="single" w:sz="4" w:space="0" w:color="CBCBCB"/>
+              <w:bottom w:val="single" w:sz="4" w:space="0" w:color="CBCBCB"/>
+              <w:right w:val="single" w:sz="4" w:space="0" w:color="CBCBCB"/>
+            </w:tcBorders>
+          </w:tcPr>
+          <w:p>
+            <w:r>
+              <w:rPr>
+                <w:sz w:val="20"/>
+              </w:rPr>
+              <w:t>Ẩn — không hiện</w:t>
+            </w:r>
+          </w:p>
+        </w:tc>
+        <w:tc>
+          <w:tcPr>
+            <w:tcW w:type="dxa" w:w="3230"/>
+            <w:tcBorders>
+              <w:top w:val="single" w:sz="4" w:space="0" w:color="CBCBCB"/>
+              <w:left w:val="single" w:sz="4" w:space="0" w:color="CBCBCB"/>
+              <w:bottom w:val="single" w:sz="4" w:space="0" w:color="CBCBCB"/>
+              <w:right w:val="single" w:sz="4" w:space="0" w:color="CBCBCB"/>
+            </w:tcBorders>
+          </w:tcPr>
+          <w:p>
+            <w:r>
+              <w:rPr>
+                <w:sz w:val="20"/>
+              </w:rPr>
+              <w:t>Khác BUG-004 (subagent đang khởi tạo): Dispatcher lúc đầu chưa có turn nào là hợp lý, không cần báo</w:t>
             </w:r>
           </w:p>
         </w:tc>
